--- a/2026 files/SOPS/GENERAL/QA/QA GENERAL/2025 REVIEWED QA SOPS/BML.QDG.QA.083 QUALITY RISK MANAGEMENT/BML.QDG.QA.083 SOP for Quality Risk Management.docx
+++ b/2026 files/SOPS/GENERAL/QA/QA GENERAL/2025 REVIEWED QA SOPS/BML.QDG.QA.083 QUALITY RISK MANAGEMENT/BML.QDG.QA.083 SOP for Quality Risk Management.docx
@@ -1,6 +1,6 @@
 
 <file path=word/document.xml><?xml version="1.0" encoding="utf-8"?>
-<w:document xmlns:wpc="http://schemas.microsoft.com/office/word/2010/wordprocessingCanvas" xmlns:mc="http://schemas.openxmlformats.org/markup-compatibility/2006" xmlns:o="urn:schemas-microsoft-com:office:office" xmlns:r="http://schemas.openxmlformats.org/officeDocument/2006/relationships" xmlns:m="http://schemas.openxmlformats.org/officeDocument/2006/math" xmlns:v="urn:schemas-microsoft-com:vml" xmlns:wp14="http://schemas.microsoft.com/office/word/2010/wordprocessingDrawing" xmlns:wp="http://schemas.openxmlformats.org/drawingml/2006/wordprocessingDrawing" xmlns:w10="urn:schemas-microsoft-com:office:word" xmlns:w="http://schemas.openxmlformats.org/wordprocessingml/2006/main" xmlns:w14="http://schemas.microsoft.com/office/word/2010/wordml" xmlns:wpg="http://schemas.microsoft.com/office/word/2010/wordprocessingGroup" xmlns:wpi="http://schemas.microsoft.com/office/word/2010/wordprocessingInk" xmlns:wne="http://schemas.microsoft.com/office/word/2006/wordml" xmlns:wps="http://schemas.microsoft.com/office/word/2010/wordprocessingShape" mc:Ignorable="w14 wp14">
+<w:document xmlns:wpc="http://schemas.microsoft.com/office/word/2010/wordprocessingCanvas" xmlns:cx="http://schemas.microsoft.com/office/drawing/2014/chartex" xmlns:cx1="http://schemas.microsoft.com/office/drawing/2015/9/8/chartex" xmlns:cx2="http://schemas.microsoft.com/office/drawing/2015/10/21/chartex" xmlns:cx3="http://schemas.microsoft.com/office/drawing/2016/5/9/chartex" xmlns:cx4="http://schemas.microsoft.com/office/drawing/2016/5/10/chartex" xmlns:cx5="http://schemas.microsoft.com/office/drawing/2016/5/11/chartex" xmlns:cx6="http://schemas.microsoft.com/office/drawing/2016/5/12/chartex" xmlns:cx7="http://schemas.microsoft.com/office/drawing/2016/5/13/chartex" xmlns:cx8="http://schemas.microsoft.com/office/drawing/2016/5/14/chartex" xmlns:mc="http://schemas.openxmlformats.org/markup-compatibility/2006" xmlns:aink="http://schemas.microsoft.com/office/drawing/2016/ink" xmlns:am3d="http://schemas.microsoft.com/office/drawing/2017/model3d" xmlns:o="urn:schemas-microsoft-com:office:office" xmlns:oel="http://schemas.microsoft.com/office/2019/extlst" xmlns:r="http://schemas.openxmlformats.org/officeDocument/2006/relationships" xmlns:m="http://schemas.openxmlformats.org/officeDocument/2006/math" xmlns:v="urn:schemas-microsoft-com:vml" xmlns:wp14="http://schemas.microsoft.com/office/word/2010/wordprocessingDrawing" xmlns:wp="http://schemas.openxmlformats.org/drawingml/2006/wordprocessingDrawing" xmlns:w10="urn:schemas-microsoft-com:office:word" xmlns:w="http://schemas.openxmlformats.org/wordprocessingml/2006/main" xmlns:w14="http://schemas.microsoft.com/office/word/2010/wordml" xmlns:w15="http://schemas.microsoft.com/office/word/2012/wordml" xmlns:w16cex="http://schemas.microsoft.com/office/word/2018/wordml/cex" xmlns:w16cid="http://schemas.microsoft.com/office/word/2016/wordml/cid" xmlns:w16="http://schemas.microsoft.com/office/word/2018/wordml" xmlns:w16sdtdh="http://schemas.microsoft.com/office/word/2020/wordml/sdtdatahash" xmlns:w16se="http://schemas.microsoft.com/office/word/2015/wordml/symex" xmlns:wpg="http://schemas.microsoft.com/office/word/2010/wordprocessingGroup" xmlns:wpi="http://schemas.microsoft.com/office/word/2010/wordprocessingInk" xmlns:wne="http://schemas.microsoft.com/office/word/2006/wordml" xmlns:wps="http://schemas.microsoft.com/office/word/2010/wordprocessingShape" mc:Ignorable="w14 w15 w16se w16cid w16 w16cex w16sdtdh wp14">
   <w:body>
     <w:p>
       <w:pPr>
@@ -54,14 +54,12 @@
         </w:rPr>
         <w:t xml:space="preserve">This procedure is to lay down the steps for carry out Quality Risk </w:t>
       </w:r>
-      <w:proofErr w:type="gramStart"/>
       <w:r>
         <w:rPr>
           <w:rFonts w:asciiTheme="minorHAnsi" w:hAnsiTheme="minorHAnsi" w:cstheme="minorHAnsi"/>
         </w:rPr>
-        <w:t>Assessment ,</w:t>
-      </w:r>
-      <w:proofErr w:type="gramEnd"/>
+        <w:t>Assessment,</w:t>
+      </w:r>
       <w:r>
         <w:rPr>
           <w:rFonts w:asciiTheme="minorHAnsi" w:hAnsiTheme="minorHAnsi" w:cstheme="minorHAnsi"/>
@@ -2182,8 +2180,6 @@
         </w:rPr>
         <w:t>CQ – Corporate Quality</w:t>
       </w:r>
-      <w:bookmarkStart w:id="0" w:name="_GoBack"/>
-      <w:bookmarkEnd w:id="0"/>
     </w:p>
     <w:p>
       <w:pPr>
@@ -3005,20 +3001,6 @@
     </w:p>
     <w:p>
       <w:pPr>
-        <w:pStyle w:val="ListParagraph"/>
-        <w:ind w:left="1080"/>
-        <w:rPr>
-          <w:rFonts w:asciiTheme="minorHAnsi" w:hAnsiTheme="minorHAnsi"/>
-        </w:rPr>
-      </w:pPr>
-    </w:p>
-    <w:p>
-      <w:pPr>
-        <w:pStyle w:val="ListParagraph"/>
-        <w:numPr>
-          <w:ilvl w:val="1"/>
-          <w:numId w:val="4"/>
-        </w:numPr>
         <w:rPr>
           <w:rFonts w:asciiTheme="minorHAnsi" w:hAnsiTheme="minorHAnsi"/>
           <w:b/>
@@ -3085,21 +3067,7 @@
         <w:rPr>
           <w:rFonts w:asciiTheme="minorHAnsi" w:hAnsiTheme="minorHAnsi"/>
         </w:rPr>
-        <w:t xml:space="preserve">The risk assessment process involves three (3) fundamental </w:t>
-      </w:r>
-      <w:proofErr w:type="gramStart"/>
-      <w:r>
-        <w:rPr>
-          <w:rFonts w:asciiTheme="minorHAnsi" w:hAnsiTheme="minorHAnsi"/>
-        </w:rPr>
-        <w:t>question</w:t>
-      </w:r>
-      <w:proofErr w:type="gramEnd"/>
-      <w:r>
-        <w:rPr>
-          <w:rFonts w:asciiTheme="minorHAnsi" w:hAnsiTheme="minorHAnsi"/>
-        </w:rPr>
-        <w:t xml:space="preserve"> to assess risk which are;</w:t>
+        <w:t>The risk assessment process involves three (3) fundamental question to assess risk which are;</w:t>
       </w:r>
     </w:p>
     <w:p>
@@ -3218,6 +3186,1080 @@
     </w:p>
     <w:p>
       <w:pPr>
+        <w:rPr>
+          <w:rFonts w:asciiTheme="minorHAnsi" w:hAnsiTheme="minorHAnsi"/>
+          <w:b/>
+        </w:rPr>
+      </w:pPr>
+      <w:r>
+        <w:rPr>
+          <w:rFonts w:asciiTheme="minorHAnsi" w:hAnsiTheme="minorHAnsi"/>
+          <w:b/>
+        </w:rPr>
+        <w:t xml:space="preserve">Risk identification </w:t>
+      </w:r>
+    </w:p>
+    <w:p>
+      <w:pPr>
+        <w:pStyle w:val="ListParagraph"/>
+        <w:rPr>
+          <w:rFonts w:asciiTheme="minorHAnsi" w:hAnsiTheme="minorHAnsi"/>
+          <w:b/>
+        </w:rPr>
+      </w:pPr>
+      <w:r>
+        <w:rPr>
+          <w:rFonts w:asciiTheme="minorHAnsi" w:hAnsiTheme="minorHAnsi"/>
+        </w:rPr>
+        <w:t>The systematic use of information to identify the potential sources of hazards and possible consequences (impact/ effect) it shall be assessed on the basis of;</w:t>
+      </w:r>
+    </w:p>
+    <w:p>
+      <w:pPr>
+        <w:pStyle w:val="ListParagraph"/>
+        <w:numPr>
+          <w:ilvl w:val="0"/>
+          <w:numId w:val="9"/>
+        </w:numPr>
+        <w:rPr>
+          <w:rFonts w:asciiTheme="minorHAnsi" w:hAnsiTheme="minorHAnsi"/>
+        </w:rPr>
+      </w:pPr>
+      <w:r>
+        <w:rPr>
+          <w:rFonts w:asciiTheme="minorHAnsi" w:hAnsiTheme="minorHAnsi"/>
+        </w:rPr>
+        <w:t>historical data</w:t>
+      </w:r>
+    </w:p>
+    <w:p>
+      <w:pPr>
+        <w:pStyle w:val="ListParagraph"/>
+        <w:numPr>
+          <w:ilvl w:val="0"/>
+          <w:numId w:val="9"/>
+        </w:numPr>
+        <w:rPr>
+          <w:rFonts w:asciiTheme="minorHAnsi" w:hAnsiTheme="minorHAnsi"/>
+        </w:rPr>
+      </w:pPr>
+      <w:r>
+        <w:rPr>
+          <w:rFonts w:asciiTheme="minorHAnsi" w:hAnsiTheme="minorHAnsi"/>
+        </w:rPr>
+        <w:t>theoretical analysis</w:t>
+      </w:r>
+    </w:p>
+    <w:p>
+      <w:pPr>
+        <w:pStyle w:val="ListParagraph"/>
+        <w:numPr>
+          <w:ilvl w:val="0"/>
+          <w:numId w:val="9"/>
+        </w:numPr>
+        <w:rPr>
+          <w:rFonts w:asciiTheme="minorHAnsi" w:hAnsiTheme="minorHAnsi"/>
+        </w:rPr>
+      </w:pPr>
+      <w:r>
+        <w:rPr>
+          <w:rFonts w:asciiTheme="minorHAnsi" w:hAnsiTheme="minorHAnsi"/>
+        </w:rPr>
+        <w:t>informed question</w:t>
+      </w:r>
+    </w:p>
+    <w:p>
+      <w:pPr>
+        <w:pStyle w:val="ListParagraph"/>
+        <w:numPr>
+          <w:ilvl w:val="0"/>
+          <w:numId w:val="9"/>
+        </w:numPr>
+        <w:rPr>
+          <w:rFonts w:asciiTheme="minorHAnsi" w:hAnsiTheme="minorHAnsi"/>
+        </w:rPr>
+      </w:pPr>
+      <w:r>
+        <w:rPr>
+          <w:rFonts w:asciiTheme="minorHAnsi" w:hAnsiTheme="minorHAnsi"/>
+        </w:rPr>
+        <w:t>concerns of stakeholders</w:t>
+      </w:r>
+    </w:p>
+    <w:p>
+      <w:pPr>
+        <w:pStyle w:val="ListParagraph"/>
+        <w:numPr>
+          <w:ilvl w:val="0"/>
+          <w:numId w:val="9"/>
+        </w:numPr>
+        <w:rPr>
+          <w:rFonts w:asciiTheme="minorHAnsi" w:hAnsiTheme="minorHAnsi"/>
+        </w:rPr>
+      </w:pPr>
+      <w:r>
+        <w:rPr>
+          <w:rFonts w:asciiTheme="minorHAnsi" w:hAnsiTheme="minorHAnsi"/>
+        </w:rPr>
+        <w:t>Brain storming sessions etc.</w:t>
+      </w:r>
+    </w:p>
+    <w:p>
+      <w:pPr>
+        <w:pStyle w:val="ListParagraph"/>
+        <w:rPr>
+          <w:rFonts w:asciiTheme="minorHAnsi" w:hAnsiTheme="minorHAnsi"/>
+        </w:rPr>
+      </w:pPr>
+    </w:p>
+    <w:p>
+      <w:pPr>
+        <w:rPr>
+          <w:rFonts w:asciiTheme="minorHAnsi" w:hAnsiTheme="minorHAnsi"/>
+          <w:b/>
+        </w:rPr>
+      </w:pPr>
+    </w:p>
+    <w:p>
+      <w:pPr>
+        <w:rPr>
+          <w:rFonts w:asciiTheme="minorHAnsi" w:hAnsiTheme="minorHAnsi"/>
+          <w:b/>
+        </w:rPr>
+      </w:pPr>
+      <w:r>
+        <w:rPr>
+          <w:rFonts w:asciiTheme="minorHAnsi" w:hAnsiTheme="minorHAnsi"/>
+          <w:b/>
+        </w:rPr>
+        <w:lastRenderedPageBreak/>
+        <w:t>Risk Analysis</w:t>
+      </w:r>
+    </w:p>
+    <w:p>
+      <w:pPr>
+        <w:pStyle w:val="ListParagraph"/>
+        <w:rPr>
+          <w:rFonts w:asciiTheme="minorHAnsi" w:hAnsiTheme="minorHAnsi"/>
+        </w:rPr>
+      </w:pPr>
+      <w:r>
+        <w:rPr>
+          <w:rFonts w:asciiTheme="minorHAnsi" w:hAnsiTheme="minorHAnsi"/>
+        </w:rPr>
+        <w:t xml:space="preserve">Risk Analysis is the estimation of the risk associated with the identified hazards. A qualitative or quantitative process of linking the </w:t>
+      </w:r>
+      <w:proofErr w:type="spellStart"/>
+      <w:r>
+        <w:rPr>
+          <w:rFonts w:asciiTheme="minorHAnsi" w:hAnsiTheme="minorHAnsi"/>
+        </w:rPr>
+        <w:t>likehood</w:t>
+      </w:r>
+      <w:proofErr w:type="spellEnd"/>
+      <w:r>
+        <w:rPr>
+          <w:rFonts w:asciiTheme="minorHAnsi" w:hAnsiTheme="minorHAnsi"/>
+        </w:rPr>
+        <w:t xml:space="preserve"> and verity of harm by assessing the design/ measures having control over their occurrence and detection.</w:t>
+      </w:r>
+    </w:p>
+    <w:p>
+      <w:pPr>
+        <w:pStyle w:val="ListParagraph"/>
+        <w:rPr>
+          <w:rFonts w:asciiTheme="minorHAnsi" w:hAnsiTheme="minorHAnsi"/>
+        </w:rPr>
+      </w:pPr>
+    </w:p>
+    <w:p>
+      <w:pPr>
+        <w:rPr>
+          <w:rFonts w:asciiTheme="minorHAnsi" w:hAnsiTheme="minorHAnsi"/>
+          <w:b/>
+        </w:rPr>
+      </w:pPr>
+      <w:r>
+        <w:rPr>
+          <w:rFonts w:asciiTheme="minorHAnsi" w:hAnsiTheme="minorHAnsi"/>
+          <w:b/>
+        </w:rPr>
+        <w:t>Risk Evaluation</w:t>
+      </w:r>
+    </w:p>
+    <w:p>
+      <w:pPr>
+        <w:pStyle w:val="ListParagraph"/>
+        <w:numPr>
+          <w:ilvl w:val="0"/>
+          <w:numId w:val="2"/>
+        </w:numPr>
+        <w:rPr>
+          <w:rFonts w:asciiTheme="minorHAnsi" w:hAnsiTheme="minorHAnsi"/>
+        </w:rPr>
+      </w:pPr>
+      <w:r>
+        <w:rPr>
+          <w:rFonts w:asciiTheme="minorHAnsi" w:hAnsiTheme="minorHAnsi"/>
+        </w:rPr>
+        <w:t>Compare the identified and analyzed risk against given risk criteria. Based on the outcome of the risk assessment, the identified risk shall be analyzed/ evaluated for severity and probability of occurrence.</w:t>
+      </w:r>
+    </w:p>
+    <w:p>
+      <w:pPr>
+        <w:pStyle w:val="ListParagraph"/>
+        <w:numPr>
+          <w:ilvl w:val="0"/>
+          <w:numId w:val="2"/>
+        </w:numPr>
+        <w:rPr>
+          <w:rFonts w:asciiTheme="minorHAnsi" w:hAnsiTheme="minorHAnsi"/>
+        </w:rPr>
+      </w:pPr>
+      <w:r>
+        <w:rPr>
+          <w:rFonts w:asciiTheme="minorHAnsi" w:hAnsiTheme="minorHAnsi"/>
+        </w:rPr>
+        <w:t>Consider the strength of evidence for all the three fundamental questions before considering evaluation and ranking the risk.</w:t>
+      </w:r>
+    </w:p>
+    <w:p>
+      <w:pPr>
+        <w:pStyle w:val="ListParagraph"/>
+        <w:numPr>
+          <w:ilvl w:val="0"/>
+          <w:numId w:val="2"/>
+        </w:numPr>
+        <w:rPr>
+          <w:rFonts w:asciiTheme="minorHAnsi" w:hAnsiTheme="minorHAnsi"/>
+        </w:rPr>
+      </w:pPr>
+      <w:r>
+        <w:rPr>
+          <w:rFonts w:asciiTheme="minorHAnsi" w:hAnsiTheme="minorHAnsi"/>
+        </w:rPr>
+        <w:t>During risk analysis and evaluation, input material characteristics, control and process understanding, output characteristics and control, factors influencing the product quality shall be kept in mind.</w:t>
+      </w:r>
+    </w:p>
+    <w:p>
+      <w:pPr>
+        <w:pStyle w:val="ListParagraph"/>
+        <w:numPr>
+          <w:ilvl w:val="0"/>
+          <w:numId w:val="2"/>
+        </w:numPr>
+        <w:rPr>
+          <w:rFonts w:asciiTheme="minorHAnsi" w:hAnsiTheme="minorHAnsi"/>
+        </w:rPr>
+      </w:pPr>
+      <w:r>
+        <w:rPr>
+          <w:rFonts w:asciiTheme="minorHAnsi" w:hAnsiTheme="minorHAnsi"/>
+        </w:rPr>
+        <w:t>Risk shall be assessed and documented as per format</w:t>
+      </w:r>
+    </w:p>
+    <w:p>
+      <w:pPr>
+        <w:pStyle w:val="ListParagraph"/>
+        <w:numPr>
+          <w:ilvl w:val="0"/>
+          <w:numId w:val="2"/>
+        </w:numPr>
+        <w:rPr>
+          <w:rFonts w:asciiTheme="minorHAnsi" w:hAnsiTheme="minorHAnsi"/>
+        </w:rPr>
+      </w:pPr>
+      <w:r>
+        <w:rPr>
+          <w:rFonts w:asciiTheme="minorHAnsi" w:hAnsiTheme="minorHAnsi"/>
+        </w:rPr>
+        <w:t>When risk is evaluated, a numerical probability shall be used, to add when qualitative probability to be used can.</w:t>
+      </w:r>
+    </w:p>
+    <w:p>
+      <w:pPr>
+        <w:pStyle w:val="ListParagraph"/>
+        <w:numPr>
+          <w:ilvl w:val="0"/>
+          <w:numId w:val="2"/>
+        </w:numPr>
+        <w:rPr>
+          <w:rFonts w:asciiTheme="minorHAnsi" w:hAnsiTheme="minorHAnsi"/>
+        </w:rPr>
+      </w:pPr>
+      <w:r>
+        <w:rPr>
+          <w:rFonts w:asciiTheme="minorHAnsi" w:hAnsiTheme="minorHAnsi"/>
+        </w:rPr>
+        <w:t>Calculate the risk priority number at the multiplication of the risk numbers as per given formula</w:t>
+      </w:r>
+      <w:r>
+        <w:rPr>
+          <w:rFonts w:asciiTheme="minorHAnsi" w:hAnsiTheme="minorHAnsi"/>
+        </w:rPr>
+        <w:t>.</w:t>
+      </w:r>
+    </w:p>
+    <w:p>
+      <w:pPr>
+        <w:pStyle w:val="ListParagraph"/>
+        <w:rPr>
+          <w:rFonts w:asciiTheme="minorHAnsi" w:hAnsiTheme="minorHAnsi"/>
+        </w:rPr>
+      </w:pPr>
+    </w:p>
+    <w:p>
+      <w:pPr>
+        <w:rPr>
+          <w:rFonts w:asciiTheme="minorHAnsi" w:hAnsiTheme="minorHAnsi"/>
+          <w:b/>
+        </w:rPr>
+      </w:pPr>
+      <w:r>
+        <w:rPr>
+          <w:rFonts w:asciiTheme="minorHAnsi" w:hAnsiTheme="minorHAnsi"/>
+          <w:b/>
+        </w:rPr>
+        <w:t>Risk Priority numbers = (Severity/Consequences) x (probability of occurrence) x (chances of detection)</w:t>
+      </w:r>
+    </w:p>
+    <w:p>
+      <w:pPr>
+        <w:pStyle w:val="ListParagraph"/>
+        <w:rPr>
+          <w:rFonts w:asciiTheme="minorHAnsi" w:hAnsiTheme="minorHAnsi"/>
+          <w:b/>
+        </w:rPr>
+      </w:pPr>
+      <w:r>
+        <w:rPr>
+          <w:rFonts w:asciiTheme="minorHAnsi" w:hAnsiTheme="minorHAnsi"/>
+          <w:b/>
+        </w:rPr>
+        <w:t xml:space="preserve">PROACTIVE AND REACTIVE USES OF QRM </w:t>
+      </w:r>
+    </w:p>
+    <w:p>
+      <w:pPr>
+        <w:pStyle w:val="ListParagraph"/>
+        <w:rPr>
+          <w:rFonts w:asciiTheme="minorHAnsi" w:hAnsiTheme="minorHAnsi"/>
+        </w:rPr>
+      </w:pPr>
+      <w:r>
+        <w:rPr>
+          <w:rFonts w:asciiTheme="minorHAnsi" w:hAnsiTheme="minorHAnsi"/>
+        </w:rPr>
+        <w:t>•</w:t>
+      </w:r>
+      <w:r>
+        <w:rPr>
+          <w:rFonts w:asciiTheme="minorHAnsi" w:hAnsiTheme="minorHAnsi"/>
+          <w:b/>
+        </w:rPr>
+        <w:t xml:space="preserve"> REACTIVE</w:t>
+      </w:r>
+      <w:r>
+        <w:rPr>
+          <w:rFonts w:asciiTheme="minorHAnsi" w:hAnsiTheme="minorHAnsi"/>
+        </w:rPr>
+        <w:t xml:space="preserve">- QRM can be used as a reactive tool to assess potential quality issues that have already occurred e.g. • Assessment of post marketing issues such as product complaints, Stability issues. Assessment of manufacturing issues such as Potential contamination issue, incorrect label </w:t>
+      </w:r>
+    </w:p>
+    <w:p>
+      <w:pPr>
+        <w:pStyle w:val="ListParagraph"/>
+        <w:rPr>
+          <w:rFonts w:asciiTheme="minorHAnsi" w:hAnsiTheme="minorHAnsi"/>
+        </w:rPr>
+      </w:pPr>
+      <w:r>
+        <w:rPr>
+          <w:rFonts w:asciiTheme="minorHAnsi" w:hAnsiTheme="minorHAnsi"/>
+          <w:b/>
+        </w:rPr>
+        <w:t>PROACTIVE:</w:t>
+      </w:r>
+      <w:r>
+        <w:rPr>
+          <w:rFonts w:asciiTheme="minorHAnsi" w:hAnsiTheme="minorHAnsi"/>
+        </w:rPr>
+        <w:t xml:space="preserve"> • Assessment of proposed changes such as Line speed change , addition of another shift, Assessment of new operations such as New tablet press ,additional automated inspection system </w:t>
+      </w:r>
+    </w:p>
+    <w:p>
+      <w:pPr>
+        <w:pStyle w:val="ListParagraph"/>
+        <w:rPr>
+          <w:rFonts w:asciiTheme="minorHAnsi" w:hAnsiTheme="minorHAnsi"/>
+        </w:rPr>
+      </w:pPr>
+      <w:r>
+        <w:rPr>
+          <w:rFonts w:asciiTheme="minorHAnsi" w:hAnsiTheme="minorHAnsi"/>
+        </w:rPr>
+        <w:t xml:space="preserve">Assessment of adverse trends such as Water results, Environmental results, extend to other batches or products </w:t>
+      </w:r>
+    </w:p>
+    <w:p>
+      <w:pPr>
+        <w:pStyle w:val="ListParagraph"/>
+        <w:rPr>
+          <w:rFonts w:asciiTheme="minorHAnsi" w:hAnsiTheme="minorHAnsi"/>
+        </w:rPr>
+      </w:pPr>
+      <w:r>
+        <w:rPr>
+          <w:rFonts w:asciiTheme="minorHAnsi" w:hAnsiTheme="minorHAnsi"/>
+        </w:rPr>
+        <w:t>Assessment of regulatory actions of experience of others on operation such as tool for continuous improvement.</w:t>
+      </w:r>
+    </w:p>
+    <w:p>
+      <w:pPr>
+        <w:pStyle w:val="ListParagraph"/>
+        <w:rPr>
+          <w:rFonts w:asciiTheme="minorHAnsi" w:hAnsiTheme="minorHAnsi"/>
+          <w:b/>
+        </w:rPr>
+      </w:pPr>
+      <w:r>
+        <w:rPr>
+          <w:rFonts w:asciiTheme="minorHAnsi" w:hAnsiTheme="minorHAnsi"/>
+          <w:b/>
+        </w:rPr>
+        <w:t>Risk Control</w:t>
+      </w:r>
+    </w:p>
+    <w:p>
+      <w:pPr>
+        <w:pStyle w:val="ListParagraph"/>
+        <w:numPr>
+          <w:ilvl w:val="0"/>
+          <w:numId w:val="2"/>
+        </w:numPr>
+        <w:rPr>
+          <w:rFonts w:asciiTheme="minorHAnsi" w:hAnsiTheme="minorHAnsi"/>
+        </w:rPr>
+      </w:pPr>
+      <w:r>
+        <w:rPr>
+          <w:rFonts w:asciiTheme="minorHAnsi" w:hAnsiTheme="minorHAnsi"/>
+        </w:rPr>
+        <w:t>The purpose of risk control is to reduce the risk to an acceptable level. The amount of effort used for risk control should be proportional to the significance of the risk.</w:t>
+      </w:r>
+    </w:p>
+    <w:p>
+      <w:pPr>
+        <w:pStyle w:val="ListParagraph"/>
+        <w:numPr>
+          <w:ilvl w:val="0"/>
+          <w:numId w:val="10"/>
+        </w:numPr>
+        <w:rPr>
+          <w:rFonts w:asciiTheme="minorHAnsi" w:hAnsiTheme="minorHAnsi"/>
+        </w:rPr>
+      </w:pPr>
+      <w:r>
+        <w:rPr>
+          <w:rFonts w:asciiTheme="minorHAnsi" w:hAnsiTheme="minorHAnsi"/>
+        </w:rPr>
+        <w:t>Risk reduction</w:t>
+      </w:r>
+    </w:p>
+    <w:p>
+      <w:pPr>
+        <w:pStyle w:val="ListParagraph"/>
+        <w:numPr>
+          <w:ilvl w:val="0"/>
+          <w:numId w:val="10"/>
+        </w:numPr>
+        <w:rPr>
+          <w:rFonts w:asciiTheme="minorHAnsi" w:hAnsiTheme="minorHAnsi"/>
+        </w:rPr>
+      </w:pPr>
+      <w:r>
+        <w:rPr>
+          <w:rFonts w:asciiTheme="minorHAnsi" w:hAnsiTheme="minorHAnsi"/>
+        </w:rPr>
+        <w:lastRenderedPageBreak/>
+        <w:t>Risk acceptance</w:t>
+      </w:r>
+    </w:p>
+    <w:p>
+      <w:pPr>
+        <w:pStyle w:val="ListParagraph"/>
+        <w:rPr>
+          <w:rFonts w:asciiTheme="minorHAnsi" w:hAnsiTheme="minorHAnsi"/>
+        </w:rPr>
+      </w:pPr>
+      <w:r>
+        <w:rPr>
+          <w:rFonts w:asciiTheme="minorHAnsi" w:hAnsiTheme="minorHAnsi"/>
+        </w:rPr>
+        <w:t xml:space="preserve">Risk reduction focuses on processes for mitigation or avoidance of quality risk when it exceeds a specified (acceptable) level. Risk reduction process focuses to; </w:t>
+      </w:r>
+    </w:p>
+    <w:p>
+      <w:pPr>
+        <w:pStyle w:val="ListParagraph"/>
+        <w:numPr>
+          <w:ilvl w:val="0"/>
+          <w:numId w:val="2"/>
+        </w:numPr>
+        <w:rPr>
+          <w:rFonts w:asciiTheme="minorHAnsi" w:hAnsiTheme="minorHAnsi"/>
+        </w:rPr>
+      </w:pPr>
+      <w:r>
+        <w:rPr>
+          <w:rFonts w:asciiTheme="minorHAnsi" w:hAnsiTheme="minorHAnsi"/>
+        </w:rPr>
+        <w:t>Mitigate the probability of harm</w:t>
+      </w:r>
+    </w:p>
+    <w:p>
+      <w:pPr>
+        <w:pStyle w:val="ListParagraph"/>
+        <w:numPr>
+          <w:ilvl w:val="0"/>
+          <w:numId w:val="2"/>
+        </w:numPr>
+        <w:rPr>
+          <w:rFonts w:asciiTheme="minorHAnsi" w:hAnsiTheme="minorHAnsi"/>
+        </w:rPr>
+      </w:pPr>
+      <w:r>
+        <w:rPr>
+          <w:rFonts w:asciiTheme="minorHAnsi" w:hAnsiTheme="minorHAnsi"/>
+        </w:rPr>
+        <w:t>Improve delectability of hazard and risks</w:t>
+      </w:r>
+    </w:p>
+    <w:p>
+      <w:pPr>
+        <w:pStyle w:val="ListParagraph"/>
+        <w:numPr>
+          <w:ilvl w:val="0"/>
+          <w:numId w:val="2"/>
+        </w:numPr>
+        <w:rPr>
+          <w:rFonts w:asciiTheme="minorHAnsi" w:hAnsiTheme="minorHAnsi"/>
+        </w:rPr>
+      </w:pPr>
+      <w:r>
+        <w:rPr>
+          <w:rFonts w:asciiTheme="minorHAnsi" w:hAnsiTheme="minorHAnsi"/>
+        </w:rPr>
+        <w:t>Take care not to introduce new risks</w:t>
+      </w:r>
+    </w:p>
+    <w:p>
+      <w:pPr>
+        <w:pStyle w:val="ListParagraph"/>
+        <w:numPr>
+          <w:ilvl w:val="0"/>
+          <w:numId w:val="2"/>
+        </w:numPr>
+        <w:rPr>
+          <w:rFonts w:asciiTheme="minorHAnsi" w:hAnsiTheme="minorHAnsi"/>
+        </w:rPr>
+      </w:pPr>
+      <w:r>
+        <w:rPr>
+          <w:rFonts w:asciiTheme="minorHAnsi" w:hAnsiTheme="minorHAnsi"/>
+        </w:rPr>
+        <w:t>Revisit the risk assessment process for new risks or increased significance of existing risks</w:t>
+      </w:r>
+    </w:p>
+    <w:p>
+      <w:pPr>
+        <w:rPr>
+          <w:rFonts w:asciiTheme="minorHAnsi" w:hAnsiTheme="minorHAnsi"/>
+          <w:b/>
+        </w:rPr>
+      </w:pPr>
+      <w:r>
+        <w:rPr>
+          <w:rFonts w:asciiTheme="minorHAnsi" w:hAnsiTheme="minorHAnsi"/>
+          <w:b/>
+        </w:rPr>
+        <w:t>Risk acceptance</w:t>
+      </w:r>
+    </w:p>
+    <w:p>
+      <w:pPr>
+        <w:pStyle w:val="ListParagraph"/>
+        <w:rPr>
+          <w:rFonts w:asciiTheme="minorHAnsi" w:hAnsiTheme="minorHAnsi"/>
+        </w:rPr>
+      </w:pPr>
+      <w:r>
+        <w:rPr>
+          <w:rFonts w:asciiTheme="minorHAnsi" w:hAnsiTheme="minorHAnsi"/>
+        </w:rPr>
+        <w:t>In all cases, elimination of risk might not be possible. This is a decision to accept risk. For such cases risk may be accepted and consideration for the acceptance of risk shall be based upon significance of the risk on the product and scientific judgment. This shall be decided by person(s) with the competence and authority to make appropriate and timely decisions</w:t>
+      </w:r>
+    </w:p>
+    <w:p>
+      <w:pPr>
+        <w:pStyle w:val="ListParagraph"/>
+        <w:rPr>
+          <w:rFonts w:asciiTheme="minorHAnsi" w:hAnsiTheme="minorHAnsi"/>
+        </w:rPr>
+      </w:pPr>
+      <w:r>
+        <w:rPr>
+          <w:rFonts w:asciiTheme="minorHAnsi" w:hAnsiTheme="minorHAnsi"/>
+        </w:rPr>
+        <w:t>This specified (acceptable) level will depend on many parameters and should be decided on a case-by -case basis.</w:t>
+      </w:r>
+    </w:p>
+    <w:p>
+      <w:pPr>
+        <w:pStyle w:val="ListParagraph"/>
+        <w:numPr>
+          <w:ilvl w:val="0"/>
+          <w:numId w:val="11"/>
+        </w:numPr>
+        <w:rPr>
+          <w:rFonts w:asciiTheme="minorHAnsi" w:hAnsiTheme="minorHAnsi"/>
+        </w:rPr>
+      </w:pPr>
+      <w:r>
+        <w:rPr>
+          <w:rFonts w:asciiTheme="minorHAnsi" w:hAnsiTheme="minorHAnsi"/>
+        </w:rPr>
+        <w:t>Based on the process criticality and requirement, an acceptable risk priority number shall be fixed to prioritize the risk control measures.</w:t>
+      </w:r>
+    </w:p>
+    <w:p>
+      <w:pPr>
+        <w:pStyle w:val="ListParagraph"/>
+        <w:numPr>
+          <w:ilvl w:val="0"/>
+          <w:numId w:val="11"/>
+        </w:numPr>
+        <w:rPr>
+          <w:rFonts w:asciiTheme="minorHAnsi" w:hAnsiTheme="minorHAnsi"/>
+        </w:rPr>
+      </w:pPr>
+      <w:r>
+        <w:rPr>
+          <w:rFonts w:asciiTheme="minorHAnsi" w:hAnsiTheme="minorHAnsi"/>
+        </w:rPr>
+        <w:t>After completion of the above steps, if mitigation plan required, the action to be taken, target date and the responsible person shall be identified by the user department along with the QRM team and documented as per format.</w:t>
+      </w:r>
+    </w:p>
+    <w:p>
+      <w:pPr>
+        <w:pStyle w:val="ListParagraph"/>
+        <w:numPr>
+          <w:ilvl w:val="0"/>
+          <w:numId w:val="11"/>
+        </w:numPr>
+        <w:rPr>
+          <w:rFonts w:asciiTheme="minorHAnsi" w:hAnsiTheme="minorHAnsi"/>
+        </w:rPr>
+      </w:pPr>
+      <w:r>
+        <w:rPr>
+          <w:rFonts w:asciiTheme="minorHAnsi" w:hAnsiTheme="minorHAnsi"/>
+        </w:rPr>
+        <w:t>At any stage inadequacy of the risk control indicates, risk assessment shall be repeated with available new knowledge.</w:t>
+      </w:r>
+    </w:p>
+    <w:p>
+      <w:pPr>
+        <w:rPr>
+          <w:rFonts w:asciiTheme="minorHAnsi" w:hAnsiTheme="minorHAnsi"/>
+          <w:b/>
+        </w:rPr>
+      </w:pPr>
+      <w:r>
+        <w:rPr>
+          <w:rFonts w:asciiTheme="minorHAnsi" w:hAnsiTheme="minorHAnsi"/>
+          <w:b/>
+        </w:rPr>
+        <w:t>Risk communication</w:t>
+      </w:r>
+    </w:p>
+    <w:p>
+      <w:pPr>
+        <w:pStyle w:val="ListParagraph"/>
+        <w:rPr>
+          <w:rFonts w:asciiTheme="minorHAnsi" w:hAnsiTheme="minorHAnsi"/>
+        </w:rPr>
+      </w:pPr>
+      <w:r>
+        <w:rPr>
+          <w:rFonts w:asciiTheme="minorHAnsi" w:hAnsiTheme="minorHAnsi"/>
+        </w:rPr>
+        <w:t>This aspect of Quality Risk Management Process is the sharing of information about risk and risk management between the entire department HODs and third parties/ regulatory authorities. QA can communicate at any stage of the risk management process. The output / result of the quality risk management process should be appropriately communicated and documented to all concerned department and third parties/ regulatory authorities</w:t>
+      </w:r>
+    </w:p>
+    <w:p>
+      <w:pPr>
+        <w:pStyle w:val="ListParagraph"/>
+        <w:rPr>
+          <w:rFonts w:asciiTheme="minorHAnsi" w:hAnsiTheme="minorHAnsi"/>
+        </w:rPr>
+      </w:pPr>
+      <w:r>
+        <w:rPr>
+          <w:rFonts w:asciiTheme="minorHAnsi" w:hAnsiTheme="minorHAnsi"/>
+        </w:rPr>
+        <w:t xml:space="preserve">The included information might relate to the existence, nature, form, probability, severity, acceptability, control, treatment, detectability or other aspects of risks to quality. </w:t>
+      </w:r>
+    </w:p>
+    <w:p>
+      <w:pPr>
+        <w:rPr>
+          <w:rFonts w:asciiTheme="minorHAnsi" w:hAnsiTheme="minorHAnsi"/>
+          <w:b/>
+        </w:rPr>
+      </w:pPr>
+      <w:r>
+        <w:rPr>
+          <w:rFonts w:asciiTheme="minorHAnsi" w:hAnsiTheme="minorHAnsi"/>
+          <w:b/>
+        </w:rPr>
+        <w:t>Risk Review</w:t>
+      </w:r>
+    </w:p>
+    <w:p>
+      <w:pPr>
+        <w:pStyle w:val="ListParagraph"/>
+        <w:rPr>
+          <w:rFonts w:asciiTheme="minorHAnsi" w:hAnsiTheme="minorHAnsi"/>
+        </w:rPr>
+      </w:pPr>
+      <w:r>
+        <w:rPr>
+          <w:rFonts w:asciiTheme="minorHAnsi" w:hAnsiTheme="minorHAnsi"/>
+        </w:rPr>
+        <w:t>Risk management should be an ongoing part of the quality management process. Mechanism to review or monitor events should be implemented.</w:t>
+      </w:r>
+    </w:p>
+    <w:p>
+      <w:pPr>
+        <w:pStyle w:val="ListParagraph"/>
+        <w:rPr>
+          <w:rFonts w:asciiTheme="minorHAnsi" w:hAnsiTheme="minorHAnsi"/>
+        </w:rPr>
+      </w:pPr>
+      <w:r>
+        <w:rPr>
+          <w:rFonts w:asciiTheme="minorHAnsi" w:hAnsiTheme="minorHAnsi"/>
+        </w:rPr>
+        <w:lastRenderedPageBreak/>
+        <w:t>The output/results of the risk management process should be reviewed to take into account new knowledge and experience. Once a quality risk management has been initiated, that process should continue to be utilized for events that might impact the original quality risk management decision, whether the events are planned (</w:t>
+      </w:r>
+      <w:proofErr w:type="spellStart"/>
+      <w:r>
+        <w:rPr>
+          <w:rFonts w:asciiTheme="minorHAnsi" w:hAnsiTheme="minorHAnsi"/>
+        </w:rPr>
+        <w:t>e.g</w:t>
+      </w:r>
+      <w:proofErr w:type="spellEnd"/>
+      <w:r>
+        <w:rPr>
+          <w:rFonts w:asciiTheme="minorHAnsi" w:hAnsiTheme="minorHAnsi"/>
+        </w:rPr>
+        <w:t xml:space="preserve"> results of product review, inspection , audits, change control) or unplanned ( e.g., root cause from failure investigations, recall). The frequency of any review should be based upon the level of risk. Risk review might include reconsideration of risk acceptance decisions.</w:t>
+      </w:r>
+    </w:p>
+    <w:p>
+      <w:pPr>
+        <w:rPr>
+          <w:rFonts w:asciiTheme="minorHAnsi" w:hAnsiTheme="minorHAnsi"/>
+          <w:b/>
+        </w:rPr>
+      </w:pPr>
+      <w:r>
+        <w:rPr>
+          <w:rFonts w:asciiTheme="minorHAnsi" w:hAnsiTheme="minorHAnsi"/>
+          <w:b/>
+        </w:rPr>
+        <w:t xml:space="preserve">Risk summary and conclusion </w:t>
+      </w:r>
+    </w:p>
+    <w:p>
+      <w:pPr>
+        <w:pStyle w:val="ListParagraph"/>
+        <w:rPr>
+          <w:rFonts w:asciiTheme="minorHAnsi" w:hAnsiTheme="minorHAnsi"/>
+        </w:rPr>
+      </w:pPr>
+      <w:r>
+        <w:rPr>
+          <w:rFonts w:asciiTheme="minorHAnsi" w:hAnsiTheme="minorHAnsi"/>
+        </w:rPr>
+        <w:t>During the risk summary/conclusion, the risk reduction measures/ actions taken to mitigate the severity and probability of hazard shall be reviewed. If in case of risk reductions for one observation mitigate, then it should also be checked by QA head that another risk shall or shall not be generate or change the ranking of the risk from moderate to high.</w:t>
+      </w:r>
+    </w:p>
+    <w:p>
+      <w:pPr>
+        <w:pStyle w:val="ListParagraph"/>
+        <w:rPr>
+          <w:rFonts w:asciiTheme="minorHAnsi" w:hAnsiTheme="minorHAnsi"/>
+        </w:rPr>
+      </w:pPr>
+      <w:r>
+        <w:rPr>
+          <w:rFonts w:asciiTheme="minorHAnsi" w:hAnsiTheme="minorHAnsi"/>
+        </w:rPr>
+        <w:t>One all agreed mitigation measures/ actions are completed, the same shall be checked by the QA</w:t>
+      </w:r>
+      <w:r>
+        <w:rPr>
+          <w:rFonts w:asciiTheme="minorHAnsi" w:hAnsiTheme="minorHAnsi"/>
+        </w:rPr>
+        <w:t>.</w:t>
+      </w:r>
+    </w:p>
+    <w:p>
+      <w:pPr>
+        <w:rPr>
+          <w:rFonts w:asciiTheme="minorHAnsi" w:hAnsiTheme="minorHAnsi"/>
+          <w:b/>
+        </w:rPr>
+      </w:pPr>
+      <w:r>
+        <w:rPr>
+          <w:rFonts w:asciiTheme="minorHAnsi" w:hAnsiTheme="minorHAnsi"/>
+          <w:b/>
+        </w:rPr>
+        <w:t>Review Period</w:t>
+      </w:r>
+    </w:p>
+    <w:p>
+      <w:pPr>
+        <w:pStyle w:val="ListParagraph"/>
+        <w:numPr>
+          <w:ilvl w:val="0"/>
+          <w:numId w:val="12"/>
+        </w:numPr>
+        <w:rPr>
+          <w:rFonts w:asciiTheme="minorHAnsi" w:hAnsiTheme="minorHAnsi"/>
+        </w:rPr>
+      </w:pPr>
+      <w:r>
+        <w:rPr>
+          <w:rFonts w:asciiTheme="minorHAnsi" w:hAnsiTheme="minorHAnsi"/>
+        </w:rPr>
+        <w:t>Risk assessment shall be verified for its adequacy whenever there is a change in the area related to that activity.</w:t>
+      </w:r>
+    </w:p>
+    <w:p>
+      <w:pPr>
+        <w:pStyle w:val="ListParagraph"/>
+        <w:numPr>
+          <w:ilvl w:val="0"/>
+          <w:numId w:val="12"/>
+        </w:numPr>
+        <w:rPr>
+          <w:rFonts w:asciiTheme="minorHAnsi" w:hAnsiTheme="minorHAnsi"/>
+        </w:rPr>
+      </w:pPr>
+      <w:r>
+        <w:rPr>
+          <w:rFonts w:asciiTheme="minorHAnsi" w:hAnsiTheme="minorHAnsi"/>
+        </w:rPr>
+        <w:t>Risk assessment and mitigation plans shall be reviewed for adequacy once every year as a part of continual improvement</w:t>
+      </w:r>
+    </w:p>
+    <w:p>
+      <w:pPr>
+        <w:rPr>
+          <w:rFonts w:asciiTheme="minorHAnsi" w:hAnsiTheme="minorHAnsi"/>
+          <w:b/>
+        </w:rPr>
+      </w:pPr>
+      <w:r>
+        <w:rPr>
+          <w:rFonts w:asciiTheme="minorHAnsi" w:hAnsiTheme="minorHAnsi"/>
+          <w:b/>
+        </w:rPr>
+        <w:t>Risk Management Methods and Tools</w:t>
+      </w:r>
+    </w:p>
+    <w:p>
+      <w:pPr>
+        <w:pStyle w:val="ListParagraph"/>
+        <w:rPr>
+          <w:rFonts w:asciiTheme="minorHAnsi" w:hAnsiTheme="minorHAnsi"/>
+        </w:rPr>
+      </w:pPr>
+      <w:r>
+        <w:rPr>
+          <w:rFonts w:asciiTheme="minorHAnsi" w:hAnsiTheme="minorHAnsi"/>
+        </w:rPr>
+        <w:t>Quality Risk Management supports a scientific and practical approach to decision making. It provides documented, transparent and reproducible methods to accomplish steps of the quality risk management process based on current knowledge about assessing the probability, severity and sometimes detectability of the risk</w:t>
+      </w:r>
+    </w:p>
+    <w:p>
+      <w:pPr>
+        <w:pStyle w:val="ListParagraph"/>
+        <w:rPr>
+          <w:rFonts w:asciiTheme="minorHAnsi" w:hAnsiTheme="minorHAnsi"/>
+        </w:rPr>
+      </w:pPr>
+      <w:r>
+        <w:rPr>
+          <w:rFonts w:asciiTheme="minorHAnsi" w:hAnsiTheme="minorHAnsi"/>
+        </w:rPr>
+        <w:t>The following other appropriate tools may be used but not limited to;</w:t>
+      </w:r>
+    </w:p>
+    <w:p>
+      <w:pPr>
+        <w:pStyle w:val="ListParagraph"/>
+        <w:numPr>
+          <w:ilvl w:val="0"/>
+          <w:numId w:val="13"/>
+        </w:numPr>
+        <w:rPr>
+          <w:rFonts w:asciiTheme="minorHAnsi" w:hAnsiTheme="minorHAnsi"/>
+        </w:rPr>
+      </w:pPr>
+      <w:r>
+        <w:rPr>
+          <w:rFonts w:asciiTheme="minorHAnsi" w:hAnsiTheme="minorHAnsi"/>
+        </w:rPr>
+        <w:t>Basic risk Management facilitation methods (flowcharts, check sheets etc.)</w:t>
+      </w:r>
+    </w:p>
+    <w:p>
+      <w:pPr>
+        <w:pStyle w:val="ListParagraph"/>
+        <w:numPr>
+          <w:ilvl w:val="0"/>
+          <w:numId w:val="13"/>
+        </w:numPr>
+        <w:rPr>
+          <w:rFonts w:asciiTheme="minorHAnsi" w:hAnsiTheme="minorHAnsi"/>
+        </w:rPr>
+      </w:pPr>
+      <w:r>
+        <w:rPr>
+          <w:rFonts w:asciiTheme="minorHAnsi" w:hAnsiTheme="minorHAnsi"/>
+        </w:rPr>
+        <w:t>Failure Mode effects analysis ( FMEA)</w:t>
+      </w:r>
+    </w:p>
+    <w:p>
+      <w:pPr>
+        <w:pStyle w:val="ListParagraph"/>
+        <w:numPr>
+          <w:ilvl w:val="0"/>
+          <w:numId w:val="13"/>
+        </w:numPr>
+        <w:rPr>
+          <w:rFonts w:asciiTheme="minorHAnsi" w:hAnsiTheme="minorHAnsi"/>
+        </w:rPr>
+      </w:pPr>
+      <w:r>
+        <w:rPr>
+          <w:rFonts w:asciiTheme="minorHAnsi" w:hAnsiTheme="minorHAnsi"/>
+        </w:rPr>
+        <w:t>Failure mode effect and criticality analysis ( FMECA)</w:t>
+      </w:r>
+    </w:p>
+    <w:p>
+      <w:pPr>
+        <w:pStyle w:val="ListParagraph"/>
+        <w:numPr>
+          <w:ilvl w:val="0"/>
+          <w:numId w:val="13"/>
+        </w:numPr>
+        <w:rPr>
+          <w:rFonts w:asciiTheme="minorHAnsi" w:hAnsiTheme="minorHAnsi"/>
+        </w:rPr>
+      </w:pPr>
+      <w:r>
+        <w:rPr>
+          <w:rFonts w:asciiTheme="minorHAnsi" w:hAnsiTheme="minorHAnsi"/>
+        </w:rPr>
+        <w:t>Fault Tree Analysis ( FTA)</w:t>
+      </w:r>
+    </w:p>
+    <w:p>
+      <w:pPr>
+        <w:pStyle w:val="ListParagraph"/>
+        <w:numPr>
+          <w:ilvl w:val="0"/>
+          <w:numId w:val="13"/>
+        </w:numPr>
+        <w:rPr>
+          <w:rFonts w:asciiTheme="minorHAnsi" w:hAnsiTheme="minorHAnsi"/>
+        </w:rPr>
+      </w:pPr>
+      <w:r>
+        <w:rPr>
+          <w:rFonts w:asciiTheme="minorHAnsi" w:hAnsiTheme="minorHAnsi"/>
+        </w:rPr>
+        <w:t>Hazard Analysis and Critical Control Points (HACCP)</w:t>
+      </w:r>
+    </w:p>
+    <w:p>
+      <w:pPr>
+        <w:pStyle w:val="ListParagraph"/>
+        <w:numPr>
+          <w:ilvl w:val="0"/>
+          <w:numId w:val="13"/>
+        </w:numPr>
+        <w:rPr>
+          <w:rFonts w:asciiTheme="minorHAnsi" w:hAnsiTheme="minorHAnsi"/>
+        </w:rPr>
+      </w:pPr>
+      <w:r>
+        <w:rPr>
+          <w:rFonts w:asciiTheme="minorHAnsi" w:hAnsiTheme="minorHAnsi"/>
+        </w:rPr>
+        <w:t>Hazard Operability Analysis ( HAZOP)</w:t>
+      </w:r>
+    </w:p>
+    <w:p>
+      <w:pPr>
+        <w:pStyle w:val="ListParagraph"/>
+        <w:numPr>
+          <w:ilvl w:val="0"/>
+          <w:numId w:val="13"/>
+        </w:numPr>
+        <w:rPr>
+          <w:rFonts w:asciiTheme="minorHAnsi" w:hAnsiTheme="minorHAnsi"/>
+        </w:rPr>
+      </w:pPr>
+      <w:r>
+        <w:rPr>
+          <w:rFonts w:asciiTheme="minorHAnsi" w:hAnsiTheme="minorHAnsi"/>
+        </w:rPr>
+        <w:t xml:space="preserve">Preliminary Hazard Analysis ( PHA) </w:t>
+      </w:r>
+    </w:p>
+    <w:p>
+      <w:pPr>
+        <w:pStyle w:val="ListParagraph"/>
+        <w:numPr>
+          <w:ilvl w:val="0"/>
+          <w:numId w:val="13"/>
+        </w:numPr>
+        <w:rPr>
+          <w:rFonts w:asciiTheme="minorHAnsi" w:hAnsiTheme="minorHAnsi"/>
+        </w:rPr>
+      </w:pPr>
+      <w:r>
+        <w:rPr>
+          <w:rFonts w:asciiTheme="minorHAnsi" w:hAnsiTheme="minorHAnsi"/>
+        </w:rPr>
+        <w:t>Supporting statically tools to arrive at a detailed risk Analysis</w:t>
+      </w:r>
+    </w:p>
+    <w:p>
+      <w:pPr>
         <w:pStyle w:val="ListParagraph"/>
         <w:ind w:left="0"/>
         <w:rPr>
@@ -3227,1219 +4269,24 @@
     </w:p>
     <w:p>
       <w:pPr>
-        <w:pStyle w:val="ListParagraph"/>
-        <w:numPr>
-          <w:ilvl w:val="1"/>
-          <w:numId w:val="4"/>
-        </w:numPr>
         <w:rPr>
           <w:rFonts w:asciiTheme="minorHAnsi" w:hAnsiTheme="minorHAnsi"/>
           <w:b/>
         </w:rPr>
       </w:pPr>
-      <w:r>
+    </w:p>
+    <w:p>
+      <w:pPr>
         <w:rPr>
           <w:rFonts w:asciiTheme="minorHAnsi" w:hAnsiTheme="minorHAnsi"/>
           <w:b/>
         </w:rPr>
-        <w:t xml:space="preserve">Risk identification </w:t>
-      </w:r>
-    </w:p>
-    <w:p>
-      <w:pPr>
-        <w:pStyle w:val="ListParagraph"/>
+      </w:pPr>
+      <w:r>
         <w:rPr>
           <w:rFonts w:asciiTheme="minorHAnsi" w:hAnsiTheme="minorHAnsi"/>
           <w:b/>
         </w:rPr>
-      </w:pPr>
-      <w:r>
-        <w:rPr>
-          <w:rFonts w:asciiTheme="minorHAnsi" w:hAnsiTheme="minorHAnsi"/>
-        </w:rPr>
-        <w:t>The systematic use of information to identify the potential sources of hazards and possible consequences (impact/ effect) it shall be assessed on the basis of;</w:t>
-      </w:r>
-    </w:p>
-    <w:p>
-      <w:pPr>
-        <w:pStyle w:val="ListParagraph"/>
-        <w:numPr>
-          <w:ilvl w:val="0"/>
-          <w:numId w:val="9"/>
-        </w:numPr>
-        <w:rPr>
-          <w:rFonts w:asciiTheme="minorHAnsi" w:hAnsiTheme="minorHAnsi"/>
-        </w:rPr>
-      </w:pPr>
-      <w:r>
-        <w:rPr>
-          <w:rFonts w:asciiTheme="minorHAnsi" w:hAnsiTheme="minorHAnsi"/>
-        </w:rPr>
-        <w:t>historical data</w:t>
-      </w:r>
-    </w:p>
-    <w:p>
-      <w:pPr>
-        <w:pStyle w:val="ListParagraph"/>
-        <w:numPr>
-          <w:ilvl w:val="0"/>
-          <w:numId w:val="9"/>
-        </w:numPr>
-        <w:rPr>
-          <w:rFonts w:asciiTheme="minorHAnsi" w:hAnsiTheme="minorHAnsi"/>
-        </w:rPr>
-      </w:pPr>
-      <w:r>
-        <w:rPr>
-          <w:rFonts w:asciiTheme="minorHAnsi" w:hAnsiTheme="minorHAnsi"/>
-        </w:rPr>
-        <w:t>theoretical analysis</w:t>
-      </w:r>
-    </w:p>
-    <w:p>
-      <w:pPr>
-        <w:pStyle w:val="ListParagraph"/>
-        <w:numPr>
-          <w:ilvl w:val="0"/>
-          <w:numId w:val="9"/>
-        </w:numPr>
-        <w:rPr>
-          <w:rFonts w:asciiTheme="minorHAnsi" w:hAnsiTheme="minorHAnsi"/>
-        </w:rPr>
-      </w:pPr>
-      <w:r>
-        <w:rPr>
-          <w:rFonts w:asciiTheme="minorHAnsi" w:hAnsiTheme="minorHAnsi"/>
-        </w:rPr>
-        <w:t>informed question</w:t>
-      </w:r>
-    </w:p>
-    <w:p>
-      <w:pPr>
-        <w:pStyle w:val="ListParagraph"/>
-        <w:numPr>
-          <w:ilvl w:val="0"/>
-          <w:numId w:val="9"/>
-        </w:numPr>
-        <w:rPr>
-          <w:rFonts w:asciiTheme="minorHAnsi" w:hAnsiTheme="minorHAnsi"/>
-        </w:rPr>
-      </w:pPr>
-      <w:r>
-        <w:rPr>
-          <w:rFonts w:asciiTheme="minorHAnsi" w:hAnsiTheme="minorHAnsi"/>
-        </w:rPr>
-        <w:t>concerns of stakeholders</w:t>
-      </w:r>
-    </w:p>
-    <w:p>
-      <w:pPr>
-        <w:pStyle w:val="ListParagraph"/>
-        <w:numPr>
-          <w:ilvl w:val="0"/>
-          <w:numId w:val="9"/>
-        </w:numPr>
-        <w:rPr>
-          <w:rFonts w:asciiTheme="minorHAnsi" w:hAnsiTheme="minorHAnsi"/>
-        </w:rPr>
-      </w:pPr>
-      <w:r>
-        <w:rPr>
-          <w:rFonts w:asciiTheme="minorHAnsi" w:hAnsiTheme="minorHAnsi"/>
-        </w:rPr>
-        <w:t>Brain storming sessions etc.</w:t>
-      </w:r>
-    </w:p>
-    <w:p>
-      <w:pPr>
-        <w:pStyle w:val="ListParagraph"/>
-        <w:rPr>
-          <w:rFonts w:asciiTheme="minorHAnsi" w:hAnsiTheme="minorHAnsi"/>
-        </w:rPr>
-      </w:pPr>
-    </w:p>
-    <w:p>
-      <w:pPr>
-        <w:pStyle w:val="ListParagraph"/>
-        <w:numPr>
-          <w:ilvl w:val="1"/>
-          <w:numId w:val="4"/>
-        </w:numPr>
-        <w:rPr>
-          <w:rFonts w:asciiTheme="minorHAnsi" w:hAnsiTheme="minorHAnsi"/>
-          <w:b/>
-        </w:rPr>
-      </w:pPr>
-      <w:r>
-        <w:rPr>
-          <w:rFonts w:asciiTheme="minorHAnsi" w:hAnsiTheme="minorHAnsi"/>
-          <w:b/>
-        </w:rPr>
-        <w:t>Risk Analysis</w:t>
-      </w:r>
-    </w:p>
-    <w:p>
-      <w:pPr>
-        <w:pStyle w:val="ListParagraph"/>
-        <w:rPr>
-          <w:rFonts w:asciiTheme="minorHAnsi" w:hAnsiTheme="minorHAnsi"/>
-        </w:rPr>
-      </w:pPr>
-      <w:r>
-        <w:rPr>
-          <w:rFonts w:asciiTheme="minorHAnsi" w:hAnsiTheme="minorHAnsi"/>
-        </w:rPr>
-        <w:lastRenderedPageBreak/>
-        <w:t xml:space="preserve">Risk Analysis is the estimation of the risk associated with the identified hazards. </w:t>
-      </w:r>
-      <w:proofErr w:type="gramStart"/>
-      <w:r>
-        <w:rPr>
-          <w:rFonts w:asciiTheme="minorHAnsi" w:hAnsiTheme="minorHAnsi"/>
-        </w:rPr>
-        <w:t xml:space="preserve">A qualitative or quantitative process of linking the </w:t>
-      </w:r>
-      <w:proofErr w:type="spellStart"/>
-      <w:r>
-        <w:rPr>
-          <w:rFonts w:asciiTheme="minorHAnsi" w:hAnsiTheme="minorHAnsi"/>
-        </w:rPr>
-        <w:t>likehood</w:t>
-      </w:r>
-      <w:proofErr w:type="spellEnd"/>
-      <w:r>
-        <w:rPr>
-          <w:rFonts w:asciiTheme="minorHAnsi" w:hAnsiTheme="minorHAnsi"/>
-        </w:rPr>
-        <w:t xml:space="preserve"> and verity of harm by assessing the design/ measures having control over their occurrence and detection.</w:t>
-      </w:r>
-      <w:proofErr w:type="gramEnd"/>
-    </w:p>
-    <w:p>
-      <w:pPr>
-        <w:pStyle w:val="ListParagraph"/>
-        <w:rPr>
-          <w:rFonts w:asciiTheme="minorHAnsi" w:hAnsiTheme="minorHAnsi"/>
-        </w:rPr>
-      </w:pPr>
-    </w:p>
-    <w:p>
-      <w:pPr>
-        <w:pStyle w:val="ListParagraph"/>
-        <w:numPr>
-          <w:ilvl w:val="1"/>
-          <w:numId w:val="4"/>
-        </w:numPr>
-        <w:rPr>
-          <w:rFonts w:asciiTheme="minorHAnsi" w:hAnsiTheme="minorHAnsi"/>
-          <w:b/>
-        </w:rPr>
-      </w:pPr>
-      <w:r>
-        <w:rPr>
-          <w:rFonts w:asciiTheme="minorHAnsi" w:hAnsiTheme="minorHAnsi"/>
-          <w:b/>
-        </w:rPr>
-        <w:t>Risk Evaluation</w:t>
-      </w:r>
-    </w:p>
-    <w:p>
-      <w:pPr>
-        <w:pStyle w:val="ListParagraph"/>
-        <w:numPr>
-          <w:ilvl w:val="0"/>
-          <w:numId w:val="2"/>
-        </w:numPr>
-        <w:rPr>
-          <w:rFonts w:asciiTheme="minorHAnsi" w:hAnsiTheme="minorHAnsi"/>
-        </w:rPr>
-      </w:pPr>
-      <w:r>
-        <w:rPr>
-          <w:rFonts w:asciiTheme="minorHAnsi" w:hAnsiTheme="minorHAnsi"/>
-        </w:rPr>
-        <w:t>Compare the identified and analyzed risk against given risk criteria. Based on the outcome of the risk assessment, the identified risk shall be analyzed/ evaluated for severity and probability of occurrence.</w:t>
-      </w:r>
-    </w:p>
-    <w:p>
-      <w:pPr>
-        <w:pStyle w:val="ListParagraph"/>
-        <w:numPr>
-          <w:ilvl w:val="0"/>
-          <w:numId w:val="2"/>
-        </w:numPr>
-        <w:rPr>
-          <w:rFonts w:asciiTheme="minorHAnsi" w:hAnsiTheme="minorHAnsi"/>
-        </w:rPr>
-      </w:pPr>
-      <w:r>
-        <w:rPr>
-          <w:rFonts w:asciiTheme="minorHAnsi" w:hAnsiTheme="minorHAnsi"/>
-        </w:rPr>
-        <w:t>Consider the strength of evidence for all the three fundamental questions before considering evaluation and ranking the risk.</w:t>
-      </w:r>
-    </w:p>
-    <w:p>
-      <w:pPr>
-        <w:pStyle w:val="ListParagraph"/>
-        <w:numPr>
-          <w:ilvl w:val="0"/>
-          <w:numId w:val="2"/>
-        </w:numPr>
-        <w:rPr>
-          <w:rFonts w:asciiTheme="minorHAnsi" w:hAnsiTheme="minorHAnsi"/>
-        </w:rPr>
-      </w:pPr>
-      <w:r>
-        <w:rPr>
-          <w:rFonts w:asciiTheme="minorHAnsi" w:hAnsiTheme="minorHAnsi"/>
-        </w:rPr>
-        <w:t>During risk analysis and evaluation, input material characteristics, control and process understanding, output characteristics and control, factors influencing the product quality shall be kept in mind.</w:t>
-      </w:r>
-    </w:p>
-    <w:p>
-      <w:pPr>
-        <w:pStyle w:val="ListParagraph"/>
-        <w:numPr>
-          <w:ilvl w:val="0"/>
-          <w:numId w:val="2"/>
-        </w:numPr>
-        <w:rPr>
-          <w:rFonts w:asciiTheme="minorHAnsi" w:hAnsiTheme="minorHAnsi"/>
-        </w:rPr>
-      </w:pPr>
-      <w:r>
-        <w:rPr>
-          <w:rFonts w:asciiTheme="minorHAnsi" w:hAnsiTheme="minorHAnsi"/>
-        </w:rPr>
-        <w:t>Risk shall be assessed and documented as per format</w:t>
-      </w:r>
-    </w:p>
-    <w:p>
-      <w:pPr>
-        <w:pStyle w:val="ListParagraph"/>
-        <w:numPr>
-          <w:ilvl w:val="0"/>
-          <w:numId w:val="2"/>
-        </w:numPr>
-        <w:rPr>
-          <w:rFonts w:asciiTheme="minorHAnsi" w:hAnsiTheme="minorHAnsi"/>
-        </w:rPr>
-      </w:pPr>
-      <w:r>
-        <w:rPr>
-          <w:rFonts w:asciiTheme="minorHAnsi" w:hAnsiTheme="minorHAnsi"/>
-        </w:rPr>
-        <w:t>When risk is evaluated, a numerical probability shall be used, to add when qualitative probability to be used can.</w:t>
-      </w:r>
-    </w:p>
-    <w:p>
-      <w:pPr>
-        <w:pStyle w:val="ListParagraph"/>
-        <w:numPr>
-          <w:ilvl w:val="0"/>
-          <w:numId w:val="2"/>
-        </w:numPr>
-        <w:rPr>
-          <w:rFonts w:asciiTheme="minorHAnsi" w:hAnsiTheme="minorHAnsi"/>
-        </w:rPr>
-      </w:pPr>
-      <w:r>
-        <w:rPr>
-          <w:rFonts w:asciiTheme="minorHAnsi" w:hAnsiTheme="minorHAnsi"/>
-        </w:rPr>
-        <w:t>Calculate the risk priority number at the multiplication of the risk numbers as per given formula</w:t>
-      </w:r>
-      <w:r>
-        <w:rPr>
-          <w:rFonts w:asciiTheme="minorHAnsi" w:hAnsiTheme="minorHAnsi"/>
-        </w:rPr>
-        <w:t>.</w:t>
-      </w:r>
-    </w:p>
-    <w:p>
-      <w:pPr>
-        <w:pStyle w:val="ListParagraph"/>
-        <w:rPr>
-          <w:rFonts w:asciiTheme="minorHAnsi" w:hAnsiTheme="minorHAnsi"/>
-        </w:rPr>
-      </w:pPr>
-    </w:p>
-    <w:p>
-      <w:pPr>
-        <w:pStyle w:val="ListParagraph"/>
-        <w:numPr>
-          <w:ilvl w:val="1"/>
-          <w:numId w:val="4"/>
-        </w:numPr>
-        <w:rPr>
-          <w:rFonts w:asciiTheme="minorHAnsi" w:hAnsiTheme="minorHAnsi"/>
-          <w:b/>
-        </w:rPr>
-      </w:pPr>
-      <w:r>
-        <w:rPr>
-          <w:rFonts w:asciiTheme="minorHAnsi" w:hAnsiTheme="minorHAnsi"/>
-          <w:b/>
-        </w:rPr>
-        <w:t>Risk Priority numbers = (Severity/Consequences) x (probability of occurrence) x (chances of detection)</w:t>
-      </w:r>
-    </w:p>
-    <w:p>
-      <w:pPr>
-        <w:pStyle w:val="ListParagraph"/>
-        <w:rPr>
-          <w:rFonts w:asciiTheme="minorHAnsi" w:hAnsiTheme="minorHAnsi"/>
-          <w:b/>
-        </w:rPr>
-      </w:pPr>
-      <w:r>
-        <w:rPr>
-          <w:rFonts w:asciiTheme="minorHAnsi" w:hAnsiTheme="minorHAnsi"/>
-          <w:b/>
-        </w:rPr>
-        <w:t xml:space="preserve">PROACTIVE AND REACTIVE USES OF QRM </w:t>
-      </w:r>
-    </w:p>
-    <w:p>
-      <w:pPr>
-        <w:pStyle w:val="ListParagraph"/>
-        <w:rPr>
-          <w:rFonts w:asciiTheme="minorHAnsi" w:hAnsiTheme="minorHAnsi"/>
-        </w:rPr>
-      </w:pPr>
-      <w:r>
-        <w:rPr>
-          <w:rFonts w:asciiTheme="minorHAnsi" w:hAnsiTheme="minorHAnsi"/>
-        </w:rPr>
-        <w:t>•</w:t>
-      </w:r>
-      <w:r>
-        <w:rPr>
-          <w:rFonts w:asciiTheme="minorHAnsi" w:hAnsiTheme="minorHAnsi"/>
-          <w:b/>
-        </w:rPr>
-        <w:t xml:space="preserve"> REACTIVE</w:t>
-      </w:r>
-      <w:r>
-        <w:rPr>
-          <w:rFonts w:asciiTheme="minorHAnsi" w:hAnsiTheme="minorHAnsi"/>
-        </w:rPr>
-        <w:t xml:space="preserve">- QRM can be used as a reactive tool to assess potential quality issues that have already occurred e.g. • Assessment of post marketing issues such as product complaints, Stability issues. Assessment of manufacturing issues such as Potential contamination issue, incorrect label </w:t>
-      </w:r>
-    </w:p>
-    <w:p>
-      <w:pPr>
-        <w:pStyle w:val="ListParagraph"/>
-        <w:rPr>
-          <w:rFonts w:asciiTheme="minorHAnsi" w:hAnsiTheme="minorHAnsi"/>
-        </w:rPr>
-      </w:pPr>
-      <w:r>
-        <w:rPr>
-          <w:rFonts w:asciiTheme="minorHAnsi" w:hAnsiTheme="minorHAnsi"/>
-          <w:b/>
-        </w:rPr>
-        <w:t>PROACTIVE:</w:t>
-      </w:r>
-      <w:r>
-        <w:rPr>
-          <w:rFonts w:asciiTheme="minorHAnsi" w:hAnsiTheme="minorHAnsi"/>
-        </w:rPr>
-        <w:t xml:space="preserve"> • Assessment of proposed changes such as Line speed change , addition of another shift, Assessment of new operations such as New tablet press ,additional automated inspection system </w:t>
-      </w:r>
-    </w:p>
-    <w:p>
-      <w:pPr>
-        <w:pStyle w:val="ListParagraph"/>
-        <w:rPr>
-          <w:rFonts w:asciiTheme="minorHAnsi" w:hAnsiTheme="minorHAnsi"/>
-        </w:rPr>
-      </w:pPr>
-      <w:r>
-        <w:rPr>
-          <w:rFonts w:asciiTheme="minorHAnsi" w:hAnsiTheme="minorHAnsi"/>
-        </w:rPr>
-        <w:t xml:space="preserve">Assessment of adverse trends such as Water results, Environmental results, extend to other batches or products </w:t>
-      </w:r>
-    </w:p>
-    <w:p>
-      <w:pPr>
-        <w:pStyle w:val="ListParagraph"/>
-        <w:rPr>
-          <w:rFonts w:asciiTheme="minorHAnsi" w:hAnsiTheme="minorHAnsi"/>
-        </w:rPr>
-      </w:pPr>
-      <w:proofErr w:type="gramStart"/>
-      <w:r>
-        <w:rPr>
-          <w:rFonts w:asciiTheme="minorHAnsi" w:hAnsiTheme="minorHAnsi"/>
-        </w:rPr>
-        <w:t>Assessment of regulatory actions of experience of others on operation such as tool for continuous improvement.</w:t>
-      </w:r>
-      <w:proofErr w:type="gramEnd"/>
-    </w:p>
-    <w:p>
-      <w:pPr>
-        <w:pStyle w:val="ListParagraph"/>
-        <w:rPr>
-          <w:rFonts w:asciiTheme="minorHAnsi" w:hAnsiTheme="minorHAnsi"/>
-          <w:b/>
-        </w:rPr>
-      </w:pPr>
-      <w:r>
-        <w:rPr>
-          <w:rFonts w:asciiTheme="minorHAnsi" w:hAnsiTheme="minorHAnsi"/>
-          <w:b/>
-        </w:rPr>
-        <w:t>Risk Control</w:t>
-      </w:r>
-    </w:p>
-    <w:p>
-      <w:pPr>
-        <w:pStyle w:val="ListParagraph"/>
-        <w:numPr>
-          <w:ilvl w:val="0"/>
-          <w:numId w:val="2"/>
-        </w:numPr>
-        <w:rPr>
-          <w:rFonts w:asciiTheme="minorHAnsi" w:hAnsiTheme="minorHAnsi"/>
-        </w:rPr>
-      </w:pPr>
-      <w:r>
-        <w:rPr>
-          <w:rFonts w:asciiTheme="minorHAnsi" w:hAnsiTheme="minorHAnsi"/>
-        </w:rPr>
-        <w:t>The purpose of risk control is to reduce the risk to an acceptable level. The amount of effort used for risk control should be proportional to the significance of the risk.</w:t>
-      </w:r>
-    </w:p>
-    <w:p>
-      <w:pPr>
-        <w:pStyle w:val="ListParagraph"/>
-        <w:numPr>
-          <w:ilvl w:val="0"/>
-          <w:numId w:val="10"/>
-        </w:numPr>
-        <w:rPr>
-          <w:rFonts w:asciiTheme="minorHAnsi" w:hAnsiTheme="minorHAnsi"/>
-        </w:rPr>
-      </w:pPr>
-      <w:r>
-        <w:rPr>
-          <w:rFonts w:asciiTheme="minorHAnsi" w:hAnsiTheme="minorHAnsi"/>
-        </w:rPr>
-        <w:t>Risk reduction</w:t>
-      </w:r>
-    </w:p>
-    <w:p>
-      <w:pPr>
-        <w:pStyle w:val="ListParagraph"/>
-        <w:numPr>
-          <w:ilvl w:val="0"/>
-          <w:numId w:val="10"/>
-        </w:numPr>
-        <w:rPr>
-          <w:rFonts w:asciiTheme="minorHAnsi" w:hAnsiTheme="minorHAnsi"/>
-        </w:rPr>
-      </w:pPr>
-      <w:r>
-        <w:rPr>
-          <w:rFonts w:asciiTheme="minorHAnsi" w:hAnsiTheme="minorHAnsi"/>
-        </w:rPr>
-        <w:t>Risk acceptance</w:t>
-      </w:r>
-    </w:p>
-    <w:p>
-      <w:pPr>
-        <w:pStyle w:val="ListParagraph"/>
-        <w:rPr>
-          <w:rFonts w:asciiTheme="minorHAnsi" w:hAnsiTheme="minorHAnsi"/>
-        </w:rPr>
-      </w:pPr>
-      <w:r>
-        <w:rPr>
-          <w:rFonts w:asciiTheme="minorHAnsi" w:hAnsiTheme="minorHAnsi"/>
-        </w:rPr>
-        <w:t xml:space="preserve">Risk reduction focuses on processes for mitigation or avoidance of quality risk when it exceeds a specified (acceptable) level. Risk reduction process focuses to; </w:t>
-      </w:r>
-    </w:p>
-    <w:p>
-      <w:pPr>
-        <w:pStyle w:val="ListParagraph"/>
-        <w:numPr>
-          <w:ilvl w:val="0"/>
-          <w:numId w:val="2"/>
-        </w:numPr>
-        <w:rPr>
-          <w:rFonts w:asciiTheme="minorHAnsi" w:hAnsiTheme="minorHAnsi"/>
-        </w:rPr>
-      </w:pPr>
-      <w:r>
-        <w:rPr>
-          <w:rFonts w:asciiTheme="minorHAnsi" w:hAnsiTheme="minorHAnsi"/>
-        </w:rPr>
-        <w:t>Mitigate the probability of harm</w:t>
-      </w:r>
-    </w:p>
-    <w:p>
-      <w:pPr>
-        <w:pStyle w:val="ListParagraph"/>
-        <w:numPr>
-          <w:ilvl w:val="0"/>
-          <w:numId w:val="2"/>
-        </w:numPr>
-        <w:rPr>
-          <w:rFonts w:asciiTheme="minorHAnsi" w:hAnsiTheme="minorHAnsi"/>
-        </w:rPr>
-      </w:pPr>
-      <w:r>
-        <w:rPr>
-          <w:rFonts w:asciiTheme="minorHAnsi" w:hAnsiTheme="minorHAnsi"/>
-        </w:rPr>
-        <w:lastRenderedPageBreak/>
-        <w:t>Improve delectability of hazard and risks</w:t>
-      </w:r>
-    </w:p>
-    <w:p>
-      <w:pPr>
-        <w:pStyle w:val="ListParagraph"/>
-        <w:numPr>
-          <w:ilvl w:val="0"/>
-          <w:numId w:val="2"/>
-        </w:numPr>
-        <w:rPr>
-          <w:rFonts w:asciiTheme="minorHAnsi" w:hAnsiTheme="minorHAnsi"/>
-        </w:rPr>
-      </w:pPr>
-      <w:r>
-        <w:rPr>
-          <w:rFonts w:asciiTheme="minorHAnsi" w:hAnsiTheme="minorHAnsi"/>
-        </w:rPr>
-        <w:t>Take care not to introduce new risks</w:t>
-      </w:r>
-    </w:p>
-    <w:p>
-      <w:pPr>
-        <w:pStyle w:val="ListParagraph"/>
-        <w:numPr>
-          <w:ilvl w:val="0"/>
-          <w:numId w:val="2"/>
-        </w:numPr>
-        <w:rPr>
-          <w:rFonts w:asciiTheme="minorHAnsi" w:hAnsiTheme="minorHAnsi"/>
-        </w:rPr>
-      </w:pPr>
-      <w:r>
-        <w:rPr>
-          <w:rFonts w:asciiTheme="minorHAnsi" w:hAnsiTheme="minorHAnsi"/>
-        </w:rPr>
-        <w:t>Revisit the risk assessment process for new risks or increased significance of existing risks</w:t>
-      </w:r>
-    </w:p>
-    <w:p>
-      <w:pPr>
-        <w:pStyle w:val="ListParagraph"/>
-        <w:rPr>
-          <w:rFonts w:asciiTheme="minorHAnsi" w:hAnsiTheme="minorHAnsi"/>
-        </w:rPr>
-      </w:pPr>
-    </w:p>
-    <w:p>
-      <w:pPr>
-        <w:pStyle w:val="ListParagraph"/>
-        <w:numPr>
-          <w:ilvl w:val="1"/>
-          <w:numId w:val="4"/>
-        </w:numPr>
-        <w:rPr>
-          <w:rFonts w:asciiTheme="minorHAnsi" w:hAnsiTheme="minorHAnsi"/>
-          <w:b/>
-        </w:rPr>
-      </w:pPr>
-      <w:r>
-        <w:rPr>
-          <w:rFonts w:asciiTheme="minorHAnsi" w:hAnsiTheme="minorHAnsi"/>
-          <w:b/>
-        </w:rPr>
-        <w:t>Risk acceptance</w:t>
-      </w:r>
-    </w:p>
-    <w:p>
-      <w:pPr>
-        <w:pStyle w:val="ListParagraph"/>
-        <w:rPr>
-          <w:rFonts w:asciiTheme="minorHAnsi" w:hAnsiTheme="minorHAnsi"/>
-        </w:rPr>
-      </w:pPr>
-      <w:r>
-        <w:rPr>
-          <w:rFonts w:asciiTheme="minorHAnsi" w:hAnsiTheme="minorHAnsi"/>
-        </w:rPr>
-        <w:t>In all cases, elimination of risk might not be possible. This is a decision to accept risk. For such cases risk may be accepted and consideration for the acceptance of risk shall be based upon significance of the risk on the product and scientific judgment. This shall be decided by person(s) with the competence and authority to make appropriate and timely decisions</w:t>
-      </w:r>
-    </w:p>
-    <w:p>
-      <w:pPr>
-        <w:pStyle w:val="ListParagraph"/>
-        <w:rPr>
-          <w:rFonts w:asciiTheme="minorHAnsi" w:hAnsiTheme="minorHAnsi"/>
-        </w:rPr>
-      </w:pPr>
-      <w:r>
-        <w:rPr>
-          <w:rFonts w:asciiTheme="minorHAnsi" w:hAnsiTheme="minorHAnsi"/>
-        </w:rPr>
-        <w:t>This specified (acceptable) level will depend on many parameters and should be decided on a case-by -case basis.</w:t>
-      </w:r>
-    </w:p>
-    <w:p>
-      <w:pPr>
-        <w:pStyle w:val="ListParagraph"/>
-        <w:numPr>
-          <w:ilvl w:val="0"/>
-          <w:numId w:val="11"/>
-        </w:numPr>
-        <w:rPr>
-          <w:rFonts w:asciiTheme="minorHAnsi" w:hAnsiTheme="minorHAnsi"/>
-        </w:rPr>
-      </w:pPr>
-      <w:r>
-        <w:rPr>
-          <w:rFonts w:asciiTheme="minorHAnsi" w:hAnsiTheme="minorHAnsi"/>
-        </w:rPr>
-        <w:t>Based on the process criticality and requirement, an acceptable risk priority number shall be fixed to prioritize the risk control measures.</w:t>
-      </w:r>
-    </w:p>
-    <w:p>
-      <w:pPr>
-        <w:pStyle w:val="ListParagraph"/>
-        <w:numPr>
-          <w:ilvl w:val="0"/>
-          <w:numId w:val="11"/>
-        </w:numPr>
-        <w:rPr>
-          <w:rFonts w:asciiTheme="minorHAnsi" w:hAnsiTheme="minorHAnsi"/>
-        </w:rPr>
-      </w:pPr>
-      <w:r>
-        <w:rPr>
-          <w:rFonts w:asciiTheme="minorHAnsi" w:hAnsiTheme="minorHAnsi"/>
-        </w:rPr>
-        <w:t>After completion of the above steps, if mitigation plan required, the action to be taken, target date and the responsible person shall be identified by the user department along with the QRM team and documented as per format.</w:t>
-      </w:r>
-    </w:p>
-    <w:p>
-      <w:pPr>
-        <w:pStyle w:val="ListParagraph"/>
-        <w:numPr>
-          <w:ilvl w:val="0"/>
-          <w:numId w:val="11"/>
-        </w:numPr>
-        <w:rPr>
-          <w:rFonts w:asciiTheme="minorHAnsi" w:hAnsiTheme="minorHAnsi"/>
-        </w:rPr>
-      </w:pPr>
-      <w:r>
-        <w:rPr>
-          <w:rFonts w:asciiTheme="minorHAnsi" w:hAnsiTheme="minorHAnsi"/>
-        </w:rPr>
-        <w:t>At any stage inadequacy of the risk control indicates, risk assessment shall be repeated with available new knowledge.</w:t>
-      </w:r>
-    </w:p>
-    <w:p>
-      <w:pPr>
-        <w:pStyle w:val="ListParagraph"/>
-        <w:rPr>
-          <w:rFonts w:asciiTheme="minorHAnsi" w:hAnsiTheme="minorHAnsi"/>
-        </w:rPr>
-      </w:pPr>
-    </w:p>
-    <w:p>
-      <w:pPr>
-        <w:pStyle w:val="ListParagraph"/>
-        <w:numPr>
-          <w:ilvl w:val="1"/>
-          <w:numId w:val="4"/>
-        </w:numPr>
-        <w:rPr>
-          <w:rFonts w:asciiTheme="minorHAnsi" w:hAnsiTheme="minorHAnsi"/>
-          <w:b/>
-        </w:rPr>
-      </w:pPr>
-      <w:r>
-        <w:rPr>
-          <w:rFonts w:asciiTheme="minorHAnsi" w:hAnsiTheme="minorHAnsi"/>
-          <w:b/>
-        </w:rPr>
-        <w:t>Risk communication</w:t>
-      </w:r>
-    </w:p>
-    <w:p>
-      <w:pPr>
-        <w:pStyle w:val="ListParagraph"/>
-        <w:rPr>
-          <w:rFonts w:asciiTheme="minorHAnsi" w:hAnsiTheme="minorHAnsi"/>
-        </w:rPr>
-      </w:pPr>
-      <w:r>
-        <w:rPr>
-          <w:rFonts w:asciiTheme="minorHAnsi" w:hAnsiTheme="minorHAnsi"/>
-        </w:rPr>
-        <w:t>This aspect of Quality Risk Management Process is the sharing of information about risk and risk management between the entire department HODs and third parties/ regulatory authorities. QA can communicate at any stage of the risk management process. The output / result of the quality risk management process should be appropriately communicated and documented to all concerned department and third parties/ regulatory authorities</w:t>
-      </w:r>
-    </w:p>
-    <w:p>
-      <w:pPr>
-        <w:pStyle w:val="ListParagraph"/>
-        <w:rPr>
-          <w:rFonts w:asciiTheme="minorHAnsi" w:hAnsiTheme="minorHAnsi"/>
-        </w:rPr>
-      </w:pPr>
-      <w:r>
-        <w:rPr>
-          <w:rFonts w:asciiTheme="minorHAnsi" w:hAnsiTheme="minorHAnsi"/>
-        </w:rPr>
-        <w:t xml:space="preserve">The included information might relate to the existence, nature, form, probability, severity, acceptability, control, treatment, detectability or other aspects of risks to quality. </w:t>
-      </w:r>
-    </w:p>
-    <w:p>
-      <w:pPr>
-        <w:pStyle w:val="ListParagraph"/>
-        <w:rPr>
-          <w:rFonts w:asciiTheme="minorHAnsi" w:hAnsiTheme="minorHAnsi"/>
-        </w:rPr>
-      </w:pPr>
-    </w:p>
-    <w:p>
-      <w:pPr>
-        <w:pStyle w:val="ListParagraph"/>
-        <w:numPr>
-          <w:ilvl w:val="1"/>
-          <w:numId w:val="4"/>
-        </w:numPr>
-        <w:rPr>
-          <w:rFonts w:asciiTheme="minorHAnsi" w:hAnsiTheme="minorHAnsi"/>
-          <w:b/>
-        </w:rPr>
-      </w:pPr>
-      <w:r>
-        <w:rPr>
-          <w:rFonts w:asciiTheme="minorHAnsi" w:hAnsiTheme="minorHAnsi"/>
-          <w:b/>
-        </w:rPr>
-        <w:t>Risk Review</w:t>
-      </w:r>
-    </w:p>
-    <w:p>
-      <w:pPr>
-        <w:pStyle w:val="ListParagraph"/>
-        <w:rPr>
-          <w:rFonts w:asciiTheme="minorHAnsi" w:hAnsiTheme="minorHAnsi"/>
-        </w:rPr>
-      </w:pPr>
-      <w:r>
-        <w:rPr>
-          <w:rFonts w:asciiTheme="minorHAnsi" w:hAnsiTheme="minorHAnsi"/>
-        </w:rPr>
-        <w:t>Risk management should be an ongoing part of the quality management process. Mechanism to review or monitor events should be implemented.</w:t>
-      </w:r>
-    </w:p>
-    <w:p>
-      <w:pPr>
-        <w:pStyle w:val="ListParagraph"/>
-        <w:rPr>
-          <w:rFonts w:asciiTheme="minorHAnsi" w:hAnsiTheme="minorHAnsi"/>
-        </w:rPr>
-      </w:pPr>
-      <w:r>
-        <w:rPr>
-          <w:rFonts w:asciiTheme="minorHAnsi" w:hAnsiTheme="minorHAnsi"/>
-        </w:rPr>
-        <w:t>The output/results of the risk management process should be reviewed to take into account new knowledge and experience. Once a quality risk management has been initiated, that process should continue to be utilized for events that might impact the original quality risk management decision, whether the events are planned (</w:t>
-      </w:r>
-      <w:proofErr w:type="spellStart"/>
-      <w:r>
-        <w:rPr>
-          <w:rFonts w:asciiTheme="minorHAnsi" w:hAnsiTheme="minorHAnsi"/>
-        </w:rPr>
-        <w:t>e.g</w:t>
-      </w:r>
-      <w:proofErr w:type="spellEnd"/>
-      <w:r>
-        <w:rPr>
-          <w:rFonts w:asciiTheme="minorHAnsi" w:hAnsiTheme="minorHAnsi"/>
-        </w:rPr>
-        <w:t xml:space="preserve"> results of product review, inspection , audits, change control) or </w:t>
-      </w:r>
-      <w:r>
-        <w:rPr>
-          <w:rFonts w:asciiTheme="minorHAnsi" w:hAnsiTheme="minorHAnsi"/>
-        </w:rPr>
-        <w:lastRenderedPageBreak/>
-        <w:t>unplanned ( e.g., root cause from failure investigations, recall). The frequency of any review should be based upon the level of risk. Risk review might include reconsideration of risk acceptance decisions.</w:t>
-      </w:r>
-    </w:p>
-    <w:p>
-      <w:pPr>
-        <w:pStyle w:val="ListParagraph"/>
-        <w:rPr>
-          <w:rFonts w:asciiTheme="minorHAnsi" w:hAnsiTheme="minorHAnsi"/>
-        </w:rPr>
-      </w:pPr>
-    </w:p>
-    <w:p>
-      <w:pPr>
-        <w:pStyle w:val="ListParagraph"/>
-        <w:rPr>
-          <w:rFonts w:asciiTheme="minorHAnsi" w:hAnsiTheme="minorHAnsi"/>
-        </w:rPr>
-      </w:pPr>
-    </w:p>
-    <w:p>
-      <w:pPr>
-        <w:pStyle w:val="ListParagraph"/>
-        <w:numPr>
-          <w:ilvl w:val="1"/>
-          <w:numId w:val="4"/>
-        </w:numPr>
-        <w:rPr>
-          <w:rFonts w:asciiTheme="minorHAnsi" w:hAnsiTheme="minorHAnsi"/>
-          <w:b/>
-        </w:rPr>
-      </w:pPr>
-      <w:r>
-        <w:rPr>
-          <w:rFonts w:asciiTheme="minorHAnsi" w:hAnsiTheme="minorHAnsi"/>
-          <w:b/>
-        </w:rPr>
-        <w:t xml:space="preserve">Risk summary and conclusion </w:t>
-      </w:r>
-    </w:p>
-    <w:p>
-      <w:pPr>
-        <w:pStyle w:val="ListParagraph"/>
-        <w:rPr>
-          <w:rFonts w:asciiTheme="minorHAnsi" w:hAnsiTheme="minorHAnsi"/>
-        </w:rPr>
-      </w:pPr>
-      <w:r>
-        <w:rPr>
-          <w:rFonts w:asciiTheme="minorHAnsi" w:hAnsiTheme="minorHAnsi"/>
-        </w:rPr>
-        <w:t>During the risk summary/conclusion, the risk reduction measures/ actions taken to mitigate the severity and probability of hazard shall be reviewed. If in case of risk reductions for one observation mitigate, then it should also be checked by QA head that another risk shall or shall not be generate or change the ranking of the risk from moderate to high.</w:t>
-      </w:r>
-    </w:p>
-    <w:p>
-      <w:pPr>
-        <w:pStyle w:val="ListParagraph"/>
-        <w:rPr>
-          <w:rFonts w:asciiTheme="minorHAnsi" w:hAnsiTheme="minorHAnsi"/>
-        </w:rPr>
-      </w:pPr>
-      <w:r>
-        <w:rPr>
-          <w:rFonts w:asciiTheme="minorHAnsi" w:hAnsiTheme="minorHAnsi"/>
-        </w:rPr>
-        <w:t>One all agreed mitigation measures/ actions are completed, the same shall be checked by the QA</w:t>
-      </w:r>
-      <w:r>
-        <w:rPr>
-          <w:rFonts w:asciiTheme="minorHAnsi" w:hAnsiTheme="minorHAnsi"/>
-        </w:rPr>
-        <w:t>.</w:t>
-      </w:r>
-    </w:p>
-    <w:p>
-      <w:pPr>
-        <w:pStyle w:val="ListParagraph"/>
-        <w:rPr>
-          <w:rFonts w:asciiTheme="minorHAnsi" w:hAnsiTheme="minorHAnsi"/>
-        </w:rPr>
-      </w:pPr>
-    </w:p>
-    <w:p>
-      <w:pPr>
-        <w:pStyle w:val="ListParagraph"/>
-        <w:numPr>
-          <w:ilvl w:val="1"/>
-          <w:numId w:val="4"/>
-        </w:numPr>
-        <w:rPr>
-          <w:rFonts w:asciiTheme="minorHAnsi" w:hAnsiTheme="minorHAnsi"/>
-          <w:b/>
-        </w:rPr>
-      </w:pPr>
-      <w:r>
-        <w:rPr>
-          <w:rFonts w:asciiTheme="minorHAnsi" w:hAnsiTheme="minorHAnsi"/>
-          <w:b/>
-        </w:rPr>
-        <w:t>Review Period</w:t>
-      </w:r>
-    </w:p>
-    <w:p>
-      <w:pPr>
-        <w:pStyle w:val="ListParagraph"/>
-        <w:numPr>
-          <w:ilvl w:val="0"/>
-          <w:numId w:val="12"/>
-        </w:numPr>
-        <w:rPr>
-          <w:rFonts w:asciiTheme="minorHAnsi" w:hAnsiTheme="minorHAnsi"/>
-        </w:rPr>
-      </w:pPr>
-      <w:r>
-        <w:rPr>
-          <w:rFonts w:asciiTheme="minorHAnsi" w:hAnsiTheme="minorHAnsi"/>
-        </w:rPr>
-        <w:t>Risk assessment shall be verified for its adequacy whenever there is a change in the area related to that activity.</w:t>
-      </w:r>
-    </w:p>
-    <w:p>
-      <w:pPr>
-        <w:pStyle w:val="ListParagraph"/>
-        <w:numPr>
-          <w:ilvl w:val="0"/>
-          <w:numId w:val="12"/>
-        </w:numPr>
-        <w:rPr>
-          <w:rFonts w:asciiTheme="minorHAnsi" w:hAnsiTheme="minorHAnsi"/>
-        </w:rPr>
-      </w:pPr>
-      <w:r>
-        <w:rPr>
-          <w:rFonts w:asciiTheme="minorHAnsi" w:hAnsiTheme="minorHAnsi"/>
-        </w:rPr>
-        <w:t>Risk assessment and mitigation plans shall be reviewed for adequacy once every year as a part of continual improvement</w:t>
-      </w:r>
-    </w:p>
-    <w:p>
-      <w:pPr>
-        <w:pStyle w:val="ListParagraph"/>
-        <w:ind w:left="0"/>
-        <w:rPr>
-          <w:rFonts w:asciiTheme="minorHAnsi" w:hAnsiTheme="minorHAnsi"/>
-        </w:rPr>
-      </w:pPr>
-    </w:p>
-    <w:p>
-      <w:pPr>
-        <w:pStyle w:val="ListParagraph"/>
-        <w:numPr>
-          <w:ilvl w:val="0"/>
-          <w:numId w:val="4"/>
-        </w:numPr>
-        <w:rPr>
-          <w:rFonts w:asciiTheme="minorHAnsi" w:hAnsiTheme="minorHAnsi"/>
-          <w:b/>
-        </w:rPr>
-      </w:pPr>
-      <w:r>
-        <w:rPr>
-          <w:rFonts w:asciiTheme="minorHAnsi" w:hAnsiTheme="minorHAnsi"/>
-          <w:b/>
-        </w:rPr>
-        <w:t>Risk Management Methods and Tools</w:t>
-      </w:r>
-    </w:p>
-    <w:p>
-      <w:pPr>
-        <w:pStyle w:val="ListParagraph"/>
-        <w:rPr>
-          <w:rFonts w:asciiTheme="minorHAnsi" w:hAnsiTheme="minorHAnsi"/>
-        </w:rPr>
-      </w:pPr>
-      <w:r>
-        <w:rPr>
-          <w:rFonts w:asciiTheme="minorHAnsi" w:hAnsiTheme="minorHAnsi"/>
-        </w:rPr>
-        <w:t>Quality Risk Management supports a scientific and practical approach to decision making. It provides documented, transparent and reproducible methods to accomplish steps of the quality risk management process based on current knowledge about assessing the probability, severity and sometimes detectability of the risk</w:t>
-      </w:r>
-    </w:p>
-    <w:p>
-      <w:pPr>
-        <w:pStyle w:val="ListParagraph"/>
-        <w:rPr>
-          <w:rFonts w:asciiTheme="minorHAnsi" w:hAnsiTheme="minorHAnsi"/>
-        </w:rPr>
-      </w:pPr>
-      <w:r>
-        <w:rPr>
-          <w:rFonts w:asciiTheme="minorHAnsi" w:hAnsiTheme="minorHAnsi"/>
-        </w:rPr>
-        <w:t>The following other appropriate tools may be used but not limited to;</w:t>
-      </w:r>
-    </w:p>
-    <w:p>
-      <w:pPr>
-        <w:pStyle w:val="ListParagraph"/>
-        <w:numPr>
-          <w:ilvl w:val="0"/>
-          <w:numId w:val="13"/>
-        </w:numPr>
-        <w:rPr>
-          <w:rFonts w:asciiTheme="minorHAnsi" w:hAnsiTheme="minorHAnsi"/>
-        </w:rPr>
-      </w:pPr>
-      <w:r>
-        <w:rPr>
-          <w:rFonts w:asciiTheme="minorHAnsi" w:hAnsiTheme="minorHAnsi"/>
-        </w:rPr>
-        <w:t>Basic risk Management facilitation methods (flowcharts, check sheets etc.)</w:t>
-      </w:r>
-    </w:p>
-    <w:p>
-      <w:pPr>
-        <w:pStyle w:val="ListParagraph"/>
-        <w:numPr>
-          <w:ilvl w:val="0"/>
-          <w:numId w:val="13"/>
-        </w:numPr>
-        <w:rPr>
-          <w:rFonts w:asciiTheme="minorHAnsi" w:hAnsiTheme="minorHAnsi"/>
-        </w:rPr>
-      </w:pPr>
-      <w:r>
-        <w:rPr>
-          <w:rFonts w:asciiTheme="minorHAnsi" w:hAnsiTheme="minorHAnsi"/>
-        </w:rPr>
-        <w:t>Failure Mode effects analysis ( FMEA)</w:t>
-      </w:r>
-    </w:p>
-    <w:p>
-      <w:pPr>
-        <w:pStyle w:val="ListParagraph"/>
-        <w:numPr>
-          <w:ilvl w:val="0"/>
-          <w:numId w:val="13"/>
-        </w:numPr>
-        <w:rPr>
-          <w:rFonts w:asciiTheme="minorHAnsi" w:hAnsiTheme="minorHAnsi"/>
-        </w:rPr>
-      </w:pPr>
-      <w:r>
-        <w:rPr>
-          <w:rFonts w:asciiTheme="minorHAnsi" w:hAnsiTheme="minorHAnsi"/>
-        </w:rPr>
-        <w:t>Failure mode effect and criticality analysis ( FMECA)</w:t>
-      </w:r>
-    </w:p>
-    <w:p>
-      <w:pPr>
-        <w:pStyle w:val="ListParagraph"/>
-        <w:numPr>
-          <w:ilvl w:val="0"/>
-          <w:numId w:val="13"/>
-        </w:numPr>
-        <w:rPr>
-          <w:rFonts w:asciiTheme="minorHAnsi" w:hAnsiTheme="minorHAnsi"/>
-        </w:rPr>
-      </w:pPr>
-      <w:r>
-        <w:rPr>
-          <w:rFonts w:asciiTheme="minorHAnsi" w:hAnsiTheme="minorHAnsi"/>
-        </w:rPr>
-        <w:t>Fault Tree Analysis ( FTA)</w:t>
-      </w:r>
-    </w:p>
-    <w:p>
-      <w:pPr>
-        <w:pStyle w:val="ListParagraph"/>
-        <w:numPr>
-          <w:ilvl w:val="0"/>
-          <w:numId w:val="13"/>
-        </w:numPr>
-        <w:rPr>
-          <w:rFonts w:asciiTheme="minorHAnsi" w:hAnsiTheme="minorHAnsi"/>
-        </w:rPr>
-      </w:pPr>
-      <w:r>
-        <w:rPr>
-          <w:rFonts w:asciiTheme="minorHAnsi" w:hAnsiTheme="minorHAnsi"/>
-        </w:rPr>
-        <w:t>Hazard Analysis and Critical Control Points (HACCP)</w:t>
-      </w:r>
-    </w:p>
-    <w:p>
-      <w:pPr>
-        <w:pStyle w:val="ListParagraph"/>
-        <w:numPr>
-          <w:ilvl w:val="0"/>
-          <w:numId w:val="13"/>
-        </w:numPr>
-        <w:rPr>
-          <w:rFonts w:asciiTheme="minorHAnsi" w:hAnsiTheme="minorHAnsi"/>
-        </w:rPr>
-      </w:pPr>
-      <w:r>
-        <w:rPr>
-          <w:rFonts w:asciiTheme="minorHAnsi" w:hAnsiTheme="minorHAnsi"/>
-        </w:rPr>
-        <w:t>Hazard Operability Analysis ( HAZOP)</w:t>
-      </w:r>
-    </w:p>
-    <w:p>
-      <w:pPr>
-        <w:pStyle w:val="ListParagraph"/>
-        <w:numPr>
-          <w:ilvl w:val="0"/>
-          <w:numId w:val="13"/>
-        </w:numPr>
-        <w:rPr>
-          <w:rFonts w:asciiTheme="minorHAnsi" w:hAnsiTheme="minorHAnsi"/>
-        </w:rPr>
-      </w:pPr>
-      <w:r>
-        <w:rPr>
-          <w:rFonts w:asciiTheme="minorHAnsi" w:hAnsiTheme="minorHAnsi"/>
-        </w:rPr>
-        <w:t xml:space="preserve">Preliminary Hazard Analysis ( PHA) </w:t>
-      </w:r>
-    </w:p>
-    <w:p>
-      <w:pPr>
-        <w:pStyle w:val="ListParagraph"/>
-        <w:numPr>
-          <w:ilvl w:val="0"/>
-          <w:numId w:val="13"/>
-        </w:numPr>
-        <w:rPr>
-          <w:rFonts w:asciiTheme="minorHAnsi" w:hAnsiTheme="minorHAnsi"/>
-        </w:rPr>
-      </w:pPr>
-      <w:r>
-        <w:rPr>
-          <w:rFonts w:asciiTheme="minorHAnsi" w:hAnsiTheme="minorHAnsi"/>
-        </w:rPr>
-        <w:t>Supporting statically tools to arrive at a detailed risk Analysis</w:t>
-      </w:r>
-    </w:p>
-    <w:p>
-      <w:pPr>
-        <w:pStyle w:val="ListParagraph"/>
-        <w:ind w:left="0"/>
-        <w:rPr>
-          <w:rFonts w:asciiTheme="minorHAnsi" w:hAnsiTheme="minorHAnsi"/>
-        </w:rPr>
-      </w:pPr>
-    </w:p>
-    <w:p>
-      <w:pPr>
-        <w:pStyle w:val="ListParagraph"/>
-        <w:numPr>
-          <w:ilvl w:val="0"/>
-          <w:numId w:val="4"/>
-        </w:numPr>
-        <w:rPr>
-          <w:rFonts w:asciiTheme="minorHAnsi" w:hAnsiTheme="minorHAnsi"/>
-          <w:b/>
-        </w:rPr>
-      </w:pPr>
-      <w:r>
-        <w:rPr>
-          <w:rFonts w:asciiTheme="minorHAnsi" w:hAnsiTheme="minorHAnsi"/>
-          <w:b/>
-        </w:rPr>
         <w:t>Handling of Risk Assessment Reports.</w:t>
       </w:r>
     </w:p>
@@ -4494,7 +4341,6 @@
         <w:rPr>
           <w:rFonts w:asciiTheme="minorHAnsi" w:hAnsiTheme="minorHAnsi"/>
         </w:rPr>
-        <w:lastRenderedPageBreak/>
         <w:t>A unique Risk Assessment number shall be allotted to each risk assessment report.</w:t>
       </w:r>
     </w:p>
@@ -4640,11 +4486,2142 @@
     <w:p>
       <w:pPr>
         <w:rPr>
-          <w:rFonts w:asciiTheme="minorHAnsi" w:hAnsiTheme="minorHAnsi"/>
+          <w:rFonts w:asciiTheme="minorHAnsi" w:hAnsiTheme="minorHAnsi" w:cstheme="minorHAnsi"/>
           <w:sz w:val="22"/>
           <w:szCs w:val="22"/>
         </w:rPr>
       </w:pPr>
+      <w:r>
+        <w:rPr>
+          <w:rFonts w:asciiTheme="minorHAnsi" w:hAnsiTheme="minorHAnsi" w:cstheme="minorHAnsi"/>
+          <w:sz w:val="22"/>
+          <w:szCs w:val="22"/>
+        </w:rPr>
+        <w:t>RISK RANKING SYSTEM</w:t>
+      </w:r>
+    </w:p>
+    <w:p>
+      <w:pPr>
+        <w:rPr>
+          <w:rFonts w:asciiTheme="minorHAnsi" w:hAnsiTheme="minorHAnsi" w:cstheme="minorHAnsi"/>
+          <w:sz w:val="22"/>
+          <w:szCs w:val="22"/>
+        </w:rPr>
+      </w:pPr>
+    </w:p>
+    <w:tbl>
+      <w:tblPr>
+        <w:tblStyle w:val="TableGrid"/>
+        <w:tblW w:w="0" w:type="auto"/>
+        <w:tblInd w:w="-176" w:type="dxa"/>
+        <w:tblLook w:val="04A0" w:firstRow="1" w:lastRow="0" w:firstColumn="1" w:lastColumn="0" w:noHBand="0" w:noVBand="1"/>
+      </w:tblPr>
+      <w:tblGrid>
+        <w:gridCol w:w="1985"/>
+        <w:gridCol w:w="3119"/>
+        <w:gridCol w:w="2268"/>
+        <w:gridCol w:w="3100"/>
+      </w:tblGrid>
+      <w:tr>
+        <w:tc>
+          <w:tcPr>
+            <w:tcW w:w="1985" w:type="dxa"/>
+          </w:tcPr>
+          <w:p>
+            <w:pPr>
+              <w:rPr>
+                <w:rFonts w:asciiTheme="minorHAnsi" w:hAnsiTheme="minorHAnsi" w:cstheme="minorHAnsi"/>
+                <w:sz w:val="22"/>
+                <w:szCs w:val="22"/>
+              </w:rPr>
+            </w:pPr>
+            <w:r>
+              <w:rPr>
+                <w:rFonts w:asciiTheme="minorHAnsi" w:hAnsiTheme="minorHAnsi" w:cstheme="minorHAnsi"/>
+                <w:sz w:val="22"/>
+                <w:szCs w:val="22"/>
+              </w:rPr>
+              <w:t>QUALITATIVE</w:t>
+            </w:r>
+          </w:p>
+        </w:tc>
+        <w:tc>
+          <w:tcPr>
+            <w:tcW w:w="8487" w:type="dxa"/>
+            <w:gridSpan w:val="3"/>
+          </w:tcPr>
+          <w:p>
+            <w:pPr>
+              <w:rPr>
+                <w:rFonts w:asciiTheme="minorHAnsi" w:hAnsiTheme="minorHAnsi" w:cstheme="minorHAnsi"/>
+                <w:sz w:val="22"/>
+                <w:szCs w:val="22"/>
+              </w:rPr>
+            </w:pPr>
+            <w:r>
+              <w:rPr>
+                <w:rFonts w:asciiTheme="minorHAnsi" w:hAnsiTheme="minorHAnsi" w:cstheme="minorHAnsi"/>
+                <w:sz w:val="22"/>
+                <w:szCs w:val="22"/>
+              </w:rPr>
+              <w:t>RISK FACTOR</w:t>
+            </w:r>
+          </w:p>
+        </w:tc>
+      </w:tr>
+      <w:tr>
+        <w:tc>
+          <w:tcPr>
+            <w:tcW w:w="1985" w:type="dxa"/>
+          </w:tcPr>
+          <w:p>
+            <w:pPr>
+              <w:rPr>
+                <w:rFonts w:asciiTheme="minorHAnsi" w:hAnsiTheme="minorHAnsi" w:cstheme="minorHAnsi"/>
+                <w:sz w:val="22"/>
+                <w:szCs w:val="22"/>
+              </w:rPr>
+            </w:pPr>
+            <w:r>
+              <w:rPr>
+                <w:rFonts w:asciiTheme="minorHAnsi" w:hAnsiTheme="minorHAnsi" w:cstheme="minorHAnsi"/>
+                <w:sz w:val="22"/>
+                <w:szCs w:val="22"/>
+              </w:rPr>
+              <w:t xml:space="preserve">RANKING </w:t>
+            </w:r>
+          </w:p>
+        </w:tc>
+        <w:tc>
+          <w:tcPr>
+            <w:tcW w:w="3119" w:type="dxa"/>
+            <w:tcBorders>
+              <w:right w:val="single" w:sz="4" w:space="0" w:color="auto"/>
+            </w:tcBorders>
+          </w:tcPr>
+          <w:p>
+            <w:pPr>
+              <w:rPr>
+                <w:rFonts w:asciiTheme="minorHAnsi" w:hAnsiTheme="minorHAnsi" w:cstheme="minorHAnsi"/>
+                <w:sz w:val="22"/>
+                <w:szCs w:val="22"/>
+              </w:rPr>
+            </w:pPr>
+            <w:r>
+              <w:rPr>
+                <w:rFonts w:asciiTheme="minorHAnsi" w:hAnsiTheme="minorHAnsi" w:cstheme="minorHAnsi"/>
+                <w:sz w:val="22"/>
+                <w:szCs w:val="22"/>
+              </w:rPr>
+              <w:t>SEVERITY</w:t>
+            </w:r>
+          </w:p>
+        </w:tc>
+        <w:tc>
+          <w:tcPr>
+            <w:tcW w:w="2268" w:type="dxa"/>
+            <w:tcBorders>
+              <w:left w:val="single" w:sz="4" w:space="0" w:color="auto"/>
+              <w:right w:val="single" w:sz="4" w:space="0" w:color="auto"/>
+            </w:tcBorders>
+          </w:tcPr>
+          <w:p>
+            <w:pPr>
+              <w:rPr>
+                <w:rFonts w:asciiTheme="minorHAnsi" w:hAnsiTheme="minorHAnsi" w:cstheme="minorHAnsi"/>
+                <w:sz w:val="22"/>
+                <w:szCs w:val="22"/>
+              </w:rPr>
+            </w:pPr>
+            <w:r>
+              <w:rPr>
+                <w:rFonts w:asciiTheme="minorHAnsi" w:hAnsiTheme="minorHAnsi" w:cstheme="minorHAnsi"/>
+                <w:sz w:val="22"/>
+                <w:szCs w:val="22"/>
+              </w:rPr>
+              <w:t>OCCURENCE</w:t>
+            </w:r>
+          </w:p>
+        </w:tc>
+        <w:tc>
+          <w:tcPr>
+            <w:tcW w:w="3100" w:type="dxa"/>
+            <w:tcBorders>
+              <w:left w:val="single" w:sz="4" w:space="0" w:color="auto"/>
+            </w:tcBorders>
+          </w:tcPr>
+          <w:p>
+            <w:pPr>
+              <w:rPr>
+                <w:rFonts w:asciiTheme="minorHAnsi" w:hAnsiTheme="minorHAnsi" w:cstheme="minorHAnsi"/>
+                <w:sz w:val="22"/>
+                <w:szCs w:val="22"/>
+              </w:rPr>
+            </w:pPr>
+            <w:r>
+              <w:rPr>
+                <w:rFonts w:asciiTheme="minorHAnsi" w:hAnsiTheme="minorHAnsi" w:cstheme="minorHAnsi"/>
+                <w:sz w:val="22"/>
+                <w:szCs w:val="22"/>
+              </w:rPr>
+              <w:t>DETECTION</w:t>
+            </w:r>
+          </w:p>
+        </w:tc>
+      </w:tr>
+      <w:tr>
+        <w:tc>
+          <w:tcPr>
+            <w:tcW w:w="1985" w:type="dxa"/>
+          </w:tcPr>
+          <w:p>
+            <w:pPr>
+              <w:rPr>
+                <w:rFonts w:asciiTheme="minorHAnsi" w:hAnsiTheme="minorHAnsi" w:cstheme="minorHAnsi"/>
+                <w:sz w:val="22"/>
+                <w:szCs w:val="22"/>
+              </w:rPr>
+            </w:pPr>
+            <w:r>
+              <w:rPr>
+                <w:rFonts w:asciiTheme="minorHAnsi" w:hAnsiTheme="minorHAnsi" w:cstheme="minorHAnsi"/>
+                <w:sz w:val="22"/>
+                <w:szCs w:val="22"/>
+              </w:rPr>
+              <w:t>High</w:t>
+            </w:r>
+          </w:p>
+        </w:tc>
+        <w:tc>
+          <w:tcPr>
+            <w:tcW w:w="3119" w:type="dxa"/>
+            <w:tcBorders>
+              <w:right w:val="single" w:sz="4" w:space="0" w:color="auto"/>
+            </w:tcBorders>
+          </w:tcPr>
+          <w:p>
+            <w:pPr>
+              <w:rPr>
+                <w:rFonts w:asciiTheme="minorHAnsi" w:hAnsiTheme="minorHAnsi" w:cstheme="minorHAnsi"/>
+                <w:sz w:val="22"/>
+                <w:szCs w:val="22"/>
+              </w:rPr>
+            </w:pPr>
+            <w:r>
+              <w:rPr>
+                <w:rFonts w:asciiTheme="minorHAnsi" w:hAnsiTheme="minorHAnsi" w:cstheme="minorHAnsi"/>
+                <w:sz w:val="22"/>
+                <w:szCs w:val="22"/>
+              </w:rPr>
+              <w:t>Impact of unwanted event is severe.</w:t>
+            </w:r>
+          </w:p>
+        </w:tc>
+        <w:tc>
+          <w:tcPr>
+            <w:tcW w:w="2268" w:type="dxa"/>
+            <w:tcBorders>
+              <w:left w:val="single" w:sz="4" w:space="0" w:color="auto"/>
+              <w:right w:val="single" w:sz="4" w:space="0" w:color="auto"/>
+            </w:tcBorders>
+          </w:tcPr>
+          <w:p>
+            <w:pPr>
+              <w:rPr>
+                <w:rFonts w:asciiTheme="minorHAnsi" w:hAnsiTheme="minorHAnsi" w:cstheme="minorHAnsi"/>
+                <w:sz w:val="22"/>
+                <w:szCs w:val="22"/>
+              </w:rPr>
+            </w:pPr>
+            <w:r>
+              <w:rPr>
+                <w:rFonts w:asciiTheme="minorHAnsi" w:hAnsiTheme="minorHAnsi" w:cstheme="minorHAnsi"/>
+                <w:sz w:val="22"/>
+                <w:szCs w:val="22"/>
+              </w:rPr>
+              <w:t>Occurrence is often</w:t>
+            </w:r>
+          </w:p>
+        </w:tc>
+        <w:tc>
+          <w:tcPr>
+            <w:tcW w:w="3100" w:type="dxa"/>
+            <w:tcBorders>
+              <w:left w:val="single" w:sz="4" w:space="0" w:color="auto"/>
+            </w:tcBorders>
+          </w:tcPr>
+          <w:p>
+            <w:pPr>
+              <w:rPr>
+                <w:rFonts w:asciiTheme="minorHAnsi" w:hAnsiTheme="minorHAnsi" w:cstheme="minorHAnsi"/>
+                <w:sz w:val="22"/>
+                <w:szCs w:val="22"/>
+              </w:rPr>
+            </w:pPr>
+            <w:r>
+              <w:rPr>
+                <w:rFonts w:asciiTheme="minorHAnsi" w:hAnsiTheme="minorHAnsi" w:cstheme="minorHAnsi"/>
+                <w:sz w:val="22"/>
+                <w:szCs w:val="22"/>
+              </w:rPr>
+              <w:t>The process failure will almost certainly escape detection</w:t>
+            </w:r>
+          </w:p>
+        </w:tc>
+      </w:tr>
+      <w:tr>
+        <w:tc>
+          <w:tcPr>
+            <w:tcW w:w="1985" w:type="dxa"/>
+          </w:tcPr>
+          <w:p>
+            <w:pPr>
+              <w:rPr>
+                <w:rFonts w:asciiTheme="minorHAnsi" w:hAnsiTheme="minorHAnsi" w:cstheme="minorHAnsi"/>
+                <w:sz w:val="22"/>
+                <w:szCs w:val="22"/>
+              </w:rPr>
+            </w:pPr>
+            <w:r>
+              <w:rPr>
+                <w:rFonts w:asciiTheme="minorHAnsi" w:hAnsiTheme="minorHAnsi" w:cstheme="minorHAnsi"/>
+                <w:sz w:val="22"/>
+                <w:szCs w:val="22"/>
+              </w:rPr>
+              <w:t xml:space="preserve">Medium </w:t>
+            </w:r>
+          </w:p>
+        </w:tc>
+        <w:tc>
+          <w:tcPr>
+            <w:tcW w:w="3119" w:type="dxa"/>
+            <w:tcBorders>
+              <w:right w:val="single" w:sz="4" w:space="0" w:color="auto"/>
+            </w:tcBorders>
+          </w:tcPr>
+          <w:p>
+            <w:pPr>
+              <w:rPr>
+                <w:rFonts w:asciiTheme="minorHAnsi" w:hAnsiTheme="minorHAnsi" w:cstheme="minorHAnsi"/>
+                <w:sz w:val="22"/>
+                <w:szCs w:val="22"/>
+              </w:rPr>
+            </w:pPr>
+            <w:r>
+              <w:rPr>
+                <w:rFonts w:asciiTheme="minorHAnsi" w:hAnsiTheme="minorHAnsi" w:cstheme="minorHAnsi"/>
+                <w:sz w:val="22"/>
+                <w:szCs w:val="22"/>
+              </w:rPr>
+              <w:t>Impact of unwanted event is moderate.</w:t>
+            </w:r>
+          </w:p>
+        </w:tc>
+        <w:tc>
+          <w:tcPr>
+            <w:tcW w:w="2268" w:type="dxa"/>
+            <w:tcBorders>
+              <w:left w:val="single" w:sz="4" w:space="0" w:color="auto"/>
+              <w:right w:val="single" w:sz="4" w:space="0" w:color="auto"/>
+            </w:tcBorders>
+          </w:tcPr>
+          <w:p>
+            <w:pPr>
+              <w:rPr>
+                <w:rFonts w:asciiTheme="minorHAnsi" w:hAnsiTheme="minorHAnsi" w:cstheme="minorHAnsi"/>
+                <w:sz w:val="22"/>
+                <w:szCs w:val="22"/>
+              </w:rPr>
+            </w:pPr>
+            <w:r>
+              <w:rPr>
+                <w:rFonts w:asciiTheme="minorHAnsi" w:hAnsiTheme="minorHAnsi" w:cstheme="minorHAnsi"/>
+                <w:sz w:val="22"/>
+                <w:szCs w:val="22"/>
+              </w:rPr>
+              <w:t>Occurrence is periodic</w:t>
+            </w:r>
+          </w:p>
+        </w:tc>
+        <w:tc>
+          <w:tcPr>
+            <w:tcW w:w="3100" w:type="dxa"/>
+            <w:tcBorders>
+              <w:left w:val="single" w:sz="4" w:space="0" w:color="auto"/>
+            </w:tcBorders>
+          </w:tcPr>
+          <w:p>
+            <w:pPr>
+              <w:rPr>
+                <w:rFonts w:asciiTheme="minorHAnsi" w:hAnsiTheme="minorHAnsi" w:cstheme="minorHAnsi"/>
+                <w:sz w:val="22"/>
+                <w:szCs w:val="22"/>
+              </w:rPr>
+            </w:pPr>
+            <w:r>
+              <w:rPr>
+                <w:rFonts w:asciiTheme="minorHAnsi" w:hAnsiTheme="minorHAnsi" w:cstheme="minorHAnsi"/>
+                <w:sz w:val="22"/>
+                <w:szCs w:val="22"/>
+              </w:rPr>
+              <w:t>Control may detect the existence of a process failure</w:t>
+            </w:r>
+          </w:p>
+        </w:tc>
+      </w:tr>
+      <w:tr>
+        <w:tc>
+          <w:tcPr>
+            <w:tcW w:w="1985" w:type="dxa"/>
+          </w:tcPr>
+          <w:p>
+            <w:pPr>
+              <w:rPr>
+                <w:rFonts w:asciiTheme="minorHAnsi" w:hAnsiTheme="minorHAnsi" w:cstheme="minorHAnsi"/>
+                <w:sz w:val="22"/>
+                <w:szCs w:val="22"/>
+              </w:rPr>
+            </w:pPr>
+            <w:r>
+              <w:rPr>
+                <w:rFonts w:asciiTheme="minorHAnsi" w:hAnsiTheme="minorHAnsi" w:cstheme="minorHAnsi"/>
+                <w:sz w:val="22"/>
+                <w:szCs w:val="22"/>
+              </w:rPr>
+              <w:t xml:space="preserve">Low </w:t>
+            </w:r>
+          </w:p>
+        </w:tc>
+        <w:tc>
+          <w:tcPr>
+            <w:tcW w:w="3119" w:type="dxa"/>
+            <w:tcBorders>
+              <w:right w:val="single" w:sz="4" w:space="0" w:color="auto"/>
+            </w:tcBorders>
+          </w:tcPr>
+          <w:p>
+            <w:pPr>
+              <w:rPr>
+                <w:rFonts w:asciiTheme="minorHAnsi" w:hAnsiTheme="minorHAnsi" w:cstheme="minorHAnsi"/>
+                <w:sz w:val="22"/>
+                <w:szCs w:val="22"/>
+              </w:rPr>
+            </w:pPr>
+            <w:r>
+              <w:rPr>
+                <w:rFonts w:asciiTheme="minorHAnsi" w:hAnsiTheme="minorHAnsi" w:cstheme="minorHAnsi"/>
+                <w:sz w:val="22"/>
+                <w:szCs w:val="22"/>
+              </w:rPr>
+              <w:t>Impact of unwanted event is low.</w:t>
+            </w:r>
+          </w:p>
+        </w:tc>
+        <w:tc>
+          <w:tcPr>
+            <w:tcW w:w="2268" w:type="dxa"/>
+            <w:tcBorders>
+              <w:left w:val="single" w:sz="4" w:space="0" w:color="auto"/>
+              <w:right w:val="single" w:sz="4" w:space="0" w:color="auto"/>
+            </w:tcBorders>
+          </w:tcPr>
+          <w:p>
+            <w:pPr>
+              <w:rPr>
+                <w:rFonts w:asciiTheme="minorHAnsi" w:hAnsiTheme="minorHAnsi" w:cstheme="minorHAnsi"/>
+                <w:sz w:val="22"/>
+                <w:szCs w:val="22"/>
+              </w:rPr>
+            </w:pPr>
+            <w:r>
+              <w:rPr>
+                <w:rFonts w:asciiTheme="minorHAnsi" w:hAnsiTheme="minorHAnsi" w:cstheme="minorHAnsi"/>
+                <w:sz w:val="22"/>
+                <w:szCs w:val="22"/>
+              </w:rPr>
+              <w:t>Occurrence is seldom</w:t>
+            </w:r>
+          </w:p>
+        </w:tc>
+        <w:tc>
+          <w:tcPr>
+            <w:tcW w:w="3100" w:type="dxa"/>
+            <w:tcBorders>
+              <w:left w:val="single" w:sz="4" w:space="0" w:color="auto"/>
+            </w:tcBorders>
+          </w:tcPr>
+          <w:p>
+            <w:pPr>
+              <w:rPr>
+                <w:rFonts w:asciiTheme="minorHAnsi" w:hAnsiTheme="minorHAnsi" w:cstheme="minorHAnsi"/>
+                <w:sz w:val="22"/>
+                <w:szCs w:val="22"/>
+              </w:rPr>
+            </w:pPr>
+            <w:r>
+              <w:rPr>
+                <w:rFonts w:asciiTheme="minorHAnsi" w:hAnsiTheme="minorHAnsi" w:cstheme="minorHAnsi"/>
+                <w:sz w:val="22"/>
+                <w:szCs w:val="22"/>
+              </w:rPr>
+              <w:t>The process failure is obvious and readily detected.</w:t>
+            </w:r>
+          </w:p>
+        </w:tc>
+      </w:tr>
+    </w:tbl>
+    <w:p>
+      <w:pPr>
+        <w:rPr>
+          <w:rFonts w:asciiTheme="minorHAnsi" w:hAnsiTheme="minorHAnsi" w:cstheme="minorHAnsi"/>
+          <w:sz w:val="22"/>
+          <w:szCs w:val="22"/>
+        </w:rPr>
+      </w:pPr>
+    </w:p>
+    <w:p>
+      <w:pPr>
+        <w:rPr>
+          <w:rFonts w:asciiTheme="minorHAnsi" w:hAnsiTheme="minorHAnsi" w:cstheme="minorHAnsi"/>
+          <w:sz w:val="22"/>
+          <w:szCs w:val="22"/>
+        </w:rPr>
+      </w:pPr>
+      <w:r>
+        <w:rPr>
+          <w:rFonts w:asciiTheme="minorHAnsi" w:hAnsiTheme="minorHAnsi" w:cstheme="minorHAnsi"/>
+          <w:sz w:val="22"/>
+          <w:szCs w:val="22"/>
+        </w:rPr>
+        <w:t>DETERMINATION OF RISK PRIORITY RANKING</w:t>
+      </w:r>
+    </w:p>
+    <w:tbl>
+      <w:tblPr>
+        <w:tblStyle w:val="TableGrid"/>
+        <w:tblW w:w="0" w:type="auto"/>
+        <w:tblInd w:w="-176" w:type="dxa"/>
+        <w:tblLook w:val="04A0" w:firstRow="1" w:lastRow="0" w:firstColumn="1" w:lastColumn="0" w:noHBand="0" w:noVBand="1"/>
+      </w:tblPr>
+      <w:tblGrid>
+        <w:gridCol w:w="2750"/>
+        <w:gridCol w:w="2574"/>
+        <w:gridCol w:w="2574"/>
+        <w:gridCol w:w="2574"/>
+      </w:tblGrid>
+      <w:tr>
+        <w:tc>
+          <w:tcPr>
+            <w:tcW w:w="2750" w:type="dxa"/>
+          </w:tcPr>
+          <w:p>
+            <w:pPr>
+              <w:rPr>
+                <w:rFonts w:asciiTheme="minorHAnsi" w:hAnsiTheme="minorHAnsi" w:cstheme="minorHAnsi"/>
+                <w:sz w:val="22"/>
+                <w:szCs w:val="22"/>
+              </w:rPr>
+            </w:pPr>
+            <w:r>
+              <w:rPr>
+                <w:rFonts w:asciiTheme="minorHAnsi" w:hAnsiTheme="minorHAnsi" w:cstheme="minorHAnsi"/>
+                <w:sz w:val="22"/>
+                <w:szCs w:val="22"/>
+              </w:rPr>
+              <w:t xml:space="preserve">Occurrence </w:t>
+            </w:r>
+          </w:p>
+        </w:tc>
+        <w:tc>
+          <w:tcPr>
+            <w:tcW w:w="7722" w:type="dxa"/>
+            <w:gridSpan w:val="3"/>
+          </w:tcPr>
+          <w:p>
+            <w:pPr>
+              <w:rPr>
+                <w:rFonts w:asciiTheme="minorHAnsi" w:hAnsiTheme="minorHAnsi" w:cstheme="minorHAnsi"/>
+                <w:sz w:val="22"/>
+                <w:szCs w:val="22"/>
+              </w:rPr>
+            </w:pPr>
+            <w:r>
+              <w:rPr>
+                <w:rFonts w:asciiTheme="minorHAnsi" w:hAnsiTheme="minorHAnsi" w:cstheme="minorHAnsi"/>
+                <w:sz w:val="22"/>
+                <w:szCs w:val="22"/>
+              </w:rPr>
+              <w:t>Risk related to probability of detection</w:t>
+            </w:r>
+          </w:p>
+        </w:tc>
+      </w:tr>
+      <w:tr>
+        <w:tc>
+          <w:tcPr>
+            <w:tcW w:w="2750" w:type="dxa"/>
+          </w:tcPr>
+          <w:p>
+            <w:pPr>
+              <w:rPr>
+                <w:rFonts w:asciiTheme="minorHAnsi" w:hAnsiTheme="minorHAnsi" w:cstheme="minorHAnsi"/>
+                <w:sz w:val="22"/>
+                <w:szCs w:val="22"/>
+              </w:rPr>
+            </w:pPr>
+          </w:p>
+        </w:tc>
+        <w:tc>
+          <w:tcPr>
+            <w:tcW w:w="2574" w:type="dxa"/>
+          </w:tcPr>
+          <w:p>
+            <w:pPr>
+              <w:rPr>
+                <w:rFonts w:asciiTheme="minorHAnsi" w:hAnsiTheme="minorHAnsi" w:cstheme="minorHAnsi"/>
+                <w:sz w:val="22"/>
+                <w:szCs w:val="22"/>
+              </w:rPr>
+            </w:pPr>
+            <w:r>
+              <w:rPr>
+                <w:rFonts w:asciiTheme="minorHAnsi" w:hAnsiTheme="minorHAnsi" w:cstheme="minorHAnsi"/>
+                <w:sz w:val="22"/>
+                <w:szCs w:val="22"/>
+              </w:rPr>
+              <w:t xml:space="preserve">Low </w:t>
+            </w:r>
+          </w:p>
+        </w:tc>
+        <w:tc>
+          <w:tcPr>
+            <w:tcW w:w="2574" w:type="dxa"/>
+          </w:tcPr>
+          <w:p>
+            <w:pPr>
+              <w:rPr>
+                <w:rFonts w:asciiTheme="minorHAnsi" w:hAnsiTheme="minorHAnsi" w:cstheme="minorHAnsi"/>
+                <w:sz w:val="22"/>
+                <w:szCs w:val="22"/>
+              </w:rPr>
+            </w:pPr>
+            <w:r>
+              <w:rPr>
+                <w:rFonts w:asciiTheme="minorHAnsi" w:hAnsiTheme="minorHAnsi" w:cstheme="minorHAnsi"/>
+                <w:sz w:val="22"/>
+                <w:szCs w:val="22"/>
+              </w:rPr>
+              <w:t xml:space="preserve">Medium </w:t>
+            </w:r>
+          </w:p>
+        </w:tc>
+        <w:tc>
+          <w:tcPr>
+            <w:tcW w:w="2574" w:type="dxa"/>
+          </w:tcPr>
+          <w:p>
+            <w:pPr>
+              <w:rPr>
+                <w:rFonts w:asciiTheme="minorHAnsi" w:hAnsiTheme="minorHAnsi" w:cstheme="minorHAnsi"/>
+                <w:sz w:val="22"/>
+                <w:szCs w:val="22"/>
+              </w:rPr>
+            </w:pPr>
+            <w:r>
+              <w:rPr>
+                <w:rFonts w:asciiTheme="minorHAnsi" w:hAnsiTheme="minorHAnsi" w:cstheme="minorHAnsi"/>
+                <w:sz w:val="22"/>
+                <w:szCs w:val="22"/>
+              </w:rPr>
+              <w:t xml:space="preserve">High </w:t>
+            </w:r>
+          </w:p>
+        </w:tc>
+      </w:tr>
+      <w:tr>
+        <w:tc>
+          <w:tcPr>
+            <w:tcW w:w="2750" w:type="dxa"/>
+          </w:tcPr>
+          <w:p>
+            <w:pPr>
+              <w:rPr>
+                <w:rFonts w:asciiTheme="minorHAnsi" w:hAnsiTheme="minorHAnsi" w:cstheme="minorHAnsi"/>
+                <w:sz w:val="22"/>
+                <w:szCs w:val="22"/>
+              </w:rPr>
+            </w:pPr>
+            <w:r>
+              <w:rPr>
+                <w:rFonts w:asciiTheme="minorHAnsi" w:hAnsiTheme="minorHAnsi" w:cstheme="minorHAnsi"/>
+                <w:sz w:val="22"/>
+                <w:szCs w:val="22"/>
+              </w:rPr>
+              <w:t xml:space="preserve">High </w:t>
+            </w:r>
+          </w:p>
+        </w:tc>
+        <w:tc>
+          <w:tcPr>
+            <w:tcW w:w="2574" w:type="dxa"/>
+          </w:tcPr>
+          <w:p>
+            <w:pPr>
+              <w:rPr>
+                <w:rFonts w:asciiTheme="minorHAnsi" w:hAnsiTheme="minorHAnsi" w:cstheme="minorHAnsi"/>
+                <w:sz w:val="22"/>
+                <w:szCs w:val="22"/>
+              </w:rPr>
+            </w:pPr>
+            <w:r>
+              <w:rPr>
+                <w:rFonts w:asciiTheme="minorHAnsi" w:hAnsiTheme="minorHAnsi" w:cstheme="minorHAnsi"/>
+                <w:sz w:val="22"/>
+                <w:szCs w:val="22"/>
+              </w:rPr>
+              <w:t xml:space="preserve">This is likely to occur but when it does, it will be detected. If we are </w:t>
+            </w:r>
+            <w:proofErr w:type="gramStart"/>
+            <w:r>
+              <w:rPr>
+                <w:rFonts w:asciiTheme="minorHAnsi" w:hAnsiTheme="minorHAnsi" w:cstheme="minorHAnsi"/>
+                <w:sz w:val="22"/>
+                <w:szCs w:val="22"/>
+              </w:rPr>
+              <w:t>certain</w:t>
+            </w:r>
+            <w:proofErr w:type="gramEnd"/>
+            <w:r>
+              <w:rPr>
+                <w:rFonts w:asciiTheme="minorHAnsi" w:hAnsiTheme="minorHAnsi" w:cstheme="minorHAnsi"/>
+                <w:sz w:val="22"/>
+                <w:szCs w:val="22"/>
+              </w:rPr>
+              <w:t xml:space="preserve"> it will be detected, it is low risk, but if we are not certain, then it should be a medium risk</w:t>
+            </w:r>
+          </w:p>
+        </w:tc>
+        <w:tc>
+          <w:tcPr>
+            <w:tcW w:w="2574" w:type="dxa"/>
+          </w:tcPr>
+          <w:p>
+            <w:pPr>
+              <w:rPr>
+                <w:rFonts w:asciiTheme="minorHAnsi" w:hAnsiTheme="minorHAnsi" w:cstheme="minorHAnsi"/>
+                <w:sz w:val="22"/>
+                <w:szCs w:val="22"/>
+              </w:rPr>
+            </w:pPr>
+            <w:r>
+              <w:rPr>
+                <w:rFonts w:asciiTheme="minorHAnsi" w:hAnsiTheme="minorHAnsi" w:cstheme="minorHAnsi"/>
+                <w:sz w:val="22"/>
+                <w:szCs w:val="22"/>
+              </w:rPr>
+              <w:t>This is likely to occur and the detection is not certain. It is high risk</w:t>
+            </w:r>
+          </w:p>
+        </w:tc>
+        <w:tc>
+          <w:tcPr>
+            <w:tcW w:w="2574" w:type="dxa"/>
+          </w:tcPr>
+          <w:p>
+            <w:pPr>
+              <w:rPr>
+                <w:rFonts w:asciiTheme="minorHAnsi" w:hAnsiTheme="minorHAnsi" w:cstheme="minorHAnsi"/>
+                <w:sz w:val="22"/>
+                <w:szCs w:val="22"/>
+              </w:rPr>
+            </w:pPr>
+            <w:r>
+              <w:rPr>
+                <w:rFonts w:asciiTheme="minorHAnsi" w:hAnsiTheme="minorHAnsi" w:cstheme="minorHAnsi"/>
+                <w:sz w:val="22"/>
+                <w:szCs w:val="22"/>
+              </w:rPr>
+              <w:t>This is likely to occur and the detection is not certain. It is high risk</w:t>
+            </w:r>
+          </w:p>
+        </w:tc>
+      </w:tr>
+      <w:tr>
+        <w:tc>
+          <w:tcPr>
+            <w:tcW w:w="2750" w:type="dxa"/>
+          </w:tcPr>
+          <w:p>
+            <w:pPr>
+              <w:rPr>
+                <w:rFonts w:asciiTheme="minorHAnsi" w:hAnsiTheme="minorHAnsi" w:cstheme="minorHAnsi"/>
+                <w:sz w:val="22"/>
+                <w:szCs w:val="22"/>
+              </w:rPr>
+            </w:pPr>
+            <w:r>
+              <w:rPr>
+                <w:rFonts w:asciiTheme="minorHAnsi" w:hAnsiTheme="minorHAnsi" w:cstheme="minorHAnsi"/>
+                <w:sz w:val="22"/>
+                <w:szCs w:val="22"/>
+              </w:rPr>
+              <w:t xml:space="preserve">Medium </w:t>
+            </w:r>
+          </w:p>
+        </w:tc>
+        <w:tc>
+          <w:tcPr>
+            <w:tcW w:w="2574" w:type="dxa"/>
+          </w:tcPr>
+          <w:p>
+            <w:pPr>
+              <w:rPr>
+                <w:rFonts w:asciiTheme="minorHAnsi" w:hAnsiTheme="minorHAnsi" w:cstheme="minorHAnsi"/>
+                <w:sz w:val="22"/>
+                <w:szCs w:val="22"/>
+              </w:rPr>
+            </w:pPr>
+            <w:r>
+              <w:rPr>
+                <w:rFonts w:asciiTheme="minorHAnsi" w:hAnsiTheme="minorHAnsi" w:cstheme="minorHAnsi"/>
+                <w:sz w:val="22"/>
+                <w:szCs w:val="22"/>
+              </w:rPr>
+              <w:t xml:space="preserve">This could occur but if it did, it would be detected. Depending on the frequency of occurrence and the confidence in the </w:t>
+            </w:r>
+            <w:r>
+              <w:rPr>
+                <w:rFonts w:asciiTheme="minorHAnsi" w:hAnsiTheme="minorHAnsi" w:cstheme="minorHAnsi"/>
+                <w:sz w:val="22"/>
+                <w:szCs w:val="22"/>
+              </w:rPr>
+              <w:lastRenderedPageBreak/>
+              <w:t>detection, it is a Low or a Medium Risk.</w:t>
+            </w:r>
+          </w:p>
+        </w:tc>
+        <w:tc>
+          <w:tcPr>
+            <w:tcW w:w="2574" w:type="dxa"/>
+          </w:tcPr>
+          <w:p>
+            <w:pPr>
+              <w:rPr>
+                <w:rFonts w:asciiTheme="minorHAnsi" w:hAnsiTheme="minorHAnsi" w:cstheme="minorHAnsi"/>
+                <w:sz w:val="22"/>
+                <w:szCs w:val="22"/>
+              </w:rPr>
+            </w:pPr>
+            <w:r>
+              <w:rPr>
+                <w:rFonts w:asciiTheme="minorHAnsi" w:hAnsiTheme="minorHAnsi" w:cstheme="minorHAnsi"/>
+                <w:sz w:val="22"/>
+                <w:szCs w:val="22"/>
+              </w:rPr>
+              <w:lastRenderedPageBreak/>
+              <w:t xml:space="preserve">This could occur and it could be detected. Depending on our confidence in the detection, its risk would </w:t>
+            </w:r>
+            <w:r>
+              <w:rPr>
+                <w:rFonts w:asciiTheme="minorHAnsi" w:hAnsiTheme="minorHAnsi" w:cstheme="minorHAnsi"/>
+                <w:sz w:val="22"/>
+                <w:szCs w:val="22"/>
+              </w:rPr>
+              <w:lastRenderedPageBreak/>
+              <w:t>be medium or high risk</w:t>
+            </w:r>
+          </w:p>
+        </w:tc>
+        <w:tc>
+          <w:tcPr>
+            <w:tcW w:w="2574" w:type="dxa"/>
+          </w:tcPr>
+          <w:p>
+            <w:pPr>
+              <w:rPr>
+                <w:rFonts w:asciiTheme="minorHAnsi" w:hAnsiTheme="minorHAnsi" w:cstheme="minorHAnsi"/>
+                <w:sz w:val="22"/>
+                <w:szCs w:val="22"/>
+              </w:rPr>
+            </w:pPr>
+            <w:r>
+              <w:rPr>
+                <w:rFonts w:asciiTheme="minorHAnsi" w:hAnsiTheme="minorHAnsi" w:cstheme="minorHAnsi"/>
+                <w:sz w:val="22"/>
+                <w:szCs w:val="22"/>
+              </w:rPr>
+              <w:lastRenderedPageBreak/>
+              <w:t>This may occur and it will not be detected. The risk is High.</w:t>
+            </w:r>
+          </w:p>
+        </w:tc>
+      </w:tr>
+      <w:tr>
+        <w:tc>
+          <w:tcPr>
+            <w:tcW w:w="2750" w:type="dxa"/>
+          </w:tcPr>
+          <w:p>
+            <w:pPr>
+              <w:rPr>
+                <w:rFonts w:asciiTheme="minorHAnsi" w:hAnsiTheme="minorHAnsi" w:cstheme="minorHAnsi"/>
+                <w:sz w:val="22"/>
+                <w:szCs w:val="22"/>
+              </w:rPr>
+            </w:pPr>
+            <w:r>
+              <w:rPr>
+                <w:rFonts w:asciiTheme="minorHAnsi" w:hAnsiTheme="minorHAnsi" w:cstheme="minorHAnsi"/>
+                <w:sz w:val="22"/>
+                <w:szCs w:val="22"/>
+              </w:rPr>
+              <w:t xml:space="preserve">Low </w:t>
+            </w:r>
+          </w:p>
+        </w:tc>
+        <w:tc>
+          <w:tcPr>
+            <w:tcW w:w="2574" w:type="dxa"/>
+          </w:tcPr>
+          <w:p>
+            <w:pPr>
+              <w:rPr>
+                <w:rFonts w:asciiTheme="minorHAnsi" w:hAnsiTheme="minorHAnsi" w:cstheme="minorHAnsi"/>
+                <w:sz w:val="22"/>
+                <w:szCs w:val="22"/>
+              </w:rPr>
+            </w:pPr>
+            <w:r>
+              <w:rPr>
+                <w:rFonts w:asciiTheme="minorHAnsi" w:hAnsiTheme="minorHAnsi" w:cstheme="minorHAnsi"/>
+                <w:sz w:val="22"/>
+                <w:szCs w:val="22"/>
+              </w:rPr>
+              <w:t>This is not likely to occur and if it does occur it will be detected. This is Low Risk</w:t>
+            </w:r>
+          </w:p>
+        </w:tc>
+        <w:tc>
+          <w:tcPr>
+            <w:tcW w:w="2574" w:type="dxa"/>
+          </w:tcPr>
+          <w:p>
+            <w:pPr>
+              <w:rPr>
+                <w:rFonts w:asciiTheme="minorHAnsi" w:hAnsiTheme="minorHAnsi" w:cstheme="minorHAnsi"/>
+                <w:sz w:val="22"/>
+                <w:szCs w:val="22"/>
+              </w:rPr>
+            </w:pPr>
+            <w:r>
+              <w:rPr>
+                <w:rFonts w:asciiTheme="minorHAnsi" w:hAnsiTheme="minorHAnsi" w:cstheme="minorHAnsi"/>
+                <w:sz w:val="22"/>
+                <w:szCs w:val="22"/>
+              </w:rPr>
+              <w:t>The cause is not likely to occur and if it did, it may be detected. Depending on the frequency of occurrence and the confidence in detection method, it would be a Low or Medium Risk.</w:t>
+            </w:r>
+          </w:p>
+        </w:tc>
+        <w:tc>
+          <w:tcPr>
+            <w:tcW w:w="2574" w:type="dxa"/>
+          </w:tcPr>
+          <w:p>
+            <w:pPr>
+              <w:rPr>
+                <w:rFonts w:asciiTheme="minorHAnsi" w:hAnsiTheme="minorHAnsi" w:cstheme="minorHAnsi"/>
+                <w:sz w:val="22"/>
+                <w:szCs w:val="22"/>
+              </w:rPr>
+            </w:pPr>
+            <w:r>
+              <w:rPr>
+                <w:rFonts w:asciiTheme="minorHAnsi" w:hAnsiTheme="minorHAnsi" w:cstheme="minorHAnsi"/>
+                <w:sz w:val="22"/>
+                <w:szCs w:val="22"/>
+              </w:rPr>
+              <w:t>The cause is not likely to occur but if it did occur, it probably would not be detected. The risk is Medium.</w:t>
+            </w:r>
+          </w:p>
+        </w:tc>
+      </w:tr>
+    </w:tbl>
+    <w:p>
+      <w:pPr>
+        <w:rPr>
+          <w:rFonts w:asciiTheme="minorHAnsi" w:hAnsiTheme="minorHAnsi"/>
+          <w:sz w:val="22"/>
+          <w:szCs w:val="22"/>
+        </w:rPr>
+      </w:pPr>
+    </w:p>
+    <w:p>
+      <w:pPr>
+        <w:rPr>
+          <w:rFonts w:asciiTheme="minorHAnsi" w:hAnsiTheme="minorHAnsi"/>
+          <w:sz w:val="22"/>
+          <w:szCs w:val="22"/>
+        </w:rPr>
+      </w:pPr>
+      <w:r>
+        <w:rPr>
+          <w:rFonts w:asciiTheme="minorHAnsi" w:hAnsiTheme="minorHAnsi"/>
+          <w:sz w:val="22"/>
+          <w:szCs w:val="22"/>
+        </w:rPr>
+        <w:t>QUALITATIVE RISK LEVEL</w:t>
+      </w:r>
+    </w:p>
+    <w:tbl>
+      <w:tblPr>
+        <w:tblW w:w="0" w:type="auto"/>
+        <w:tblInd w:w="-318" w:type="dxa"/>
+        <w:tblBorders>
+          <w:top w:val="single" w:sz="4" w:space="0" w:color="000000"/>
+          <w:left w:val="single" w:sz="4" w:space="0" w:color="000000"/>
+          <w:bottom w:val="single" w:sz="4" w:space="0" w:color="000000"/>
+          <w:right w:val="single" w:sz="4" w:space="0" w:color="000000"/>
+          <w:insideH w:val="single" w:sz="4" w:space="0" w:color="000000"/>
+          <w:insideV w:val="single" w:sz="4" w:space="0" w:color="000000"/>
+        </w:tblBorders>
+        <w:tblLook w:val="04A0" w:firstRow="1" w:lastRow="0" w:firstColumn="1" w:lastColumn="0" w:noHBand="0" w:noVBand="1"/>
+      </w:tblPr>
+      <w:tblGrid>
+        <w:gridCol w:w="1986"/>
+        <w:gridCol w:w="5953"/>
+        <w:gridCol w:w="2675"/>
+      </w:tblGrid>
+      <w:tr>
+        <w:tc>
+          <w:tcPr>
+            <w:tcW w:w="1986" w:type="dxa"/>
+            <w:shd w:val="clear" w:color="auto" w:fill="auto"/>
+          </w:tcPr>
+          <w:p>
+            <w:pPr>
+              <w:rPr>
+                <w:rFonts w:asciiTheme="minorHAnsi" w:eastAsia="Calibri" w:hAnsiTheme="minorHAnsi"/>
+                <w:sz w:val="22"/>
+                <w:szCs w:val="22"/>
+                <w:lang w:eastAsia="en-GB"/>
+              </w:rPr>
+            </w:pPr>
+            <w:r>
+              <w:rPr>
+                <w:rFonts w:asciiTheme="minorHAnsi" w:eastAsia="Calibri" w:hAnsiTheme="minorHAnsi"/>
+                <w:sz w:val="22"/>
+                <w:szCs w:val="22"/>
+                <w:lang w:eastAsia="en-GB"/>
+              </w:rPr>
+              <w:t>Category</w:t>
+            </w:r>
+          </w:p>
+        </w:tc>
+        <w:tc>
+          <w:tcPr>
+            <w:tcW w:w="5953" w:type="dxa"/>
+            <w:shd w:val="clear" w:color="auto" w:fill="auto"/>
+          </w:tcPr>
+          <w:p>
+            <w:pPr>
+              <w:rPr>
+                <w:rFonts w:asciiTheme="minorHAnsi" w:eastAsia="Calibri" w:hAnsiTheme="minorHAnsi"/>
+                <w:sz w:val="22"/>
+                <w:szCs w:val="22"/>
+                <w:lang w:eastAsia="en-GB"/>
+              </w:rPr>
+            </w:pPr>
+            <w:r>
+              <w:rPr>
+                <w:rFonts w:asciiTheme="minorHAnsi" w:eastAsia="Calibri" w:hAnsiTheme="minorHAnsi"/>
+                <w:sz w:val="22"/>
+                <w:szCs w:val="22"/>
+                <w:lang w:eastAsia="en-GB"/>
+              </w:rPr>
+              <w:t>Description</w:t>
+            </w:r>
+          </w:p>
+        </w:tc>
+        <w:tc>
+          <w:tcPr>
+            <w:tcW w:w="2675" w:type="dxa"/>
+            <w:shd w:val="clear" w:color="auto" w:fill="auto"/>
+          </w:tcPr>
+          <w:p>
+            <w:pPr>
+              <w:rPr>
+                <w:rFonts w:asciiTheme="minorHAnsi" w:eastAsia="Calibri" w:hAnsiTheme="minorHAnsi"/>
+                <w:sz w:val="22"/>
+                <w:szCs w:val="22"/>
+                <w:lang w:eastAsia="en-GB"/>
+              </w:rPr>
+            </w:pPr>
+            <w:r>
+              <w:rPr>
+                <w:rFonts w:asciiTheme="minorHAnsi" w:eastAsia="Calibri" w:hAnsiTheme="minorHAnsi"/>
+                <w:sz w:val="22"/>
+                <w:szCs w:val="22"/>
+                <w:lang w:eastAsia="en-GB"/>
+              </w:rPr>
+              <w:t>Scale</w:t>
+            </w:r>
+          </w:p>
+        </w:tc>
+      </w:tr>
+      <w:tr>
+        <w:tc>
+          <w:tcPr>
+            <w:tcW w:w="1986" w:type="dxa"/>
+            <w:shd w:val="clear" w:color="auto" w:fill="auto"/>
+          </w:tcPr>
+          <w:p>
+            <w:pPr>
+              <w:rPr>
+                <w:rFonts w:asciiTheme="minorHAnsi" w:eastAsia="Calibri" w:hAnsiTheme="minorHAnsi"/>
+                <w:sz w:val="22"/>
+                <w:szCs w:val="22"/>
+                <w:lang w:eastAsia="en-GB"/>
+              </w:rPr>
+            </w:pPr>
+            <w:r>
+              <w:rPr>
+                <w:rFonts w:asciiTheme="minorHAnsi" w:eastAsia="Calibri" w:hAnsiTheme="minorHAnsi"/>
+                <w:sz w:val="22"/>
+                <w:szCs w:val="22"/>
+                <w:lang w:eastAsia="en-GB"/>
+              </w:rPr>
+              <w:t>Not significant</w:t>
+            </w:r>
+          </w:p>
+        </w:tc>
+        <w:tc>
+          <w:tcPr>
+            <w:tcW w:w="5953" w:type="dxa"/>
+            <w:shd w:val="clear" w:color="auto" w:fill="auto"/>
+          </w:tcPr>
+          <w:p>
+            <w:pPr>
+              <w:rPr>
+                <w:rFonts w:asciiTheme="minorHAnsi" w:eastAsia="Calibri" w:hAnsiTheme="minorHAnsi"/>
+                <w:sz w:val="22"/>
+                <w:szCs w:val="22"/>
+                <w:lang w:eastAsia="en-GB"/>
+              </w:rPr>
+            </w:pPr>
+            <w:r>
+              <w:rPr>
+                <w:rFonts w:asciiTheme="minorHAnsi" w:eastAsia="Calibri" w:hAnsiTheme="minorHAnsi"/>
+                <w:sz w:val="22"/>
+                <w:szCs w:val="22"/>
+                <w:lang w:eastAsia="en-GB"/>
+              </w:rPr>
+              <w:t>Very minor or no impact on operations and quality of operation/product</w:t>
+            </w:r>
+          </w:p>
+        </w:tc>
+        <w:tc>
+          <w:tcPr>
+            <w:tcW w:w="2675" w:type="dxa"/>
+            <w:shd w:val="clear" w:color="auto" w:fill="auto"/>
+          </w:tcPr>
+          <w:p>
+            <w:pPr>
+              <w:rPr>
+                <w:rFonts w:asciiTheme="minorHAnsi" w:eastAsia="Calibri" w:hAnsiTheme="minorHAnsi"/>
+                <w:sz w:val="22"/>
+                <w:szCs w:val="22"/>
+                <w:lang w:eastAsia="en-GB"/>
+              </w:rPr>
+            </w:pPr>
+            <w:r>
+              <w:rPr>
+                <w:rFonts w:asciiTheme="minorHAnsi" w:eastAsia="Calibri" w:hAnsiTheme="minorHAnsi"/>
+                <w:sz w:val="22"/>
+                <w:szCs w:val="22"/>
+                <w:lang w:eastAsia="en-GB"/>
+              </w:rPr>
+              <w:t>1</w:t>
+            </w:r>
+          </w:p>
+        </w:tc>
+      </w:tr>
+      <w:tr>
+        <w:tc>
+          <w:tcPr>
+            <w:tcW w:w="1986" w:type="dxa"/>
+            <w:shd w:val="clear" w:color="auto" w:fill="auto"/>
+          </w:tcPr>
+          <w:p>
+            <w:pPr>
+              <w:rPr>
+                <w:rFonts w:asciiTheme="minorHAnsi" w:eastAsia="Calibri" w:hAnsiTheme="minorHAnsi"/>
+                <w:sz w:val="22"/>
+                <w:szCs w:val="22"/>
+                <w:lang w:eastAsia="en-GB"/>
+              </w:rPr>
+            </w:pPr>
+            <w:r>
+              <w:rPr>
+                <w:rFonts w:asciiTheme="minorHAnsi" w:eastAsia="Calibri" w:hAnsiTheme="minorHAnsi"/>
+                <w:sz w:val="22"/>
+                <w:szCs w:val="22"/>
+                <w:lang w:eastAsia="en-GB"/>
+              </w:rPr>
+              <w:t>Minor</w:t>
+            </w:r>
+          </w:p>
+        </w:tc>
+        <w:tc>
+          <w:tcPr>
+            <w:tcW w:w="5953" w:type="dxa"/>
+            <w:shd w:val="clear" w:color="auto" w:fill="auto"/>
+          </w:tcPr>
+          <w:p>
+            <w:pPr>
+              <w:rPr>
+                <w:rFonts w:asciiTheme="minorHAnsi" w:eastAsia="Calibri" w:hAnsiTheme="minorHAnsi"/>
+                <w:sz w:val="22"/>
+                <w:szCs w:val="22"/>
+                <w:lang w:eastAsia="en-GB"/>
+              </w:rPr>
+            </w:pPr>
+            <w:r>
+              <w:rPr>
+                <w:rFonts w:asciiTheme="minorHAnsi" w:eastAsia="Calibri" w:hAnsiTheme="minorHAnsi"/>
+                <w:sz w:val="22"/>
+                <w:szCs w:val="22"/>
+                <w:lang w:eastAsia="en-GB"/>
+              </w:rPr>
+              <w:t>Impact on operations, quality and efficiency, very little and limited effect</w:t>
+            </w:r>
+          </w:p>
+        </w:tc>
+        <w:tc>
+          <w:tcPr>
+            <w:tcW w:w="2675" w:type="dxa"/>
+            <w:shd w:val="clear" w:color="auto" w:fill="auto"/>
+          </w:tcPr>
+          <w:p>
+            <w:pPr>
+              <w:rPr>
+                <w:rFonts w:asciiTheme="minorHAnsi" w:eastAsia="Calibri" w:hAnsiTheme="minorHAnsi"/>
+                <w:sz w:val="22"/>
+                <w:szCs w:val="22"/>
+                <w:lang w:eastAsia="en-GB"/>
+              </w:rPr>
+            </w:pPr>
+            <w:r>
+              <w:rPr>
+                <w:rFonts w:asciiTheme="minorHAnsi" w:eastAsia="Calibri" w:hAnsiTheme="minorHAnsi"/>
+                <w:sz w:val="22"/>
+                <w:szCs w:val="22"/>
+                <w:lang w:eastAsia="en-GB"/>
+              </w:rPr>
+              <w:t>2</w:t>
+            </w:r>
+          </w:p>
+        </w:tc>
+      </w:tr>
+      <w:tr>
+        <w:tc>
+          <w:tcPr>
+            <w:tcW w:w="1986" w:type="dxa"/>
+            <w:shd w:val="clear" w:color="auto" w:fill="auto"/>
+          </w:tcPr>
+          <w:p>
+            <w:pPr>
+              <w:rPr>
+                <w:rFonts w:asciiTheme="minorHAnsi" w:eastAsia="Calibri" w:hAnsiTheme="minorHAnsi"/>
+                <w:sz w:val="22"/>
+                <w:szCs w:val="22"/>
+                <w:lang w:eastAsia="en-GB"/>
+              </w:rPr>
+            </w:pPr>
+            <w:r>
+              <w:rPr>
+                <w:rFonts w:asciiTheme="minorHAnsi" w:eastAsia="Calibri" w:hAnsiTheme="minorHAnsi"/>
+                <w:sz w:val="22"/>
+                <w:szCs w:val="22"/>
+                <w:lang w:eastAsia="en-GB"/>
+              </w:rPr>
+              <w:t>Moderate</w:t>
+            </w:r>
+          </w:p>
+        </w:tc>
+        <w:tc>
+          <w:tcPr>
+            <w:tcW w:w="5953" w:type="dxa"/>
+            <w:shd w:val="clear" w:color="auto" w:fill="auto"/>
+          </w:tcPr>
+          <w:p>
+            <w:pPr>
+              <w:rPr>
+                <w:rFonts w:asciiTheme="minorHAnsi" w:eastAsia="Calibri" w:hAnsiTheme="minorHAnsi"/>
+                <w:sz w:val="22"/>
+                <w:szCs w:val="22"/>
+                <w:lang w:eastAsia="en-GB"/>
+              </w:rPr>
+            </w:pPr>
+            <w:r>
+              <w:rPr>
+                <w:rFonts w:asciiTheme="minorHAnsi" w:eastAsia="Calibri" w:hAnsiTheme="minorHAnsi"/>
+                <w:sz w:val="22"/>
+                <w:szCs w:val="22"/>
+                <w:lang w:eastAsia="en-GB"/>
+              </w:rPr>
+              <w:t xml:space="preserve">Loss of operating capability, long term or prolong occurrence can cause adverse effect on quality of product and operational efficiency </w:t>
+            </w:r>
+          </w:p>
+        </w:tc>
+        <w:tc>
+          <w:tcPr>
+            <w:tcW w:w="2675" w:type="dxa"/>
+            <w:shd w:val="clear" w:color="auto" w:fill="auto"/>
+          </w:tcPr>
+          <w:p>
+            <w:pPr>
+              <w:rPr>
+                <w:rFonts w:asciiTheme="minorHAnsi" w:eastAsia="Calibri" w:hAnsiTheme="minorHAnsi"/>
+                <w:sz w:val="22"/>
+                <w:szCs w:val="22"/>
+                <w:lang w:eastAsia="en-GB"/>
+              </w:rPr>
+            </w:pPr>
+            <w:r>
+              <w:rPr>
+                <w:rFonts w:asciiTheme="minorHAnsi" w:eastAsia="Calibri" w:hAnsiTheme="minorHAnsi"/>
+                <w:sz w:val="22"/>
+                <w:szCs w:val="22"/>
+                <w:lang w:eastAsia="en-GB"/>
+              </w:rPr>
+              <w:t>3</w:t>
+            </w:r>
+          </w:p>
+        </w:tc>
+      </w:tr>
+      <w:tr>
+        <w:tc>
+          <w:tcPr>
+            <w:tcW w:w="1986" w:type="dxa"/>
+            <w:shd w:val="clear" w:color="auto" w:fill="auto"/>
+          </w:tcPr>
+          <w:p>
+            <w:pPr>
+              <w:rPr>
+                <w:rFonts w:asciiTheme="minorHAnsi" w:eastAsia="Calibri" w:hAnsiTheme="minorHAnsi"/>
+                <w:sz w:val="22"/>
+                <w:szCs w:val="22"/>
+                <w:lang w:eastAsia="en-GB"/>
+              </w:rPr>
+            </w:pPr>
+            <w:r>
+              <w:rPr>
+                <w:rFonts w:asciiTheme="minorHAnsi" w:eastAsia="Calibri" w:hAnsiTheme="minorHAnsi"/>
+                <w:sz w:val="22"/>
+                <w:szCs w:val="22"/>
+                <w:lang w:eastAsia="en-GB"/>
+              </w:rPr>
+              <w:t>High</w:t>
+            </w:r>
+          </w:p>
+        </w:tc>
+        <w:tc>
+          <w:tcPr>
+            <w:tcW w:w="5953" w:type="dxa"/>
+            <w:shd w:val="clear" w:color="auto" w:fill="auto"/>
+          </w:tcPr>
+          <w:p>
+            <w:pPr>
+              <w:rPr>
+                <w:rFonts w:asciiTheme="minorHAnsi" w:eastAsia="Calibri" w:hAnsiTheme="minorHAnsi"/>
+                <w:sz w:val="22"/>
+                <w:szCs w:val="22"/>
+                <w:lang w:eastAsia="en-GB"/>
+              </w:rPr>
+            </w:pPr>
+            <w:r>
+              <w:rPr>
+                <w:rFonts w:asciiTheme="minorHAnsi" w:eastAsia="Calibri" w:hAnsiTheme="minorHAnsi"/>
+                <w:sz w:val="22"/>
+                <w:szCs w:val="22"/>
+                <w:lang w:eastAsia="en-GB"/>
+              </w:rPr>
+              <w:t>Significant impact, requiring prompt and timely resolution. Effect has serious impact on the quality of product and operation efficiency</w:t>
+            </w:r>
+          </w:p>
+        </w:tc>
+        <w:tc>
+          <w:tcPr>
+            <w:tcW w:w="2675" w:type="dxa"/>
+            <w:shd w:val="clear" w:color="auto" w:fill="auto"/>
+          </w:tcPr>
+          <w:p>
+            <w:pPr>
+              <w:rPr>
+                <w:rFonts w:asciiTheme="minorHAnsi" w:eastAsia="Calibri" w:hAnsiTheme="minorHAnsi"/>
+                <w:sz w:val="22"/>
+                <w:szCs w:val="22"/>
+                <w:lang w:eastAsia="en-GB"/>
+              </w:rPr>
+            </w:pPr>
+            <w:r>
+              <w:rPr>
+                <w:rFonts w:asciiTheme="minorHAnsi" w:eastAsia="Calibri" w:hAnsiTheme="minorHAnsi"/>
+                <w:sz w:val="22"/>
+                <w:szCs w:val="22"/>
+                <w:lang w:eastAsia="en-GB"/>
+              </w:rPr>
+              <w:t>4</w:t>
+            </w:r>
+          </w:p>
+        </w:tc>
+      </w:tr>
+      <w:tr>
+        <w:tc>
+          <w:tcPr>
+            <w:tcW w:w="1986" w:type="dxa"/>
+            <w:shd w:val="clear" w:color="auto" w:fill="auto"/>
+          </w:tcPr>
+          <w:p>
+            <w:pPr>
+              <w:rPr>
+                <w:rFonts w:asciiTheme="minorHAnsi" w:eastAsia="Calibri" w:hAnsiTheme="minorHAnsi"/>
+                <w:sz w:val="22"/>
+                <w:szCs w:val="22"/>
+                <w:lang w:eastAsia="en-GB"/>
+              </w:rPr>
+            </w:pPr>
+            <w:r>
+              <w:rPr>
+                <w:rFonts w:asciiTheme="minorHAnsi" w:eastAsia="Calibri" w:hAnsiTheme="minorHAnsi"/>
+                <w:sz w:val="22"/>
+                <w:szCs w:val="22"/>
+                <w:lang w:eastAsia="en-GB"/>
+              </w:rPr>
+              <w:t xml:space="preserve">Critical </w:t>
+            </w:r>
+          </w:p>
+        </w:tc>
+        <w:tc>
+          <w:tcPr>
+            <w:tcW w:w="5953" w:type="dxa"/>
+            <w:shd w:val="clear" w:color="auto" w:fill="auto"/>
+          </w:tcPr>
+          <w:p>
+            <w:pPr>
+              <w:rPr>
+                <w:rFonts w:asciiTheme="minorHAnsi" w:eastAsia="Calibri" w:hAnsiTheme="minorHAnsi"/>
+                <w:sz w:val="22"/>
+                <w:szCs w:val="22"/>
+                <w:lang w:eastAsia="en-GB"/>
+              </w:rPr>
+            </w:pPr>
+            <w:r>
+              <w:rPr>
+                <w:rFonts w:asciiTheme="minorHAnsi" w:eastAsia="Calibri" w:hAnsiTheme="minorHAnsi"/>
+                <w:sz w:val="22"/>
+                <w:szCs w:val="22"/>
+                <w:lang w:eastAsia="en-GB"/>
+              </w:rPr>
+              <w:t>Very significant impact and having catastrophic impact on the quality of product and operational efficiency.</w:t>
+            </w:r>
+          </w:p>
+        </w:tc>
+        <w:tc>
+          <w:tcPr>
+            <w:tcW w:w="2675" w:type="dxa"/>
+            <w:shd w:val="clear" w:color="auto" w:fill="auto"/>
+          </w:tcPr>
+          <w:p>
+            <w:pPr>
+              <w:rPr>
+                <w:rFonts w:asciiTheme="minorHAnsi" w:eastAsia="Calibri" w:hAnsiTheme="minorHAnsi"/>
+                <w:sz w:val="22"/>
+                <w:szCs w:val="22"/>
+                <w:lang w:eastAsia="en-GB"/>
+              </w:rPr>
+            </w:pPr>
+            <w:r>
+              <w:rPr>
+                <w:rFonts w:asciiTheme="minorHAnsi" w:eastAsia="Calibri" w:hAnsiTheme="minorHAnsi"/>
+                <w:sz w:val="22"/>
+                <w:szCs w:val="22"/>
+                <w:lang w:eastAsia="en-GB"/>
+              </w:rPr>
+              <w:t>5</w:t>
+            </w:r>
+          </w:p>
+        </w:tc>
+      </w:tr>
+      <w:tr>
+        <w:tc>
+          <w:tcPr>
+            <w:tcW w:w="1986" w:type="dxa"/>
+            <w:shd w:val="clear" w:color="auto" w:fill="auto"/>
+          </w:tcPr>
+          <w:p>
+            <w:pPr>
+              <w:rPr>
+                <w:rFonts w:asciiTheme="minorHAnsi" w:eastAsia="Calibri" w:hAnsiTheme="minorHAnsi"/>
+                <w:sz w:val="22"/>
+                <w:szCs w:val="22"/>
+                <w:lang w:eastAsia="en-GB"/>
+              </w:rPr>
+            </w:pPr>
+          </w:p>
+        </w:tc>
+        <w:tc>
+          <w:tcPr>
+            <w:tcW w:w="5953" w:type="dxa"/>
+            <w:shd w:val="clear" w:color="auto" w:fill="auto"/>
+          </w:tcPr>
+          <w:p>
+            <w:pPr>
+              <w:rPr>
+                <w:rFonts w:asciiTheme="minorHAnsi" w:eastAsia="Calibri" w:hAnsiTheme="minorHAnsi"/>
+                <w:sz w:val="22"/>
+                <w:szCs w:val="22"/>
+                <w:lang w:eastAsia="en-GB"/>
+              </w:rPr>
+            </w:pPr>
+          </w:p>
+        </w:tc>
+        <w:tc>
+          <w:tcPr>
+            <w:tcW w:w="2675" w:type="dxa"/>
+            <w:shd w:val="clear" w:color="auto" w:fill="auto"/>
+          </w:tcPr>
+          <w:p>
+            <w:pPr>
+              <w:rPr>
+                <w:rFonts w:asciiTheme="minorHAnsi" w:eastAsia="Calibri" w:hAnsiTheme="minorHAnsi"/>
+                <w:sz w:val="22"/>
+                <w:szCs w:val="22"/>
+                <w:lang w:eastAsia="en-GB"/>
+              </w:rPr>
+            </w:pPr>
+          </w:p>
+        </w:tc>
+      </w:tr>
+    </w:tbl>
+    <w:p>
+      <w:pPr>
+        <w:rPr>
+          <w:rFonts w:asciiTheme="minorHAnsi" w:hAnsiTheme="minorHAnsi"/>
+          <w:sz w:val="22"/>
+          <w:szCs w:val="22"/>
+          <w:lang w:eastAsia="en-GB"/>
+        </w:rPr>
+      </w:pPr>
+    </w:p>
+    <w:p>
+      <w:pPr>
+        <w:rPr>
+          <w:rFonts w:asciiTheme="minorHAnsi" w:hAnsiTheme="minorHAnsi"/>
+          <w:sz w:val="22"/>
+          <w:szCs w:val="22"/>
+          <w:lang w:eastAsia="en-GB"/>
+        </w:rPr>
+      </w:pPr>
+      <w:r>
+        <w:rPr>
+          <w:rFonts w:asciiTheme="minorHAnsi" w:hAnsiTheme="minorHAnsi"/>
+          <w:sz w:val="22"/>
+          <w:szCs w:val="22"/>
+          <w:lang w:eastAsia="en-GB"/>
+        </w:rPr>
+        <w:t>QUANTITATIVE RISK LEVEL</w:t>
+      </w:r>
+    </w:p>
+    <w:tbl>
+      <w:tblPr>
+        <w:tblW w:w="0" w:type="auto"/>
+        <w:tblInd w:w="-318" w:type="dxa"/>
+        <w:tblBorders>
+          <w:top w:val="single" w:sz="4" w:space="0" w:color="000000"/>
+          <w:left w:val="single" w:sz="4" w:space="0" w:color="000000"/>
+          <w:bottom w:val="single" w:sz="4" w:space="0" w:color="000000"/>
+          <w:right w:val="single" w:sz="4" w:space="0" w:color="000000"/>
+          <w:insideH w:val="single" w:sz="4" w:space="0" w:color="000000"/>
+          <w:insideV w:val="single" w:sz="4" w:space="0" w:color="000000"/>
+        </w:tblBorders>
+        <w:tblLook w:val="04A0" w:firstRow="1" w:lastRow="0" w:firstColumn="1" w:lastColumn="0" w:noHBand="0" w:noVBand="1"/>
+      </w:tblPr>
+      <w:tblGrid>
+        <w:gridCol w:w="1986"/>
+        <w:gridCol w:w="5953"/>
+        <w:gridCol w:w="2675"/>
+      </w:tblGrid>
+      <w:tr>
+        <w:tc>
+          <w:tcPr>
+            <w:tcW w:w="1986" w:type="dxa"/>
+            <w:shd w:val="clear" w:color="auto" w:fill="auto"/>
+          </w:tcPr>
+          <w:p>
+            <w:pPr>
+              <w:rPr>
+                <w:rFonts w:asciiTheme="minorHAnsi" w:eastAsia="Calibri" w:hAnsiTheme="minorHAnsi"/>
+                <w:sz w:val="22"/>
+                <w:szCs w:val="22"/>
+                <w:lang w:eastAsia="en-GB"/>
+              </w:rPr>
+            </w:pPr>
+            <w:r>
+              <w:rPr>
+                <w:rFonts w:asciiTheme="minorHAnsi" w:eastAsia="Calibri" w:hAnsiTheme="minorHAnsi"/>
+                <w:sz w:val="22"/>
+                <w:szCs w:val="22"/>
+                <w:lang w:eastAsia="en-GB"/>
+              </w:rPr>
+              <w:t>Category</w:t>
+            </w:r>
+          </w:p>
+        </w:tc>
+        <w:tc>
+          <w:tcPr>
+            <w:tcW w:w="5953" w:type="dxa"/>
+            <w:shd w:val="clear" w:color="auto" w:fill="auto"/>
+          </w:tcPr>
+          <w:p>
+            <w:pPr>
+              <w:rPr>
+                <w:rFonts w:asciiTheme="minorHAnsi" w:eastAsia="Calibri" w:hAnsiTheme="minorHAnsi"/>
+                <w:sz w:val="22"/>
+                <w:szCs w:val="22"/>
+                <w:lang w:eastAsia="en-GB"/>
+              </w:rPr>
+            </w:pPr>
+            <w:r>
+              <w:rPr>
+                <w:rFonts w:asciiTheme="minorHAnsi" w:eastAsia="Calibri" w:hAnsiTheme="minorHAnsi"/>
+                <w:sz w:val="22"/>
+                <w:szCs w:val="22"/>
+                <w:lang w:eastAsia="en-GB"/>
+              </w:rPr>
+              <w:t>Description</w:t>
+            </w:r>
+          </w:p>
+        </w:tc>
+        <w:tc>
+          <w:tcPr>
+            <w:tcW w:w="2675" w:type="dxa"/>
+            <w:shd w:val="clear" w:color="auto" w:fill="auto"/>
+          </w:tcPr>
+          <w:p>
+            <w:pPr>
+              <w:rPr>
+                <w:rFonts w:asciiTheme="minorHAnsi" w:eastAsia="Calibri" w:hAnsiTheme="minorHAnsi"/>
+                <w:sz w:val="22"/>
+                <w:szCs w:val="22"/>
+                <w:lang w:eastAsia="en-GB"/>
+              </w:rPr>
+            </w:pPr>
+            <w:r>
+              <w:rPr>
+                <w:rFonts w:asciiTheme="minorHAnsi" w:eastAsia="Calibri" w:hAnsiTheme="minorHAnsi"/>
+                <w:sz w:val="22"/>
+                <w:szCs w:val="22"/>
+                <w:lang w:eastAsia="en-GB"/>
+              </w:rPr>
+              <w:t>Scale</w:t>
+            </w:r>
+          </w:p>
+        </w:tc>
+      </w:tr>
+      <w:tr>
+        <w:tc>
+          <w:tcPr>
+            <w:tcW w:w="1986" w:type="dxa"/>
+            <w:shd w:val="clear" w:color="auto" w:fill="auto"/>
+          </w:tcPr>
+          <w:p>
+            <w:pPr>
+              <w:rPr>
+                <w:rFonts w:asciiTheme="minorHAnsi" w:eastAsia="Calibri" w:hAnsiTheme="minorHAnsi"/>
+                <w:sz w:val="22"/>
+                <w:szCs w:val="22"/>
+                <w:lang w:eastAsia="en-GB"/>
+              </w:rPr>
+            </w:pPr>
+            <w:r>
+              <w:rPr>
+                <w:rFonts w:asciiTheme="minorHAnsi" w:eastAsia="Calibri" w:hAnsiTheme="minorHAnsi"/>
+                <w:sz w:val="22"/>
+                <w:szCs w:val="22"/>
+                <w:lang w:eastAsia="en-GB"/>
+              </w:rPr>
+              <w:t>Rare</w:t>
+            </w:r>
+          </w:p>
+        </w:tc>
+        <w:tc>
+          <w:tcPr>
+            <w:tcW w:w="5953" w:type="dxa"/>
+            <w:shd w:val="clear" w:color="auto" w:fill="auto"/>
+          </w:tcPr>
+          <w:p>
+            <w:pPr>
+              <w:rPr>
+                <w:rFonts w:asciiTheme="minorHAnsi" w:eastAsia="Calibri" w:hAnsiTheme="minorHAnsi"/>
+                <w:sz w:val="22"/>
+                <w:szCs w:val="22"/>
+                <w:lang w:eastAsia="en-GB"/>
+              </w:rPr>
+            </w:pPr>
+            <w:r>
+              <w:rPr>
+                <w:rFonts w:asciiTheme="minorHAnsi" w:eastAsia="Calibri" w:hAnsiTheme="minorHAnsi"/>
+                <w:sz w:val="22"/>
+                <w:szCs w:val="22"/>
+                <w:lang w:eastAsia="en-GB"/>
+              </w:rPr>
+              <w:t>May occur in exceptional circumstances</w:t>
+            </w:r>
+          </w:p>
+        </w:tc>
+        <w:tc>
+          <w:tcPr>
+            <w:tcW w:w="2675" w:type="dxa"/>
+            <w:shd w:val="clear" w:color="auto" w:fill="auto"/>
+          </w:tcPr>
+          <w:p>
+            <w:pPr>
+              <w:rPr>
+                <w:rFonts w:asciiTheme="minorHAnsi" w:eastAsia="Calibri" w:hAnsiTheme="minorHAnsi"/>
+                <w:sz w:val="22"/>
+                <w:szCs w:val="22"/>
+                <w:lang w:eastAsia="en-GB"/>
+              </w:rPr>
+            </w:pPr>
+            <w:r>
+              <w:rPr>
+                <w:rFonts w:asciiTheme="minorHAnsi" w:eastAsia="Calibri" w:hAnsiTheme="minorHAnsi"/>
+                <w:sz w:val="22"/>
+                <w:szCs w:val="22"/>
+                <w:lang w:eastAsia="en-GB"/>
+              </w:rPr>
+              <w:t>1</w:t>
+            </w:r>
+          </w:p>
+        </w:tc>
+      </w:tr>
+      <w:tr>
+        <w:tc>
+          <w:tcPr>
+            <w:tcW w:w="1986" w:type="dxa"/>
+            <w:shd w:val="clear" w:color="auto" w:fill="auto"/>
+          </w:tcPr>
+          <w:p>
+            <w:pPr>
+              <w:rPr>
+                <w:rFonts w:asciiTheme="minorHAnsi" w:eastAsia="Calibri" w:hAnsiTheme="minorHAnsi"/>
+                <w:sz w:val="22"/>
+                <w:szCs w:val="22"/>
+                <w:lang w:eastAsia="en-GB"/>
+              </w:rPr>
+            </w:pPr>
+            <w:r>
+              <w:rPr>
+                <w:rFonts w:asciiTheme="minorHAnsi" w:eastAsia="Calibri" w:hAnsiTheme="minorHAnsi"/>
+                <w:sz w:val="22"/>
+                <w:szCs w:val="22"/>
+                <w:lang w:eastAsia="en-GB"/>
+              </w:rPr>
+              <w:t>Unlikely</w:t>
+            </w:r>
+          </w:p>
+        </w:tc>
+        <w:tc>
+          <w:tcPr>
+            <w:tcW w:w="5953" w:type="dxa"/>
+            <w:shd w:val="clear" w:color="auto" w:fill="auto"/>
+          </w:tcPr>
+          <w:p>
+            <w:pPr>
+              <w:rPr>
+                <w:rFonts w:asciiTheme="minorHAnsi" w:eastAsia="Calibri" w:hAnsiTheme="minorHAnsi"/>
+                <w:sz w:val="22"/>
+                <w:szCs w:val="22"/>
+                <w:lang w:eastAsia="en-GB"/>
+              </w:rPr>
+            </w:pPr>
+            <w:r>
+              <w:rPr>
+                <w:rFonts w:asciiTheme="minorHAnsi" w:eastAsia="Calibri" w:hAnsiTheme="minorHAnsi"/>
+                <w:sz w:val="22"/>
+                <w:szCs w:val="22"/>
+                <w:lang w:eastAsia="en-GB"/>
+              </w:rPr>
+              <w:t>Could occur at some time, but common</w:t>
+            </w:r>
+          </w:p>
+        </w:tc>
+        <w:tc>
+          <w:tcPr>
+            <w:tcW w:w="2675" w:type="dxa"/>
+            <w:shd w:val="clear" w:color="auto" w:fill="auto"/>
+          </w:tcPr>
+          <w:p>
+            <w:pPr>
+              <w:rPr>
+                <w:rFonts w:asciiTheme="minorHAnsi" w:eastAsia="Calibri" w:hAnsiTheme="minorHAnsi"/>
+                <w:sz w:val="22"/>
+                <w:szCs w:val="22"/>
+                <w:lang w:eastAsia="en-GB"/>
+              </w:rPr>
+            </w:pPr>
+            <w:r>
+              <w:rPr>
+                <w:rFonts w:asciiTheme="minorHAnsi" w:eastAsia="Calibri" w:hAnsiTheme="minorHAnsi"/>
+                <w:sz w:val="22"/>
+                <w:szCs w:val="22"/>
+                <w:lang w:eastAsia="en-GB"/>
+              </w:rPr>
+              <w:t>2</w:t>
+            </w:r>
+          </w:p>
+        </w:tc>
+      </w:tr>
+      <w:tr>
+        <w:tc>
+          <w:tcPr>
+            <w:tcW w:w="1986" w:type="dxa"/>
+            <w:shd w:val="clear" w:color="auto" w:fill="auto"/>
+          </w:tcPr>
+          <w:p>
+            <w:pPr>
+              <w:rPr>
+                <w:rFonts w:asciiTheme="minorHAnsi" w:eastAsia="Calibri" w:hAnsiTheme="minorHAnsi"/>
+                <w:sz w:val="22"/>
+                <w:szCs w:val="22"/>
+                <w:lang w:eastAsia="en-GB"/>
+              </w:rPr>
+            </w:pPr>
+            <w:r>
+              <w:rPr>
+                <w:rFonts w:asciiTheme="minorHAnsi" w:eastAsia="Calibri" w:hAnsiTheme="minorHAnsi"/>
+                <w:sz w:val="22"/>
+                <w:szCs w:val="22"/>
+                <w:lang w:eastAsia="en-GB"/>
+              </w:rPr>
+              <w:t>Possible</w:t>
+            </w:r>
+          </w:p>
+        </w:tc>
+        <w:tc>
+          <w:tcPr>
+            <w:tcW w:w="5953" w:type="dxa"/>
+            <w:shd w:val="clear" w:color="auto" w:fill="auto"/>
+          </w:tcPr>
+          <w:p>
+            <w:pPr>
+              <w:rPr>
+                <w:rFonts w:asciiTheme="minorHAnsi" w:eastAsia="Calibri" w:hAnsiTheme="minorHAnsi"/>
+                <w:sz w:val="22"/>
+                <w:szCs w:val="22"/>
+                <w:lang w:eastAsia="en-GB"/>
+              </w:rPr>
+            </w:pPr>
+            <w:r>
+              <w:rPr>
+                <w:rFonts w:asciiTheme="minorHAnsi" w:eastAsia="Calibri" w:hAnsiTheme="minorHAnsi"/>
+                <w:sz w:val="22"/>
+                <w:szCs w:val="22"/>
+                <w:lang w:eastAsia="en-GB"/>
+              </w:rPr>
+              <w:t>May probably occur in certain circumstances</w:t>
+            </w:r>
+          </w:p>
+        </w:tc>
+        <w:tc>
+          <w:tcPr>
+            <w:tcW w:w="2675" w:type="dxa"/>
+            <w:shd w:val="clear" w:color="auto" w:fill="auto"/>
+          </w:tcPr>
+          <w:p>
+            <w:pPr>
+              <w:rPr>
+                <w:rFonts w:asciiTheme="minorHAnsi" w:eastAsia="Calibri" w:hAnsiTheme="minorHAnsi"/>
+                <w:sz w:val="22"/>
+                <w:szCs w:val="22"/>
+                <w:lang w:eastAsia="en-GB"/>
+              </w:rPr>
+            </w:pPr>
+            <w:r>
+              <w:rPr>
+                <w:rFonts w:asciiTheme="minorHAnsi" w:eastAsia="Calibri" w:hAnsiTheme="minorHAnsi"/>
+                <w:sz w:val="22"/>
+                <w:szCs w:val="22"/>
+                <w:lang w:eastAsia="en-GB"/>
+              </w:rPr>
+              <w:t>3</w:t>
+            </w:r>
+          </w:p>
+        </w:tc>
+      </w:tr>
+      <w:tr>
+        <w:tc>
+          <w:tcPr>
+            <w:tcW w:w="1986" w:type="dxa"/>
+            <w:shd w:val="clear" w:color="auto" w:fill="auto"/>
+          </w:tcPr>
+          <w:p>
+            <w:pPr>
+              <w:rPr>
+                <w:rFonts w:asciiTheme="minorHAnsi" w:eastAsia="Calibri" w:hAnsiTheme="minorHAnsi"/>
+                <w:sz w:val="22"/>
+                <w:szCs w:val="22"/>
+                <w:lang w:eastAsia="en-GB"/>
+              </w:rPr>
+            </w:pPr>
+            <w:r>
+              <w:rPr>
+                <w:rFonts w:asciiTheme="minorHAnsi" w:eastAsia="Calibri" w:hAnsiTheme="minorHAnsi"/>
+                <w:sz w:val="22"/>
+                <w:szCs w:val="22"/>
+                <w:lang w:eastAsia="en-GB"/>
+              </w:rPr>
+              <w:t>Most possible</w:t>
+            </w:r>
+          </w:p>
+        </w:tc>
+        <w:tc>
+          <w:tcPr>
+            <w:tcW w:w="5953" w:type="dxa"/>
+            <w:shd w:val="clear" w:color="auto" w:fill="auto"/>
+          </w:tcPr>
+          <w:p>
+            <w:pPr>
+              <w:rPr>
+                <w:rFonts w:asciiTheme="minorHAnsi" w:eastAsia="Calibri" w:hAnsiTheme="minorHAnsi"/>
+                <w:sz w:val="22"/>
+                <w:szCs w:val="22"/>
+                <w:lang w:eastAsia="en-GB"/>
+              </w:rPr>
+            </w:pPr>
+            <w:r>
+              <w:rPr>
+                <w:rFonts w:asciiTheme="minorHAnsi" w:eastAsia="Calibri" w:hAnsiTheme="minorHAnsi"/>
+                <w:sz w:val="22"/>
+                <w:szCs w:val="22"/>
+                <w:lang w:eastAsia="en-GB"/>
+              </w:rPr>
+              <w:t>Will probably occur in most circumstances</w:t>
+            </w:r>
+          </w:p>
+        </w:tc>
+        <w:tc>
+          <w:tcPr>
+            <w:tcW w:w="2675" w:type="dxa"/>
+            <w:shd w:val="clear" w:color="auto" w:fill="auto"/>
+          </w:tcPr>
+          <w:p>
+            <w:pPr>
+              <w:rPr>
+                <w:rFonts w:asciiTheme="minorHAnsi" w:eastAsia="Calibri" w:hAnsiTheme="minorHAnsi"/>
+                <w:sz w:val="22"/>
+                <w:szCs w:val="22"/>
+                <w:lang w:eastAsia="en-GB"/>
+              </w:rPr>
+            </w:pPr>
+            <w:r>
+              <w:rPr>
+                <w:rFonts w:asciiTheme="minorHAnsi" w:eastAsia="Calibri" w:hAnsiTheme="minorHAnsi"/>
+                <w:sz w:val="22"/>
+                <w:szCs w:val="22"/>
+                <w:lang w:eastAsia="en-GB"/>
+              </w:rPr>
+              <w:t>4</w:t>
+            </w:r>
+          </w:p>
+        </w:tc>
+      </w:tr>
+      <w:tr>
+        <w:tc>
+          <w:tcPr>
+            <w:tcW w:w="1986" w:type="dxa"/>
+            <w:shd w:val="clear" w:color="auto" w:fill="auto"/>
+          </w:tcPr>
+          <w:p>
+            <w:pPr>
+              <w:rPr>
+                <w:rFonts w:asciiTheme="minorHAnsi" w:eastAsia="Calibri" w:hAnsiTheme="minorHAnsi"/>
+                <w:sz w:val="22"/>
+                <w:szCs w:val="22"/>
+                <w:lang w:eastAsia="en-GB"/>
+              </w:rPr>
+            </w:pPr>
+            <w:r>
+              <w:rPr>
+                <w:rFonts w:asciiTheme="minorHAnsi" w:eastAsia="Calibri" w:hAnsiTheme="minorHAnsi"/>
+                <w:sz w:val="22"/>
+                <w:szCs w:val="22"/>
+                <w:lang w:eastAsia="en-GB"/>
+              </w:rPr>
+              <w:t>Highly possible</w:t>
+            </w:r>
+          </w:p>
+        </w:tc>
+        <w:tc>
+          <w:tcPr>
+            <w:tcW w:w="5953" w:type="dxa"/>
+            <w:shd w:val="clear" w:color="auto" w:fill="auto"/>
+          </w:tcPr>
+          <w:p>
+            <w:pPr>
+              <w:rPr>
+                <w:rFonts w:asciiTheme="minorHAnsi" w:eastAsia="Calibri" w:hAnsiTheme="minorHAnsi"/>
+                <w:sz w:val="22"/>
+                <w:szCs w:val="22"/>
+                <w:lang w:eastAsia="en-GB"/>
+              </w:rPr>
+            </w:pPr>
+            <w:r>
+              <w:rPr>
+                <w:rFonts w:asciiTheme="minorHAnsi" w:eastAsia="Calibri" w:hAnsiTheme="minorHAnsi"/>
+                <w:sz w:val="22"/>
+                <w:szCs w:val="22"/>
+                <w:lang w:eastAsia="en-GB"/>
+              </w:rPr>
+              <w:t xml:space="preserve">Very possible it </w:t>
+            </w:r>
+            <w:proofErr w:type="gramStart"/>
+            <w:r>
+              <w:rPr>
+                <w:rFonts w:asciiTheme="minorHAnsi" w:eastAsia="Calibri" w:hAnsiTheme="minorHAnsi"/>
+                <w:sz w:val="22"/>
+                <w:szCs w:val="22"/>
+                <w:lang w:eastAsia="en-GB"/>
+              </w:rPr>
+              <w:t>occurs  in</w:t>
+            </w:r>
+            <w:proofErr w:type="gramEnd"/>
+            <w:r>
+              <w:rPr>
+                <w:rFonts w:asciiTheme="minorHAnsi" w:eastAsia="Calibri" w:hAnsiTheme="minorHAnsi"/>
+                <w:sz w:val="22"/>
+                <w:szCs w:val="22"/>
+                <w:lang w:eastAsia="en-GB"/>
+              </w:rPr>
+              <w:t xml:space="preserve"> most circumstances</w:t>
+            </w:r>
+          </w:p>
+        </w:tc>
+        <w:tc>
+          <w:tcPr>
+            <w:tcW w:w="2675" w:type="dxa"/>
+            <w:shd w:val="clear" w:color="auto" w:fill="auto"/>
+          </w:tcPr>
+          <w:p>
+            <w:pPr>
+              <w:rPr>
+                <w:rFonts w:asciiTheme="minorHAnsi" w:eastAsia="Calibri" w:hAnsiTheme="minorHAnsi"/>
+                <w:sz w:val="22"/>
+                <w:szCs w:val="22"/>
+                <w:lang w:eastAsia="en-GB"/>
+              </w:rPr>
+            </w:pPr>
+            <w:r>
+              <w:rPr>
+                <w:rFonts w:asciiTheme="minorHAnsi" w:eastAsia="Calibri" w:hAnsiTheme="minorHAnsi"/>
+                <w:sz w:val="22"/>
+                <w:szCs w:val="22"/>
+                <w:lang w:eastAsia="en-GB"/>
+              </w:rPr>
+              <w:t>5</w:t>
+            </w:r>
+          </w:p>
+        </w:tc>
+      </w:tr>
+      <w:tr>
+        <w:tc>
+          <w:tcPr>
+            <w:tcW w:w="1986" w:type="dxa"/>
+            <w:shd w:val="clear" w:color="auto" w:fill="auto"/>
+          </w:tcPr>
+          <w:p>
+            <w:pPr>
+              <w:rPr>
+                <w:rFonts w:asciiTheme="minorHAnsi" w:eastAsia="Calibri" w:hAnsiTheme="minorHAnsi"/>
+                <w:sz w:val="22"/>
+                <w:szCs w:val="22"/>
+                <w:lang w:eastAsia="en-GB"/>
+              </w:rPr>
+            </w:pPr>
+          </w:p>
+        </w:tc>
+        <w:tc>
+          <w:tcPr>
+            <w:tcW w:w="5953" w:type="dxa"/>
+            <w:shd w:val="clear" w:color="auto" w:fill="auto"/>
+          </w:tcPr>
+          <w:p>
+            <w:pPr>
+              <w:rPr>
+                <w:rFonts w:asciiTheme="minorHAnsi" w:eastAsia="Calibri" w:hAnsiTheme="minorHAnsi"/>
+                <w:sz w:val="22"/>
+                <w:szCs w:val="22"/>
+                <w:lang w:eastAsia="en-GB"/>
+              </w:rPr>
+            </w:pPr>
+          </w:p>
+        </w:tc>
+        <w:tc>
+          <w:tcPr>
+            <w:tcW w:w="2675" w:type="dxa"/>
+            <w:shd w:val="clear" w:color="auto" w:fill="auto"/>
+          </w:tcPr>
+          <w:p>
+            <w:pPr>
+              <w:rPr>
+                <w:rFonts w:asciiTheme="minorHAnsi" w:eastAsia="Calibri" w:hAnsiTheme="minorHAnsi"/>
+                <w:sz w:val="22"/>
+                <w:szCs w:val="22"/>
+                <w:lang w:eastAsia="en-GB"/>
+              </w:rPr>
+            </w:pPr>
+          </w:p>
+        </w:tc>
+      </w:tr>
+    </w:tbl>
+    <w:p>
+      <w:pPr>
+        <w:rPr>
+          <w:rFonts w:asciiTheme="minorHAnsi" w:hAnsiTheme="minorHAnsi"/>
+          <w:sz w:val="22"/>
+          <w:szCs w:val="22"/>
+          <w:lang w:eastAsia="en-GB"/>
+        </w:rPr>
+      </w:pPr>
+    </w:p>
+    <w:p>
+      <w:pPr>
+        <w:rPr>
+          <w:rFonts w:asciiTheme="minorHAnsi" w:hAnsiTheme="minorHAnsi"/>
+          <w:sz w:val="22"/>
+          <w:szCs w:val="22"/>
+        </w:rPr>
+      </w:pPr>
+    </w:p>
+    <w:p>
+      <w:pPr>
+        <w:rPr>
+          <w:rFonts w:asciiTheme="minorHAnsi" w:hAnsiTheme="minorHAnsi"/>
+          <w:sz w:val="22"/>
+          <w:szCs w:val="22"/>
+        </w:rPr>
+      </w:pPr>
+    </w:p>
+    <w:p>
+      <w:pPr>
+        <w:rPr>
+          <w:rFonts w:asciiTheme="minorHAnsi" w:hAnsiTheme="minorHAnsi"/>
+          <w:sz w:val="22"/>
+          <w:szCs w:val="22"/>
+        </w:rPr>
+      </w:pPr>
     </w:p>
     <w:p>
       <w:pPr>
@@ -4662,6 +6639,7 @@
           <w:rFonts w:asciiTheme="minorHAnsi" w:hAnsiTheme="minorHAnsi"/>
           <w:b/>
         </w:rPr>
+        <w:lastRenderedPageBreak/>
         <w:t>TRAINING INVOLVEMENT</w:t>
       </w:r>
     </w:p>
@@ -5249,7 +7227,23 @@
                 <w:sz w:val="22"/>
                 <w:szCs w:val="22"/>
               </w:rPr>
-              <w:t>Change in sop format.</w:t>
+              <w:t xml:space="preserve">Change in </w:t>
+            </w:r>
+            <w:r>
+              <w:rPr>
+                <w:rFonts w:asciiTheme="minorHAnsi" w:hAnsiTheme="minorHAnsi"/>
+                <w:sz w:val="22"/>
+                <w:szCs w:val="22"/>
+              </w:rPr>
+              <w:t xml:space="preserve">SOP </w:t>
+            </w:r>
+            <w:r>
+              <w:rPr>
+                <w:rFonts w:asciiTheme="minorHAnsi" w:hAnsiTheme="minorHAnsi"/>
+                <w:sz w:val="22"/>
+                <w:szCs w:val="22"/>
+              </w:rPr>
+              <w:t>format.</w:t>
             </w:r>
           </w:p>
           <w:p>
@@ -5378,2206 +7372,11 @@
         </w:rPr>
       </w:pPr>
     </w:p>
-    <w:p>
-      <w:pPr>
-        <w:rPr>
-          <w:rFonts w:asciiTheme="minorHAnsi" w:hAnsiTheme="minorHAnsi"/>
-          <w:sz w:val="22"/>
-          <w:szCs w:val="22"/>
-        </w:rPr>
-      </w:pPr>
-    </w:p>
-    <w:p>
-      <w:pPr>
-        <w:rPr>
-          <w:rFonts w:asciiTheme="minorHAnsi" w:hAnsiTheme="minorHAnsi"/>
-          <w:sz w:val="22"/>
-          <w:szCs w:val="22"/>
-        </w:rPr>
-      </w:pPr>
-    </w:p>
-    <w:p>
-      <w:pPr>
-        <w:rPr>
-          <w:rFonts w:asciiTheme="minorHAnsi" w:hAnsiTheme="minorHAnsi"/>
-          <w:sz w:val="22"/>
-          <w:szCs w:val="22"/>
-        </w:rPr>
-      </w:pPr>
-    </w:p>
-    <w:p>
-      <w:pPr>
-        <w:rPr>
-          <w:rFonts w:asciiTheme="minorHAnsi" w:hAnsiTheme="minorHAnsi"/>
-          <w:sz w:val="22"/>
-          <w:szCs w:val="22"/>
-        </w:rPr>
-      </w:pPr>
-    </w:p>
-    <w:p>
-      <w:pPr>
-        <w:rPr>
-          <w:rFonts w:asciiTheme="minorHAnsi" w:hAnsiTheme="minorHAnsi"/>
-          <w:sz w:val="22"/>
-          <w:szCs w:val="22"/>
-        </w:rPr>
-      </w:pPr>
-      <w:r>
-        <w:rPr>
-          <w:rFonts w:asciiTheme="minorHAnsi" w:hAnsiTheme="minorHAnsi"/>
-          <w:sz w:val="22"/>
-          <w:szCs w:val="22"/>
-        </w:rPr>
-        <w:t>ANNEXURE 1</w:t>
-      </w:r>
-    </w:p>
-    <w:p>
-      <w:pPr>
-        <w:rPr>
-          <w:rFonts w:asciiTheme="minorHAnsi" w:hAnsiTheme="minorHAnsi" w:cstheme="minorHAnsi"/>
-          <w:sz w:val="22"/>
-          <w:szCs w:val="22"/>
-        </w:rPr>
-      </w:pPr>
-      <w:r>
-        <w:rPr>
-          <w:rFonts w:asciiTheme="minorHAnsi" w:hAnsiTheme="minorHAnsi" w:cstheme="minorHAnsi"/>
-          <w:sz w:val="22"/>
-          <w:szCs w:val="22"/>
-        </w:rPr>
-        <w:t>RISK RANKING SYSTEM</w:t>
-      </w:r>
-    </w:p>
-    <w:p>
-      <w:pPr>
-        <w:rPr>
-          <w:rFonts w:asciiTheme="minorHAnsi" w:hAnsiTheme="minorHAnsi" w:cstheme="minorHAnsi"/>
-          <w:sz w:val="22"/>
-          <w:szCs w:val="22"/>
-        </w:rPr>
-      </w:pPr>
-    </w:p>
-    <w:tbl>
-      <w:tblPr>
-        <w:tblStyle w:val="TableGrid"/>
-        <w:tblW w:w="0" w:type="auto"/>
-        <w:tblInd w:w="-176" w:type="dxa"/>
-        <w:tblLook w:val="04A0" w:firstRow="1" w:lastRow="0" w:firstColumn="1" w:lastColumn="0" w:noHBand="0" w:noVBand="1"/>
-      </w:tblPr>
-      <w:tblGrid>
-        <w:gridCol w:w="1985"/>
-        <w:gridCol w:w="3119"/>
-        <w:gridCol w:w="2268"/>
-        <w:gridCol w:w="3100"/>
-      </w:tblGrid>
-      <w:tr>
-        <w:tc>
-          <w:tcPr>
-            <w:tcW w:w="1985" w:type="dxa"/>
-          </w:tcPr>
-          <w:p>
-            <w:pPr>
-              <w:rPr>
-                <w:rFonts w:asciiTheme="minorHAnsi" w:hAnsiTheme="minorHAnsi" w:cstheme="minorHAnsi"/>
-                <w:sz w:val="22"/>
-                <w:szCs w:val="22"/>
-              </w:rPr>
-            </w:pPr>
-            <w:r>
-              <w:rPr>
-                <w:rFonts w:asciiTheme="minorHAnsi" w:hAnsiTheme="minorHAnsi" w:cstheme="minorHAnsi"/>
-                <w:sz w:val="22"/>
-                <w:szCs w:val="22"/>
-              </w:rPr>
-              <w:t>QUALITATIVE</w:t>
-            </w:r>
-          </w:p>
-        </w:tc>
-        <w:tc>
-          <w:tcPr>
-            <w:tcW w:w="8487" w:type="dxa"/>
-            <w:gridSpan w:val="3"/>
-          </w:tcPr>
-          <w:p>
-            <w:pPr>
-              <w:rPr>
-                <w:rFonts w:asciiTheme="minorHAnsi" w:hAnsiTheme="minorHAnsi" w:cstheme="minorHAnsi"/>
-                <w:sz w:val="22"/>
-                <w:szCs w:val="22"/>
-              </w:rPr>
-            </w:pPr>
-            <w:r>
-              <w:rPr>
-                <w:rFonts w:asciiTheme="minorHAnsi" w:hAnsiTheme="minorHAnsi" w:cstheme="minorHAnsi"/>
-                <w:sz w:val="22"/>
-                <w:szCs w:val="22"/>
-              </w:rPr>
-              <w:t>RISK FACTOR</w:t>
-            </w:r>
-          </w:p>
-        </w:tc>
-      </w:tr>
-      <w:tr>
-        <w:tc>
-          <w:tcPr>
-            <w:tcW w:w="1985" w:type="dxa"/>
-          </w:tcPr>
-          <w:p>
-            <w:pPr>
-              <w:rPr>
-                <w:rFonts w:asciiTheme="minorHAnsi" w:hAnsiTheme="minorHAnsi" w:cstheme="minorHAnsi"/>
-                <w:sz w:val="22"/>
-                <w:szCs w:val="22"/>
-              </w:rPr>
-            </w:pPr>
-            <w:r>
-              <w:rPr>
-                <w:rFonts w:asciiTheme="minorHAnsi" w:hAnsiTheme="minorHAnsi" w:cstheme="minorHAnsi"/>
-                <w:sz w:val="22"/>
-                <w:szCs w:val="22"/>
-              </w:rPr>
-              <w:t xml:space="preserve">RANKING </w:t>
-            </w:r>
-          </w:p>
-        </w:tc>
-        <w:tc>
-          <w:tcPr>
-            <w:tcW w:w="3119" w:type="dxa"/>
-            <w:tcBorders>
-              <w:right w:val="single" w:sz="4" w:space="0" w:color="auto"/>
-            </w:tcBorders>
-          </w:tcPr>
-          <w:p>
-            <w:pPr>
-              <w:rPr>
-                <w:rFonts w:asciiTheme="minorHAnsi" w:hAnsiTheme="minorHAnsi" w:cstheme="minorHAnsi"/>
-                <w:sz w:val="22"/>
-                <w:szCs w:val="22"/>
-              </w:rPr>
-            </w:pPr>
-            <w:r>
-              <w:rPr>
-                <w:rFonts w:asciiTheme="minorHAnsi" w:hAnsiTheme="minorHAnsi" w:cstheme="minorHAnsi"/>
-                <w:sz w:val="22"/>
-                <w:szCs w:val="22"/>
-              </w:rPr>
-              <w:t>SEVERITY</w:t>
-            </w:r>
-          </w:p>
-        </w:tc>
-        <w:tc>
-          <w:tcPr>
-            <w:tcW w:w="2268" w:type="dxa"/>
-            <w:tcBorders>
-              <w:left w:val="single" w:sz="4" w:space="0" w:color="auto"/>
-              <w:right w:val="single" w:sz="4" w:space="0" w:color="auto"/>
-            </w:tcBorders>
-          </w:tcPr>
-          <w:p>
-            <w:pPr>
-              <w:rPr>
-                <w:rFonts w:asciiTheme="minorHAnsi" w:hAnsiTheme="minorHAnsi" w:cstheme="minorHAnsi"/>
-                <w:sz w:val="22"/>
-                <w:szCs w:val="22"/>
-              </w:rPr>
-            </w:pPr>
-            <w:r>
-              <w:rPr>
-                <w:rFonts w:asciiTheme="minorHAnsi" w:hAnsiTheme="minorHAnsi" w:cstheme="minorHAnsi"/>
-                <w:sz w:val="22"/>
-                <w:szCs w:val="22"/>
-              </w:rPr>
-              <w:t>OCCURENCE</w:t>
-            </w:r>
-          </w:p>
-        </w:tc>
-        <w:tc>
-          <w:tcPr>
-            <w:tcW w:w="3100" w:type="dxa"/>
-            <w:tcBorders>
-              <w:left w:val="single" w:sz="4" w:space="0" w:color="auto"/>
-            </w:tcBorders>
-          </w:tcPr>
-          <w:p>
-            <w:pPr>
-              <w:rPr>
-                <w:rFonts w:asciiTheme="minorHAnsi" w:hAnsiTheme="minorHAnsi" w:cstheme="minorHAnsi"/>
-                <w:sz w:val="22"/>
-                <w:szCs w:val="22"/>
-              </w:rPr>
-            </w:pPr>
-            <w:r>
-              <w:rPr>
-                <w:rFonts w:asciiTheme="minorHAnsi" w:hAnsiTheme="minorHAnsi" w:cstheme="minorHAnsi"/>
-                <w:sz w:val="22"/>
-                <w:szCs w:val="22"/>
-              </w:rPr>
-              <w:t>DETECTION</w:t>
-            </w:r>
-          </w:p>
-        </w:tc>
-      </w:tr>
-      <w:tr>
-        <w:tc>
-          <w:tcPr>
-            <w:tcW w:w="1985" w:type="dxa"/>
-          </w:tcPr>
-          <w:p>
-            <w:pPr>
-              <w:rPr>
-                <w:rFonts w:asciiTheme="minorHAnsi" w:hAnsiTheme="minorHAnsi" w:cstheme="minorHAnsi"/>
-                <w:sz w:val="22"/>
-                <w:szCs w:val="22"/>
-              </w:rPr>
-            </w:pPr>
-            <w:r>
-              <w:rPr>
-                <w:rFonts w:asciiTheme="minorHAnsi" w:hAnsiTheme="minorHAnsi" w:cstheme="minorHAnsi"/>
-                <w:sz w:val="22"/>
-                <w:szCs w:val="22"/>
-              </w:rPr>
-              <w:t>High</w:t>
-            </w:r>
-          </w:p>
-        </w:tc>
-        <w:tc>
-          <w:tcPr>
-            <w:tcW w:w="3119" w:type="dxa"/>
-            <w:tcBorders>
-              <w:right w:val="single" w:sz="4" w:space="0" w:color="auto"/>
-            </w:tcBorders>
-          </w:tcPr>
-          <w:p>
-            <w:pPr>
-              <w:rPr>
-                <w:rFonts w:asciiTheme="minorHAnsi" w:hAnsiTheme="minorHAnsi" w:cstheme="minorHAnsi"/>
-                <w:sz w:val="22"/>
-                <w:szCs w:val="22"/>
-              </w:rPr>
-            </w:pPr>
-            <w:r>
-              <w:rPr>
-                <w:rFonts w:asciiTheme="minorHAnsi" w:hAnsiTheme="minorHAnsi" w:cstheme="minorHAnsi"/>
-                <w:sz w:val="22"/>
-                <w:szCs w:val="22"/>
-              </w:rPr>
-              <w:t>Impact of unwanted event is severe.</w:t>
-            </w:r>
-          </w:p>
-        </w:tc>
-        <w:tc>
-          <w:tcPr>
-            <w:tcW w:w="2268" w:type="dxa"/>
-            <w:tcBorders>
-              <w:left w:val="single" w:sz="4" w:space="0" w:color="auto"/>
-              <w:right w:val="single" w:sz="4" w:space="0" w:color="auto"/>
-            </w:tcBorders>
-          </w:tcPr>
-          <w:p>
-            <w:pPr>
-              <w:rPr>
-                <w:rFonts w:asciiTheme="minorHAnsi" w:hAnsiTheme="minorHAnsi" w:cstheme="minorHAnsi"/>
-                <w:sz w:val="22"/>
-                <w:szCs w:val="22"/>
-              </w:rPr>
-            </w:pPr>
-            <w:r>
-              <w:rPr>
-                <w:rFonts w:asciiTheme="minorHAnsi" w:hAnsiTheme="minorHAnsi" w:cstheme="minorHAnsi"/>
-                <w:sz w:val="22"/>
-                <w:szCs w:val="22"/>
-              </w:rPr>
-              <w:t>Occurrence is often</w:t>
-            </w:r>
-          </w:p>
-        </w:tc>
-        <w:tc>
-          <w:tcPr>
-            <w:tcW w:w="3100" w:type="dxa"/>
-            <w:tcBorders>
-              <w:left w:val="single" w:sz="4" w:space="0" w:color="auto"/>
-            </w:tcBorders>
-          </w:tcPr>
-          <w:p>
-            <w:pPr>
-              <w:rPr>
-                <w:rFonts w:asciiTheme="minorHAnsi" w:hAnsiTheme="minorHAnsi" w:cstheme="minorHAnsi"/>
-                <w:sz w:val="22"/>
-                <w:szCs w:val="22"/>
-              </w:rPr>
-            </w:pPr>
-            <w:r>
-              <w:rPr>
-                <w:rFonts w:asciiTheme="minorHAnsi" w:hAnsiTheme="minorHAnsi" w:cstheme="minorHAnsi"/>
-                <w:sz w:val="22"/>
-                <w:szCs w:val="22"/>
-              </w:rPr>
-              <w:t>The process failure will almost certainly escape detection</w:t>
-            </w:r>
-          </w:p>
-        </w:tc>
-      </w:tr>
-      <w:tr>
-        <w:tc>
-          <w:tcPr>
-            <w:tcW w:w="1985" w:type="dxa"/>
-          </w:tcPr>
-          <w:p>
-            <w:pPr>
-              <w:rPr>
-                <w:rFonts w:asciiTheme="minorHAnsi" w:hAnsiTheme="minorHAnsi" w:cstheme="minorHAnsi"/>
-                <w:sz w:val="22"/>
-                <w:szCs w:val="22"/>
-              </w:rPr>
-            </w:pPr>
-            <w:r>
-              <w:rPr>
-                <w:rFonts w:asciiTheme="minorHAnsi" w:hAnsiTheme="minorHAnsi" w:cstheme="minorHAnsi"/>
-                <w:sz w:val="22"/>
-                <w:szCs w:val="22"/>
-              </w:rPr>
-              <w:t xml:space="preserve">Medium </w:t>
-            </w:r>
-          </w:p>
-        </w:tc>
-        <w:tc>
-          <w:tcPr>
-            <w:tcW w:w="3119" w:type="dxa"/>
-            <w:tcBorders>
-              <w:right w:val="single" w:sz="4" w:space="0" w:color="auto"/>
-            </w:tcBorders>
-          </w:tcPr>
-          <w:p>
-            <w:pPr>
-              <w:rPr>
-                <w:rFonts w:asciiTheme="minorHAnsi" w:hAnsiTheme="minorHAnsi" w:cstheme="minorHAnsi"/>
-                <w:sz w:val="22"/>
-                <w:szCs w:val="22"/>
-              </w:rPr>
-            </w:pPr>
-            <w:r>
-              <w:rPr>
-                <w:rFonts w:asciiTheme="minorHAnsi" w:hAnsiTheme="minorHAnsi" w:cstheme="minorHAnsi"/>
-                <w:sz w:val="22"/>
-                <w:szCs w:val="22"/>
-              </w:rPr>
-              <w:t>Impact of unwanted event is moderate.</w:t>
-            </w:r>
-          </w:p>
-        </w:tc>
-        <w:tc>
-          <w:tcPr>
-            <w:tcW w:w="2268" w:type="dxa"/>
-            <w:tcBorders>
-              <w:left w:val="single" w:sz="4" w:space="0" w:color="auto"/>
-              <w:right w:val="single" w:sz="4" w:space="0" w:color="auto"/>
-            </w:tcBorders>
-          </w:tcPr>
-          <w:p>
-            <w:pPr>
-              <w:rPr>
-                <w:rFonts w:asciiTheme="minorHAnsi" w:hAnsiTheme="minorHAnsi" w:cstheme="minorHAnsi"/>
-                <w:sz w:val="22"/>
-                <w:szCs w:val="22"/>
-              </w:rPr>
-            </w:pPr>
-            <w:r>
-              <w:rPr>
-                <w:rFonts w:asciiTheme="minorHAnsi" w:hAnsiTheme="minorHAnsi" w:cstheme="minorHAnsi"/>
-                <w:sz w:val="22"/>
-                <w:szCs w:val="22"/>
-              </w:rPr>
-              <w:t>Occurrence is periodic</w:t>
-            </w:r>
-          </w:p>
-        </w:tc>
-        <w:tc>
-          <w:tcPr>
-            <w:tcW w:w="3100" w:type="dxa"/>
-            <w:tcBorders>
-              <w:left w:val="single" w:sz="4" w:space="0" w:color="auto"/>
-            </w:tcBorders>
-          </w:tcPr>
-          <w:p>
-            <w:pPr>
-              <w:rPr>
-                <w:rFonts w:asciiTheme="minorHAnsi" w:hAnsiTheme="minorHAnsi" w:cstheme="minorHAnsi"/>
-                <w:sz w:val="22"/>
-                <w:szCs w:val="22"/>
-              </w:rPr>
-            </w:pPr>
-            <w:r>
-              <w:rPr>
-                <w:rFonts w:asciiTheme="minorHAnsi" w:hAnsiTheme="minorHAnsi" w:cstheme="minorHAnsi"/>
-                <w:sz w:val="22"/>
-                <w:szCs w:val="22"/>
-              </w:rPr>
-              <w:t>Control may detect the existence of a process failure</w:t>
-            </w:r>
-          </w:p>
-        </w:tc>
-      </w:tr>
-      <w:tr>
-        <w:tc>
-          <w:tcPr>
-            <w:tcW w:w="1985" w:type="dxa"/>
-          </w:tcPr>
-          <w:p>
-            <w:pPr>
-              <w:rPr>
-                <w:rFonts w:asciiTheme="minorHAnsi" w:hAnsiTheme="minorHAnsi" w:cstheme="minorHAnsi"/>
-                <w:sz w:val="22"/>
-                <w:szCs w:val="22"/>
-              </w:rPr>
-            </w:pPr>
-            <w:r>
-              <w:rPr>
-                <w:rFonts w:asciiTheme="minorHAnsi" w:hAnsiTheme="minorHAnsi" w:cstheme="minorHAnsi"/>
-                <w:sz w:val="22"/>
-                <w:szCs w:val="22"/>
-              </w:rPr>
-              <w:t xml:space="preserve">Low </w:t>
-            </w:r>
-          </w:p>
-        </w:tc>
-        <w:tc>
-          <w:tcPr>
-            <w:tcW w:w="3119" w:type="dxa"/>
-            <w:tcBorders>
-              <w:right w:val="single" w:sz="4" w:space="0" w:color="auto"/>
-            </w:tcBorders>
-          </w:tcPr>
-          <w:p>
-            <w:pPr>
-              <w:rPr>
-                <w:rFonts w:asciiTheme="minorHAnsi" w:hAnsiTheme="minorHAnsi" w:cstheme="minorHAnsi"/>
-                <w:sz w:val="22"/>
-                <w:szCs w:val="22"/>
-              </w:rPr>
-            </w:pPr>
-            <w:r>
-              <w:rPr>
-                <w:rFonts w:asciiTheme="minorHAnsi" w:hAnsiTheme="minorHAnsi" w:cstheme="minorHAnsi"/>
-                <w:sz w:val="22"/>
-                <w:szCs w:val="22"/>
-              </w:rPr>
-              <w:t>Impact of unwanted event is low.</w:t>
-            </w:r>
-          </w:p>
-        </w:tc>
-        <w:tc>
-          <w:tcPr>
-            <w:tcW w:w="2268" w:type="dxa"/>
-            <w:tcBorders>
-              <w:left w:val="single" w:sz="4" w:space="0" w:color="auto"/>
-              <w:right w:val="single" w:sz="4" w:space="0" w:color="auto"/>
-            </w:tcBorders>
-          </w:tcPr>
-          <w:p>
-            <w:pPr>
-              <w:rPr>
-                <w:rFonts w:asciiTheme="minorHAnsi" w:hAnsiTheme="minorHAnsi" w:cstheme="minorHAnsi"/>
-                <w:sz w:val="22"/>
-                <w:szCs w:val="22"/>
-              </w:rPr>
-            </w:pPr>
-            <w:r>
-              <w:rPr>
-                <w:rFonts w:asciiTheme="minorHAnsi" w:hAnsiTheme="minorHAnsi" w:cstheme="minorHAnsi"/>
-                <w:sz w:val="22"/>
-                <w:szCs w:val="22"/>
-              </w:rPr>
-              <w:t>Occurrence is seldom</w:t>
-            </w:r>
-          </w:p>
-        </w:tc>
-        <w:tc>
-          <w:tcPr>
-            <w:tcW w:w="3100" w:type="dxa"/>
-            <w:tcBorders>
-              <w:left w:val="single" w:sz="4" w:space="0" w:color="auto"/>
-            </w:tcBorders>
-          </w:tcPr>
-          <w:p>
-            <w:pPr>
-              <w:rPr>
-                <w:rFonts w:asciiTheme="minorHAnsi" w:hAnsiTheme="minorHAnsi" w:cstheme="minorHAnsi"/>
-                <w:sz w:val="22"/>
-                <w:szCs w:val="22"/>
-              </w:rPr>
-            </w:pPr>
-            <w:r>
-              <w:rPr>
-                <w:rFonts w:asciiTheme="minorHAnsi" w:hAnsiTheme="minorHAnsi" w:cstheme="minorHAnsi"/>
-                <w:sz w:val="22"/>
-                <w:szCs w:val="22"/>
-              </w:rPr>
-              <w:t>The process failure is obvious and readily detected.</w:t>
-            </w:r>
-          </w:p>
-        </w:tc>
-      </w:tr>
-    </w:tbl>
-    <w:p>
-      <w:pPr>
-        <w:rPr>
-          <w:rFonts w:asciiTheme="minorHAnsi" w:hAnsiTheme="minorHAnsi" w:cstheme="minorHAnsi"/>
-          <w:sz w:val="22"/>
-          <w:szCs w:val="22"/>
-        </w:rPr>
-      </w:pPr>
-    </w:p>
-    <w:p>
-      <w:pPr>
-        <w:rPr>
-          <w:rFonts w:asciiTheme="minorHAnsi" w:hAnsiTheme="minorHAnsi" w:cstheme="minorHAnsi"/>
-          <w:sz w:val="22"/>
-          <w:szCs w:val="22"/>
-        </w:rPr>
-      </w:pPr>
-      <w:r>
-        <w:rPr>
-          <w:rFonts w:asciiTheme="minorHAnsi" w:hAnsiTheme="minorHAnsi" w:cstheme="minorHAnsi"/>
-          <w:sz w:val="22"/>
-          <w:szCs w:val="22"/>
-        </w:rPr>
-        <w:t>Annexure II</w:t>
-      </w:r>
-    </w:p>
-    <w:p>
-      <w:pPr>
-        <w:rPr>
-          <w:rFonts w:asciiTheme="minorHAnsi" w:hAnsiTheme="minorHAnsi" w:cstheme="minorHAnsi"/>
-          <w:sz w:val="22"/>
-          <w:szCs w:val="22"/>
-        </w:rPr>
-      </w:pPr>
-      <w:r>
-        <w:rPr>
-          <w:rFonts w:asciiTheme="minorHAnsi" w:hAnsiTheme="minorHAnsi" w:cstheme="minorHAnsi"/>
-          <w:sz w:val="22"/>
-          <w:szCs w:val="22"/>
-        </w:rPr>
-        <w:t>DETERMINATION OF RISK PRIORITY RANKING</w:t>
-      </w:r>
-    </w:p>
-    <w:tbl>
-      <w:tblPr>
-        <w:tblStyle w:val="TableGrid"/>
-        <w:tblW w:w="0" w:type="auto"/>
-        <w:tblInd w:w="-176" w:type="dxa"/>
-        <w:tblLook w:val="04A0" w:firstRow="1" w:lastRow="0" w:firstColumn="1" w:lastColumn="0" w:noHBand="0" w:noVBand="1"/>
-      </w:tblPr>
-      <w:tblGrid>
-        <w:gridCol w:w="2750"/>
-        <w:gridCol w:w="2574"/>
-        <w:gridCol w:w="2574"/>
-        <w:gridCol w:w="2574"/>
-      </w:tblGrid>
-      <w:tr>
-        <w:tc>
-          <w:tcPr>
-            <w:tcW w:w="2750" w:type="dxa"/>
-          </w:tcPr>
-          <w:p>
-            <w:pPr>
-              <w:rPr>
-                <w:rFonts w:asciiTheme="minorHAnsi" w:hAnsiTheme="minorHAnsi" w:cstheme="minorHAnsi"/>
-                <w:sz w:val="22"/>
-                <w:szCs w:val="22"/>
-              </w:rPr>
-            </w:pPr>
-            <w:r>
-              <w:rPr>
-                <w:rFonts w:asciiTheme="minorHAnsi" w:hAnsiTheme="minorHAnsi" w:cstheme="minorHAnsi"/>
-                <w:sz w:val="22"/>
-                <w:szCs w:val="22"/>
-              </w:rPr>
-              <w:t xml:space="preserve">Occurrence </w:t>
-            </w:r>
-          </w:p>
-        </w:tc>
-        <w:tc>
-          <w:tcPr>
-            <w:tcW w:w="7722" w:type="dxa"/>
-            <w:gridSpan w:val="3"/>
-          </w:tcPr>
-          <w:p>
-            <w:pPr>
-              <w:rPr>
-                <w:rFonts w:asciiTheme="minorHAnsi" w:hAnsiTheme="minorHAnsi" w:cstheme="minorHAnsi"/>
-                <w:sz w:val="22"/>
-                <w:szCs w:val="22"/>
-              </w:rPr>
-            </w:pPr>
-            <w:r>
-              <w:rPr>
-                <w:rFonts w:asciiTheme="minorHAnsi" w:hAnsiTheme="minorHAnsi" w:cstheme="minorHAnsi"/>
-                <w:sz w:val="22"/>
-                <w:szCs w:val="22"/>
-              </w:rPr>
-              <w:t>Risk related to probability of detection</w:t>
-            </w:r>
-          </w:p>
-        </w:tc>
-      </w:tr>
-      <w:tr>
-        <w:tc>
-          <w:tcPr>
-            <w:tcW w:w="2750" w:type="dxa"/>
-          </w:tcPr>
-          <w:p>
-            <w:pPr>
-              <w:rPr>
-                <w:rFonts w:asciiTheme="minorHAnsi" w:hAnsiTheme="minorHAnsi" w:cstheme="minorHAnsi"/>
-                <w:sz w:val="22"/>
-                <w:szCs w:val="22"/>
-              </w:rPr>
-            </w:pPr>
-          </w:p>
-        </w:tc>
-        <w:tc>
-          <w:tcPr>
-            <w:tcW w:w="2574" w:type="dxa"/>
-          </w:tcPr>
-          <w:p>
-            <w:pPr>
-              <w:rPr>
-                <w:rFonts w:asciiTheme="minorHAnsi" w:hAnsiTheme="minorHAnsi" w:cstheme="minorHAnsi"/>
-                <w:sz w:val="22"/>
-                <w:szCs w:val="22"/>
-              </w:rPr>
-            </w:pPr>
-            <w:r>
-              <w:rPr>
-                <w:rFonts w:asciiTheme="minorHAnsi" w:hAnsiTheme="minorHAnsi" w:cstheme="minorHAnsi"/>
-                <w:sz w:val="22"/>
-                <w:szCs w:val="22"/>
-              </w:rPr>
-              <w:t xml:space="preserve">Low </w:t>
-            </w:r>
-          </w:p>
-        </w:tc>
-        <w:tc>
-          <w:tcPr>
-            <w:tcW w:w="2574" w:type="dxa"/>
-          </w:tcPr>
-          <w:p>
-            <w:pPr>
-              <w:rPr>
-                <w:rFonts w:asciiTheme="minorHAnsi" w:hAnsiTheme="minorHAnsi" w:cstheme="minorHAnsi"/>
-                <w:sz w:val="22"/>
-                <w:szCs w:val="22"/>
-              </w:rPr>
-            </w:pPr>
-            <w:r>
-              <w:rPr>
-                <w:rFonts w:asciiTheme="minorHAnsi" w:hAnsiTheme="minorHAnsi" w:cstheme="minorHAnsi"/>
-                <w:sz w:val="22"/>
-                <w:szCs w:val="22"/>
-              </w:rPr>
-              <w:t xml:space="preserve">Medium </w:t>
-            </w:r>
-          </w:p>
-        </w:tc>
-        <w:tc>
-          <w:tcPr>
-            <w:tcW w:w="2574" w:type="dxa"/>
-          </w:tcPr>
-          <w:p>
-            <w:pPr>
-              <w:rPr>
-                <w:rFonts w:asciiTheme="minorHAnsi" w:hAnsiTheme="minorHAnsi" w:cstheme="minorHAnsi"/>
-                <w:sz w:val="22"/>
-                <w:szCs w:val="22"/>
-              </w:rPr>
-            </w:pPr>
-            <w:r>
-              <w:rPr>
-                <w:rFonts w:asciiTheme="minorHAnsi" w:hAnsiTheme="minorHAnsi" w:cstheme="minorHAnsi"/>
-                <w:sz w:val="22"/>
-                <w:szCs w:val="22"/>
-              </w:rPr>
-              <w:t xml:space="preserve">High </w:t>
-            </w:r>
-          </w:p>
-        </w:tc>
-      </w:tr>
-      <w:tr>
-        <w:tc>
-          <w:tcPr>
-            <w:tcW w:w="2750" w:type="dxa"/>
-          </w:tcPr>
-          <w:p>
-            <w:pPr>
-              <w:rPr>
-                <w:rFonts w:asciiTheme="minorHAnsi" w:hAnsiTheme="minorHAnsi" w:cstheme="minorHAnsi"/>
-                <w:sz w:val="22"/>
-                <w:szCs w:val="22"/>
-              </w:rPr>
-            </w:pPr>
-            <w:r>
-              <w:rPr>
-                <w:rFonts w:asciiTheme="minorHAnsi" w:hAnsiTheme="minorHAnsi" w:cstheme="minorHAnsi"/>
-                <w:sz w:val="22"/>
-                <w:szCs w:val="22"/>
-              </w:rPr>
-              <w:t xml:space="preserve">High </w:t>
-            </w:r>
-          </w:p>
-        </w:tc>
-        <w:tc>
-          <w:tcPr>
-            <w:tcW w:w="2574" w:type="dxa"/>
-          </w:tcPr>
-          <w:p>
-            <w:pPr>
-              <w:rPr>
-                <w:rFonts w:asciiTheme="minorHAnsi" w:hAnsiTheme="minorHAnsi" w:cstheme="minorHAnsi"/>
-                <w:sz w:val="22"/>
-                <w:szCs w:val="22"/>
-              </w:rPr>
-            </w:pPr>
-            <w:r>
-              <w:rPr>
-                <w:rFonts w:asciiTheme="minorHAnsi" w:hAnsiTheme="minorHAnsi" w:cstheme="minorHAnsi"/>
-                <w:sz w:val="22"/>
-                <w:szCs w:val="22"/>
-              </w:rPr>
-              <w:t>This is likely to occur but when it does, it will be detected. If we are certain it will be detected, it is low risk, but if we are not certain, then it should be a medium risk</w:t>
-            </w:r>
-          </w:p>
-        </w:tc>
-        <w:tc>
-          <w:tcPr>
-            <w:tcW w:w="2574" w:type="dxa"/>
-          </w:tcPr>
-          <w:p>
-            <w:pPr>
-              <w:rPr>
-                <w:rFonts w:asciiTheme="minorHAnsi" w:hAnsiTheme="minorHAnsi" w:cstheme="minorHAnsi"/>
-                <w:sz w:val="22"/>
-                <w:szCs w:val="22"/>
-              </w:rPr>
-            </w:pPr>
-            <w:r>
-              <w:rPr>
-                <w:rFonts w:asciiTheme="minorHAnsi" w:hAnsiTheme="minorHAnsi" w:cstheme="minorHAnsi"/>
-                <w:sz w:val="22"/>
-                <w:szCs w:val="22"/>
-              </w:rPr>
-              <w:t xml:space="preserve">This is likely to occur and </w:t>
-            </w:r>
-            <w:r>
-              <w:rPr>
-                <w:rFonts w:asciiTheme="minorHAnsi" w:hAnsiTheme="minorHAnsi" w:cstheme="minorHAnsi"/>
-                <w:sz w:val="22"/>
-                <w:szCs w:val="22"/>
-              </w:rPr>
-              <w:t>the detection is not certain. It</w:t>
-            </w:r>
-            <w:r>
-              <w:rPr>
-                <w:rFonts w:asciiTheme="minorHAnsi" w:hAnsiTheme="minorHAnsi" w:cstheme="minorHAnsi"/>
-                <w:sz w:val="22"/>
-                <w:szCs w:val="22"/>
-              </w:rPr>
-              <w:t xml:space="preserve"> is high risk</w:t>
-            </w:r>
-          </w:p>
-        </w:tc>
-        <w:tc>
-          <w:tcPr>
-            <w:tcW w:w="2574" w:type="dxa"/>
-          </w:tcPr>
-          <w:p>
-            <w:pPr>
-              <w:rPr>
-                <w:rFonts w:asciiTheme="minorHAnsi" w:hAnsiTheme="minorHAnsi" w:cstheme="minorHAnsi"/>
-                <w:sz w:val="22"/>
-                <w:szCs w:val="22"/>
-              </w:rPr>
-            </w:pPr>
-            <w:r>
-              <w:rPr>
-                <w:rFonts w:asciiTheme="minorHAnsi" w:hAnsiTheme="minorHAnsi" w:cstheme="minorHAnsi"/>
-                <w:sz w:val="22"/>
-                <w:szCs w:val="22"/>
-              </w:rPr>
-              <w:t xml:space="preserve">This is likely to occur and </w:t>
-            </w:r>
-            <w:r>
-              <w:rPr>
-                <w:rFonts w:asciiTheme="minorHAnsi" w:hAnsiTheme="minorHAnsi" w:cstheme="minorHAnsi"/>
-                <w:sz w:val="22"/>
-                <w:szCs w:val="22"/>
-              </w:rPr>
-              <w:t>the detection is not certain. It</w:t>
-            </w:r>
-            <w:r>
-              <w:rPr>
-                <w:rFonts w:asciiTheme="minorHAnsi" w:hAnsiTheme="minorHAnsi" w:cstheme="minorHAnsi"/>
-                <w:sz w:val="22"/>
-                <w:szCs w:val="22"/>
-              </w:rPr>
-              <w:t xml:space="preserve"> is high risk</w:t>
-            </w:r>
-          </w:p>
-        </w:tc>
-      </w:tr>
-      <w:tr>
-        <w:tc>
-          <w:tcPr>
-            <w:tcW w:w="2750" w:type="dxa"/>
-          </w:tcPr>
-          <w:p>
-            <w:pPr>
-              <w:rPr>
-                <w:rFonts w:asciiTheme="minorHAnsi" w:hAnsiTheme="minorHAnsi" w:cstheme="minorHAnsi"/>
-                <w:sz w:val="22"/>
-                <w:szCs w:val="22"/>
-              </w:rPr>
-            </w:pPr>
-            <w:r>
-              <w:rPr>
-                <w:rFonts w:asciiTheme="minorHAnsi" w:hAnsiTheme="minorHAnsi" w:cstheme="minorHAnsi"/>
-                <w:sz w:val="22"/>
-                <w:szCs w:val="22"/>
-              </w:rPr>
-              <w:t xml:space="preserve">Medium </w:t>
-            </w:r>
-          </w:p>
-        </w:tc>
-        <w:tc>
-          <w:tcPr>
-            <w:tcW w:w="2574" w:type="dxa"/>
-          </w:tcPr>
-          <w:p>
-            <w:pPr>
-              <w:rPr>
-                <w:rFonts w:asciiTheme="minorHAnsi" w:hAnsiTheme="minorHAnsi" w:cstheme="minorHAnsi"/>
-                <w:sz w:val="22"/>
-                <w:szCs w:val="22"/>
-              </w:rPr>
-            </w:pPr>
-            <w:r>
-              <w:rPr>
-                <w:rFonts w:asciiTheme="minorHAnsi" w:hAnsiTheme="minorHAnsi" w:cstheme="minorHAnsi"/>
-                <w:sz w:val="22"/>
-                <w:szCs w:val="22"/>
-              </w:rPr>
-              <w:t>This could occur but if it did, it would be detected. Depending on the frequency of occurrence and the confidence in the detection, it is a Low or a Medium Risk.</w:t>
-            </w:r>
-          </w:p>
-        </w:tc>
-        <w:tc>
-          <w:tcPr>
-            <w:tcW w:w="2574" w:type="dxa"/>
-          </w:tcPr>
-          <w:p>
-            <w:pPr>
-              <w:rPr>
-                <w:rFonts w:asciiTheme="minorHAnsi" w:hAnsiTheme="minorHAnsi" w:cstheme="minorHAnsi"/>
-                <w:sz w:val="22"/>
-                <w:szCs w:val="22"/>
-              </w:rPr>
-            </w:pPr>
-            <w:r>
-              <w:rPr>
-                <w:rFonts w:asciiTheme="minorHAnsi" w:hAnsiTheme="minorHAnsi" w:cstheme="minorHAnsi"/>
-                <w:sz w:val="22"/>
-                <w:szCs w:val="22"/>
-              </w:rPr>
-              <w:t>This could occur and it could be detected. Depending on our confidence in the detection, its risk would be medium or high risk</w:t>
-            </w:r>
-          </w:p>
-        </w:tc>
-        <w:tc>
-          <w:tcPr>
-            <w:tcW w:w="2574" w:type="dxa"/>
-          </w:tcPr>
-          <w:p>
-            <w:pPr>
-              <w:rPr>
-                <w:rFonts w:asciiTheme="minorHAnsi" w:hAnsiTheme="minorHAnsi" w:cstheme="minorHAnsi"/>
-                <w:sz w:val="22"/>
-                <w:szCs w:val="22"/>
-              </w:rPr>
-            </w:pPr>
-            <w:r>
-              <w:rPr>
-                <w:rFonts w:asciiTheme="minorHAnsi" w:hAnsiTheme="minorHAnsi" w:cstheme="minorHAnsi"/>
-                <w:sz w:val="22"/>
-                <w:szCs w:val="22"/>
-              </w:rPr>
-              <w:t>This may occur and it will not be detected. The risk is High.</w:t>
-            </w:r>
-          </w:p>
-        </w:tc>
-      </w:tr>
-      <w:tr>
-        <w:tc>
-          <w:tcPr>
-            <w:tcW w:w="2750" w:type="dxa"/>
-          </w:tcPr>
-          <w:p>
-            <w:pPr>
-              <w:rPr>
-                <w:rFonts w:asciiTheme="minorHAnsi" w:hAnsiTheme="minorHAnsi" w:cstheme="minorHAnsi"/>
-                <w:sz w:val="22"/>
-                <w:szCs w:val="22"/>
-              </w:rPr>
-            </w:pPr>
-            <w:r>
-              <w:rPr>
-                <w:rFonts w:asciiTheme="minorHAnsi" w:hAnsiTheme="minorHAnsi" w:cstheme="minorHAnsi"/>
-                <w:sz w:val="22"/>
-                <w:szCs w:val="22"/>
-              </w:rPr>
-              <w:t xml:space="preserve">Low </w:t>
-            </w:r>
-          </w:p>
-        </w:tc>
-        <w:tc>
-          <w:tcPr>
-            <w:tcW w:w="2574" w:type="dxa"/>
-          </w:tcPr>
-          <w:p>
-            <w:pPr>
-              <w:rPr>
-                <w:rFonts w:asciiTheme="minorHAnsi" w:hAnsiTheme="minorHAnsi" w:cstheme="minorHAnsi"/>
-                <w:sz w:val="22"/>
-                <w:szCs w:val="22"/>
-              </w:rPr>
-            </w:pPr>
-            <w:r>
-              <w:rPr>
-                <w:rFonts w:asciiTheme="minorHAnsi" w:hAnsiTheme="minorHAnsi" w:cstheme="minorHAnsi"/>
-                <w:sz w:val="22"/>
-                <w:szCs w:val="22"/>
-              </w:rPr>
-              <w:t>This is not likely to occur and if it does occur it will be detected. This is Low Risk</w:t>
-            </w:r>
-          </w:p>
-        </w:tc>
-        <w:tc>
-          <w:tcPr>
-            <w:tcW w:w="2574" w:type="dxa"/>
-          </w:tcPr>
-          <w:p>
-            <w:pPr>
-              <w:rPr>
-                <w:rFonts w:asciiTheme="minorHAnsi" w:hAnsiTheme="minorHAnsi" w:cstheme="minorHAnsi"/>
-                <w:sz w:val="22"/>
-                <w:szCs w:val="22"/>
-              </w:rPr>
-            </w:pPr>
-            <w:r>
-              <w:rPr>
-                <w:rFonts w:asciiTheme="minorHAnsi" w:hAnsiTheme="minorHAnsi" w:cstheme="minorHAnsi"/>
-                <w:sz w:val="22"/>
-                <w:szCs w:val="22"/>
-              </w:rPr>
-              <w:t>The cause is not likely to occur and if it did, it may be detected. Depending on the frequency of occurrence and the confidence in detection method, it would be a Low or Medium Risk.</w:t>
-            </w:r>
-          </w:p>
-        </w:tc>
-        <w:tc>
-          <w:tcPr>
-            <w:tcW w:w="2574" w:type="dxa"/>
-          </w:tcPr>
-          <w:p>
-            <w:pPr>
-              <w:rPr>
-                <w:rFonts w:asciiTheme="minorHAnsi" w:hAnsiTheme="minorHAnsi" w:cstheme="minorHAnsi"/>
-                <w:sz w:val="22"/>
-                <w:szCs w:val="22"/>
-              </w:rPr>
-            </w:pPr>
-            <w:r>
-              <w:rPr>
-                <w:rFonts w:asciiTheme="minorHAnsi" w:hAnsiTheme="minorHAnsi" w:cstheme="minorHAnsi"/>
-                <w:sz w:val="22"/>
-                <w:szCs w:val="22"/>
-              </w:rPr>
-              <w:t>The cause is not likely to occur but if it did occur, it probably would not be detected. The risk is Medium.</w:t>
-            </w:r>
-          </w:p>
-        </w:tc>
-      </w:tr>
-    </w:tbl>
-    <w:p>
-      <w:pPr>
-        <w:rPr>
-          <w:rFonts w:asciiTheme="minorHAnsi" w:hAnsiTheme="minorHAnsi"/>
-          <w:sz w:val="22"/>
-          <w:szCs w:val="22"/>
-        </w:rPr>
-      </w:pPr>
-    </w:p>
-    <w:p>
-      <w:pPr>
-        <w:ind w:firstLine="720"/>
-        <w:rPr>
-          <w:rFonts w:asciiTheme="minorHAnsi" w:hAnsiTheme="minorHAnsi"/>
-          <w:sz w:val="22"/>
-          <w:szCs w:val="22"/>
-        </w:rPr>
-      </w:pPr>
-      <w:r>
-        <w:rPr>
-          <w:rFonts w:asciiTheme="minorHAnsi" w:hAnsiTheme="minorHAnsi"/>
-          <w:sz w:val="22"/>
-          <w:szCs w:val="22"/>
-        </w:rPr>
-        <w:t>ANNEXURE III</w:t>
-      </w:r>
-    </w:p>
-    <w:p>
-      <w:pPr>
-        <w:ind w:firstLine="720"/>
-        <w:rPr>
-          <w:rFonts w:asciiTheme="minorHAnsi" w:hAnsiTheme="minorHAnsi"/>
-          <w:sz w:val="22"/>
-          <w:szCs w:val="22"/>
-        </w:rPr>
-      </w:pPr>
-      <w:r>
-        <w:rPr>
-          <w:rFonts w:asciiTheme="minorHAnsi" w:hAnsiTheme="minorHAnsi"/>
-          <w:sz w:val="22"/>
-          <w:szCs w:val="22"/>
-        </w:rPr>
-        <w:t xml:space="preserve"> QUALITATIVE RISK LEVEL</w:t>
-      </w:r>
-    </w:p>
-    <w:tbl>
-      <w:tblPr>
-        <w:tblW w:w="0" w:type="auto"/>
-        <w:tblInd w:w="-318" w:type="dxa"/>
-        <w:tblBorders>
-          <w:top w:val="single" w:sz="4" w:space="0" w:color="000000"/>
-          <w:left w:val="single" w:sz="4" w:space="0" w:color="000000"/>
-          <w:bottom w:val="single" w:sz="4" w:space="0" w:color="000000"/>
-          <w:right w:val="single" w:sz="4" w:space="0" w:color="000000"/>
-          <w:insideH w:val="single" w:sz="4" w:space="0" w:color="000000"/>
-          <w:insideV w:val="single" w:sz="4" w:space="0" w:color="000000"/>
-        </w:tblBorders>
-        <w:tblLook w:val="04A0" w:firstRow="1" w:lastRow="0" w:firstColumn="1" w:lastColumn="0" w:noHBand="0" w:noVBand="1"/>
-      </w:tblPr>
-      <w:tblGrid>
-        <w:gridCol w:w="1986"/>
-        <w:gridCol w:w="5953"/>
-        <w:gridCol w:w="2675"/>
-      </w:tblGrid>
-      <w:tr>
-        <w:tc>
-          <w:tcPr>
-            <w:tcW w:w="1986" w:type="dxa"/>
-            <w:shd w:val="clear" w:color="auto" w:fill="auto"/>
-          </w:tcPr>
-          <w:p>
-            <w:pPr>
-              <w:rPr>
-                <w:rFonts w:asciiTheme="minorHAnsi" w:eastAsia="Calibri" w:hAnsiTheme="minorHAnsi"/>
-                <w:sz w:val="22"/>
-                <w:szCs w:val="22"/>
-                <w:lang w:eastAsia="en-GB"/>
-              </w:rPr>
-            </w:pPr>
-            <w:r>
-              <w:rPr>
-                <w:rFonts w:asciiTheme="minorHAnsi" w:eastAsia="Calibri" w:hAnsiTheme="minorHAnsi"/>
-                <w:sz w:val="22"/>
-                <w:szCs w:val="22"/>
-                <w:lang w:eastAsia="en-GB"/>
-              </w:rPr>
-              <w:t>Category</w:t>
-            </w:r>
-          </w:p>
-        </w:tc>
-        <w:tc>
-          <w:tcPr>
-            <w:tcW w:w="5953" w:type="dxa"/>
-            <w:shd w:val="clear" w:color="auto" w:fill="auto"/>
-          </w:tcPr>
-          <w:p>
-            <w:pPr>
-              <w:rPr>
-                <w:rFonts w:asciiTheme="minorHAnsi" w:eastAsia="Calibri" w:hAnsiTheme="minorHAnsi"/>
-                <w:sz w:val="22"/>
-                <w:szCs w:val="22"/>
-                <w:lang w:eastAsia="en-GB"/>
-              </w:rPr>
-            </w:pPr>
-            <w:r>
-              <w:rPr>
-                <w:rFonts w:asciiTheme="minorHAnsi" w:eastAsia="Calibri" w:hAnsiTheme="minorHAnsi"/>
-                <w:sz w:val="22"/>
-                <w:szCs w:val="22"/>
-                <w:lang w:eastAsia="en-GB"/>
-              </w:rPr>
-              <w:t>Description</w:t>
-            </w:r>
-          </w:p>
-        </w:tc>
-        <w:tc>
-          <w:tcPr>
-            <w:tcW w:w="2675" w:type="dxa"/>
-            <w:shd w:val="clear" w:color="auto" w:fill="auto"/>
-          </w:tcPr>
-          <w:p>
-            <w:pPr>
-              <w:rPr>
-                <w:rFonts w:asciiTheme="minorHAnsi" w:eastAsia="Calibri" w:hAnsiTheme="minorHAnsi"/>
-                <w:sz w:val="22"/>
-                <w:szCs w:val="22"/>
-                <w:lang w:eastAsia="en-GB"/>
-              </w:rPr>
-            </w:pPr>
-            <w:r>
-              <w:rPr>
-                <w:rFonts w:asciiTheme="minorHAnsi" w:eastAsia="Calibri" w:hAnsiTheme="minorHAnsi"/>
-                <w:sz w:val="22"/>
-                <w:szCs w:val="22"/>
-                <w:lang w:eastAsia="en-GB"/>
-              </w:rPr>
-              <w:t>Scale</w:t>
-            </w:r>
-          </w:p>
-        </w:tc>
-      </w:tr>
-      <w:tr>
-        <w:tc>
-          <w:tcPr>
-            <w:tcW w:w="1986" w:type="dxa"/>
-            <w:shd w:val="clear" w:color="auto" w:fill="auto"/>
-          </w:tcPr>
-          <w:p>
-            <w:pPr>
-              <w:rPr>
-                <w:rFonts w:asciiTheme="minorHAnsi" w:eastAsia="Calibri" w:hAnsiTheme="minorHAnsi"/>
-                <w:sz w:val="22"/>
-                <w:szCs w:val="22"/>
-                <w:lang w:eastAsia="en-GB"/>
-              </w:rPr>
-            </w:pPr>
-            <w:r>
-              <w:rPr>
-                <w:rFonts w:asciiTheme="minorHAnsi" w:eastAsia="Calibri" w:hAnsiTheme="minorHAnsi"/>
-                <w:sz w:val="22"/>
-                <w:szCs w:val="22"/>
-                <w:lang w:eastAsia="en-GB"/>
-              </w:rPr>
-              <w:t>Not significant</w:t>
-            </w:r>
-          </w:p>
-        </w:tc>
-        <w:tc>
-          <w:tcPr>
-            <w:tcW w:w="5953" w:type="dxa"/>
-            <w:shd w:val="clear" w:color="auto" w:fill="auto"/>
-          </w:tcPr>
-          <w:p>
-            <w:pPr>
-              <w:rPr>
-                <w:rFonts w:asciiTheme="minorHAnsi" w:eastAsia="Calibri" w:hAnsiTheme="minorHAnsi"/>
-                <w:sz w:val="22"/>
-                <w:szCs w:val="22"/>
-                <w:lang w:eastAsia="en-GB"/>
-              </w:rPr>
-            </w:pPr>
-            <w:r>
-              <w:rPr>
-                <w:rFonts w:asciiTheme="minorHAnsi" w:eastAsia="Calibri" w:hAnsiTheme="minorHAnsi"/>
-                <w:sz w:val="22"/>
-                <w:szCs w:val="22"/>
-                <w:lang w:eastAsia="en-GB"/>
-              </w:rPr>
-              <w:t>Very minor or no impact on operations and quality of operation/product</w:t>
-            </w:r>
-          </w:p>
-        </w:tc>
-        <w:tc>
-          <w:tcPr>
-            <w:tcW w:w="2675" w:type="dxa"/>
-            <w:shd w:val="clear" w:color="auto" w:fill="auto"/>
-          </w:tcPr>
-          <w:p>
-            <w:pPr>
-              <w:rPr>
-                <w:rFonts w:asciiTheme="minorHAnsi" w:eastAsia="Calibri" w:hAnsiTheme="minorHAnsi"/>
-                <w:sz w:val="22"/>
-                <w:szCs w:val="22"/>
-                <w:lang w:eastAsia="en-GB"/>
-              </w:rPr>
-            </w:pPr>
-            <w:r>
-              <w:rPr>
-                <w:rFonts w:asciiTheme="minorHAnsi" w:eastAsia="Calibri" w:hAnsiTheme="minorHAnsi"/>
-                <w:sz w:val="22"/>
-                <w:szCs w:val="22"/>
-                <w:lang w:eastAsia="en-GB"/>
-              </w:rPr>
-              <w:t>1</w:t>
-            </w:r>
-          </w:p>
-        </w:tc>
-      </w:tr>
-      <w:tr>
-        <w:tc>
-          <w:tcPr>
-            <w:tcW w:w="1986" w:type="dxa"/>
-            <w:shd w:val="clear" w:color="auto" w:fill="auto"/>
-          </w:tcPr>
-          <w:p>
-            <w:pPr>
-              <w:rPr>
-                <w:rFonts w:asciiTheme="minorHAnsi" w:eastAsia="Calibri" w:hAnsiTheme="minorHAnsi"/>
-                <w:sz w:val="22"/>
-                <w:szCs w:val="22"/>
-                <w:lang w:eastAsia="en-GB"/>
-              </w:rPr>
-            </w:pPr>
-            <w:r>
-              <w:rPr>
-                <w:rFonts w:asciiTheme="minorHAnsi" w:eastAsia="Calibri" w:hAnsiTheme="minorHAnsi"/>
-                <w:sz w:val="22"/>
-                <w:szCs w:val="22"/>
-                <w:lang w:eastAsia="en-GB"/>
-              </w:rPr>
-              <w:t>Minor</w:t>
-            </w:r>
-          </w:p>
-        </w:tc>
-        <w:tc>
-          <w:tcPr>
-            <w:tcW w:w="5953" w:type="dxa"/>
-            <w:shd w:val="clear" w:color="auto" w:fill="auto"/>
-          </w:tcPr>
-          <w:p>
-            <w:pPr>
-              <w:rPr>
-                <w:rFonts w:asciiTheme="minorHAnsi" w:eastAsia="Calibri" w:hAnsiTheme="minorHAnsi"/>
-                <w:sz w:val="22"/>
-                <w:szCs w:val="22"/>
-                <w:lang w:eastAsia="en-GB"/>
-              </w:rPr>
-            </w:pPr>
-            <w:r>
-              <w:rPr>
-                <w:rFonts w:asciiTheme="minorHAnsi" w:eastAsia="Calibri" w:hAnsiTheme="minorHAnsi"/>
-                <w:sz w:val="22"/>
-                <w:szCs w:val="22"/>
-                <w:lang w:eastAsia="en-GB"/>
-              </w:rPr>
-              <w:t>Impact on operations, quality and efficiency, very little and limited effect</w:t>
-            </w:r>
-          </w:p>
-        </w:tc>
-        <w:tc>
-          <w:tcPr>
-            <w:tcW w:w="2675" w:type="dxa"/>
-            <w:shd w:val="clear" w:color="auto" w:fill="auto"/>
-          </w:tcPr>
-          <w:p>
-            <w:pPr>
-              <w:rPr>
-                <w:rFonts w:asciiTheme="minorHAnsi" w:eastAsia="Calibri" w:hAnsiTheme="minorHAnsi"/>
-                <w:sz w:val="22"/>
-                <w:szCs w:val="22"/>
-                <w:lang w:eastAsia="en-GB"/>
-              </w:rPr>
-            </w:pPr>
-            <w:r>
-              <w:rPr>
-                <w:rFonts w:asciiTheme="minorHAnsi" w:eastAsia="Calibri" w:hAnsiTheme="minorHAnsi"/>
-                <w:sz w:val="22"/>
-                <w:szCs w:val="22"/>
-                <w:lang w:eastAsia="en-GB"/>
-              </w:rPr>
-              <w:t>2</w:t>
-            </w:r>
-          </w:p>
-        </w:tc>
-      </w:tr>
-      <w:tr>
-        <w:tc>
-          <w:tcPr>
-            <w:tcW w:w="1986" w:type="dxa"/>
-            <w:shd w:val="clear" w:color="auto" w:fill="auto"/>
-          </w:tcPr>
-          <w:p>
-            <w:pPr>
-              <w:rPr>
-                <w:rFonts w:asciiTheme="minorHAnsi" w:eastAsia="Calibri" w:hAnsiTheme="minorHAnsi"/>
-                <w:sz w:val="22"/>
-                <w:szCs w:val="22"/>
-                <w:lang w:eastAsia="en-GB"/>
-              </w:rPr>
-            </w:pPr>
-            <w:r>
-              <w:rPr>
-                <w:rFonts w:asciiTheme="minorHAnsi" w:eastAsia="Calibri" w:hAnsiTheme="minorHAnsi"/>
-                <w:sz w:val="22"/>
-                <w:szCs w:val="22"/>
-                <w:lang w:eastAsia="en-GB"/>
-              </w:rPr>
-              <w:t>Moderate</w:t>
-            </w:r>
-          </w:p>
-        </w:tc>
-        <w:tc>
-          <w:tcPr>
-            <w:tcW w:w="5953" w:type="dxa"/>
-            <w:shd w:val="clear" w:color="auto" w:fill="auto"/>
-          </w:tcPr>
-          <w:p>
-            <w:pPr>
-              <w:rPr>
-                <w:rFonts w:asciiTheme="minorHAnsi" w:eastAsia="Calibri" w:hAnsiTheme="minorHAnsi"/>
-                <w:sz w:val="22"/>
-                <w:szCs w:val="22"/>
-                <w:lang w:eastAsia="en-GB"/>
-              </w:rPr>
-            </w:pPr>
-            <w:r>
-              <w:rPr>
-                <w:rFonts w:asciiTheme="minorHAnsi" w:eastAsia="Calibri" w:hAnsiTheme="minorHAnsi"/>
-                <w:sz w:val="22"/>
-                <w:szCs w:val="22"/>
-                <w:lang w:eastAsia="en-GB"/>
-              </w:rPr>
-              <w:t xml:space="preserve">Loss of operating capability, long term or prolong occurrence can cause adverse effect on quality of product and operational efficiency </w:t>
-            </w:r>
-          </w:p>
-        </w:tc>
-        <w:tc>
-          <w:tcPr>
-            <w:tcW w:w="2675" w:type="dxa"/>
-            <w:shd w:val="clear" w:color="auto" w:fill="auto"/>
-          </w:tcPr>
-          <w:p>
-            <w:pPr>
-              <w:rPr>
-                <w:rFonts w:asciiTheme="minorHAnsi" w:eastAsia="Calibri" w:hAnsiTheme="minorHAnsi"/>
-                <w:sz w:val="22"/>
-                <w:szCs w:val="22"/>
-                <w:lang w:eastAsia="en-GB"/>
-              </w:rPr>
-            </w:pPr>
-            <w:r>
-              <w:rPr>
-                <w:rFonts w:asciiTheme="minorHAnsi" w:eastAsia="Calibri" w:hAnsiTheme="minorHAnsi"/>
-                <w:sz w:val="22"/>
-                <w:szCs w:val="22"/>
-                <w:lang w:eastAsia="en-GB"/>
-              </w:rPr>
-              <w:t>3</w:t>
-            </w:r>
-          </w:p>
-        </w:tc>
-      </w:tr>
-      <w:tr>
-        <w:tc>
-          <w:tcPr>
-            <w:tcW w:w="1986" w:type="dxa"/>
-            <w:shd w:val="clear" w:color="auto" w:fill="auto"/>
-          </w:tcPr>
-          <w:p>
-            <w:pPr>
-              <w:rPr>
-                <w:rFonts w:asciiTheme="minorHAnsi" w:eastAsia="Calibri" w:hAnsiTheme="minorHAnsi"/>
-                <w:sz w:val="22"/>
-                <w:szCs w:val="22"/>
-                <w:lang w:eastAsia="en-GB"/>
-              </w:rPr>
-            </w:pPr>
-            <w:r>
-              <w:rPr>
-                <w:rFonts w:asciiTheme="minorHAnsi" w:eastAsia="Calibri" w:hAnsiTheme="minorHAnsi"/>
-                <w:sz w:val="22"/>
-                <w:szCs w:val="22"/>
-                <w:lang w:eastAsia="en-GB"/>
-              </w:rPr>
-              <w:t>High</w:t>
-            </w:r>
-          </w:p>
-        </w:tc>
-        <w:tc>
-          <w:tcPr>
-            <w:tcW w:w="5953" w:type="dxa"/>
-            <w:shd w:val="clear" w:color="auto" w:fill="auto"/>
-          </w:tcPr>
-          <w:p>
-            <w:pPr>
-              <w:rPr>
-                <w:rFonts w:asciiTheme="minorHAnsi" w:eastAsia="Calibri" w:hAnsiTheme="minorHAnsi"/>
-                <w:sz w:val="22"/>
-                <w:szCs w:val="22"/>
-                <w:lang w:eastAsia="en-GB"/>
-              </w:rPr>
-            </w:pPr>
-            <w:r>
-              <w:rPr>
-                <w:rFonts w:asciiTheme="minorHAnsi" w:eastAsia="Calibri" w:hAnsiTheme="minorHAnsi"/>
-                <w:sz w:val="22"/>
-                <w:szCs w:val="22"/>
-                <w:lang w:eastAsia="en-GB"/>
-              </w:rPr>
-              <w:t>Significant impact, requiring prompt and timely resolution. Effect has serious impact on the quality of product and operation efficiency</w:t>
-            </w:r>
-          </w:p>
-        </w:tc>
-        <w:tc>
-          <w:tcPr>
-            <w:tcW w:w="2675" w:type="dxa"/>
-            <w:shd w:val="clear" w:color="auto" w:fill="auto"/>
-          </w:tcPr>
-          <w:p>
-            <w:pPr>
-              <w:rPr>
-                <w:rFonts w:asciiTheme="minorHAnsi" w:eastAsia="Calibri" w:hAnsiTheme="minorHAnsi"/>
-                <w:sz w:val="22"/>
-                <w:szCs w:val="22"/>
-                <w:lang w:eastAsia="en-GB"/>
-              </w:rPr>
-            </w:pPr>
-            <w:r>
-              <w:rPr>
-                <w:rFonts w:asciiTheme="minorHAnsi" w:eastAsia="Calibri" w:hAnsiTheme="minorHAnsi"/>
-                <w:sz w:val="22"/>
-                <w:szCs w:val="22"/>
-                <w:lang w:eastAsia="en-GB"/>
-              </w:rPr>
-              <w:t>4</w:t>
-            </w:r>
-          </w:p>
-        </w:tc>
-      </w:tr>
-      <w:tr>
-        <w:tc>
-          <w:tcPr>
-            <w:tcW w:w="1986" w:type="dxa"/>
-            <w:shd w:val="clear" w:color="auto" w:fill="auto"/>
-          </w:tcPr>
-          <w:p>
-            <w:pPr>
-              <w:rPr>
-                <w:rFonts w:asciiTheme="minorHAnsi" w:eastAsia="Calibri" w:hAnsiTheme="minorHAnsi"/>
-                <w:sz w:val="22"/>
-                <w:szCs w:val="22"/>
-                <w:lang w:eastAsia="en-GB"/>
-              </w:rPr>
-            </w:pPr>
-            <w:r>
-              <w:rPr>
-                <w:rFonts w:asciiTheme="minorHAnsi" w:eastAsia="Calibri" w:hAnsiTheme="minorHAnsi"/>
-                <w:sz w:val="22"/>
-                <w:szCs w:val="22"/>
-                <w:lang w:eastAsia="en-GB"/>
-              </w:rPr>
-              <w:t xml:space="preserve">Critical </w:t>
-            </w:r>
-          </w:p>
-        </w:tc>
-        <w:tc>
-          <w:tcPr>
-            <w:tcW w:w="5953" w:type="dxa"/>
-            <w:shd w:val="clear" w:color="auto" w:fill="auto"/>
-          </w:tcPr>
-          <w:p>
-            <w:pPr>
-              <w:rPr>
-                <w:rFonts w:asciiTheme="minorHAnsi" w:eastAsia="Calibri" w:hAnsiTheme="minorHAnsi"/>
-                <w:sz w:val="22"/>
-                <w:szCs w:val="22"/>
-                <w:lang w:eastAsia="en-GB"/>
-              </w:rPr>
-            </w:pPr>
-            <w:r>
-              <w:rPr>
-                <w:rFonts w:asciiTheme="minorHAnsi" w:eastAsia="Calibri" w:hAnsiTheme="minorHAnsi"/>
-                <w:sz w:val="22"/>
-                <w:szCs w:val="22"/>
-                <w:lang w:eastAsia="en-GB"/>
-              </w:rPr>
-              <w:t>Very significant impact and having catastrophic impact on the quality of product and operational efficiency.</w:t>
-            </w:r>
-          </w:p>
-        </w:tc>
-        <w:tc>
-          <w:tcPr>
-            <w:tcW w:w="2675" w:type="dxa"/>
-            <w:shd w:val="clear" w:color="auto" w:fill="auto"/>
-          </w:tcPr>
-          <w:p>
-            <w:pPr>
-              <w:rPr>
-                <w:rFonts w:asciiTheme="minorHAnsi" w:eastAsia="Calibri" w:hAnsiTheme="minorHAnsi"/>
-                <w:sz w:val="22"/>
-                <w:szCs w:val="22"/>
-                <w:lang w:eastAsia="en-GB"/>
-              </w:rPr>
-            </w:pPr>
-            <w:r>
-              <w:rPr>
-                <w:rFonts w:asciiTheme="minorHAnsi" w:eastAsia="Calibri" w:hAnsiTheme="minorHAnsi"/>
-                <w:sz w:val="22"/>
-                <w:szCs w:val="22"/>
-                <w:lang w:eastAsia="en-GB"/>
-              </w:rPr>
-              <w:t>5</w:t>
-            </w:r>
-          </w:p>
-        </w:tc>
-      </w:tr>
-      <w:tr>
-        <w:tc>
-          <w:tcPr>
-            <w:tcW w:w="1986" w:type="dxa"/>
-            <w:shd w:val="clear" w:color="auto" w:fill="auto"/>
-          </w:tcPr>
-          <w:p>
-            <w:pPr>
-              <w:rPr>
-                <w:rFonts w:asciiTheme="minorHAnsi" w:eastAsia="Calibri" w:hAnsiTheme="minorHAnsi"/>
-                <w:sz w:val="22"/>
-                <w:szCs w:val="22"/>
-                <w:lang w:eastAsia="en-GB"/>
-              </w:rPr>
-            </w:pPr>
-          </w:p>
-        </w:tc>
-        <w:tc>
-          <w:tcPr>
-            <w:tcW w:w="5953" w:type="dxa"/>
-            <w:shd w:val="clear" w:color="auto" w:fill="auto"/>
-          </w:tcPr>
-          <w:p>
-            <w:pPr>
-              <w:rPr>
-                <w:rFonts w:asciiTheme="minorHAnsi" w:eastAsia="Calibri" w:hAnsiTheme="minorHAnsi"/>
-                <w:sz w:val="22"/>
-                <w:szCs w:val="22"/>
-                <w:lang w:eastAsia="en-GB"/>
-              </w:rPr>
-            </w:pPr>
-          </w:p>
-        </w:tc>
-        <w:tc>
-          <w:tcPr>
-            <w:tcW w:w="2675" w:type="dxa"/>
-            <w:shd w:val="clear" w:color="auto" w:fill="auto"/>
-          </w:tcPr>
-          <w:p>
-            <w:pPr>
-              <w:rPr>
-                <w:rFonts w:asciiTheme="minorHAnsi" w:eastAsia="Calibri" w:hAnsiTheme="minorHAnsi"/>
-                <w:sz w:val="22"/>
-                <w:szCs w:val="22"/>
-                <w:lang w:eastAsia="en-GB"/>
-              </w:rPr>
-            </w:pPr>
-          </w:p>
-        </w:tc>
-      </w:tr>
-    </w:tbl>
-    <w:p>
-      <w:pPr>
-        <w:rPr>
-          <w:rFonts w:asciiTheme="minorHAnsi" w:hAnsiTheme="minorHAnsi"/>
-          <w:sz w:val="22"/>
-          <w:szCs w:val="22"/>
-          <w:lang w:eastAsia="en-GB"/>
-        </w:rPr>
-      </w:pPr>
-    </w:p>
-    <w:p>
-      <w:pPr>
-        <w:rPr>
-          <w:rFonts w:asciiTheme="minorHAnsi" w:hAnsiTheme="minorHAnsi"/>
-          <w:sz w:val="22"/>
-          <w:szCs w:val="22"/>
-          <w:lang w:eastAsia="en-GB"/>
-        </w:rPr>
-      </w:pPr>
-      <w:r>
-        <w:rPr>
-          <w:rFonts w:asciiTheme="minorHAnsi" w:hAnsiTheme="minorHAnsi"/>
-          <w:sz w:val="22"/>
-          <w:szCs w:val="22"/>
-          <w:lang w:eastAsia="en-GB"/>
-        </w:rPr>
-        <w:t>ANNEXURE IV</w:t>
-      </w:r>
-    </w:p>
-    <w:p>
-      <w:pPr>
-        <w:rPr>
-          <w:rFonts w:asciiTheme="minorHAnsi" w:hAnsiTheme="minorHAnsi"/>
-          <w:sz w:val="22"/>
-          <w:szCs w:val="22"/>
-          <w:lang w:eastAsia="en-GB"/>
-        </w:rPr>
-      </w:pPr>
-      <w:r>
-        <w:rPr>
-          <w:rFonts w:asciiTheme="minorHAnsi" w:hAnsiTheme="minorHAnsi"/>
-          <w:sz w:val="22"/>
-          <w:szCs w:val="22"/>
-          <w:lang w:eastAsia="en-GB"/>
-        </w:rPr>
-        <w:t xml:space="preserve"> QUANTITATIVE RISK LEVEL</w:t>
-      </w:r>
-    </w:p>
-    <w:tbl>
-      <w:tblPr>
-        <w:tblW w:w="0" w:type="auto"/>
-        <w:tblInd w:w="-318" w:type="dxa"/>
-        <w:tblBorders>
-          <w:top w:val="single" w:sz="4" w:space="0" w:color="000000"/>
-          <w:left w:val="single" w:sz="4" w:space="0" w:color="000000"/>
-          <w:bottom w:val="single" w:sz="4" w:space="0" w:color="000000"/>
-          <w:right w:val="single" w:sz="4" w:space="0" w:color="000000"/>
-          <w:insideH w:val="single" w:sz="4" w:space="0" w:color="000000"/>
-          <w:insideV w:val="single" w:sz="4" w:space="0" w:color="000000"/>
-        </w:tblBorders>
-        <w:tblLook w:val="04A0" w:firstRow="1" w:lastRow="0" w:firstColumn="1" w:lastColumn="0" w:noHBand="0" w:noVBand="1"/>
-      </w:tblPr>
-      <w:tblGrid>
-        <w:gridCol w:w="1986"/>
-        <w:gridCol w:w="5953"/>
-        <w:gridCol w:w="2675"/>
-      </w:tblGrid>
-      <w:tr>
-        <w:tc>
-          <w:tcPr>
-            <w:tcW w:w="1986" w:type="dxa"/>
-            <w:shd w:val="clear" w:color="auto" w:fill="auto"/>
-          </w:tcPr>
-          <w:p>
-            <w:pPr>
-              <w:rPr>
-                <w:rFonts w:asciiTheme="minorHAnsi" w:eastAsia="Calibri" w:hAnsiTheme="minorHAnsi"/>
-                <w:sz w:val="22"/>
-                <w:szCs w:val="22"/>
-                <w:lang w:eastAsia="en-GB"/>
-              </w:rPr>
-            </w:pPr>
-            <w:r>
-              <w:rPr>
-                <w:rFonts w:asciiTheme="minorHAnsi" w:eastAsia="Calibri" w:hAnsiTheme="minorHAnsi"/>
-                <w:sz w:val="22"/>
-                <w:szCs w:val="22"/>
-                <w:lang w:eastAsia="en-GB"/>
-              </w:rPr>
-              <w:t>Category</w:t>
-            </w:r>
-          </w:p>
-        </w:tc>
-        <w:tc>
-          <w:tcPr>
-            <w:tcW w:w="5953" w:type="dxa"/>
-            <w:shd w:val="clear" w:color="auto" w:fill="auto"/>
-          </w:tcPr>
-          <w:p>
-            <w:pPr>
-              <w:rPr>
-                <w:rFonts w:asciiTheme="minorHAnsi" w:eastAsia="Calibri" w:hAnsiTheme="minorHAnsi"/>
-                <w:sz w:val="22"/>
-                <w:szCs w:val="22"/>
-                <w:lang w:eastAsia="en-GB"/>
-              </w:rPr>
-            </w:pPr>
-            <w:r>
-              <w:rPr>
-                <w:rFonts w:asciiTheme="minorHAnsi" w:eastAsia="Calibri" w:hAnsiTheme="minorHAnsi"/>
-                <w:sz w:val="22"/>
-                <w:szCs w:val="22"/>
-                <w:lang w:eastAsia="en-GB"/>
-              </w:rPr>
-              <w:t>Description</w:t>
-            </w:r>
-          </w:p>
-        </w:tc>
-        <w:tc>
-          <w:tcPr>
-            <w:tcW w:w="2675" w:type="dxa"/>
-            <w:shd w:val="clear" w:color="auto" w:fill="auto"/>
-          </w:tcPr>
-          <w:p>
-            <w:pPr>
-              <w:rPr>
-                <w:rFonts w:asciiTheme="minorHAnsi" w:eastAsia="Calibri" w:hAnsiTheme="minorHAnsi"/>
-                <w:sz w:val="22"/>
-                <w:szCs w:val="22"/>
-                <w:lang w:eastAsia="en-GB"/>
-              </w:rPr>
-            </w:pPr>
-            <w:r>
-              <w:rPr>
-                <w:rFonts w:asciiTheme="minorHAnsi" w:eastAsia="Calibri" w:hAnsiTheme="minorHAnsi"/>
-                <w:sz w:val="22"/>
-                <w:szCs w:val="22"/>
-                <w:lang w:eastAsia="en-GB"/>
-              </w:rPr>
-              <w:t>Scale</w:t>
-            </w:r>
-          </w:p>
-        </w:tc>
-      </w:tr>
-      <w:tr>
-        <w:tc>
-          <w:tcPr>
-            <w:tcW w:w="1986" w:type="dxa"/>
-            <w:shd w:val="clear" w:color="auto" w:fill="auto"/>
-          </w:tcPr>
-          <w:p>
-            <w:pPr>
-              <w:rPr>
-                <w:rFonts w:asciiTheme="minorHAnsi" w:eastAsia="Calibri" w:hAnsiTheme="minorHAnsi"/>
-                <w:sz w:val="22"/>
-                <w:szCs w:val="22"/>
-                <w:lang w:eastAsia="en-GB"/>
-              </w:rPr>
-            </w:pPr>
-            <w:r>
-              <w:rPr>
-                <w:rFonts w:asciiTheme="minorHAnsi" w:eastAsia="Calibri" w:hAnsiTheme="minorHAnsi"/>
-                <w:sz w:val="22"/>
-                <w:szCs w:val="22"/>
-                <w:lang w:eastAsia="en-GB"/>
-              </w:rPr>
-              <w:t>Rare</w:t>
-            </w:r>
-          </w:p>
-        </w:tc>
-        <w:tc>
-          <w:tcPr>
-            <w:tcW w:w="5953" w:type="dxa"/>
-            <w:shd w:val="clear" w:color="auto" w:fill="auto"/>
-          </w:tcPr>
-          <w:p>
-            <w:pPr>
-              <w:rPr>
-                <w:rFonts w:asciiTheme="minorHAnsi" w:eastAsia="Calibri" w:hAnsiTheme="minorHAnsi"/>
-                <w:sz w:val="22"/>
-                <w:szCs w:val="22"/>
-                <w:lang w:eastAsia="en-GB"/>
-              </w:rPr>
-            </w:pPr>
-            <w:r>
-              <w:rPr>
-                <w:rFonts w:asciiTheme="minorHAnsi" w:eastAsia="Calibri" w:hAnsiTheme="minorHAnsi"/>
-                <w:sz w:val="22"/>
-                <w:szCs w:val="22"/>
-                <w:lang w:eastAsia="en-GB"/>
-              </w:rPr>
-              <w:t>May occur in exceptional circumstances</w:t>
-            </w:r>
-          </w:p>
-        </w:tc>
-        <w:tc>
-          <w:tcPr>
-            <w:tcW w:w="2675" w:type="dxa"/>
-            <w:shd w:val="clear" w:color="auto" w:fill="auto"/>
-          </w:tcPr>
-          <w:p>
-            <w:pPr>
-              <w:rPr>
-                <w:rFonts w:asciiTheme="minorHAnsi" w:eastAsia="Calibri" w:hAnsiTheme="minorHAnsi"/>
-                <w:sz w:val="22"/>
-                <w:szCs w:val="22"/>
-                <w:lang w:eastAsia="en-GB"/>
-              </w:rPr>
-            </w:pPr>
-            <w:r>
-              <w:rPr>
-                <w:rFonts w:asciiTheme="minorHAnsi" w:eastAsia="Calibri" w:hAnsiTheme="minorHAnsi"/>
-                <w:sz w:val="22"/>
-                <w:szCs w:val="22"/>
-                <w:lang w:eastAsia="en-GB"/>
-              </w:rPr>
-              <w:t>1</w:t>
-            </w:r>
-          </w:p>
-        </w:tc>
-      </w:tr>
-      <w:tr>
-        <w:tc>
-          <w:tcPr>
-            <w:tcW w:w="1986" w:type="dxa"/>
-            <w:shd w:val="clear" w:color="auto" w:fill="auto"/>
-          </w:tcPr>
-          <w:p>
-            <w:pPr>
-              <w:rPr>
-                <w:rFonts w:asciiTheme="minorHAnsi" w:eastAsia="Calibri" w:hAnsiTheme="minorHAnsi"/>
-                <w:sz w:val="22"/>
-                <w:szCs w:val="22"/>
-                <w:lang w:eastAsia="en-GB"/>
-              </w:rPr>
-            </w:pPr>
-            <w:r>
-              <w:rPr>
-                <w:rFonts w:asciiTheme="minorHAnsi" w:eastAsia="Calibri" w:hAnsiTheme="minorHAnsi"/>
-                <w:sz w:val="22"/>
-                <w:szCs w:val="22"/>
-                <w:lang w:eastAsia="en-GB"/>
-              </w:rPr>
-              <w:t>Unlikely</w:t>
-            </w:r>
-          </w:p>
-        </w:tc>
-        <w:tc>
-          <w:tcPr>
-            <w:tcW w:w="5953" w:type="dxa"/>
-            <w:shd w:val="clear" w:color="auto" w:fill="auto"/>
-          </w:tcPr>
-          <w:p>
-            <w:pPr>
-              <w:rPr>
-                <w:rFonts w:asciiTheme="minorHAnsi" w:eastAsia="Calibri" w:hAnsiTheme="minorHAnsi"/>
-                <w:sz w:val="22"/>
-                <w:szCs w:val="22"/>
-                <w:lang w:eastAsia="en-GB"/>
-              </w:rPr>
-            </w:pPr>
-            <w:r>
-              <w:rPr>
-                <w:rFonts w:asciiTheme="minorHAnsi" w:eastAsia="Calibri" w:hAnsiTheme="minorHAnsi"/>
-                <w:sz w:val="22"/>
-                <w:szCs w:val="22"/>
-                <w:lang w:eastAsia="en-GB"/>
-              </w:rPr>
-              <w:t>Could occur at some time, but common</w:t>
-            </w:r>
-          </w:p>
-        </w:tc>
-        <w:tc>
-          <w:tcPr>
-            <w:tcW w:w="2675" w:type="dxa"/>
-            <w:shd w:val="clear" w:color="auto" w:fill="auto"/>
-          </w:tcPr>
-          <w:p>
-            <w:pPr>
-              <w:rPr>
-                <w:rFonts w:asciiTheme="minorHAnsi" w:eastAsia="Calibri" w:hAnsiTheme="minorHAnsi"/>
-                <w:sz w:val="22"/>
-                <w:szCs w:val="22"/>
-                <w:lang w:eastAsia="en-GB"/>
-              </w:rPr>
-            </w:pPr>
-            <w:r>
-              <w:rPr>
-                <w:rFonts w:asciiTheme="minorHAnsi" w:eastAsia="Calibri" w:hAnsiTheme="minorHAnsi"/>
-                <w:sz w:val="22"/>
-                <w:szCs w:val="22"/>
-                <w:lang w:eastAsia="en-GB"/>
-              </w:rPr>
-              <w:t>2</w:t>
-            </w:r>
-          </w:p>
-        </w:tc>
-      </w:tr>
-      <w:tr>
-        <w:tc>
-          <w:tcPr>
-            <w:tcW w:w="1986" w:type="dxa"/>
-            <w:shd w:val="clear" w:color="auto" w:fill="auto"/>
-          </w:tcPr>
-          <w:p>
-            <w:pPr>
-              <w:rPr>
-                <w:rFonts w:asciiTheme="minorHAnsi" w:eastAsia="Calibri" w:hAnsiTheme="minorHAnsi"/>
-                <w:sz w:val="22"/>
-                <w:szCs w:val="22"/>
-                <w:lang w:eastAsia="en-GB"/>
-              </w:rPr>
-            </w:pPr>
-            <w:r>
-              <w:rPr>
-                <w:rFonts w:asciiTheme="minorHAnsi" w:eastAsia="Calibri" w:hAnsiTheme="minorHAnsi"/>
-                <w:sz w:val="22"/>
-                <w:szCs w:val="22"/>
-                <w:lang w:eastAsia="en-GB"/>
-              </w:rPr>
-              <w:t>Possible</w:t>
-            </w:r>
-          </w:p>
-        </w:tc>
-        <w:tc>
-          <w:tcPr>
-            <w:tcW w:w="5953" w:type="dxa"/>
-            <w:shd w:val="clear" w:color="auto" w:fill="auto"/>
-          </w:tcPr>
-          <w:p>
-            <w:pPr>
-              <w:rPr>
-                <w:rFonts w:asciiTheme="minorHAnsi" w:eastAsia="Calibri" w:hAnsiTheme="minorHAnsi"/>
-                <w:sz w:val="22"/>
-                <w:szCs w:val="22"/>
-                <w:lang w:eastAsia="en-GB"/>
-              </w:rPr>
-            </w:pPr>
-            <w:r>
-              <w:rPr>
-                <w:rFonts w:asciiTheme="minorHAnsi" w:eastAsia="Calibri" w:hAnsiTheme="minorHAnsi"/>
-                <w:sz w:val="22"/>
-                <w:szCs w:val="22"/>
-                <w:lang w:eastAsia="en-GB"/>
-              </w:rPr>
-              <w:t>May probably occur in certain circumstances</w:t>
-            </w:r>
-          </w:p>
-        </w:tc>
-        <w:tc>
-          <w:tcPr>
-            <w:tcW w:w="2675" w:type="dxa"/>
-            <w:shd w:val="clear" w:color="auto" w:fill="auto"/>
-          </w:tcPr>
-          <w:p>
-            <w:pPr>
-              <w:rPr>
-                <w:rFonts w:asciiTheme="minorHAnsi" w:eastAsia="Calibri" w:hAnsiTheme="minorHAnsi"/>
-                <w:sz w:val="22"/>
-                <w:szCs w:val="22"/>
-                <w:lang w:eastAsia="en-GB"/>
-              </w:rPr>
-            </w:pPr>
-            <w:r>
-              <w:rPr>
-                <w:rFonts w:asciiTheme="minorHAnsi" w:eastAsia="Calibri" w:hAnsiTheme="minorHAnsi"/>
-                <w:sz w:val="22"/>
-                <w:szCs w:val="22"/>
-                <w:lang w:eastAsia="en-GB"/>
-              </w:rPr>
-              <w:t>3</w:t>
-            </w:r>
-          </w:p>
-        </w:tc>
-      </w:tr>
-      <w:tr>
-        <w:tc>
-          <w:tcPr>
-            <w:tcW w:w="1986" w:type="dxa"/>
-            <w:shd w:val="clear" w:color="auto" w:fill="auto"/>
-          </w:tcPr>
-          <w:p>
-            <w:pPr>
-              <w:rPr>
-                <w:rFonts w:asciiTheme="minorHAnsi" w:eastAsia="Calibri" w:hAnsiTheme="minorHAnsi"/>
-                <w:sz w:val="22"/>
-                <w:szCs w:val="22"/>
-                <w:lang w:eastAsia="en-GB"/>
-              </w:rPr>
-            </w:pPr>
-            <w:r>
-              <w:rPr>
-                <w:rFonts w:asciiTheme="minorHAnsi" w:eastAsia="Calibri" w:hAnsiTheme="minorHAnsi"/>
-                <w:sz w:val="22"/>
-                <w:szCs w:val="22"/>
-                <w:lang w:eastAsia="en-GB"/>
-              </w:rPr>
-              <w:t>Most possible</w:t>
-            </w:r>
-          </w:p>
-        </w:tc>
-        <w:tc>
-          <w:tcPr>
-            <w:tcW w:w="5953" w:type="dxa"/>
-            <w:shd w:val="clear" w:color="auto" w:fill="auto"/>
-          </w:tcPr>
-          <w:p>
-            <w:pPr>
-              <w:rPr>
-                <w:rFonts w:asciiTheme="minorHAnsi" w:eastAsia="Calibri" w:hAnsiTheme="minorHAnsi"/>
-                <w:sz w:val="22"/>
-                <w:szCs w:val="22"/>
-                <w:lang w:eastAsia="en-GB"/>
-              </w:rPr>
-            </w:pPr>
-            <w:r>
-              <w:rPr>
-                <w:rFonts w:asciiTheme="minorHAnsi" w:eastAsia="Calibri" w:hAnsiTheme="minorHAnsi"/>
-                <w:sz w:val="22"/>
-                <w:szCs w:val="22"/>
-                <w:lang w:eastAsia="en-GB"/>
-              </w:rPr>
-              <w:t>Will probably occur in most circumstances</w:t>
-            </w:r>
-          </w:p>
-        </w:tc>
-        <w:tc>
-          <w:tcPr>
-            <w:tcW w:w="2675" w:type="dxa"/>
-            <w:shd w:val="clear" w:color="auto" w:fill="auto"/>
-          </w:tcPr>
-          <w:p>
-            <w:pPr>
-              <w:rPr>
-                <w:rFonts w:asciiTheme="minorHAnsi" w:eastAsia="Calibri" w:hAnsiTheme="minorHAnsi"/>
-                <w:sz w:val="22"/>
-                <w:szCs w:val="22"/>
-                <w:lang w:eastAsia="en-GB"/>
-              </w:rPr>
-            </w:pPr>
-            <w:r>
-              <w:rPr>
-                <w:rFonts w:asciiTheme="minorHAnsi" w:eastAsia="Calibri" w:hAnsiTheme="minorHAnsi"/>
-                <w:sz w:val="22"/>
-                <w:szCs w:val="22"/>
-                <w:lang w:eastAsia="en-GB"/>
-              </w:rPr>
-              <w:t>4</w:t>
-            </w:r>
-          </w:p>
-        </w:tc>
-      </w:tr>
-      <w:tr>
-        <w:tc>
-          <w:tcPr>
-            <w:tcW w:w="1986" w:type="dxa"/>
-            <w:shd w:val="clear" w:color="auto" w:fill="auto"/>
-          </w:tcPr>
-          <w:p>
-            <w:pPr>
-              <w:rPr>
-                <w:rFonts w:asciiTheme="minorHAnsi" w:eastAsia="Calibri" w:hAnsiTheme="minorHAnsi"/>
-                <w:sz w:val="22"/>
-                <w:szCs w:val="22"/>
-                <w:lang w:eastAsia="en-GB"/>
-              </w:rPr>
-            </w:pPr>
-            <w:r>
-              <w:rPr>
-                <w:rFonts w:asciiTheme="minorHAnsi" w:eastAsia="Calibri" w:hAnsiTheme="minorHAnsi"/>
-                <w:sz w:val="22"/>
-                <w:szCs w:val="22"/>
-                <w:lang w:eastAsia="en-GB"/>
-              </w:rPr>
-              <w:t>Highly possible</w:t>
-            </w:r>
-          </w:p>
-        </w:tc>
-        <w:tc>
-          <w:tcPr>
-            <w:tcW w:w="5953" w:type="dxa"/>
-            <w:shd w:val="clear" w:color="auto" w:fill="auto"/>
-          </w:tcPr>
-          <w:p>
-            <w:pPr>
-              <w:rPr>
-                <w:rFonts w:asciiTheme="minorHAnsi" w:eastAsia="Calibri" w:hAnsiTheme="minorHAnsi"/>
-                <w:sz w:val="22"/>
-                <w:szCs w:val="22"/>
-                <w:lang w:eastAsia="en-GB"/>
-              </w:rPr>
-            </w:pPr>
-            <w:r>
-              <w:rPr>
-                <w:rFonts w:asciiTheme="minorHAnsi" w:eastAsia="Calibri" w:hAnsiTheme="minorHAnsi"/>
-                <w:sz w:val="22"/>
-                <w:szCs w:val="22"/>
-                <w:lang w:eastAsia="en-GB"/>
-              </w:rPr>
-              <w:t>Very possible it occurs  in most circumstances</w:t>
-            </w:r>
-          </w:p>
-        </w:tc>
-        <w:tc>
-          <w:tcPr>
-            <w:tcW w:w="2675" w:type="dxa"/>
-            <w:shd w:val="clear" w:color="auto" w:fill="auto"/>
-          </w:tcPr>
-          <w:p>
-            <w:pPr>
-              <w:rPr>
-                <w:rFonts w:asciiTheme="minorHAnsi" w:eastAsia="Calibri" w:hAnsiTheme="minorHAnsi"/>
-                <w:sz w:val="22"/>
-                <w:szCs w:val="22"/>
-                <w:lang w:eastAsia="en-GB"/>
-              </w:rPr>
-            </w:pPr>
-            <w:r>
-              <w:rPr>
-                <w:rFonts w:asciiTheme="minorHAnsi" w:eastAsia="Calibri" w:hAnsiTheme="minorHAnsi"/>
-                <w:sz w:val="22"/>
-                <w:szCs w:val="22"/>
-                <w:lang w:eastAsia="en-GB"/>
-              </w:rPr>
-              <w:t>5</w:t>
-            </w:r>
-          </w:p>
-        </w:tc>
-      </w:tr>
-      <w:tr>
-        <w:tc>
-          <w:tcPr>
-            <w:tcW w:w="1986" w:type="dxa"/>
-            <w:shd w:val="clear" w:color="auto" w:fill="auto"/>
-          </w:tcPr>
-          <w:p>
-            <w:pPr>
-              <w:rPr>
-                <w:rFonts w:asciiTheme="minorHAnsi" w:eastAsia="Calibri" w:hAnsiTheme="minorHAnsi"/>
-                <w:sz w:val="22"/>
-                <w:szCs w:val="22"/>
-                <w:lang w:eastAsia="en-GB"/>
-              </w:rPr>
-            </w:pPr>
-          </w:p>
-        </w:tc>
-        <w:tc>
-          <w:tcPr>
-            <w:tcW w:w="5953" w:type="dxa"/>
-            <w:shd w:val="clear" w:color="auto" w:fill="auto"/>
-          </w:tcPr>
-          <w:p>
-            <w:pPr>
-              <w:rPr>
-                <w:rFonts w:asciiTheme="minorHAnsi" w:eastAsia="Calibri" w:hAnsiTheme="minorHAnsi"/>
-                <w:sz w:val="22"/>
-                <w:szCs w:val="22"/>
-                <w:lang w:eastAsia="en-GB"/>
-              </w:rPr>
-            </w:pPr>
-          </w:p>
-        </w:tc>
-        <w:tc>
-          <w:tcPr>
-            <w:tcW w:w="2675" w:type="dxa"/>
-            <w:shd w:val="clear" w:color="auto" w:fill="auto"/>
-          </w:tcPr>
-          <w:p>
-            <w:pPr>
-              <w:rPr>
-                <w:rFonts w:asciiTheme="minorHAnsi" w:eastAsia="Calibri" w:hAnsiTheme="minorHAnsi"/>
-                <w:sz w:val="22"/>
-                <w:szCs w:val="22"/>
-                <w:lang w:eastAsia="en-GB"/>
-              </w:rPr>
-            </w:pPr>
-          </w:p>
-        </w:tc>
-      </w:tr>
-    </w:tbl>
-    <w:p>
-      <w:pPr>
-        <w:rPr>
-          <w:rFonts w:asciiTheme="minorHAnsi" w:hAnsiTheme="minorHAnsi"/>
-          <w:sz w:val="22"/>
-          <w:szCs w:val="22"/>
-          <w:lang w:eastAsia="en-GB"/>
-        </w:rPr>
-      </w:pPr>
-    </w:p>
     <w:sectPr>
-      <w:headerReference w:type="even" r:id="rId8"/>
-      <w:headerReference w:type="default" r:id="rId9"/>
-      <w:footerReference w:type="default" r:id="rId10"/>
-      <w:headerReference w:type="first" r:id="rId11"/>
+      <w:headerReference w:type="even" r:id="rId7"/>
+      <w:headerReference w:type="default" r:id="rId8"/>
+      <w:footerReference w:type="default" r:id="rId9"/>
+      <w:headerReference w:type="first" r:id="rId10"/>
       <w:pgSz w:w="12240" w:h="15840"/>
       <w:pgMar w:top="426" w:right="720" w:bottom="568" w:left="1440" w:header="576" w:footer="266" w:gutter="0"/>
       <w:cols w:space="720"/>
@@ -7587,7 +7386,7 @@
 </file>
 
 <file path=word/endnotes.xml><?xml version="1.0" encoding="utf-8"?>
-<w:endnotes xmlns:wpc="http://schemas.microsoft.com/office/word/2010/wordprocessingCanvas" xmlns:mc="http://schemas.openxmlformats.org/markup-compatibility/2006" xmlns:o="urn:schemas-microsoft-com:office:office" xmlns:r="http://schemas.openxmlformats.org/officeDocument/2006/relationships" xmlns:m="http://schemas.openxmlformats.org/officeDocument/2006/math" xmlns:v="urn:schemas-microsoft-com:vml" xmlns:wp14="http://schemas.microsoft.com/office/word/2010/wordprocessingDrawing" xmlns:wp="http://schemas.openxmlformats.org/drawingml/2006/wordprocessingDrawing" xmlns:w10="urn:schemas-microsoft-com:office:word" xmlns:w="http://schemas.openxmlformats.org/wordprocessingml/2006/main" xmlns:w14="http://schemas.microsoft.com/office/word/2010/wordml" xmlns:wpg="http://schemas.microsoft.com/office/word/2010/wordprocessingGroup" xmlns:wpi="http://schemas.microsoft.com/office/word/2010/wordprocessingInk" xmlns:wne="http://schemas.microsoft.com/office/word/2006/wordml" xmlns:wps="http://schemas.microsoft.com/office/word/2010/wordprocessingShape" mc:Ignorable="w14 wp14">
+<w:endnotes xmlns:wpc="http://schemas.microsoft.com/office/word/2010/wordprocessingCanvas" xmlns:cx="http://schemas.microsoft.com/office/drawing/2014/chartex" xmlns:cx1="http://schemas.microsoft.com/office/drawing/2015/9/8/chartex" xmlns:cx2="http://schemas.microsoft.com/office/drawing/2015/10/21/chartex" xmlns:cx3="http://schemas.microsoft.com/office/drawing/2016/5/9/chartex" xmlns:cx4="http://schemas.microsoft.com/office/drawing/2016/5/10/chartex" xmlns:cx5="http://schemas.microsoft.com/office/drawing/2016/5/11/chartex" xmlns:cx6="http://schemas.microsoft.com/office/drawing/2016/5/12/chartex" xmlns:cx7="http://schemas.microsoft.com/office/drawing/2016/5/13/chartex" xmlns:cx8="http://schemas.microsoft.com/office/drawing/2016/5/14/chartex" xmlns:mc="http://schemas.openxmlformats.org/markup-compatibility/2006" xmlns:aink="http://schemas.microsoft.com/office/drawing/2016/ink" xmlns:am3d="http://schemas.microsoft.com/office/drawing/2017/model3d" xmlns:o="urn:schemas-microsoft-com:office:office" xmlns:oel="http://schemas.microsoft.com/office/2019/extlst" xmlns:r="http://schemas.openxmlformats.org/officeDocument/2006/relationships" xmlns:m="http://schemas.openxmlformats.org/officeDocument/2006/math" xmlns:v="urn:schemas-microsoft-com:vml" xmlns:wp14="http://schemas.microsoft.com/office/word/2010/wordprocessingDrawing" xmlns:wp="http://schemas.openxmlformats.org/drawingml/2006/wordprocessingDrawing" xmlns:w10="urn:schemas-microsoft-com:office:word" xmlns:w="http://schemas.openxmlformats.org/wordprocessingml/2006/main" xmlns:w14="http://schemas.microsoft.com/office/word/2010/wordml" xmlns:w15="http://schemas.microsoft.com/office/word/2012/wordml" xmlns:w16cex="http://schemas.microsoft.com/office/word/2018/wordml/cex" xmlns:w16cid="http://schemas.microsoft.com/office/word/2016/wordml/cid" xmlns:w16="http://schemas.microsoft.com/office/word/2018/wordml" xmlns:w16sdtdh="http://schemas.microsoft.com/office/word/2020/wordml/sdtdatahash" xmlns:w16se="http://schemas.microsoft.com/office/word/2015/wordml/symex" xmlns:wpg="http://schemas.microsoft.com/office/word/2010/wordprocessingGroup" xmlns:wpi="http://schemas.microsoft.com/office/word/2010/wordprocessingInk" xmlns:wne="http://schemas.microsoft.com/office/word/2006/wordml" xmlns:wps="http://schemas.microsoft.com/office/word/2010/wordprocessingShape" mc:Ignorable="w14 w15 w16se w16cid w16 w16cex w16sdtdh wp14">
   <w:endnote w:type="separator" w:id="-1">
     <w:p>
       <w:r>
@@ -7606,7 +7405,7 @@
 </file>
 
 <file path=word/footer1.xml><?xml version="1.0" encoding="utf-8"?>
-<w:ftr xmlns:wpc="http://schemas.microsoft.com/office/word/2010/wordprocessingCanvas" xmlns:mc="http://schemas.openxmlformats.org/markup-compatibility/2006" xmlns:o="urn:schemas-microsoft-com:office:office" xmlns:r="http://schemas.openxmlformats.org/officeDocument/2006/relationships" xmlns:m="http://schemas.openxmlformats.org/officeDocument/2006/math" xmlns:v="urn:schemas-microsoft-com:vml" xmlns:wp14="http://schemas.microsoft.com/office/word/2010/wordprocessingDrawing" xmlns:wp="http://schemas.openxmlformats.org/drawingml/2006/wordprocessingDrawing" xmlns:w10="urn:schemas-microsoft-com:office:word" xmlns:w="http://schemas.openxmlformats.org/wordprocessingml/2006/main" xmlns:w14="http://schemas.microsoft.com/office/word/2010/wordml" xmlns:wpg="http://schemas.microsoft.com/office/word/2010/wordprocessingGroup" xmlns:wpi="http://schemas.microsoft.com/office/word/2010/wordprocessingInk" xmlns:wne="http://schemas.microsoft.com/office/word/2006/wordml" xmlns:wps="http://schemas.microsoft.com/office/word/2010/wordprocessingShape" mc:Ignorable="w14 wp14">
+<w:ftr xmlns:wpc="http://schemas.microsoft.com/office/word/2010/wordprocessingCanvas" xmlns:cx="http://schemas.microsoft.com/office/drawing/2014/chartex" xmlns:cx1="http://schemas.microsoft.com/office/drawing/2015/9/8/chartex" xmlns:cx2="http://schemas.microsoft.com/office/drawing/2015/10/21/chartex" xmlns:cx3="http://schemas.microsoft.com/office/drawing/2016/5/9/chartex" xmlns:cx4="http://schemas.microsoft.com/office/drawing/2016/5/10/chartex" xmlns:cx5="http://schemas.microsoft.com/office/drawing/2016/5/11/chartex" xmlns:cx6="http://schemas.microsoft.com/office/drawing/2016/5/12/chartex" xmlns:cx7="http://schemas.microsoft.com/office/drawing/2016/5/13/chartex" xmlns:cx8="http://schemas.microsoft.com/office/drawing/2016/5/14/chartex" xmlns:mc="http://schemas.openxmlformats.org/markup-compatibility/2006" xmlns:aink="http://schemas.microsoft.com/office/drawing/2016/ink" xmlns:am3d="http://schemas.microsoft.com/office/drawing/2017/model3d" xmlns:o="urn:schemas-microsoft-com:office:office" xmlns:oel="http://schemas.microsoft.com/office/2019/extlst" xmlns:r="http://schemas.openxmlformats.org/officeDocument/2006/relationships" xmlns:m="http://schemas.openxmlformats.org/officeDocument/2006/math" xmlns:v="urn:schemas-microsoft-com:vml" xmlns:wp14="http://schemas.microsoft.com/office/word/2010/wordprocessingDrawing" xmlns:wp="http://schemas.openxmlformats.org/drawingml/2006/wordprocessingDrawing" xmlns:w10="urn:schemas-microsoft-com:office:word" xmlns:w="http://schemas.openxmlformats.org/wordprocessingml/2006/main" xmlns:w14="http://schemas.microsoft.com/office/word/2010/wordml" xmlns:w15="http://schemas.microsoft.com/office/word/2012/wordml" xmlns:w16cex="http://schemas.microsoft.com/office/word/2018/wordml/cex" xmlns:w16cid="http://schemas.microsoft.com/office/word/2016/wordml/cid" xmlns:w16="http://schemas.microsoft.com/office/word/2018/wordml" xmlns:w16sdtdh="http://schemas.microsoft.com/office/word/2020/wordml/sdtdatahash" xmlns:w16se="http://schemas.microsoft.com/office/word/2015/wordml/symex" xmlns:wpg="http://schemas.microsoft.com/office/word/2010/wordprocessingGroup" xmlns:wpi="http://schemas.microsoft.com/office/word/2010/wordprocessingInk" xmlns:wne="http://schemas.microsoft.com/office/word/2006/wordml" xmlns:wps="http://schemas.microsoft.com/office/word/2010/wordprocessingShape" mc:Ignorable="w14 w15 w16se w16cid w16 w16cex w16sdtdh wp14">
   <w:p>
     <w:pPr>
       <w:pStyle w:val="Footer"/>
@@ -7692,7 +7491,7 @@
 </file>
 
 <file path=word/footnotes.xml><?xml version="1.0" encoding="utf-8"?>
-<w:footnotes xmlns:wpc="http://schemas.microsoft.com/office/word/2010/wordprocessingCanvas" xmlns:mc="http://schemas.openxmlformats.org/markup-compatibility/2006" xmlns:o="urn:schemas-microsoft-com:office:office" xmlns:r="http://schemas.openxmlformats.org/officeDocument/2006/relationships" xmlns:m="http://schemas.openxmlformats.org/officeDocument/2006/math" xmlns:v="urn:schemas-microsoft-com:vml" xmlns:wp14="http://schemas.microsoft.com/office/word/2010/wordprocessingDrawing" xmlns:wp="http://schemas.openxmlformats.org/drawingml/2006/wordprocessingDrawing" xmlns:w10="urn:schemas-microsoft-com:office:word" xmlns:w="http://schemas.openxmlformats.org/wordprocessingml/2006/main" xmlns:w14="http://schemas.microsoft.com/office/word/2010/wordml" xmlns:wpg="http://schemas.microsoft.com/office/word/2010/wordprocessingGroup" xmlns:wpi="http://schemas.microsoft.com/office/word/2010/wordprocessingInk" xmlns:wne="http://schemas.microsoft.com/office/word/2006/wordml" xmlns:wps="http://schemas.microsoft.com/office/word/2010/wordprocessingShape" mc:Ignorable="w14 wp14">
+<w:footnotes xmlns:wpc="http://schemas.microsoft.com/office/word/2010/wordprocessingCanvas" xmlns:cx="http://schemas.microsoft.com/office/drawing/2014/chartex" xmlns:cx1="http://schemas.microsoft.com/office/drawing/2015/9/8/chartex" xmlns:cx2="http://schemas.microsoft.com/office/drawing/2015/10/21/chartex" xmlns:cx3="http://schemas.microsoft.com/office/drawing/2016/5/9/chartex" xmlns:cx4="http://schemas.microsoft.com/office/drawing/2016/5/10/chartex" xmlns:cx5="http://schemas.microsoft.com/office/drawing/2016/5/11/chartex" xmlns:cx6="http://schemas.microsoft.com/office/drawing/2016/5/12/chartex" xmlns:cx7="http://schemas.microsoft.com/office/drawing/2016/5/13/chartex" xmlns:cx8="http://schemas.microsoft.com/office/drawing/2016/5/14/chartex" xmlns:mc="http://schemas.openxmlformats.org/markup-compatibility/2006" xmlns:aink="http://schemas.microsoft.com/office/drawing/2016/ink" xmlns:am3d="http://schemas.microsoft.com/office/drawing/2017/model3d" xmlns:o="urn:schemas-microsoft-com:office:office" xmlns:oel="http://schemas.microsoft.com/office/2019/extlst" xmlns:r="http://schemas.openxmlformats.org/officeDocument/2006/relationships" xmlns:m="http://schemas.openxmlformats.org/officeDocument/2006/math" xmlns:v="urn:schemas-microsoft-com:vml" xmlns:wp14="http://schemas.microsoft.com/office/word/2010/wordprocessingDrawing" xmlns:wp="http://schemas.openxmlformats.org/drawingml/2006/wordprocessingDrawing" xmlns:w10="urn:schemas-microsoft-com:office:word" xmlns:w="http://schemas.openxmlformats.org/wordprocessingml/2006/main" xmlns:w14="http://schemas.microsoft.com/office/word/2010/wordml" xmlns:w15="http://schemas.microsoft.com/office/word/2012/wordml" xmlns:w16cex="http://schemas.microsoft.com/office/word/2018/wordml/cex" xmlns:w16cid="http://schemas.microsoft.com/office/word/2016/wordml/cid" xmlns:w16="http://schemas.microsoft.com/office/word/2018/wordml" xmlns:w16sdtdh="http://schemas.microsoft.com/office/word/2020/wordml/sdtdatahash" xmlns:w16se="http://schemas.microsoft.com/office/word/2015/wordml/symex" xmlns:wpg="http://schemas.microsoft.com/office/word/2010/wordprocessingGroup" xmlns:wpi="http://schemas.microsoft.com/office/word/2010/wordprocessingInk" xmlns:wne="http://schemas.microsoft.com/office/word/2006/wordml" xmlns:wps="http://schemas.microsoft.com/office/word/2010/wordprocessingShape" mc:Ignorable="w14 w15 w16se w16cid w16 w16cex w16sdtdh wp14">
   <w:footnote w:type="separator" w:id="-1">
     <w:p>
       <w:r>
@@ -7711,7 +7510,7 @@
 </file>
 
 <file path=word/header1.xml><?xml version="1.0" encoding="utf-8"?>
-<w:hdr xmlns:wpc="http://schemas.microsoft.com/office/word/2010/wordprocessingCanvas" xmlns:mc="http://schemas.openxmlformats.org/markup-compatibility/2006" xmlns:o="urn:schemas-microsoft-com:office:office" xmlns:r="http://schemas.openxmlformats.org/officeDocument/2006/relationships" xmlns:m="http://schemas.openxmlformats.org/officeDocument/2006/math" xmlns:v="urn:schemas-microsoft-com:vml" xmlns:wp14="http://schemas.microsoft.com/office/word/2010/wordprocessingDrawing" xmlns:wp="http://schemas.openxmlformats.org/drawingml/2006/wordprocessingDrawing" xmlns:w10="urn:schemas-microsoft-com:office:word" xmlns:w="http://schemas.openxmlformats.org/wordprocessingml/2006/main" xmlns:w14="http://schemas.microsoft.com/office/word/2010/wordml" xmlns:wpg="http://schemas.microsoft.com/office/word/2010/wordprocessingGroup" xmlns:wpi="http://schemas.microsoft.com/office/word/2010/wordprocessingInk" xmlns:wne="http://schemas.microsoft.com/office/word/2006/wordml" xmlns:wps="http://schemas.microsoft.com/office/word/2010/wordprocessingShape" mc:Ignorable="w14 wp14">
+<w:hdr xmlns:wpc="http://schemas.microsoft.com/office/word/2010/wordprocessingCanvas" xmlns:cx="http://schemas.microsoft.com/office/drawing/2014/chartex" xmlns:cx1="http://schemas.microsoft.com/office/drawing/2015/9/8/chartex" xmlns:cx2="http://schemas.microsoft.com/office/drawing/2015/10/21/chartex" xmlns:cx3="http://schemas.microsoft.com/office/drawing/2016/5/9/chartex" xmlns:cx4="http://schemas.microsoft.com/office/drawing/2016/5/10/chartex" xmlns:cx5="http://schemas.microsoft.com/office/drawing/2016/5/11/chartex" xmlns:cx6="http://schemas.microsoft.com/office/drawing/2016/5/12/chartex" xmlns:cx7="http://schemas.microsoft.com/office/drawing/2016/5/13/chartex" xmlns:cx8="http://schemas.microsoft.com/office/drawing/2016/5/14/chartex" xmlns:mc="http://schemas.openxmlformats.org/markup-compatibility/2006" xmlns:aink="http://schemas.microsoft.com/office/drawing/2016/ink" xmlns:am3d="http://schemas.microsoft.com/office/drawing/2017/model3d" xmlns:o="urn:schemas-microsoft-com:office:office" xmlns:oel="http://schemas.microsoft.com/office/2019/extlst" xmlns:r="http://schemas.openxmlformats.org/officeDocument/2006/relationships" xmlns:m="http://schemas.openxmlformats.org/officeDocument/2006/math" xmlns:v="urn:schemas-microsoft-com:vml" xmlns:wp14="http://schemas.microsoft.com/office/word/2010/wordprocessingDrawing" xmlns:wp="http://schemas.openxmlformats.org/drawingml/2006/wordprocessingDrawing" xmlns:w10="urn:schemas-microsoft-com:office:word" xmlns:w="http://schemas.openxmlformats.org/wordprocessingml/2006/main" xmlns:w14="http://schemas.microsoft.com/office/word/2010/wordml" xmlns:w15="http://schemas.microsoft.com/office/word/2012/wordml" xmlns:w16cex="http://schemas.microsoft.com/office/word/2018/wordml/cex" xmlns:w16cid="http://schemas.microsoft.com/office/word/2016/wordml/cid" xmlns:w16="http://schemas.microsoft.com/office/word/2018/wordml" xmlns:w16sdtdh="http://schemas.microsoft.com/office/word/2020/wordml/sdtdatahash" xmlns:w16se="http://schemas.microsoft.com/office/word/2015/wordml/symex" xmlns:wpg="http://schemas.microsoft.com/office/word/2010/wordprocessingGroup" xmlns:wpi="http://schemas.microsoft.com/office/word/2010/wordprocessingInk" xmlns:wne="http://schemas.microsoft.com/office/word/2006/wordml" xmlns:wps="http://schemas.microsoft.com/office/word/2010/wordprocessingShape" mc:Ignorable="w14 w15 w16se w16cid w16 w16cex w16sdtdh wp14">
   <w:p>
     <w:pPr>
       <w:pStyle w:val="Header"/>
@@ -7745,7 +7544,7 @@
           </v:handles>
           <o:lock v:ext="edit" text="t" shapetype="t"/>
         </v:shapetype>
-        <v:shape id="PowerPlusWaterMarkObject7569231" o:spid="_x0000_s2050" type="#_x0000_t136" style="position:absolute;margin-left:0;margin-top:0;width:626.95pt;height:83.55pt;rotation:315;z-index:-251654144;mso-position-horizontal:center;mso-position-horizontal-relative:margin;mso-position-vertical:center;mso-position-vertical-relative:margin" o:allowincell="f" fillcolor="silver" stroked="f">
+        <v:shape id="PowerPlusWaterMarkObject7569231" o:spid="_x0000_s1026" type="#_x0000_t136" style="position:absolute;margin-left:0;margin-top:0;width:626.95pt;height:83.55pt;rotation:315;z-index:-251654144;mso-position-horizontal:center;mso-position-horizontal-relative:margin;mso-position-vertical:center;mso-position-vertical-relative:margin" o:allowincell="f" fillcolor="silver" stroked="f">
           <v:fill opacity=".5"/>
           <v:textpath style="font-family:&quot;Times New Roman&quot;;font-size:1pt" string="BIOMEDICAL LTD"/>
           <w10:wrap anchorx="margin" anchory="margin"/>
@@ -7757,7 +7556,7 @@
 </file>
 
 <file path=word/header2.xml><?xml version="1.0" encoding="utf-8"?>
-<w:hdr xmlns:wpc="http://schemas.microsoft.com/office/word/2010/wordprocessingCanvas" xmlns:mc="http://schemas.openxmlformats.org/markup-compatibility/2006" xmlns:o="urn:schemas-microsoft-com:office:office" xmlns:r="http://schemas.openxmlformats.org/officeDocument/2006/relationships" xmlns:m="http://schemas.openxmlformats.org/officeDocument/2006/math" xmlns:v="urn:schemas-microsoft-com:vml" xmlns:wp14="http://schemas.microsoft.com/office/word/2010/wordprocessingDrawing" xmlns:wp="http://schemas.openxmlformats.org/drawingml/2006/wordprocessingDrawing" xmlns:w10="urn:schemas-microsoft-com:office:word" xmlns:w="http://schemas.openxmlformats.org/wordprocessingml/2006/main" xmlns:w14="http://schemas.microsoft.com/office/word/2010/wordml" xmlns:wpg="http://schemas.microsoft.com/office/word/2010/wordprocessingGroup" xmlns:wpi="http://schemas.microsoft.com/office/word/2010/wordprocessingInk" xmlns:wne="http://schemas.microsoft.com/office/word/2006/wordml" xmlns:wps="http://schemas.microsoft.com/office/word/2010/wordprocessingShape" mc:Ignorable="w14 wp14">
+<w:hdr xmlns:wpc="http://schemas.microsoft.com/office/word/2010/wordprocessingCanvas" xmlns:cx="http://schemas.microsoft.com/office/drawing/2014/chartex" xmlns:cx1="http://schemas.microsoft.com/office/drawing/2015/9/8/chartex" xmlns:cx2="http://schemas.microsoft.com/office/drawing/2015/10/21/chartex" xmlns:cx3="http://schemas.microsoft.com/office/drawing/2016/5/9/chartex" xmlns:cx4="http://schemas.microsoft.com/office/drawing/2016/5/10/chartex" xmlns:cx5="http://schemas.microsoft.com/office/drawing/2016/5/11/chartex" xmlns:cx6="http://schemas.microsoft.com/office/drawing/2016/5/12/chartex" xmlns:cx7="http://schemas.microsoft.com/office/drawing/2016/5/13/chartex" xmlns:cx8="http://schemas.microsoft.com/office/drawing/2016/5/14/chartex" xmlns:mc="http://schemas.openxmlformats.org/markup-compatibility/2006" xmlns:aink="http://schemas.microsoft.com/office/drawing/2016/ink" xmlns:am3d="http://schemas.microsoft.com/office/drawing/2017/model3d" xmlns:o="urn:schemas-microsoft-com:office:office" xmlns:oel="http://schemas.microsoft.com/office/2019/extlst" xmlns:r="http://schemas.openxmlformats.org/officeDocument/2006/relationships" xmlns:m="http://schemas.openxmlformats.org/officeDocument/2006/math" xmlns:v="urn:schemas-microsoft-com:vml" xmlns:wp14="http://schemas.microsoft.com/office/word/2010/wordprocessingDrawing" xmlns:wp="http://schemas.openxmlformats.org/drawingml/2006/wordprocessingDrawing" xmlns:w10="urn:schemas-microsoft-com:office:word" xmlns:w="http://schemas.openxmlformats.org/wordprocessingml/2006/main" xmlns:w14="http://schemas.microsoft.com/office/word/2010/wordml" xmlns:w15="http://schemas.microsoft.com/office/word/2012/wordml" xmlns:w16cex="http://schemas.microsoft.com/office/word/2018/wordml/cex" xmlns:w16cid="http://schemas.microsoft.com/office/word/2016/wordml/cid" xmlns:w16="http://schemas.microsoft.com/office/word/2018/wordml" xmlns:w16sdtdh="http://schemas.microsoft.com/office/word/2020/wordml/sdtdatahash" xmlns:w16se="http://schemas.microsoft.com/office/word/2015/wordml/symex" xmlns:wpg="http://schemas.microsoft.com/office/word/2010/wordprocessingGroup" xmlns:wpi="http://schemas.microsoft.com/office/word/2010/wordprocessingInk" xmlns:wne="http://schemas.microsoft.com/office/word/2006/wordml" xmlns:wps="http://schemas.microsoft.com/office/word/2010/wordprocessingShape" mc:Ignorable="w14 w15 w16se w16cid w16 w16cex w16sdtdh wp14">
   <w:tbl>
     <w:tblPr>
       <w:tblW w:w="0" w:type="auto"/>
@@ -8594,6 +8393,21 @@
             <w:t xml:space="preserve">Prepared By: </w:t>
           </w:r>
         </w:p>
+        <w:p>
+          <w:pPr>
+            <w:tabs>
+              <w:tab w:val="center" w:pos="4320"/>
+              <w:tab w:val="right" w:pos="8640"/>
+            </w:tabs>
+            <w:rPr>
+              <w:rFonts w:ascii="Calibri" w:eastAsia="Calibri" w:hAnsi="Calibri" w:cs="Calibri"/>
+              <w:b/>
+              <w:bCs/>
+              <w:sz w:val="22"/>
+              <w:szCs w:val="22"/>
+            </w:rPr>
+          </w:pPr>
+        </w:p>
       </w:tc>
       <w:tc>
         <w:tcPr>
@@ -8689,6 +8503,16 @@
             </w:rPr>
             <w:t>Sign /date</w:t>
           </w:r>
+          <w:r>
+            <w:rPr>
+              <w:rFonts w:ascii="Calibri" w:eastAsia="Calibri" w:hAnsi="Calibri" w:cs="Calibri"/>
+              <w:b/>
+              <w:bCs/>
+              <w:sz w:val="22"/>
+              <w:szCs w:val="22"/>
+            </w:rPr>
+            <w:t>:</w:t>
+          </w:r>
         </w:p>
       </w:tc>
       <w:tc>
@@ -8718,6 +8542,16 @@
             </w:rPr>
             <w:t>Sign /date</w:t>
           </w:r>
+          <w:r>
+            <w:rPr>
+              <w:rFonts w:ascii="Calibri" w:eastAsia="Calibri" w:hAnsi="Calibri" w:cs="Calibri"/>
+              <w:b/>
+              <w:bCs/>
+              <w:sz w:val="22"/>
+              <w:szCs w:val="22"/>
+            </w:rPr>
+            <w:t>:</w:t>
+          </w:r>
         </w:p>
       </w:tc>
       <w:tc>
@@ -8736,6 +8570,7 @@
             <w:rPr>
               <w:rFonts w:ascii="Calibri" w:eastAsia="Calibri" w:hAnsi="Calibri" w:cs="Calibri"/>
               <w:b/>
+              <w:bCs/>
               <w:sz w:val="22"/>
               <w:szCs w:val="22"/>
             </w:rPr>
@@ -8749,6 +8584,16 @@
               <w:szCs w:val="22"/>
             </w:rPr>
             <w:t>Sign /date</w:t>
+          </w:r>
+          <w:r>
+            <w:rPr>
+              <w:rFonts w:ascii="Calibri" w:eastAsia="Calibri" w:hAnsi="Calibri" w:cs="Calibri"/>
+              <w:b/>
+              <w:bCs/>
+              <w:sz w:val="22"/>
+              <w:szCs w:val="22"/>
+            </w:rPr>
+            <w:t>:</w:t>
           </w:r>
         </w:p>
       </w:tc>
@@ -8789,7 +8634,7 @@
           </v:handles>
           <o:lock v:ext="edit" text="t" shapetype="t"/>
         </v:shapetype>
-        <v:shape id="PowerPlusWaterMarkObject7569232" o:spid="_x0000_s2052" type="#_x0000_t136" style="position:absolute;margin-left:0;margin-top:0;width:626.95pt;height:83.55pt;rotation:315;z-index:-251652096;mso-position-horizontal:center;mso-position-horizontal-relative:margin;mso-position-vertical:center;mso-position-vertical-relative:margin" o:allowincell="f" fillcolor="silver" stroked="f">
+        <v:shape id="PowerPlusWaterMarkObject7569232" o:spid="_x0000_s1028" type="#_x0000_t136" style="position:absolute;margin-left:0;margin-top:0;width:626.95pt;height:83.55pt;rotation:315;z-index:-251652096;mso-position-horizontal:center;mso-position-horizontal-relative:margin;mso-position-vertical:center;mso-position-vertical-relative:margin" o:allowincell="f" fillcolor="silver" stroked="f">
           <v:fill opacity=".5"/>
           <v:textpath style="font-family:&quot;Times New Roman&quot;;font-size:1pt" string="BIOMEDICAL LTD"/>
           <w10:wrap anchorx="margin" anchory="margin"/>
@@ -8801,7 +8646,7 @@
 </file>
 
 <file path=word/header3.xml><?xml version="1.0" encoding="utf-8"?>
-<w:hdr xmlns:wpc="http://schemas.microsoft.com/office/word/2010/wordprocessingCanvas" xmlns:mc="http://schemas.openxmlformats.org/markup-compatibility/2006" xmlns:o="urn:schemas-microsoft-com:office:office" xmlns:r="http://schemas.openxmlformats.org/officeDocument/2006/relationships" xmlns:m="http://schemas.openxmlformats.org/officeDocument/2006/math" xmlns:v="urn:schemas-microsoft-com:vml" xmlns:wp14="http://schemas.microsoft.com/office/word/2010/wordprocessingDrawing" xmlns:wp="http://schemas.openxmlformats.org/drawingml/2006/wordprocessingDrawing" xmlns:w10="urn:schemas-microsoft-com:office:word" xmlns:w="http://schemas.openxmlformats.org/wordprocessingml/2006/main" xmlns:w14="http://schemas.microsoft.com/office/word/2010/wordml" xmlns:wpg="http://schemas.microsoft.com/office/word/2010/wordprocessingGroup" xmlns:wpi="http://schemas.microsoft.com/office/word/2010/wordprocessingInk" xmlns:wne="http://schemas.microsoft.com/office/word/2006/wordml" xmlns:wps="http://schemas.microsoft.com/office/word/2010/wordprocessingShape" mc:Ignorable="w14 wp14">
+<w:hdr xmlns:wpc="http://schemas.microsoft.com/office/word/2010/wordprocessingCanvas" xmlns:cx="http://schemas.microsoft.com/office/drawing/2014/chartex" xmlns:cx1="http://schemas.microsoft.com/office/drawing/2015/9/8/chartex" xmlns:cx2="http://schemas.microsoft.com/office/drawing/2015/10/21/chartex" xmlns:cx3="http://schemas.microsoft.com/office/drawing/2016/5/9/chartex" xmlns:cx4="http://schemas.microsoft.com/office/drawing/2016/5/10/chartex" xmlns:cx5="http://schemas.microsoft.com/office/drawing/2016/5/11/chartex" xmlns:cx6="http://schemas.microsoft.com/office/drawing/2016/5/12/chartex" xmlns:cx7="http://schemas.microsoft.com/office/drawing/2016/5/13/chartex" xmlns:cx8="http://schemas.microsoft.com/office/drawing/2016/5/14/chartex" xmlns:mc="http://schemas.openxmlformats.org/markup-compatibility/2006" xmlns:aink="http://schemas.microsoft.com/office/drawing/2016/ink" xmlns:am3d="http://schemas.microsoft.com/office/drawing/2017/model3d" xmlns:o="urn:schemas-microsoft-com:office:office" xmlns:oel="http://schemas.microsoft.com/office/2019/extlst" xmlns:r="http://schemas.openxmlformats.org/officeDocument/2006/relationships" xmlns:m="http://schemas.openxmlformats.org/officeDocument/2006/math" xmlns:v="urn:schemas-microsoft-com:vml" xmlns:wp14="http://schemas.microsoft.com/office/word/2010/wordprocessingDrawing" xmlns:wp="http://schemas.openxmlformats.org/drawingml/2006/wordprocessingDrawing" xmlns:w10="urn:schemas-microsoft-com:office:word" xmlns:w="http://schemas.openxmlformats.org/wordprocessingml/2006/main" xmlns:w14="http://schemas.microsoft.com/office/word/2010/wordml" xmlns:w15="http://schemas.microsoft.com/office/word/2012/wordml" xmlns:w16cex="http://schemas.microsoft.com/office/word/2018/wordml/cex" xmlns:w16cid="http://schemas.microsoft.com/office/word/2016/wordml/cid" xmlns:w16="http://schemas.microsoft.com/office/word/2018/wordml" xmlns:w16sdtdh="http://schemas.microsoft.com/office/word/2020/wordml/sdtdatahash" xmlns:w16se="http://schemas.microsoft.com/office/word/2015/wordml/symex" xmlns:wpg="http://schemas.microsoft.com/office/word/2010/wordprocessingGroup" xmlns:wpi="http://schemas.microsoft.com/office/word/2010/wordprocessingInk" xmlns:wne="http://schemas.microsoft.com/office/word/2006/wordml" xmlns:wps="http://schemas.microsoft.com/office/word/2010/wordprocessingShape" mc:Ignorable="w14 w15 w16se w16cid w16 w16cex w16sdtdh wp14">
   <w:p>
     <w:pPr>
       <w:pStyle w:val="Header"/>
@@ -8835,7 +8680,7 @@
           </v:handles>
           <o:lock v:ext="edit" text="t" shapetype="t"/>
         </v:shapetype>
-        <v:shape id="PowerPlusWaterMarkObject7569230" o:spid="_x0000_s2049" type="#_x0000_t136" style="position:absolute;margin-left:0;margin-top:0;width:626.95pt;height:83.55pt;rotation:315;z-index:-251656192;mso-position-horizontal:center;mso-position-horizontal-relative:margin;mso-position-vertical:center;mso-position-vertical-relative:margin" o:allowincell="f" fillcolor="silver" stroked="f">
+        <v:shape id="PowerPlusWaterMarkObject7569230" o:spid="_x0000_s1025" type="#_x0000_t136" style="position:absolute;margin-left:0;margin-top:0;width:626.95pt;height:83.55pt;rotation:315;z-index:-251656192;mso-position-horizontal:center;mso-position-horizontal-relative:margin;mso-position-vertical:center;mso-position-vertical-relative:margin" o:allowincell="f" fillcolor="silver" stroked="f">
           <v:fill opacity=".5"/>
           <v:textpath style="font-family:&quot;Times New Roman&quot;;font-size:1pt" string="BIOMEDICAL LTD"/>
           <w10:wrap anchorx="margin" anchory="margin"/>
@@ -8847,8 +8692,8 @@
 </file>
 
 <file path=word/numbering.xml><?xml version="1.0" encoding="utf-8"?>
-<w:numbering xmlns:wpc="http://schemas.microsoft.com/office/word/2010/wordprocessingCanvas" xmlns:mc="http://schemas.openxmlformats.org/markup-compatibility/2006" xmlns:o="urn:schemas-microsoft-com:office:office" xmlns:r="http://schemas.openxmlformats.org/officeDocument/2006/relationships" xmlns:m="http://schemas.openxmlformats.org/officeDocument/2006/math" xmlns:v="urn:schemas-microsoft-com:vml" xmlns:wp14="http://schemas.microsoft.com/office/word/2010/wordprocessingDrawing" xmlns:wp="http://schemas.openxmlformats.org/drawingml/2006/wordprocessingDrawing" xmlns:w10="urn:schemas-microsoft-com:office:word" xmlns:w="http://schemas.openxmlformats.org/wordprocessingml/2006/main" xmlns:w14="http://schemas.microsoft.com/office/word/2010/wordml" xmlns:wpg="http://schemas.microsoft.com/office/word/2010/wordprocessingGroup" xmlns:wpi="http://schemas.microsoft.com/office/word/2010/wordprocessingInk" xmlns:wne="http://schemas.microsoft.com/office/word/2006/wordml" xmlns:wps="http://schemas.microsoft.com/office/word/2010/wordprocessingShape" mc:Ignorable="w14 wp14">
-  <w:abstractNum w:abstractNumId="0">
+<w:numbering xmlns:wpc="http://schemas.microsoft.com/office/word/2010/wordprocessingCanvas" xmlns:cx="http://schemas.microsoft.com/office/drawing/2014/chartex" xmlns:cx1="http://schemas.microsoft.com/office/drawing/2015/9/8/chartex" xmlns:cx2="http://schemas.microsoft.com/office/drawing/2015/10/21/chartex" xmlns:cx3="http://schemas.microsoft.com/office/drawing/2016/5/9/chartex" xmlns:cx4="http://schemas.microsoft.com/office/drawing/2016/5/10/chartex" xmlns:cx5="http://schemas.microsoft.com/office/drawing/2016/5/11/chartex" xmlns:cx6="http://schemas.microsoft.com/office/drawing/2016/5/12/chartex" xmlns:cx7="http://schemas.microsoft.com/office/drawing/2016/5/13/chartex" xmlns:cx8="http://schemas.microsoft.com/office/drawing/2016/5/14/chartex" xmlns:mc="http://schemas.openxmlformats.org/markup-compatibility/2006" xmlns:aink="http://schemas.microsoft.com/office/drawing/2016/ink" xmlns:am3d="http://schemas.microsoft.com/office/drawing/2017/model3d" xmlns:o="urn:schemas-microsoft-com:office:office" xmlns:oel="http://schemas.microsoft.com/office/2019/extlst" xmlns:r="http://schemas.openxmlformats.org/officeDocument/2006/relationships" xmlns:m="http://schemas.openxmlformats.org/officeDocument/2006/math" xmlns:v="urn:schemas-microsoft-com:vml" xmlns:wp14="http://schemas.microsoft.com/office/word/2010/wordprocessingDrawing" xmlns:wp="http://schemas.openxmlformats.org/drawingml/2006/wordprocessingDrawing" xmlns:w10="urn:schemas-microsoft-com:office:word" xmlns:w="http://schemas.openxmlformats.org/wordprocessingml/2006/main" xmlns:w14="http://schemas.microsoft.com/office/word/2010/wordml" xmlns:w15="http://schemas.microsoft.com/office/word/2012/wordml" xmlns:w16cex="http://schemas.microsoft.com/office/word/2018/wordml/cex" xmlns:w16cid="http://schemas.microsoft.com/office/word/2016/wordml/cid" xmlns:w16="http://schemas.microsoft.com/office/word/2018/wordml" xmlns:w16sdtdh="http://schemas.microsoft.com/office/word/2020/wordml/sdtdatahash" xmlns:w16se="http://schemas.microsoft.com/office/word/2015/wordml/symex" xmlns:wpg="http://schemas.microsoft.com/office/word/2010/wordprocessingGroup" xmlns:wpi="http://schemas.microsoft.com/office/word/2010/wordprocessingInk" xmlns:wne="http://schemas.microsoft.com/office/word/2006/wordml" xmlns:wps="http://schemas.microsoft.com/office/word/2010/wordprocessingShape" mc:Ignorable="w14 w15 w16se w16cid w16 w16cex w16sdtdh wp14">
+  <w:abstractNum w:abstractNumId="0" w15:restartNumberingAfterBreak="0">
     <w:nsid w:val="02452FBB"/>
     <w:multiLevelType w:val="hybridMultilevel"/>
     <w:tmpl w:val="062C1766"/>
@@ -8937,7 +8782,7 @@
       </w:pPr>
     </w:lvl>
   </w:abstractNum>
-  <w:abstractNum w:abstractNumId="1">
+  <w:abstractNum w:abstractNumId="1" w15:restartNumberingAfterBreak="0">
     <w:nsid w:val="025D55C4"/>
     <w:multiLevelType w:val="hybridMultilevel"/>
     <w:tmpl w:val="7C962B0E"/>
@@ -9026,7 +8871,7 @@
       </w:pPr>
     </w:lvl>
   </w:abstractNum>
-  <w:abstractNum w:abstractNumId="2">
+  <w:abstractNum w:abstractNumId="2" w15:restartNumberingAfterBreak="0">
     <w:nsid w:val="0C4C70D1"/>
     <w:multiLevelType w:val="hybridMultilevel"/>
     <w:tmpl w:val="59904EC0"/>
@@ -9115,7 +8960,7 @@
       </w:pPr>
     </w:lvl>
   </w:abstractNum>
-  <w:abstractNum w:abstractNumId="3">
+  <w:abstractNum w:abstractNumId="3" w15:restartNumberingAfterBreak="0">
     <w:nsid w:val="0D982DED"/>
     <w:multiLevelType w:val="hybridMultilevel"/>
     <w:tmpl w:val="47086DC2"/>
@@ -9204,7 +9049,7 @@
       </w:pPr>
     </w:lvl>
   </w:abstractNum>
-  <w:abstractNum w:abstractNumId="4">
+  <w:abstractNum w:abstractNumId="4" w15:restartNumberingAfterBreak="0">
     <w:nsid w:val="1DC82F12"/>
     <w:multiLevelType w:val="multilevel"/>
     <w:tmpl w:val="F6B87400"/>
@@ -9317,7 +9162,7 @@
       </w:rPr>
     </w:lvl>
   </w:abstractNum>
-  <w:abstractNum w:abstractNumId="5">
+  <w:abstractNum w:abstractNumId="5" w15:restartNumberingAfterBreak="0">
     <w:nsid w:val="1E2B0B85"/>
     <w:multiLevelType w:val="multilevel"/>
     <w:tmpl w:val="5CE08598"/>
@@ -9430,7 +9275,7 @@
       </w:rPr>
     </w:lvl>
   </w:abstractNum>
-  <w:abstractNum w:abstractNumId="6">
+  <w:abstractNum w:abstractNumId="6" w15:restartNumberingAfterBreak="0">
     <w:nsid w:val="1F8A329C"/>
     <w:multiLevelType w:val="hybridMultilevel"/>
     <w:tmpl w:val="9E6AE882"/>
@@ -9542,7 +9387,7 @@
       </w:rPr>
     </w:lvl>
   </w:abstractNum>
-  <w:abstractNum w:abstractNumId="7">
+  <w:abstractNum w:abstractNumId="7" w15:restartNumberingAfterBreak="0">
     <w:nsid w:val="230812E6"/>
     <w:multiLevelType w:val="hybridMultilevel"/>
     <w:tmpl w:val="35E05606"/>
@@ -9654,7 +9499,7 @@
       </w:rPr>
     </w:lvl>
   </w:abstractNum>
-  <w:abstractNum w:abstractNumId="8">
+  <w:abstractNum w:abstractNumId="8" w15:restartNumberingAfterBreak="0">
     <w:nsid w:val="35E25DF5"/>
     <w:multiLevelType w:val="multilevel"/>
     <w:tmpl w:val="8D928D4C"/>
@@ -9767,7 +9612,7 @@
       </w:rPr>
     </w:lvl>
   </w:abstractNum>
-  <w:abstractNum w:abstractNumId="9">
+  <w:abstractNum w:abstractNumId="9" w15:restartNumberingAfterBreak="0">
     <w:nsid w:val="3B155E27"/>
     <w:multiLevelType w:val="hybridMultilevel"/>
     <w:tmpl w:val="8C06390E"/>
@@ -9856,7 +9701,7 @@
       </w:pPr>
     </w:lvl>
   </w:abstractNum>
-  <w:abstractNum w:abstractNumId="10">
+  <w:abstractNum w:abstractNumId="10" w15:restartNumberingAfterBreak="0">
     <w:nsid w:val="40BC3416"/>
     <w:multiLevelType w:val="hybridMultilevel"/>
     <w:tmpl w:val="D41818EE"/>
@@ -9945,7 +9790,7 @@
       </w:pPr>
     </w:lvl>
   </w:abstractNum>
-  <w:abstractNum w:abstractNumId="11">
+  <w:abstractNum w:abstractNumId="11" w15:restartNumberingAfterBreak="0">
     <w:nsid w:val="4AC06558"/>
     <w:multiLevelType w:val="hybridMultilevel"/>
     <w:tmpl w:val="F61C3B76"/>
@@ -10034,7 +9879,7 @@
       </w:pPr>
     </w:lvl>
   </w:abstractNum>
-  <w:abstractNum w:abstractNumId="12">
+  <w:abstractNum w:abstractNumId="12" w15:restartNumberingAfterBreak="0">
     <w:nsid w:val="570D42E3"/>
     <w:multiLevelType w:val="hybridMultilevel"/>
     <w:tmpl w:val="DE3886D2"/>
@@ -10123,7 +9968,7 @@
       </w:pPr>
     </w:lvl>
   </w:abstractNum>
-  <w:abstractNum w:abstractNumId="13">
+  <w:abstractNum w:abstractNumId="13" w15:restartNumberingAfterBreak="0">
     <w:nsid w:val="5B510E93"/>
     <w:multiLevelType w:val="hybridMultilevel"/>
     <w:tmpl w:val="7C2884A0"/>
@@ -10212,10 +10057,10 @@
       </w:pPr>
     </w:lvl>
   </w:abstractNum>
-  <w:abstractNum w:abstractNumId="14">
+  <w:abstractNum w:abstractNumId="14" w15:restartNumberingAfterBreak="0">
     <w:nsid w:val="770558A2"/>
     <w:multiLevelType w:val="multilevel"/>
-    <w:tmpl w:val="21C872E2"/>
+    <w:tmpl w:val="612C452E"/>
     <w:lvl w:ilvl="0">
       <w:start w:val="5"/>
       <w:numFmt w:val="decimal"/>
@@ -10226,6 +10071,8 @@
       </w:pPr>
       <w:rPr>
         <w:rFonts w:hint="default"/>
+        <w:b/>
+        <w:bCs/>
       </w:rPr>
     </w:lvl>
     <w:lvl w:ilvl="1">
@@ -10325,49 +10172,49 @@
       </w:rPr>
     </w:lvl>
   </w:abstractNum>
-  <w:num w:numId="1">
+  <w:num w:numId="1" w16cid:durableId="729694619">
     <w:abstractNumId w:val="8"/>
   </w:num>
-  <w:num w:numId="2">
+  <w:num w:numId="2" w16cid:durableId="804129504">
     <w:abstractNumId w:val="7"/>
   </w:num>
-  <w:num w:numId="3">
+  <w:num w:numId="3" w16cid:durableId="1030687685">
     <w:abstractNumId w:val="4"/>
   </w:num>
-  <w:num w:numId="4">
+  <w:num w:numId="4" w16cid:durableId="1021276092">
     <w:abstractNumId w:val="14"/>
   </w:num>
-  <w:num w:numId="5">
+  <w:num w:numId="5" w16cid:durableId="1461262351">
     <w:abstractNumId w:val="0"/>
   </w:num>
-  <w:num w:numId="6">
+  <w:num w:numId="6" w16cid:durableId="1895852607">
     <w:abstractNumId w:val="13"/>
   </w:num>
-  <w:num w:numId="7">
+  <w:num w:numId="7" w16cid:durableId="642613119">
     <w:abstractNumId w:val="3"/>
   </w:num>
-  <w:num w:numId="8">
+  <w:num w:numId="8" w16cid:durableId="1272125578">
     <w:abstractNumId w:val="2"/>
   </w:num>
-  <w:num w:numId="9">
+  <w:num w:numId="9" w16cid:durableId="238639433">
     <w:abstractNumId w:val="1"/>
   </w:num>
-  <w:num w:numId="10">
+  <w:num w:numId="10" w16cid:durableId="329676316">
     <w:abstractNumId w:val="12"/>
   </w:num>
-  <w:num w:numId="11">
+  <w:num w:numId="11" w16cid:durableId="1976255928">
     <w:abstractNumId w:val="10"/>
   </w:num>
-  <w:num w:numId="12">
+  <w:num w:numId="12" w16cid:durableId="1483085262">
     <w:abstractNumId w:val="11"/>
   </w:num>
-  <w:num w:numId="13">
+  <w:num w:numId="13" w16cid:durableId="1232276728">
     <w:abstractNumId w:val="6"/>
   </w:num>
-  <w:num w:numId="14">
+  <w:num w:numId="14" w16cid:durableId="1901667496">
     <w:abstractNumId w:val="9"/>
   </w:num>
-  <w:num w:numId="15">
+  <w:num w:numId="15" w16cid:durableId="2109547045">
     <w:abstractNumId w:val="5"/>
   </w:num>
   <w:numIdMacAtCleanup w:val="15"/>
@@ -10375,7 +10222,7 @@
 </file>
 
 <file path=word/styles.xml><?xml version="1.0" encoding="utf-8"?>
-<w:styles xmlns:mc="http://schemas.openxmlformats.org/markup-compatibility/2006" xmlns:r="http://schemas.openxmlformats.org/officeDocument/2006/relationships" xmlns:w="http://schemas.openxmlformats.org/wordprocessingml/2006/main" xmlns:w14="http://schemas.microsoft.com/office/word/2010/wordml" mc:Ignorable="w14">
+<w:styles xmlns:mc="http://schemas.openxmlformats.org/markup-compatibility/2006" xmlns:r="http://schemas.openxmlformats.org/officeDocument/2006/relationships" xmlns:w="http://schemas.openxmlformats.org/wordprocessingml/2006/main" xmlns:w14="http://schemas.microsoft.com/office/word/2010/wordml" xmlns:w15="http://schemas.microsoft.com/office/word/2012/wordml" xmlns:w16cex="http://schemas.microsoft.com/office/word/2018/wordml/cex" xmlns:w16cid="http://schemas.microsoft.com/office/word/2016/wordml/cid" xmlns:w16="http://schemas.microsoft.com/office/word/2018/wordml" xmlns:w16sdtdh="http://schemas.microsoft.com/office/word/2020/wordml/sdtdatahash" xmlns:w16se="http://schemas.microsoft.com/office/word/2015/wordml/symex" mc:Ignorable="w14 w15 w16se w16cid w16 w16cex w16sdtdh">
   <w:docDefaults>
     <w:rPrDefault>
       <w:rPr>
@@ -10385,142 +10232,377 @@
     </w:rPrDefault>
     <w:pPrDefault/>
   </w:docDefaults>
-  <w:latentStyles w:defLockedState="0" w:defUIPriority="0" w:defSemiHidden="1" w:defUnhideWhenUsed="1" w:defQFormat="0" w:count="267">
-    <w:lsdException w:name="Normal" w:semiHidden="0" w:unhideWhenUsed="0" w:qFormat="1"/>
-    <w:lsdException w:name="heading 1" w:semiHidden="0" w:unhideWhenUsed="0" w:qFormat="1"/>
-    <w:lsdException w:name="heading 2" w:semiHidden="0" w:unhideWhenUsed="0" w:qFormat="1"/>
-    <w:lsdException w:name="heading 3" w:qFormat="1"/>
-    <w:lsdException w:name="heading 4" w:qFormat="1"/>
-    <w:lsdException w:name="heading 5" w:qFormat="1"/>
-    <w:lsdException w:name="heading 6" w:qFormat="1"/>
-    <w:lsdException w:name="heading 7" w:qFormat="1"/>
-    <w:lsdException w:name="heading 8" w:qFormat="1"/>
-    <w:lsdException w:name="heading 9" w:qFormat="1"/>
-    <w:lsdException w:name="footer" w:uiPriority="99"/>
-    <w:lsdException w:name="caption" w:qFormat="1"/>
-    <w:lsdException w:name="List Number" w:semiHidden="0" w:unhideWhenUsed="0"/>
-    <w:lsdException w:name="List 4" w:semiHidden="0" w:unhideWhenUsed="0"/>
-    <w:lsdException w:name="List 5" w:semiHidden="0" w:unhideWhenUsed="0"/>
-    <w:lsdException w:name="Title" w:semiHidden="0" w:unhideWhenUsed="0" w:qFormat="1"/>
-    <w:lsdException w:name="Subtitle" w:semiHidden="0" w:unhideWhenUsed="0" w:qFormat="1"/>
-    <w:lsdException w:name="Salutation" w:semiHidden="0" w:unhideWhenUsed="0"/>
-    <w:lsdException w:name="Date" w:semiHidden="0" w:unhideWhenUsed="0"/>
-    <w:lsdException w:name="Body Text First Indent" w:semiHidden="0" w:unhideWhenUsed="0"/>
-    <w:lsdException w:name="Strong" w:semiHidden="0" w:uiPriority="22" w:unhideWhenUsed="0" w:qFormat="1"/>
-    <w:lsdException w:name="Emphasis" w:semiHidden="0" w:uiPriority="20" w:unhideWhenUsed="0" w:qFormat="1"/>
-    <w:lsdException w:name="Normal (Web)" w:uiPriority="99"/>
-    <w:lsdException w:name="Table Grid" w:semiHidden="0" w:uiPriority="59" w:unhideWhenUsed="0"/>
-    <w:lsdException w:name="Placeholder Text" w:uiPriority="99" w:unhideWhenUsed="0"/>
-    <w:lsdException w:name="No Spacing" w:semiHidden="0" w:uiPriority="1" w:unhideWhenUsed="0" w:qFormat="1"/>
-    <w:lsdException w:name="Light Shading" w:semiHidden="0" w:uiPriority="60" w:unhideWhenUsed="0"/>
-    <w:lsdException w:name="Light List" w:semiHidden="0" w:uiPriority="61" w:unhideWhenUsed="0"/>
-    <w:lsdException w:name="Light Grid" w:semiHidden="0" w:uiPriority="62" w:unhideWhenUsed="0"/>
-    <w:lsdException w:name="Medium Shading 1" w:semiHidden="0" w:uiPriority="63" w:unhideWhenUsed="0"/>
-    <w:lsdException w:name="Medium Shading 2" w:semiHidden="0" w:uiPriority="64" w:unhideWhenUsed="0"/>
-    <w:lsdException w:name="Medium List 1" w:semiHidden="0" w:uiPriority="65" w:unhideWhenUsed="0"/>
-    <w:lsdException w:name="Medium List 2" w:semiHidden="0" w:uiPriority="66" w:unhideWhenUsed="0"/>
-    <w:lsdException w:name="Medium Grid 1" w:semiHidden="0" w:uiPriority="67" w:unhideWhenUsed="0"/>
-    <w:lsdException w:name="Medium Grid 2" w:semiHidden="0" w:uiPriority="68" w:unhideWhenUsed="0"/>
-    <w:lsdException w:name="Medium Grid 3" w:semiHidden="0" w:uiPriority="69" w:unhideWhenUsed="0"/>
-    <w:lsdException w:name="Dark List" w:semiHidden="0" w:uiPriority="70" w:unhideWhenUsed="0"/>
-    <w:lsdException w:name="Colorful Shading" w:semiHidden="0" w:uiPriority="71" w:unhideWhenUsed="0"/>
-    <w:lsdException w:name="Colorful List" w:semiHidden="0" w:uiPriority="72" w:unhideWhenUsed="0"/>
-    <w:lsdException w:name="Colorful Grid" w:semiHidden="0" w:uiPriority="73" w:unhideWhenUsed="0"/>
-    <w:lsdException w:name="Light Shading Accent 1" w:semiHidden="0" w:uiPriority="60" w:unhideWhenUsed="0"/>
-    <w:lsdException w:name="Light List Accent 1" w:semiHidden="0" w:uiPriority="61" w:unhideWhenUsed="0"/>
-    <w:lsdException w:name="Light Grid Accent 1" w:semiHidden="0" w:uiPriority="62" w:unhideWhenUsed="0"/>
-    <w:lsdException w:name="Medium Shading 1 Accent 1" w:semiHidden="0" w:uiPriority="63" w:unhideWhenUsed="0"/>
-    <w:lsdException w:name="Medium Shading 2 Accent 1" w:semiHidden="0" w:uiPriority="64" w:unhideWhenUsed="0"/>
-    <w:lsdException w:name="Medium List 1 Accent 1" w:semiHidden="0" w:uiPriority="65" w:unhideWhenUsed="0"/>
-    <w:lsdException w:name="Revision" w:uiPriority="99" w:unhideWhenUsed="0"/>
-    <w:lsdException w:name="List Paragraph" w:semiHidden="0" w:uiPriority="34" w:unhideWhenUsed="0" w:qFormat="1"/>
-    <w:lsdException w:name="Quote" w:semiHidden="0" w:uiPriority="29" w:unhideWhenUsed="0" w:qFormat="1"/>
-    <w:lsdException w:name="Intense Quote" w:semiHidden="0" w:uiPriority="30" w:unhideWhenUsed="0" w:qFormat="1"/>
-    <w:lsdException w:name="Medium List 2 Accent 1" w:semiHidden="0" w:uiPriority="66" w:unhideWhenUsed="0"/>
-    <w:lsdException w:name="Medium Grid 1 Accent 1" w:semiHidden="0" w:uiPriority="67" w:unhideWhenUsed="0"/>
-    <w:lsdException w:name="Medium Grid 2 Accent 1" w:semiHidden="0" w:uiPriority="68" w:unhideWhenUsed="0"/>
-    <w:lsdException w:name="Medium Grid 3 Accent 1" w:semiHidden="0" w:uiPriority="69" w:unhideWhenUsed="0"/>
-    <w:lsdException w:name="Dark List Accent 1" w:semiHidden="0" w:uiPriority="70" w:unhideWhenUsed="0"/>
-    <w:lsdException w:name="Colorful Shading Accent 1" w:semiHidden="0" w:uiPriority="71" w:unhideWhenUsed="0"/>
-    <w:lsdException w:name="Colorful List Accent 1" w:semiHidden="0" w:uiPriority="72" w:unhideWhenUsed="0"/>
-    <w:lsdException w:name="Colorful Grid Accent 1" w:semiHidden="0" w:uiPriority="73" w:unhideWhenUsed="0"/>
-    <w:lsdException w:name="Light Shading Accent 2" w:semiHidden="0" w:uiPriority="60" w:unhideWhenUsed="0"/>
-    <w:lsdException w:name="Light List Accent 2" w:semiHidden="0" w:uiPriority="61" w:unhideWhenUsed="0"/>
-    <w:lsdException w:name="Light Grid Accent 2" w:semiHidden="0" w:uiPriority="62" w:unhideWhenUsed="0"/>
-    <w:lsdException w:name="Medium Shading 1 Accent 2" w:semiHidden="0" w:uiPriority="63" w:unhideWhenUsed="0"/>
-    <w:lsdException w:name="Medium Shading 2 Accent 2" w:semiHidden="0" w:uiPriority="64" w:unhideWhenUsed="0"/>
-    <w:lsdException w:name="Medium List 1 Accent 2" w:semiHidden="0" w:uiPriority="65" w:unhideWhenUsed="0"/>
-    <w:lsdException w:name="Medium List 2 Accent 2" w:semiHidden="0" w:uiPriority="66" w:unhideWhenUsed="0"/>
-    <w:lsdException w:name="Medium Grid 1 Accent 2" w:semiHidden="0" w:uiPriority="67" w:unhideWhenUsed="0"/>
-    <w:lsdException w:name="Medium Grid 2 Accent 2" w:semiHidden="0" w:uiPriority="68" w:unhideWhenUsed="0"/>
-    <w:lsdException w:name="Medium Grid 3 Accent 2" w:semiHidden="0" w:uiPriority="69" w:unhideWhenUsed="0"/>
-    <w:lsdException w:name="Dark List Accent 2" w:semiHidden="0" w:uiPriority="70" w:unhideWhenUsed="0"/>
-    <w:lsdException w:name="Colorful Shading Accent 2" w:semiHidden="0" w:uiPriority="71" w:unhideWhenUsed="0"/>
-    <w:lsdException w:name="Colorful List Accent 2" w:semiHidden="0" w:uiPriority="72" w:unhideWhenUsed="0"/>
-    <w:lsdException w:name="Colorful Grid Accent 2" w:semiHidden="0" w:uiPriority="73" w:unhideWhenUsed="0"/>
-    <w:lsdException w:name="Light Shading Accent 3" w:semiHidden="0" w:uiPriority="60" w:unhideWhenUsed="0"/>
-    <w:lsdException w:name="Light List Accent 3" w:semiHidden="0" w:uiPriority="61" w:unhideWhenUsed="0"/>
-    <w:lsdException w:name="Light Grid Accent 3" w:semiHidden="0" w:uiPriority="62" w:unhideWhenUsed="0"/>
-    <w:lsdException w:name="Medium Shading 1 Accent 3" w:semiHidden="0" w:uiPriority="63" w:unhideWhenUsed="0"/>
-    <w:lsdException w:name="Medium Shading 2 Accent 3" w:semiHidden="0" w:uiPriority="64" w:unhideWhenUsed="0"/>
-    <w:lsdException w:name="Medium List 1 Accent 3" w:semiHidden="0" w:uiPriority="65" w:unhideWhenUsed="0"/>
-    <w:lsdException w:name="Medium List 2 Accent 3" w:semiHidden="0" w:uiPriority="66" w:unhideWhenUsed="0"/>
-    <w:lsdException w:name="Medium Grid 1 Accent 3" w:semiHidden="0" w:uiPriority="67" w:unhideWhenUsed="0"/>
-    <w:lsdException w:name="Medium Grid 2 Accent 3" w:semiHidden="0" w:uiPriority="68" w:unhideWhenUsed="0"/>
-    <w:lsdException w:name="Medium Grid 3 Accent 3" w:semiHidden="0" w:uiPriority="69" w:unhideWhenUsed="0"/>
-    <w:lsdException w:name="Dark List Accent 3" w:semiHidden="0" w:uiPriority="70" w:unhideWhenUsed="0"/>
-    <w:lsdException w:name="Colorful Shading Accent 3" w:semiHidden="0" w:uiPriority="71" w:unhideWhenUsed="0"/>
-    <w:lsdException w:name="Colorful List Accent 3" w:semiHidden="0" w:uiPriority="72" w:unhideWhenUsed="0"/>
-    <w:lsdException w:name="Colorful Grid Accent 3" w:semiHidden="0" w:uiPriority="73" w:unhideWhenUsed="0"/>
-    <w:lsdException w:name="Light Shading Accent 4" w:semiHidden="0" w:uiPriority="60" w:unhideWhenUsed="0"/>
-    <w:lsdException w:name="Light List Accent 4" w:semiHidden="0" w:uiPriority="61" w:unhideWhenUsed="0"/>
-    <w:lsdException w:name="Light Grid Accent 4" w:semiHidden="0" w:uiPriority="62" w:unhideWhenUsed="0"/>
-    <w:lsdException w:name="Medium Shading 1 Accent 4" w:semiHidden="0" w:uiPriority="63" w:unhideWhenUsed="0"/>
-    <w:lsdException w:name="Medium Shading 2 Accent 4" w:semiHidden="0" w:uiPriority="64" w:unhideWhenUsed="0"/>
-    <w:lsdException w:name="Medium List 1 Accent 4" w:semiHidden="0" w:uiPriority="65" w:unhideWhenUsed="0"/>
-    <w:lsdException w:name="Medium List 2 Accent 4" w:semiHidden="0" w:uiPriority="66" w:unhideWhenUsed="0"/>
-    <w:lsdException w:name="Medium Grid 1 Accent 4" w:semiHidden="0" w:uiPriority="67" w:unhideWhenUsed="0"/>
-    <w:lsdException w:name="Medium Grid 2 Accent 4" w:semiHidden="0" w:uiPriority="68" w:unhideWhenUsed="0"/>
-    <w:lsdException w:name="Medium Grid 3 Accent 4" w:semiHidden="0" w:uiPriority="69" w:unhideWhenUsed="0"/>
-    <w:lsdException w:name="Dark List Accent 4" w:semiHidden="0" w:uiPriority="70" w:unhideWhenUsed="0"/>
-    <w:lsdException w:name="Colorful Shading Accent 4" w:semiHidden="0" w:uiPriority="71" w:unhideWhenUsed="0"/>
-    <w:lsdException w:name="Colorful List Accent 4" w:semiHidden="0" w:uiPriority="72" w:unhideWhenUsed="0"/>
-    <w:lsdException w:name="Colorful Grid Accent 4" w:semiHidden="0" w:uiPriority="73" w:unhideWhenUsed="0"/>
-    <w:lsdException w:name="Light Shading Accent 5" w:semiHidden="0" w:uiPriority="60" w:unhideWhenUsed="0"/>
-    <w:lsdException w:name="Light List Accent 5" w:semiHidden="0" w:uiPriority="61" w:unhideWhenUsed="0"/>
-    <w:lsdException w:name="Light Grid Accent 5" w:semiHidden="0" w:uiPriority="62" w:unhideWhenUsed="0"/>
-    <w:lsdException w:name="Medium Shading 1 Accent 5" w:semiHidden="0" w:uiPriority="63" w:unhideWhenUsed="0"/>
-    <w:lsdException w:name="Medium Shading 2 Accent 5" w:semiHidden="0" w:uiPriority="64" w:unhideWhenUsed="0"/>
-    <w:lsdException w:name="Medium List 1 Accent 5" w:semiHidden="0" w:uiPriority="65" w:unhideWhenUsed="0"/>
-    <w:lsdException w:name="Medium List 2 Accent 5" w:semiHidden="0" w:uiPriority="66" w:unhideWhenUsed="0"/>
-    <w:lsdException w:name="Medium Grid 1 Accent 5" w:semiHidden="0" w:uiPriority="67" w:unhideWhenUsed="0"/>
-    <w:lsdException w:name="Medium Grid 2 Accent 5" w:semiHidden="0" w:uiPriority="68" w:unhideWhenUsed="0"/>
-    <w:lsdException w:name="Medium Grid 3 Accent 5" w:semiHidden="0" w:uiPriority="69" w:unhideWhenUsed="0"/>
-    <w:lsdException w:name="Dark List Accent 5" w:semiHidden="0" w:uiPriority="70" w:unhideWhenUsed="0"/>
-    <w:lsdException w:name="Colorful Shading Accent 5" w:semiHidden="0" w:uiPriority="71" w:unhideWhenUsed="0"/>
-    <w:lsdException w:name="Colorful List Accent 5" w:semiHidden="0" w:uiPriority="72" w:unhideWhenUsed="0"/>
-    <w:lsdException w:name="Colorful Grid Accent 5" w:semiHidden="0" w:uiPriority="73" w:unhideWhenUsed="0"/>
-    <w:lsdException w:name="Light Shading Accent 6" w:semiHidden="0" w:uiPriority="60" w:unhideWhenUsed="0"/>
-    <w:lsdException w:name="Light List Accent 6" w:semiHidden="0" w:uiPriority="61" w:unhideWhenUsed="0"/>
-    <w:lsdException w:name="Light Grid Accent 6" w:semiHidden="0" w:uiPriority="62" w:unhideWhenUsed="0"/>
-    <w:lsdException w:name="Medium Shading 1 Accent 6" w:semiHidden="0" w:uiPriority="63" w:unhideWhenUsed="0"/>
-    <w:lsdException w:name="Medium Shading 2 Accent 6" w:semiHidden="0" w:uiPriority="64" w:unhideWhenUsed="0"/>
-    <w:lsdException w:name="Medium List 1 Accent 6" w:semiHidden="0" w:uiPriority="65" w:unhideWhenUsed="0"/>
-    <w:lsdException w:name="Medium List 2 Accent 6" w:semiHidden="0" w:uiPriority="66" w:unhideWhenUsed="0"/>
-    <w:lsdException w:name="Medium Grid 1 Accent 6" w:semiHidden="0" w:uiPriority="67" w:unhideWhenUsed="0"/>
-    <w:lsdException w:name="Medium Grid 2 Accent 6" w:semiHidden="0" w:uiPriority="68" w:unhideWhenUsed="0"/>
-    <w:lsdException w:name="Medium Grid 3 Accent 6" w:semiHidden="0" w:uiPriority="69" w:unhideWhenUsed="0"/>
-    <w:lsdException w:name="Dark List Accent 6" w:semiHidden="0" w:uiPriority="70" w:unhideWhenUsed="0"/>
-    <w:lsdException w:name="Colorful Shading Accent 6" w:semiHidden="0" w:uiPriority="71" w:unhideWhenUsed="0"/>
-    <w:lsdException w:name="Colorful List Accent 6" w:semiHidden="0" w:uiPriority="72" w:unhideWhenUsed="0"/>
-    <w:lsdException w:name="Colorful Grid Accent 6" w:semiHidden="0" w:uiPriority="73" w:unhideWhenUsed="0"/>
-    <w:lsdException w:name="Subtle Emphasis" w:semiHidden="0" w:uiPriority="19" w:unhideWhenUsed="0" w:qFormat="1"/>
-    <w:lsdException w:name="Intense Emphasis" w:semiHidden="0" w:uiPriority="21" w:unhideWhenUsed="0" w:qFormat="1"/>
-    <w:lsdException w:name="Subtle Reference" w:semiHidden="0" w:uiPriority="31" w:unhideWhenUsed="0" w:qFormat="1"/>
-    <w:lsdException w:name="Intense Reference" w:semiHidden="0" w:uiPriority="32" w:unhideWhenUsed="0" w:qFormat="1"/>
-    <w:lsdException w:name="Book Title" w:semiHidden="0" w:uiPriority="33" w:unhideWhenUsed="0" w:qFormat="1"/>
-    <w:lsdException w:name="Bibliography" w:uiPriority="37"/>
-    <w:lsdException w:name="TOC Heading" w:uiPriority="39" w:qFormat="1"/>
+  <w:latentStyles w:defLockedState="0" w:defUIPriority="0" w:defSemiHidden="0" w:defUnhideWhenUsed="0" w:defQFormat="0" w:count="376">
+    <w:lsdException w:name="Normal" w:qFormat="1"/>
+    <w:lsdException w:name="heading 1" w:qFormat="1"/>
+    <w:lsdException w:name="heading 2" w:qFormat="1"/>
+    <w:lsdException w:name="heading 3" w:semiHidden="1" w:unhideWhenUsed="1" w:qFormat="1"/>
+    <w:lsdException w:name="heading 4" w:semiHidden="1" w:unhideWhenUsed="1" w:qFormat="1"/>
+    <w:lsdException w:name="heading 5" w:semiHidden="1" w:unhideWhenUsed="1" w:qFormat="1"/>
+    <w:lsdException w:name="heading 6" w:semiHidden="1" w:unhideWhenUsed="1" w:qFormat="1"/>
+    <w:lsdException w:name="heading 7" w:semiHidden="1" w:unhideWhenUsed="1" w:qFormat="1"/>
+    <w:lsdException w:name="heading 8" w:semiHidden="1" w:unhideWhenUsed="1" w:qFormat="1"/>
+    <w:lsdException w:name="heading 9" w:semiHidden="1" w:unhideWhenUsed="1" w:qFormat="1"/>
+    <w:lsdException w:name="index 1" w:semiHidden="1" w:unhideWhenUsed="1"/>
+    <w:lsdException w:name="index 2" w:semiHidden="1" w:unhideWhenUsed="1"/>
+    <w:lsdException w:name="index 3" w:semiHidden="1" w:unhideWhenUsed="1"/>
+    <w:lsdException w:name="index 4" w:semiHidden="1" w:unhideWhenUsed="1"/>
+    <w:lsdException w:name="index 5" w:semiHidden="1" w:unhideWhenUsed="1"/>
+    <w:lsdException w:name="index 6" w:semiHidden="1" w:unhideWhenUsed="1"/>
+    <w:lsdException w:name="index 7" w:semiHidden="1" w:unhideWhenUsed="1"/>
+    <w:lsdException w:name="index 8" w:semiHidden="1" w:unhideWhenUsed="1"/>
+    <w:lsdException w:name="index 9" w:semiHidden="1" w:unhideWhenUsed="1"/>
+    <w:lsdException w:name="toc 1" w:semiHidden="1" w:unhideWhenUsed="1"/>
+    <w:lsdException w:name="toc 2" w:semiHidden="1" w:unhideWhenUsed="1"/>
+    <w:lsdException w:name="toc 3" w:semiHidden="1" w:unhideWhenUsed="1"/>
+    <w:lsdException w:name="toc 4" w:semiHidden="1" w:unhideWhenUsed="1"/>
+    <w:lsdException w:name="toc 5" w:semiHidden="1" w:unhideWhenUsed="1"/>
+    <w:lsdException w:name="toc 6" w:semiHidden="1" w:unhideWhenUsed="1"/>
+    <w:lsdException w:name="toc 7" w:semiHidden="1" w:unhideWhenUsed="1"/>
+    <w:lsdException w:name="toc 8" w:semiHidden="1" w:unhideWhenUsed="1"/>
+    <w:lsdException w:name="toc 9" w:semiHidden="1" w:unhideWhenUsed="1"/>
+    <w:lsdException w:name="Normal Indent" w:semiHidden="1" w:unhideWhenUsed="1"/>
+    <w:lsdException w:name="footnote text" w:semiHidden="1" w:unhideWhenUsed="1"/>
+    <w:lsdException w:name="annotation text" w:semiHidden="1" w:unhideWhenUsed="1"/>
+    <w:lsdException w:name="header" w:semiHidden="1" w:unhideWhenUsed="1"/>
+    <w:lsdException w:name="footer" w:semiHidden="1" w:uiPriority="99" w:unhideWhenUsed="1"/>
+    <w:lsdException w:name="index heading" w:semiHidden="1" w:unhideWhenUsed="1"/>
+    <w:lsdException w:name="caption" w:semiHidden="1" w:unhideWhenUsed="1" w:qFormat="1"/>
+    <w:lsdException w:name="table of figures" w:semiHidden="1" w:unhideWhenUsed="1"/>
+    <w:lsdException w:name="envelope address" w:semiHidden="1" w:unhideWhenUsed="1"/>
+    <w:lsdException w:name="envelope return" w:semiHidden="1" w:unhideWhenUsed="1"/>
+    <w:lsdException w:name="footnote reference" w:semiHidden="1" w:unhideWhenUsed="1"/>
+    <w:lsdException w:name="annotation reference" w:semiHidden="1" w:unhideWhenUsed="1"/>
+    <w:lsdException w:name="line number" w:semiHidden="1" w:unhideWhenUsed="1"/>
+    <w:lsdException w:name="page number" w:semiHidden="1" w:unhideWhenUsed="1"/>
+    <w:lsdException w:name="endnote reference" w:semiHidden="1" w:unhideWhenUsed="1"/>
+    <w:lsdException w:name="endnote text" w:semiHidden="1" w:unhideWhenUsed="1"/>
+    <w:lsdException w:name="table of authorities" w:semiHidden="1" w:unhideWhenUsed="1"/>
+    <w:lsdException w:name="macro" w:semiHidden="1" w:unhideWhenUsed="1"/>
+    <w:lsdException w:name="toa heading" w:semiHidden="1" w:unhideWhenUsed="1"/>
+    <w:lsdException w:name="List" w:semiHidden="1" w:unhideWhenUsed="1"/>
+    <w:lsdException w:name="List Bullet" w:semiHidden="1" w:unhideWhenUsed="1"/>
+    <w:lsdException w:name="List 2" w:semiHidden="1" w:unhideWhenUsed="1"/>
+    <w:lsdException w:name="List 3" w:semiHidden="1" w:unhideWhenUsed="1"/>
+    <w:lsdException w:name="List Bullet 2" w:semiHidden="1" w:unhideWhenUsed="1"/>
+    <w:lsdException w:name="List Bullet 3" w:semiHidden="1" w:unhideWhenUsed="1"/>
+    <w:lsdException w:name="List Bullet 4" w:semiHidden="1" w:unhideWhenUsed="1"/>
+    <w:lsdException w:name="List Bullet 5" w:semiHidden="1" w:unhideWhenUsed="1"/>
+    <w:lsdException w:name="List Number 2" w:semiHidden="1" w:unhideWhenUsed="1"/>
+    <w:lsdException w:name="List Number 3" w:semiHidden="1" w:unhideWhenUsed="1"/>
+    <w:lsdException w:name="List Number 4" w:semiHidden="1" w:unhideWhenUsed="1"/>
+    <w:lsdException w:name="List Number 5" w:semiHidden="1" w:unhideWhenUsed="1"/>
+    <w:lsdException w:name="Title" w:qFormat="1"/>
+    <w:lsdException w:name="Closing" w:semiHidden="1" w:unhideWhenUsed="1"/>
+    <w:lsdException w:name="Signature" w:semiHidden="1" w:unhideWhenUsed="1"/>
+    <w:lsdException w:name="Default Paragraph Font" w:semiHidden="1" w:unhideWhenUsed="1"/>
+    <w:lsdException w:name="Body Text" w:semiHidden="1" w:unhideWhenUsed="1"/>
+    <w:lsdException w:name="Body Text Indent" w:semiHidden="1" w:unhideWhenUsed="1"/>
+    <w:lsdException w:name="List Continue" w:semiHidden="1" w:unhideWhenUsed="1"/>
+    <w:lsdException w:name="List Continue 2" w:semiHidden="1" w:unhideWhenUsed="1"/>
+    <w:lsdException w:name="List Continue 3" w:semiHidden="1" w:unhideWhenUsed="1"/>
+    <w:lsdException w:name="List Continue 4" w:semiHidden="1" w:unhideWhenUsed="1"/>
+    <w:lsdException w:name="List Continue 5" w:semiHidden="1" w:unhideWhenUsed="1"/>
+    <w:lsdException w:name="Message Header" w:semiHidden="1" w:unhideWhenUsed="1"/>
+    <w:lsdException w:name="Subtitle" w:qFormat="1"/>
+    <w:lsdException w:name="Body Text First Indent 2" w:semiHidden="1" w:unhideWhenUsed="1"/>
+    <w:lsdException w:name="Note Heading" w:semiHidden="1" w:unhideWhenUsed="1"/>
+    <w:lsdException w:name="Body Text 2" w:semiHidden="1" w:unhideWhenUsed="1"/>
+    <w:lsdException w:name="Body Text 3" w:semiHidden="1" w:unhideWhenUsed="1"/>
+    <w:lsdException w:name="Body Text Indent 2" w:semiHidden="1" w:unhideWhenUsed="1"/>
+    <w:lsdException w:name="Body Text Indent 3" w:semiHidden="1" w:unhideWhenUsed="1"/>
+    <w:lsdException w:name="Block Text" w:semiHidden="1" w:unhideWhenUsed="1"/>
+    <w:lsdException w:name="Hyperlink" w:semiHidden="1" w:unhideWhenUsed="1"/>
+    <w:lsdException w:name="FollowedHyperlink" w:semiHidden="1" w:unhideWhenUsed="1"/>
+    <w:lsdException w:name="Strong" w:uiPriority="22" w:qFormat="1"/>
+    <w:lsdException w:name="Emphasis" w:uiPriority="20" w:qFormat="1"/>
+    <w:lsdException w:name="Document Map" w:semiHidden="1" w:unhideWhenUsed="1"/>
+    <w:lsdException w:name="Plain Text" w:semiHidden="1" w:unhideWhenUsed="1"/>
+    <w:lsdException w:name="E-mail Signature" w:semiHidden="1" w:unhideWhenUsed="1"/>
+    <w:lsdException w:name="HTML Top of Form" w:semiHidden="1" w:unhideWhenUsed="1"/>
+    <w:lsdException w:name="HTML Bottom of Form" w:semiHidden="1" w:unhideWhenUsed="1"/>
+    <w:lsdException w:name="Normal (Web)" w:semiHidden="1" w:uiPriority="99" w:unhideWhenUsed="1"/>
+    <w:lsdException w:name="HTML Acronym" w:semiHidden="1" w:unhideWhenUsed="1"/>
+    <w:lsdException w:name="HTML Address" w:semiHidden="1" w:unhideWhenUsed="1"/>
+    <w:lsdException w:name="HTML Cite" w:semiHidden="1" w:unhideWhenUsed="1"/>
+    <w:lsdException w:name="HTML Code" w:semiHidden="1" w:unhideWhenUsed="1"/>
+    <w:lsdException w:name="HTML Definition" w:semiHidden="1" w:unhideWhenUsed="1"/>
+    <w:lsdException w:name="HTML Keyboard" w:semiHidden="1" w:unhideWhenUsed="1"/>
+    <w:lsdException w:name="HTML Preformatted" w:semiHidden="1" w:unhideWhenUsed="1"/>
+    <w:lsdException w:name="HTML Sample" w:semiHidden="1" w:unhideWhenUsed="1"/>
+    <w:lsdException w:name="HTML Typewriter" w:semiHidden="1" w:unhideWhenUsed="1"/>
+    <w:lsdException w:name="HTML Variable" w:semiHidden="1" w:unhideWhenUsed="1"/>
+    <w:lsdException w:name="Normal Table" w:semiHidden="1" w:unhideWhenUsed="1"/>
+    <w:lsdException w:name="annotation subject" w:semiHidden="1" w:unhideWhenUsed="1"/>
+    <w:lsdException w:name="No List" w:semiHidden="1" w:unhideWhenUsed="1"/>
+    <w:lsdException w:name="Outline List 1" w:semiHidden="1" w:unhideWhenUsed="1"/>
+    <w:lsdException w:name="Outline List 2" w:semiHidden="1" w:unhideWhenUsed="1"/>
+    <w:lsdException w:name="Outline List 3" w:semiHidden="1" w:unhideWhenUsed="1"/>
+    <w:lsdException w:name="Table Simple 1" w:semiHidden="1" w:unhideWhenUsed="1"/>
+    <w:lsdException w:name="Table Simple 2" w:semiHidden="1" w:unhideWhenUsed="1"/>
+    <w:lsdException w:name="Table Simple 3" w:semiHidden="1" w:unhideWhenUsed="1"/>
+    <w:lsdException w:name="Table Classic 1" w:semiHidden="1" w:unhideWhenUsed="1"/>
+    <w:lsdException w:name="Table Classic 2" w:semiHidden="1" w:unhideWhenUsed="1"/>
+    <w:lsdException w:name="Table Classic 3" w:semiHidden="1" w:unhideWhenUsed="1"/>
+    <w:lsdException w:name="Table Classic 4" w:semiHidden="1" w:unhideWhenUsed="1"/>
+    <w:lsdException w:name="Table Colorful 1" w:semiHidden="1" w:unhideWhenUsed="1"/>
+    <w:lsdException w:name="Table Colorful 2" w:semiHidden="1" w:unhideWhenUsed="1"/>
+    <w:lsdException w:name="Table Colorful 3" w:semiHidden="1" w:unhideWhenUsed="1"/>
+    <w:lsdException w:name="Table Columns 1" w:semiHidden="1" w:unhideWhenUsed="1"/>
+    <w:lsdException w:name="Table Columns 2" w:semiHidden="1" w:unhideWhenUsed="1"/>
+    <w:lsdException w:name="Table Columns 3" w:semiHidden="1" w:unhideWhenUsed="1"/>
+    <w:lsdException w:name="Table Columns 4" w:semiHidden="1" w:unhideWhenUsed="1"/>
+    <w:lsdException w:name="Table Columns 5" w:semiHidden="1" w:unhideWhenUsed="1"/>
+    <w:lsdException w:name="Table Grid 1" w:semiHidden="1" w:unhideWhenUsed="1"/>
+    <w:lsdException w:name="Table Grid 2" w:semiHidden="1" w:unhideWhenUsed="1"/>
+    <w:lsdException w:name="Table Grid 3" w:semiHidden="1" w:unhideWhenUsed="1"/>
+    <w:lsdException w:name="Table Grid 4" w:semiHidden="1" w:unhideWhenUsed="1"/>
+    <w:lsdException w:name="Table Grid 5" w:semiHidden="1" w:unhideWhenUsed="1"/>
+    <w:lsdException w:name="Table Grid 6" w:semiHidden="1" w:unhideWhenUsed="1"/>
+    <w:lsdException w:name="Table Grid 7" w:semiHidden="1" w:unhideWhenUsed="1"/>
+    <w:lsdException w:name="Table Grid 8" w:semiHidden="1" w:unhideWhenUsed="1"/>
+    <w:lsdException w:name="Table List 1" w:semiHidden="1" w:unhideWhenUsed="1"/>
+    <w:lsdException w:name="Table List 2" w:semiHidden="1" w:unhideWhenUsed="1"/>
+    <w:lsdException w:name="Table List 3" w:semiHidden="1" w:unhideWhenUsed="1"/>
+    <w:lsdException w:name="Table List 4" w:semiHidden="1" w:unhideWhenUsed="1"/>
+    <w:lsdException w:name="Table List 5" w:semiHidden="1" w:unhideWhenUsed="1"/>
+    <w:lsdException w:name="Table List 6" w:semiHidden="1" w:unhideWhenUsed="1"/>
+    <w:lsdException w:name="Table List 7" w:semiHidden="1" w:unhideWhenUsed="1"/>
+    <w:lsdException w:name="Table List 8" w:semiHidden="1" w:unhideWhenUsed="1"/>
+    <w:lsdException w:name="Table 3D effects 1" w:semiHidden="1" w:unhideWhenUsed="1"/>
+    <w:lsdException w:name="Table 3D effects 2" w:semiHidden="1" w:unhideWhenUsed="1"/>
+    <w:lsdException w:name="Table 3D effects 3" w:semiHidden="1" w:unhideWhenUsed="1"/>
+    <w:lsdException w:name="Table Contemporary" w:semiHidden="1" w:unhideWhenUsed="1"/>
+    <w:lsdException w:name="Table Elegant" w:semiHidden="1" w:unhideWhenUsed="1"/>
+    <w:lsdException w:name="Table Professional" w:semiHidden="1" w:unhideWhenUsed="1"/>
+    <w:lsdException w:name="Table Subtle 1" w:semiHidden="1" w:unhideWhenUsed="1"/>
+    <w:lsdException w:name="Table Subtle 2" w:semiHidden="1" w:unhideWhenUsed="1"/>
+    <w:lsdException w:name="Table Web 1" w:semiHidden="1" w:unhideWhenUsed="1"/>
+    <w:lsdException w:name="Table Web 2" w:semiHidden="1" w:unhideWhenUsed="1"/>
+    <w:lsdException w:name="Table Web 3" w:semiHidden="1" w:unhideWhenUsed="1"/>
+    <w:lsdException w:name="Balloon Text" w:semiHidden="1" w:unhideWhenUsed="1"/>
+    <w:lsdException w:name="Table Grid" w:uiPriority="59"/>
+    <w:lsdException w:name="Table Theme" w:semiHidden="1" w:unhideWhenUsed="1"/>
+    <w:lsdException w:name="Placeholder Text" w:semiHidden="1" w:uiPriority="99"/>
+    <w:lsdException w:name="No Spacing" w:uiPriority="1" w:qFormat="1"/>
+    <w:lsdException w:name="Light Shading" w:uiPriority="60"/>
+    <w:lsdException w:name="Light List" w:uiPriority="61"/>
+    <w:lsdException w:name="Light Grid" w:uiPriority="62"/>
+    <w:lsdException w:name="Medium Shading 1" w:uiPriority="63"/>
+    <w:lsdException w:name="Medium Shading 2" w:uiPriority="64"/>
+    <w:lsdException w:name="Medium List 1" w:uiPriority="65"/>
+    <w:lsdException w:name="Medium List 2" w:uiPriority="66"/>
+    <w:lsdException w:name="Medium Grid 1" w:uiPriority="67"/>
+    <w:lsdException w:name="Medium Grid 2" w:uiPriority="68"/>
+    <w:lsdException w:name="Medium Grid 3" w:uiPriority="69"/>
+    <w:lsdException w:name="Dark List" w:uiPriority="70"/>
+    <w:lsdException w:name="Colorful Shading" w:uiPriority="71"/>
+    <w:lsdException w:name="Colorful List" w:uiPriority="72"/>
+    <w:lsdException w:name="Colorful Grid" w:uiPriority="73"/>
+    <w:lsdException w:name="Light Shading Accent 1" w:uiPriority="60"/>
+    <w:lsdException w:name="Light List Accent 1" w:uiPriority="61"/>
+    <w:lsdException w:name="Light Grid Accent 1" w:uiPriority="62"/>
+    <w:lsdException w:name="Medium Shading 1 Accent 1" w:uiPriority="63"/>
+    <w:lsdException w:name="Medium Shading 2 Accent 1" w:uiPriority="64"/>
+    <w:lsdException w:name="Medium List 1 Accent 1" w:uiPriority="65"/>
+    <w:lsdException w:name="Revision" w:semiHidden="1" w:uiPriority="99"/>
+    <w:lsdException w:name="List Paragraph" w:uiPriority="34" w:qFormat="1"/>
+    <w:lsdException w:name="Quote" w:uiPriority="29" w:qFormat="1"/>
+    <w:lsdException w:name="Intense Quote" w:uiPriority="30" w:qFormat="1"/>
+    <w:lsdException w:name="Medium List 2 Accent 1" w:uiPriority="66"/>
+    <w:lsdException w:name="Medium Grid 1 Accent 1" w:uiPriority="67"/>
+    <w:lsdException w:name="Medium Grid 2 Accent 1" w:uiPriority="68"/>
+    <w:lsdException w:name="Medium Grid 3 Accent 1" w:uiPriority="69"/>
+    <w:lsdException w:name="Dark List Accent 1" w:uiPriority="70"/>
+    <w:lsdException w:name="Colorful Shading Accent 1" w:uiPriority="71"/>
+    <w:lsdException w:name="Colorful List Accent 1" w:uiPriority="72"/>
+    <w:lsdException w:name="Colorful Grid Accent 1" w:uiPriority="73"/>
+    <w:lsdException w:name="Light Shading Accent 2" w:uiPriority="60"/>
+    <w:lsdException w:name="Light List Accent 2" w:uiPriority="61"/>
+    <w:lsdException w:name="Light Grid Accent 2" w:uiPriority="62"/>
+    <w:lsdException w:name="Medium Shading 1 Accent 2" w:uiPriority="63"/>
+    <w:lsdException w:name="Medium Shading 2 Accent 2" w:uiPriority="64"/>
+    <w:lsdException w:name="Medium List 1 Accent 2" w:uiPriority="65"/>
+    <w:lsdException w:name="Medium List 2 Accent 2" w:uiPriority="66"/>
+    <w:lsdException w:name="Medium Grid 1 Accent 2" w:uiPriority="67"/>
+    <w:lsdException w:name="Medium Grid 2 Accent 2" w:uiPriority="68"/>
+    <w:lsdException w:name="Medium Grid 3 Accent 2" w:uiPriority="69"/>
+    <w:lsdException w:name="Dark List Accent 2" w:uiPriority="70"/>
+    <w:lsdException w:name="Colorful Shading Accent 2" w:uiPriority="71"/>
+    <w:lsdException w:name="Colorful List Accent 2" w:uiPriority="72"/>
+    <w:lsdException w:name="Colorful Grid Accent 2" w:uiPriority="73"/>
+    <w:lsdException w:name="Light Shading Accent 3" w:uiPriority="60"/>
+    <w:lsdException w:name="Light List Accent 3" w:uiPriority="61"/>
+    <w:lsdException w:name="Light Grid Accent 3" w:uiPriority="62"/>
+    <w:lsdException w:name="Medium Shading 1 Accent 3" w:uiPriority="63"/>
+    <w:lsdException w:name="Medium Shading 2 Accent 3" w:uiPriority="64"/>
+    <w:lsdException w:name="Medium List 1 Accent 3" w:uiPriority="65"/>
+    <w:lsdException w:name="Medium List 2 Accent 3" w:uiPriority="66"/>
+    <w:lsdException w:name="Medium Grid 1 Accent 3" w:uiPriority="67"/>
+    <w:lsdException w:name="Medium Grid 2 Accent 3" w:uiPriority="68"/>
+    <w:lsdException w:name="Medium Grid 3 Accent 3" w:uiPriority="69"/>
+    <w:lsdException w:name="Dark List Accent 3" w:uiPriority="70"/>
+    <w:lsdException w:name="Colorful Shading Accent 3" w:uiPriority="71"/>
+    <w:lsdException w:name="Colorful List Accent 3" w:uiPriority="72"/>
+    <w:lsdException w:name="Colorful Grid Accent 3" w:uiPriority="73"/>
+    <w:lsdException w:name="Light Shading Accent 4" w:uiPriority="60"/>
+    <w:lsdException w:name="Light List Accent 4" w:uiPriority="61"/>
+    <w:lsdException w:name="Light Grid Accent 4" w:uiPriority="62"/>
+    <w:lsdException w:name="Medium Shading 1 Accent 4" w:uiPriority="63"/>
+    <w:lsdException w:name="Medium Shading 2 Accent 4" w:uiPriority="64"/>
+    <w:lsdException w:name="Medium List 1 Accent 4" w:uiPriority="65"/>
+    <w:lsdException w:name="Medium List 2 Accent 4" w:uiPriority="66"/>
+    <w:lsdException w:name="Medium Grid 1 Accent 4" w:uiPriority="67"/>
+    <w:lsdException w:name="Medium Grid 2 Accent 4" w:uiPriority="68"/>
+    <w:lsdException w:name="Medium Grid 3 Accent 4" w:uiPriority="69"/>
+    <w:lsdException w:name="Dark List Accent 4" w:uiPriority="70"/>
+    <w:lsdException w:name="Colorful Shading Accent 4" w:uiPriority="71"/>
+    <w:lsdException w:name="Colorful List Accent 4" w:uiPriority="72"/>
+    <w:lsdException w:name="Colorful Grid Accent 4" w:uiPriority="73"/>
+    <w:lsdException w:name="Light Shading Accent 5" w:uiPriority="60"/>
+    <w:lsdException w:name="Light List Accent 5" w:uiPriority="61"/>
+    <w:lsdException w:name="Light Grid Accent 5" w:uiPriority="62"/>
+    <w:lsdException w:name="Medium Shading 1 Accent 5" w:uiPriority="63"/>
+    <w:lsdException w:name="Medium Shading 2 Accent 5" w:uiPriority="64"/>
+    <w:lsdException w:name="Medium List 1 Accent 5" w:uiPriority="65"/>
+    <w:lsdException w:name="Medium List 2 Accent 5" w:uiPriority="66"/>
+    <w:lsdException w:name="Medium Grid 1 Accent 5" w:uiPriority="67"/>
+    <w:lsdException w:name="Medium Grid 2 Accent 5" w:uiPriority="68"/>
+    <w:lsdException w:name="Medium Grid 3 Accent 5" w:uiPriority="69"/>
+    <w:lsdException w:name="Dark List Accent 5" w:uiPriority="70"/>
+    <w:lsdException w:name="Colorful Shading Accent 5" w:uiPriority="71"/>
+    <w:lsdException w:name="Colorful List Accent 5" w:uiPriority="72"/>
+    <w:lsdException w:name="Colorful Grid Accent 5" w:uiPriority="73"/>
+    <w:lsdException w:name="Light Shading Accent 6" w:uiPriority="60"/>
+    <w:lsdException w:name="Light List Accent 6" w:uiPriority="61"/>
+    <w:lsdException w:name="Light Grid Accent 6" w:uiPriority="62"/>
+    <w:lsdException w:name="Medium Shading 1 Accent 6" w:uiPriority="63"/>
+    <w:lsdException w:name="Medium Shading 2 Accent 6" w:uiPriority="64"/>
+    <w:lsdException w:name="Medium List 1 Accent 6" w:uiPriority="65"/>
+    <w:lsdException w:name="Medium List 2 Accent 6" w:uiPriority="66"/>
+    <w:lsdException w:name="Medium Grid 1 Accent 6" w:uiPriority="67"/>
+    <w:lsdException w:name="Medium Grid 2 Accent 6" w:uiPriority="68"/>
+    <w:lsdException w:name="Medium Grid 3 Accent 6" w:uiPriority="69"/>
+    <w:lsdException w:name="Dark List Accent 6" w:uiPriority="70"/>
+    <w:lsdException w:name="Colorful Shading Accent 6" w:uiPriority="71"/>
+    <w:lsdException w:name="Colorful List Accent 6" w:uiPriority="72"/>
+    <w:lsdException w:name="Colorful Grid Accent 6" w:uiPriority="73"/>
+    <w:lsdException w:name="Subtle Emphasis" w:uiPriority="19" w:qFormat="1"/>
+    <w:lsdException w:name="Intense Emphasis" w:uiPriority="21" w:qFormat="1"/>
+    <w:lsdException w:name="Subtle Reference" w:uiPriority="31" w:qFormat="1"/>
+    <w:lsdException w:name="Intense Reference" w:uiPriority="32" w:qFormat="1"/>
+    <w:lsdException w:name="Book Title" w:uiPriority="33" w:qFormat="1"/>
+    <w:lsdException w:name="Bibliography" w:semiHidden="1" w:uiPriority="37" w:unhideWhenUsed="1"/>
+    <w:lsdException w:name="TOC Heading" w:semiHidden="1" w:uiPriority="39" w:unhideWhenUsed="1" w:qFormat="1"/>
+    <w:lsdException w:name="Plain Table 1" w:uiPriority="41"/>
+    <w:lsdException w:name="Plain Table 2" w:uiPriority="42"/>
+    <w:lsdException w:name="Plain Table 3" w:uiPriority="43"/>
+    <w:lsdException w:name="Plain Table 4" w:uiPriority="44"/>
+    <w:lsdException w:name="Plain Table 5" w:uiPriority="45"/>
+    <w:lsdException w:name="Grid Table Light" w:uiPriority="40"/>
+    <w:lsdException w:name="Grid Table 1 Light" w:uiPriority="46"/>
+    <w:lsdException w:name="Grid Table 2" w:uiPriority="47"/>
+    <w:lsdException w:name="Grid Table 3" w:uiPriority="48"/>
+    <w:lsdException w:name="Grid Table 4" w:uiPriority="49"/>
+    <w:lsdException w:name="Grid Table 5 Dark" w:uiPriority="50"/>
+    <w:lsdException w:name="Grid Table 6 Colorful" w:uiPriority="51"/>
+    <w:lsdException w:name="Grid Table 7 Colorful" w:uiPriority="52"/>
+    <w:lsdException w:name="Grid Table 1 Light Accent 1" w:uiPriority="46"/>
+    <w:lsdException w:name="Grid Table 2 Accent 1" w:uiPriority="47"/>
+    <w:lsdException w:name="Grid Table 3 Accent 1" w:uiPriority="48"/>
+    <w:lsdException w:name="Grid Table 4 Accent 1" w:uiPriority="49"/>
+    <w:lsdException w:name="Grid Table 5 Dark Accent 1" w:uiPriority="50"/>
+    <w:lsdException w:name="Grid Table 6 Colorful Accent 1" w:uiPriority="51"/>
+    <w:lsdException w:name="Grid Table 7 Colorful Accent 1" w:uiPriority="52"/>
+    <w:lsdException w:name="Grid Table 1 Light Accent 2" w:uiPriority="46"/>
+    <w:lsdException w:name="Grid Table 2 Accent 2" w:uiPriority="47"/>
+    <w:lsdException w:name="Grid Table 3 Accent 2" w:uiPriority="48"/>
+    <w:lsdException w:name="Grid Table 4 Accent 2" w:uiPriority="49"/>
+    <w:lsdException w:name="Grid Table 5 Dark Accent 2" w:uiPriority="50"/>
+    <w:lsdException w:name="Grid Table 6 Colorful Accent 2" w:uiPriority="51"/>
+    <w:lsdException w:name="Grid Table 7 Colorful Accent 2" w:uiPriority="52"/>
+    <w:lsdException w:name="Grid Table 1 Light Accent 3" w:uiPriority="46"/>
+    <w:lsdException w:name="Grid Table 2 Accent 3" w:uiPriority="47"/>
+    <w:lsdException w:name="Grid Table 3 Accent 3" w:uiPriority="48"/>
+    <w:lsdException w:name="Grid Table 4 Accent 3" w:uiPriority="49"/>
+    <w:lsdException w:name="Grid Table 5 Dark Accent 3" w:uiPriority="50"/>
+    <w:lsdException w:name="Grid Table 6 Colorful Accent 3" w:uiPriority="51"/>
+    <w:lsdException w:name="Grid Table 7 Colorful Accent 3" w:uiPriority="52"/>
+    <w:lsdException w:name="Grid Table 1 Light Accent 4" w:uiPriority="46"/>
+    <w:lsdException w:name="Grid Table 2 Accent 4" w:uiPriority="47"/>
+    <w:lsdException w:name="Grid Table 3 Accent 4" w:uiPriority="48"/>
+    <w:lsdException w:name="Grid Table 4 Accent 4" w:uiPriority="49"/>
+    <w:lsdException w:name="Grid Table 5 Dark Accent 4" w:uiPriority="50"/>
+    <w:lsdException w:name="Grid Table 6 Colorful Accent 4" w:uiPriority="51"/>
+    <w:lsdException w:name="Grid Table 7 Colorful Accent 4" w:uiPriority="52"/>
+    <w:lsdException w:name="Grid Table 1 Light Accent 5" w:uiPriority="46"/>
+    <w:lsdException w:name="Grid Table 2 Accent 5" w:uiPriority="47"/>
+    <w:lsdException w:name="Grid Table 3 Accent 5" w:uiPriority="48"/>
+    <w:lsdException w:name="Grid Table 4 Accent 5" w:uiPriority="49"/>
+    <w:lsdException w:name="Grid Table 5 Dark Accent 5" w:uiPriority="50"/>
+    <w:lsdException w:name="Grid Table 6 Colorful Accent 5" w:uiPriority="51"/>
+    <w:lsdException w:name="Grid Table 7 Colorful Accent 5" w:uiPriority="52"/>
+    <w:lsdException w:name="Grid Table 1 Light Accent 6" w:uiPriority="46"/>
+    <w:lsdException w:name="Grid Table 2 Accent 6" w:uiPriority="47"/>
+    <w:lsdException w:name="Grid Table 3 Accent 6" w:uiPriority="48"/>
+    <w:lsdException w:name="Grid Table 4 Accent 6" w:uiPriority="49"/>
+    <w:lsdException w:name="Grid Table 5 Dark Accent 6" w:uiPriority="50"/>
+    <w:lsdException w:name="Grid Table 6 Colorful Accent 6" w:uiPriority="51"/>
+    <w:lsdException w:name="Grid Table 7 Colorful Accent 6" w:uiPriority="52"/>
+    <w:lsdException w:name="List Table 1 Light" w:uiPriority="46"/>
+    <w:lsdException w:name="List Table 2" w:uiPriority="47"/>
+    <w:lsdException w:name="List Table 3" w:uiPriority="48"/>
+    <w:lsdException w:name="List Table 4" w:uiPriority="49"/>
+    <w:lsdException w:name="List Table 5 Dark" w:uiPriority="50"/>
+    <w:lsdException w:name="List Table 6 Colorful" w:uiPriority="51"/>
+    <w:lsdException w:name="List Table 7 Colorful" w:uiPriority="52"/>
+    <w:lsdException w:name="List Table 1 Light Accent 1" w:uiPriority="46"/>
+    <w:lsdException w:name="List Table 2 Accent 1" w:uiPriority="47"/>
+    <w:lsdException w:name="List Table 3 Accent 1" w:uiPriority="48"/>
+    <w:lsdException w:name="List Table 4 Accent 1" w:uiPriority="49"/>
+    <w:lsdException w:name="List Table 5 Dark Accent 1" w:uiPriority="50"/>
+    <w:lsdException w:name="List Table 6 Colorful Accent 1" w:uiPriority="51"/>
+    <w:lsdException w:name="List Table 7 Colorful Accent 1" w:uiPriority="52"/>
+    <w:lsdException w:name="List Table 1 Light Accent 2" w:uiPriority="46"/>
+    <w:lsdException w:name="List Table 2 Accent 2" w:uiPriority="47"/>
+    <w:lsdException w:name="List Table 3 Accent 2" w:uiPriority="48"/>
+    <w:lsdException w:name="List Table 4 Accent 2" w:uiPriority="49"/>
+    <w:lsdException w:name="List Table 5 Dark Accent 2" w:uiPriority="50"/>
+    <w:lsdException w:name="List Table 6 Colorful Accent 2" w:uiPriority="51"/>
+    <w:lsdException w:name="List Table 7 Colorful Accent 2" w:uiPriority="52"/>
+    <w:lsdException w:name="List Table 1 Light Accent 3" w:uiPriority="46"/>
+    <w:lsdException w:name="List Table 2 Accent 3" w:uiPriority="47"/>
+    <w:lsdException w:name="List Table 3 Accent 3" w:uiPriority="48"/>
+    <w:lsdException w:name="List Table 4 Accent 3" w:uiPriority="49"/>
+    <w:lsdException w:name="List Table 5 Dark Accent 3" w:uiPriority="50"/>
+    <w:lsdException w:name="List Table 6 Colorful Accent 3" w:uiPriority="51"/>
+    <w:lsdException w:name="List Table 7 Colorful Accent 3" w:uiPriority="52"/>
+    <w:lsdException w:name="List Table 1 Light Accent 4" w:uiPriority="46"/>
+    <w:lsdException w:name="List Table 2 Accent 4" w:uiPriority="47"/>
+    <w:lsdException w:name="List Table 3 Accent 4" w:uiPriority="48"/>
+    <w:lsdException w:name="List Table 4 Accent 4" w:uiPriority="49"/>
+    <w:lsdException w:name="List Table 5 Dark Accent 4" w:uiPriority="50"/>
+    <w:lsdException w:name="List Table 6 Colorful Accent 4" w:uiPriority="51"/>
+    <w:lsdException w:name="List Table 7 Colorful Accent 4" w:uiPriority="52"/>
+    <w:lsdException w:name="List Table 1 Light Accent 5" w:uiPriority="46"/>
+    <w:lsdException w:name="List Table 2 Accent 5" w:uiPriority="47"/>
+    <w:lsdException w:name="List Table 3 Accent 5" w:uiPriority="48"/>
+    <w:lsdException w:name="List Table 4 Accent 5" w:uiPriority="49"/>
+    <w:lsdException w:name="List Table 5 Dark Accent 5" w:uiPriority="50"/>
+    <w:lsdException w:name="List Table 6 Colorful Accent 5" w:uiPriority="51"/>
+    <w:lsdException w:name="List Table 7 Colorful Accent 5" w:uiPriority="52"/>
+    <w:lsdException w:name="List Table 1 Light Accent 6" w:uiPriority="46"/>
+    <w:lsdException w:name="List Table 2 Accent 6" w:uiPriority="47"/>
+    <w:lsdException w:name="List Table 3 Accent 6" w:uiPriority="48"/>
+    <w:lsdException w:name="List Table 4 Accent 6" w:uiPriority="49"/>
+    <w:lsdException w:name="List Table 5 Dark Accent 6" w:uiPriority="50"/>
+    <w:lsdException w:name="List Table 6 Colorful Accent 6" w:uiPriority="51"/>
+    <w:lsdException w:name="List Table 7 Colorful Accent 6" w:uiPriority="52"/>
+    <w:lsdException w:name="Mention" w:semiHidden="1" w:uiPriority="99" w:unhideWhenUsed="1"/>
+    <w:lsdException w:name="Smart Hyperlink" w:semiHidden="1" w:uiPriority="99" w:unhideWhenUsed="1"/>
+    <w:lsdException w:name="Hashtag" w:semiHidden="1" w:uiPriority="99" w:unhideWhenUsed="1"/>
+    <w:lsdException w:name="Unresolved Mention" w:semiHidden="1" w:uiPriority="99" w:unhideWhenUsed="1"/>
+    <w:lsdException w:name="Smart Link" w:semiHidden="1" w:uiPriority="99" w:unhideWhenUsed="1"/>
   </w:latentStyles>
   <w:style w:type="paragraph" w:default="1" w:styleId="Normal">
     <w:name w:val="Normal"/>
@@ -10683,7 +10765,6 @@
       <w:szCs w:val="22"/>
     </w:rPr>
     <w:tblPr>
-      <w:tblInd w:w="0" w:type="dxa"/>
       <w:tblBorders>
         <w:top w:val="single" w:sz="4" w:space="0" w:color="000000"/>
         <w:left w:val="single" w:sz="4" w:space="0" w:color="000000"/>
@@ -10692,421 +10773,6 @@
         <w:insideH w:val="single" w:sz="4" w:space="0" w:color="000000"/>
         <w:insideV w:val="single" w:sz="4" w:space="0" w:color="000000"/>
       </w:tblBorders>
-      <w:tblCellMar>
-        <w:top w:w="0" w:type="dxa"/>
-        <w:left w:w="108" w:type="dxa"/>
-        <w:bottom w:w="0" w:type="dxa"/>
-        <w:right w:w="108" w:type="dxa"/>
-      </w:tblCellMar>
-    </w:tblPr>
-  </w:style>
-  <w:style w:type="character" w:customStyle="1" w:styleId="FooterChar">
-    <w:name w:val="Footer Char"/>
-    <w:link w:val="Footer"/>
-    <w:uiPriority w:val="99"/>
-    <w:rsid w:val="00EC5853"/>
-    <w:rPr>
-      <w:lang w:val="en-US" w:eastAsia="en-US"/>
-    </w:rPr>
-  </w:style>
-  <w:style w:type="paragraph" w:styleId="ListParagraph">
-    <w:name w:val="List Paragraph"/>
-    <w:basedOn w:val="Normal"/>
-    <w:uiPriority w:val="34"/>
-    <w:qFormat/>
-    <w:rsid w:val="00120922"/>
-    <w:pPr>
-      <w:spacing w:after="200" w:line="276" w:lineRule="auto"/>
-      <w:ind w:left="720"/>
-      <w:contextualSpacing/>
-    </w:pPr>
-    <w:rPr>
-      <w:rFonts w:ascii="Calibri" w:eastAsia="Calibri" w:hAnsi="Calibri"/>
-      <w:sz w:val="22"/>
-      <w:szCs w:val="22"/>
-    </w:rPr>
-  </w:style>
-  <w:style w:type="paragraph" w:styleId="BalloonText">
-    <w:name w:val="Balloon Text"/>
-    <w:basedOn w:val="Normal"/>
-    <w:link w:val="BalloonTextChar"/>
-    <w:rsid w:val="00D30079"/>
-    <w:rPr>
-      <w:rFonts w:ascii="Segoe UI" w:hAnsi="Segoe UI"/>
-      <w:sz w:val="18"/>
-      <w:szCs w:val="18"/>
-    </w:rPr>
-  </w:style>
-  <w:style w:type="character" w:customStyle="1" w:styleId="BalloonTextChar">
-    <w:name w:val="Balloon Text Char"/>
-    <w:link w:val="BalloonText"/>
-    <w:rsid w:val="00D30079"/>
-    <w:rPr>
-      <w:rFonts w:ascii="Segoe UI" w:hAnsi="Segoe UI" w:cs="Segoe UI"/>
-      <w:sz w:val="18"/>
-      <w:szCs w:val="18"/>
-      <w:lang w:val="en-US" w:eastAsia="en-US"/>
-    </w:rPr>
-  </w:style>
-  <w:style w:type="character" w:styleId="Emphasis">
-    <w:name w:val="Emphasis"/>
-    <w:basedOn w:val="DefaultParagraphFont"/>
-    <w:uiPriority w:val="20"/>
-    <w:qFormat/>
-    <w:rsid w:val="003A7116"/>
-    <w:rPr>
-      <w:i/>
-      <w:iCs/>
-    </w:rPr>
-  </w:style>
-  <w:style w:type="character" w:styleId="Strong">
-    <w:name w:val="Strong"/>
-    <w:basedOn w:val="DefaultParagraphFont"/>
-    <w:uiPriority w:val="22"/>
-    <w:qFormat/>
-    <w:rsid w:val="0077518D"/>
-    <w:rPr>
-      <w:b/>
-      <w:bCs/>
-    </w:rPr>
-  </w:style>
-  <w:style w:type="paragraph" w:styleId="NormalWeb">
-    <w:name w:val="Normal (Web)"/>
-    <w:basedOn w:val="Normal"/>
-    <w:uiPriority w:val="99"/>
-    <w:unhideWhenUsed/>
-    <w:rsid w:val="005E226A"/>
-    <w:pPr>
-      <w:spacing w:before="100" w:beforeAutospacing="1" w:after="100" w:afterAutospacing="1"/>
-    </w:pPr>
-  </w:style>
-</w:styles>
-</file>
-
-<file path=word/stylesWithEffects.xml><?xml version="1.0" encoding="utf-8"?>
-<w:styles xmlns:wpc="http://schemas.microsoft.com/office/word/2010/wordprocessingCanvas" xmlns:mc="http://schemas.openxmlformats.org/markup-compatibility/2006" xmlns:o="urn:schemas-microsoft-com:office:office" xmlns:r="http://schemas.openxmlformats.org/officeDocument/2006/relationships" xmlns:m="http://schemas.openxmlformats.org/officeDocument/2006/math" xmlns:v="urn:schemas-microsoft-com:vml" xmlns:wp14="http://schemas.microsoft.com/office/word/2010/wordprocessingDrawing" xmlns:wp="http://schemas.openxmlformats.org/drawingml/2006/wordprocessingDrawing" xmlns:w10="urn:schemas-microsoft-com:office:word" xmlns:w="http://schemas.openxmlformats.org/wordprocessingml/2006/main" xmlns:w14="http://schemas.microsoft.com/office/word/2010/wordml" xmlns:wpg="http://schemas.microsoft.com/office/word/2010/wordprocessingGroup" xmlns:wpi="http://schemas.microsoft.com/office/word/2010/wordprocessingInk" xmlns:wne="http://schemas.microsoft.com/office/word/2006/wordml" xmlns:wps="http://schemas.microsoft.com/office/word/2010/wordprocessingShape" mc:Ignorable="w14 wp14">
-  <w:docDefaults>
-    <w:rPrDefault>
-      <w:rPr>
-        <w:rFonts w:ascii="Times New Roman" w:eastAsia="Times New Roman" w:hAnsi="Times New Roman" w:cs="Times New Roman"/>
-        <w:lang w:val="en-US" w:eastAsia="en-US" w:bidi="ar-SA"/>
-      </w:rPr>
-    </w:rPrDefault>
-    <w:pPrDefault/>
-  </w:docDefaults>
-  <w:latentStyles w:defLockedState="0" w:defUIPriority="0" w:defSemiHidden="1" w:defUnhideWhenUsed="1" w:defQFormat="0" w:count="267">
-    <w:lsdException w:name="Normal" w:semiHidden="0" w:unhideWhenUsed="0" w:qFormat="1"/>
-    <w:lsdException w:name="heading 1" w:semiHidden="0" w:unhideWhenUsed="0" w:qFormat="1"/>
-    <w:lsdException w:name="heading 2" w:semiHidden="0" w:unhideWhenUsed="0" w:qFormat="1"/>
-    <w:lsdException w:name="heading 3" w:qFormat="1"/>
-    <w:lsdException w:name="heading 4" w:qFormat="1"/>
-    <w:lsdException w:name="heading 5" w:qFormat="1"/>
-    <w:lsdException w:name="heading 6" w:qFormat="1"/>
-    <w:lsdException w:name="heading 7" w:qFormat="1"/>
-    <w:lsdException w:name="heading 8" w:qFormat="1"/>
-    <w:lsdException w:name="heading 9" w:qFormat="1"/>
-    <w:lsdException w:name="footer" w:uiPriority="99"/>
-    <w:lsdException w:name="caption" w:qFormat="1"/>
-    <w:lsdException w:name="List Number" w:semiHidden="0" w:unhideWhenUsed="0"/>
-    <w:lsdException w:name="List 4" w:semiHidden="0" w:unhideWhenUsed="0"/>
-    <w:lsdException w:name="List 5" w:semiHidden="0" w:unhideWhenUsed="0"/>
-    <w:lsdException w:name="Title" w:semiHidden="0" w:unhideWhenUsed="0" w:qFormat="1"/>
-    <w:lsdException w:name="Subtitle" w:semiHidden="0" w:unhideWhenUsed="0" w:qFormat="1"/>
-    <w:lsdException w:name="Salutation" w:semiHidden="0" w:unhideWhenUsed="0"/>
-    <w:lsdException w:name="Date" w:semiHidden="0" w:unhideWhenUsed="0"/>
-    <w:lsdException w:name="Body Text First Indent" w:semiHidden="0" w:unhideWhenUsed="0"/>
-    <w:lsdException w:name="Strong" w:semiHidden="0" w:uiPriority="22" w:unhideWhenUsed="0" w:qFormat="1"/>
-    <w:lsdException w:name="Emphasis" w:semiHidden="0" w:uiPriority="20" w:unhideWhenUsed="0" w:qFormat="1"/>
-    <w:lsdException w:name="Normal (Web)" w:uiPriority="99"/>
-    <w:lsdException w:name="Table Grid" w:semiHidden="0" w:uiPriority="59" w:unhideWhenUsed="0"/>
-    <w:lsdException w:name="Placeholder Text" w:uiPriority="99" w:unhideWhenUsed="0"/>
-    <w:lsdException w:name="No Spacing" w:semiHidden="0" w:uiPriority="1" w:unhideWhenUsed="0" w:qFormat="1"/>
-    <w:lsdException w:name="Light Shading" w:semiHidden="0" w:uiPriority="60" w:unhideWhenUsed="0"/>
-    <w:lsdException w:name="Light List" w:semiHidden="0" w:uiPriority="61" w:unhideWhenUsed="0"/>
-    <w:lsdException w:name="Light Grid" w:semiHidden="0" w:uiPriority="62" w:unhideWhenUsed="0"/>
-    <w:lsdException w:name="Medium Shading 1" w:semiHidden="0" w:uiPriority="63" w:unhideWhenUsed="0"/>
-    <w:lsdException w:name="Medium Shading 2" w:semiHidden="0" w:uiPriority="64" w:unhideWhenUsed="0"/>
-    <w:lsdException w:name="Medium List 1" w:semiHidden="0" w:uiPriority="65" w:unhideWhenUsed="0"/>
-    <w:lsdException w:name="Medium List 2" w:semiHidden="0" w:uiPriority="66" w:unhideWhenUsed="0"/>
-    <w:lsdException w:name="Medium Grid 1" w:semiHidden="0" w:uiPriority="67" w:unhideWhenUsed="0"/>
-    <w:lsdException w:name="Medium Grid 2" w:semiHidden="0" w:uiPriority="68" w:unhideWhenUsed="0"/>
-    <w:lsdException w:name="Medium Grid 3" w:semiHidden="0" w:uiPriority="69" w:unhideWhenUsed="0"/>
-    <w:lsdException w:name="Dark List" w:semiHidden="0" w:uiPriority="70" w:unhideWhenUsed="0"/>
-    <w:lsdException w:name="Colorful Shading" w:semiHidden="0" w:uiPriority="71" w:unhideWhenUsed="0"/>
-    <w:lsdException w:name="Colorful List" w:semiHidden="0" w:uiPriority="72" w:unhideWhenUsed="0"/>
-    <w:lsdException w:name="Colorful Grid" w:semiHidden="0" w:uiPriority="73" w:unhideWhenUsed="0"/>
-    <w:lsdException w:name="Light Shading Accent 1" w:semiHidden="0" w:uiPriority="60" w:unhideWhenUsed="0"/>
-    <w:lsdException w:name="Light List Accent 1" w:semiHidden="0" w:uiPriority="61" w:unhideWhenUsed="0"/>
-    <w:lsdException w:name="Light Grid Accent 1" w:semiHidden="0" w:uiPriority="62" w:unhideWhenUsed="0"/>
-    <w:lsdException w:name="Medium Shading 1 Accent 1" w:semiHidden="0" w:uiPriority="63" w:unhideWhenUsed="0"/>
-    <w:lsdException w:name="Medium Shading 2 Accent 1" w:semiHidden="0" w:uiPriority="64" w:unhideWhenUsed="0"/>
-    <w:lsdException w:name="Medium List 1 Accent 1" w:semiHidden="0" w:uiPriority="65" w:unhideWhenUsed="0"/>
-    <w:lsdException w:name="Revision" w:uiPriority="99" w:unhideWhenUsed="0"/>
-    <w:lsdException w:name="List Paragraph" w:semiHidden="0" w:uiPriority="34" w:unhideWhenUsed="0" w:qFormat="1"/>
-    <w:lsdException w:name="Quote" w:semiHidden="0" w:uiPriority="29" w:unhideWhenUsed="0" w:qFormat="1"/>
-    <w:lsdException w:name="Intense Quote" w:semiHidden="0" w:uiPriority="30" w:unhideWhenUsed="0" w:qFormat="1"/>
-    <w:lsdException w:name="Medium List 2 Accent 1" w:semiHidden="0" w:uiPriority="66" w:unhideWhenUsed="0"/>
-    <w:lsdException w:name="Medium Grid 1 Accent 1" w:semiHidden="0" w:uiPriority="67" w:unhideWhenUsed="0"/>
-    <w:lsdException w:name="Medium Grid 2 Accent 1" w:semiHidden="0" w:uiPriority="68" w:unhideWhenUsed="0"/>
-    <w:lsdException w:name="Medium Grid 3 Accent 1" w:semiHidden="0" w:uiPriority="69" w:unhideWhenUsed="0"/>
-    <w:lsdException w:name="Dark List Accent 1" w:semiHidden="0" w:uiPriority="70" w:unhideWhenUsed="0"/>
-    <w:lsdException w:name="Colorful Shading Accent 1" w:semiHidden="0" w:uiPriority="71" w:unhideWhenUsed="0"/>
-    <w:lsdException w:name="Colorful List Accent 1" w:semiHidden="0" w:uiPriority="72" w:unhideWhenUsed="0"/>
-    <w:lsdException w:name="Colorful Grid Accent 1" w:semiHidden="0" w:uiPriority="73" w:unhideWhenUsed="0"/>
-    <w:lsdException w:name="Light Shading Accent 2" w:semiHidden="0" w:uiPriority="60" w:unhideWhenUsed="0"/>
-    <w:lsdException w:name="Light List Accent 2" w:semiHidden="0" w:uiPriority="61" w:unhideWhenUsed="0"/>
-    <w:lsdException w:name="Light Grid Accent 2" w:semiHidden="0" w:uiPriority="62" w:unhideWhenUsed="0"/>
-    <w:lsdException w:name="Medium Shading 1 Accent 2" w:semiHidden="0" w:uiPriority="63" w:unhideWhenUsed="0"/>
-    <w:lsdException w:name="Medium Shading 2 Accent 2" w:semiHidden="0" w:uiPriority="64" w:unhideWhenUsed="0"/>
-    <w:lsdException w:name="Medium List 1 Accent 2" w:semiHidden="0" w:uiPriority="65" w:unhideWhenUsed="0"/>
-    <w:lsdException w:name="Medium List 2 Accent 2" w:semiHidden="0" w:uiPriority="66" w:unhideWhenUsed="0"/>
-    <w:lsdException w:name="Medium Grid 1 Accent 2" w:semiHidden="0" w:uiPriority="67" w:unhideWhenUsed="0"/>
-    <w:lsdException w:name="Medium Grid 2 Accent 2" w:semiHidden="0" w:uiPriority="68" w:unhideWhenUsed="0"/>
-    <w:lsdException w:name="Medium Grid 3 Accent 2" w:semiHidden="0" w:uiPriority="69" w:unhideWhenUsed="0"/>
-    <w:lsdException w:name="Dark List Accent 2" w:semiHidden="0" w:uiPriority="70" w:unhideWhenUsed="0"/>
-    <w:lsdException w:name="Colorful Shading Accent 2" w:semiHidden="0" w:uiPriority="71" w:unhideWhenUsed="0"/>
-    <w:lsdException w:name="Colorful List Accent 2" w:semiHidden="0" w:uiPriority="72" w:unhideWhenUsed="0"/>
-    <w:lsdException w:name="Colorful Grid Accent 2" w:semiHidden="0" w:uiPriority="73" w:unhideWhenUsed="0"/>
-    <w:lsdException w:name="Light Shading Accent 3" w:semiHidden="0" w:uiPriority="60" w:unhideWhenUsed="0"/>
-    <w:lsdException w:name="Light List Accent 3" w:semiHidden="0" w:uiPriority="61" w:unhideWhenUsed="0"/>
-    <w:lsdException w:name="Light Grid Accent 3" w:semiHidden="0" w:uiPriority="62" w:unhideWhenUsed="0"/>
-    <w:lsdException w:name="Medium Shading 1 Accent 3" w:semiHidden="0" w:uiPriority="63" w:unhideWhenUsed="0"/>
-    <w:lsdException w:name="Medium Shading 2 Accent 3" w:semiHidden="0" w:uiPriority="64" w:unhideWhenUsed="0"/>
-    <w:lsdException w:name="Medium List 1 Accent 3" w:semiHidden="0" w:uiPriority="65" w:unhideWhenUsed="0"/>
-    <w:lsdException w:name="Medium List 2 Accent 3" w:semiHidden="0" w:uiPriority="66" w:unhideWhenUsed="0"/>
-    <w:lsdException w:name="Medium Grid 1 Accent 3" w:semiHidden="0" w:uiPriority="67" w:unhideWhenUsed="0"/>
-    <w:lsdException w:name="Medium Grid 2 Accent 3" w:semiHidden="0" w:uiPriority="68" w:unhideWhenUsed="0"/>
-    <w:lsdException w:name="Medium Grid 3 Accent 3" w:semiHidden="0" w:uiPriority="69" w:unhideWhenUsed="0"/>
-    <w:lsdException w:name="Dark List Accent 3" w:semiHidden="0" w:uiPriority="70" w:unhideWhenUsed="0"/>
-    <w:lsdException w:name="Colorful Shading Accent 3" w:semiHidden="0" w:uiPriority="71" w:unhideWhenUsed="0"/>
-    <w:lsdException w:name="Colorful List Accent 3" w:semiHidden="0" w:uiPriority="72" w:unhideWhenUsed="0"/>
-    <w:lsdException w:name="Colorful Grid Accent 3" w:semiHidden="0" w:uiPriority="73" w:unhideWhenUsed="0"/>
-    <w:lsdException w:name="Light Shading Accent 4" w:semiHidden="0" w:uiPriority="60" w:unhideWhenUsed="0"/>
-    <w:lsdException w:name="Light List Accent 4" w:semiHidden="0" w:uiPriority="61" w:unhideWhenUsed="0"/>
-    <w:lsdException w:name="Light Grid Accent 4" w:semiHidden="0" w:uiPriority="62" w:unhideWhenUsed="0"/>
-    <w:lsdException w:name="Medium Shading 1 Accent 4" w:semiHidden="0" w:uiPriority="63" w:unhideWhenUsed="0"/>
-    <w:lsdException w:name="Medium Shading 2 Accent 4" w:semiHidden="0" w:uiPriority="64" w:unhideWhenUsed="0"/>
-    <w:lsdException w:name="Medium List 1 Accent 4" w:semiHidden="0" w:uiPriority="65" w:unhideWhenUsed="0"/>
-    <w:lsdException w:name="Medium List 2 Accent 4" w:semiHidden="0" w:uiPriority="66" w:unhideWhenUsed="0"/>
-    <w:lsdException w:name="Medium Grid 1 Accent 4" w:semiHidden="0" w:uiPriority="67" w:unhideWhenUsed="0"/>
-    <w:lsdException w:name="Medium Grid 2 Accent 4" w:semiHidden="0" w:uiPriority="68" w:unhideWhenUsed="0"/>
-    <w:lsdException w:name="Medium Grid 3 Accent 4" w:semiHidden="0" w:uiPriority="69" w:unhideWhenUsed="0"/>
-    <w:lsdException w:name="Dark List Accent 4" w:semiHidden="0" w:uiPriority="70" w:unhideWhenUsed="0"/>
-    <w:lsdException w:name="Colorful Shading Accent 4" w:semiHidden="0" w:uiPriority="71" w:unhideWhenUsed="0"/>
-    <w:lsdException w:name="Colorful List Accent 4" w:semiHidden="0" w:uiPriority="72" w:unhideWhenUsed="0"/>
-    <w:lsdException w:name="Colorful Grid Accent 4" w:semiHidden="0" w:uiPriority="73" w:unhideWhenUsed="0"/>
-    <w:lsdException w:name="Light Shading Accent 5" w:semiHidden="0" w:uiPriority="60" w:unhideWhenUsed="0"/>
-    <w:lsdException w:name="Light List Accent 5" w:semiHidden="0" w:uiPriority="61" w:unhideWhenUsed="0"/>
-    <w:lsdException w:name="Light Grid Accent 5" w:semiHidden="0" w:uiPriority="62" w:unhideWhenUsed="0"/>
-    <w:lsdException w:name="Medium Shading 1 Accent 5" w:semiHidden="0" w:uiPriority="63" w:unhideWhenUsed="0"/>
-    <w:lsdException w:name="Medium Shading 2 Accent 5" w:semiHidden="0" w:uiPriority="64" w:unhideWhenUsed="0"/>
-    <w:lsdException w:name="Medium List 1 Accent 5" w:semiHidden="0" w:uiPriority="65" w:unhideWhenUsed="0"/>
-    <w:lsdException w:name="Medium List 2 Accent 5" w:semiHidden="0" w:uiPriority="66" w:unhideWhenUsed="0"/>
-    <w:lsdException w:name="Medium Grid 1 Accent 5" w:semiHidden="0" w:uiPriority="67" w:unhideWhenUsed="0"/>
-    <w:lsdException w:name="Medium Grid 2 Accent 5" w:semiHidden="0" w:uiPriority="68" w:unhideWhenUsed="0"/>
-    <w:lsdException w:name="Medium Grid 3 Accent 5" w:semiHidden="0" w:uiPriority="69" w:unhideWhenUsed="0"/>
-    <w:lsdException w:name="Dark List Accent 5" w:semiHidden="0" w:uiPriority="70" w:unhideWhenUsed="0"/>
-    <w:lsdException w:name="Colorful Shading Accent 5" w:semiHidden="0" w:uiPriority="71" w:unhideWhenUsed="0"/>
-    <w:lsdException w:name="Colorful List Accent 5" w:semiHidden="0" w:uiPriority="72" w:unhideWhenUsed="0"/>
-    <w:lsdException w:name="Colorful Grid Accent 5" w:semiHidden="0" w:uiPriority="73" w:unhideWhenUsed="0"/>
-    <w:lsdException w:name="Light Shading Accent 6" w:semiHidden="0" w:uiPriority="60" w:unhideWhenUsed="0"/>
-    <w:lsdException w:name="Light List Accent 6" w:semiHidden="0" w:uiPriority="61" w:unhideWhenUsed="0"/>
-    <w:lsdException w:name="Light Grid Accent 6" w:semiHidden="0" w:uiPriority="62" w:unhideWhenUsed="0"/>
-    <w:lsdException w:name="Medium Shading 1 Accent 6" w:semiHidden="0" w:uiPriority="63" w:unhideWhenUsed="0"/>
-    <w:lsdException w:name="Medium Shading 2 Accent 6" w:semiHidden="0" w:uiPriority="64" w:unhideWhenUsed="0"/>
-    <w:lsdException w:name="Medium List 1 Accent 6" w:semiHidden="0" w:uiPriority="65" w:unhideWhenUsed="0"/>
-    <w:lsdException w:name="Medium List 2 Accent 6" w:semiHidden="0" w:uiPriority="66" w:unhideWhenUsed="0"/>
-    <w:lsdException w:name="Medium Grid 1 Accent 6" w:semiHidden="0" w:uiPriority="67" w:unhideWhenUsed="0"/>
-    <w:lsdException w:name="Medium Grid 2 Accent 6" w:semiHidden="0" w:uiPriority="68" w:unhideWhenUsed="0"/>
-    <w:lsdException w:name="Medium Grid 3 Accent 6" w:semiHidden="0" w:uiPriority="69" w:unhideWhenUsed="0"/>
-    <w:lsdException w:name="Dark List Accent 6" w:semiHidden="0" w:uiPriority="70" w:unhideWhenUsed="0"/>
-    <w:lsdException w:name="Colorful Shading Accent 6" w:semiHidden="0" w:uiPriority="71" w:unhideWhenUsed="0"/>
-    <w:lsdException w:name="Colorful List Accent 6" w:semiHidden="0" w:uiPriority="72" w:unhideWhenUsed="0"/>
-    <w:lsdException w:name="Colorful Grid Accent 6" w:semiHidden="0" w:uiPriority="73" w:unhideWhenUsed="0"/>
-    <w:lsdException w:name="Subtle Emphasis" w:semiHidden="0" w:uiPriority="19" w:unhideWhenUsed="0" w:qFormat="1"/>
-    <w:lsdException w:name="Intense Emphasis" w:semiHidden="0" w:uiPriority="21" w:unhideWhenUsed="0" w:qFormat="1"/>
-    <w:lsdException w:name="Subtle Reference" w:semiHidden="0" w:uiPriority="31" w:unhideWhenUsed="0" w:qFormat="1"/>
-    <w:lsdException w:name="Intense Reference" w:semiHidden="0" w:uiPriority="32" w:unhideWhenUsed="0" w:qFormat="1"/>
-    <w:lsdException w:name="Book Title" w:semiHidden="0" w:uiPriority="33" w:unhideWhenUsed="0" w:qFormat="1"/>
-    <w:lsdException w:name="Bibliography" w:uiPriority="37"/>
-    <w:lsdException w:name="TOC Heading" w:uiPriority="39" w:qFormat="1"/>
-  </w:latentStyles>
-  <w:style w:type="paragraph" w:default="1" w:styleId="Normal">
-    <w:name w:val="Normal"/>
-    <w:qFormat/>
-    <w:rsid w:val="00780814"/>
-    <w:rPr>
-      <w:sz w:val="24"/>
-      <w:szCs w:val="24"/>
-    </w:rPr>
-  </w:style>
-  <w:style w:type="paragraph" w:styleId="Heading1">
-    <w:name w:val="heading 1"/>
-    <w:basedOn w:val="Normal"/>
-    <w:next w:val="Normal"/>
-    <w:qFormat/>
-    <w:rsid w:val="00787D00"/>
-    <w:pPr>
-      <w:keepNext/>
-      <w:spacing w:before="240" w:after="60"/>
-      <w:outlineLvl w:val="0"/>
-    </w:pPr>
-    <w:rPr>
-      <w:rFonts w:ascii="Arial" w:hAnsi="Arial" w:cs="Arial"/>
-      <w:b/>
-      <w:bCs/>
-      <w:kern w:val="32"/>
-      <w:sz w:val="32"/>
-      <w:szCs w:val="32"/>
-    </w:rPr>
-  </w:style>
-  <w:style w:type="paragraph" w:styleId="Heading2">
-    <w:name w:val="heading 2"/>
-    <w:basedOn w:val="Normal"/>
-    <w:next w:val="Normal"/>
-    <w:qFormat/>
-    <w:rsid w:val="00787D00"/>
-    <w:pPr>
-      <w:keepNext/>
-      <w:outlineLvl w:val="1"/>
-    </w:pPr>
-    <w:rPr>
-      <w:b/>
-      <w:szCs w:val="20"/>
-    </w:rPr>
-  </w:style>
-  <w:style w:type="character" w:default="1" w:styleId="DefaultParagraphFont">
-    <w:name w:val="Default Paragraph Font"/>
-    <w:uiPriority w:val="1"/>
-    <w:semiHidden/>
-    <w:unhideWhenUsed/>
-  </w:style>
-  <w:style w:type="table" w:default="1" w:styleId="TableNormal">
-    <w:name w:val="Normal Table"/>
-    <w:uiPriority w:val="99"/>
-    <w:semiHidden/>
-    <w:unhideWhenUsed/>
-    <w:tblPr>
-      <w:tblInd w:w="0" w:type="dxa"/>
-      <w:tblCellMar>
-        <w:top w:w="0" w:type="dxa"/>
-        <w:left w:w="108" w:type="dxa"/>
-        <w:bottom w:w="0" w:type="dxa"/>
-        <w:right w:w="108" w:type="dxa"/>
-      </w:tblCellMar>
-    </w:tblPr>
-  </w:style>
-  <w:style w:type="numbering" w:default="1" w:styleId="NoList">
-    <w:name w:val="No List"/>
-    <w:uiPriority w:val="99"/>
-    <w:semiHidden/>
-    <w:unhideWhenUsed/>
-  </w:style>
-  <w:style w:type="paragraph" w:styleId="Header">
-    <w:name w:val="header"/>
-    <w:basedOn w:val="Normal"/>
-    <w:rsid w:val="00A9353C"/>
-    <w:pPr>
-      <w:tabs>
-        <w:tab w:val="center" w:pos="4320"/>
-        <w:tab w:val="right" w:pos="8640"/>
-      </w:tabs>
-    </w:pPr>
-    <w:rPr>
-      <w:sz w:val="20"/>
-      <w:szCs w:val="20"/>
-    </w:rPr>
-  </w:style>
-  <w:style w:type="paragraph" w:styleId="Footer">
-    <w:name w:val="footer"/>
-    <w:basedOn w:val="Normal"/>
-    <w:link w:val="FooterChar"/>
-    <w:uiPriority w:val="99"/>
-    <w:rsid w:val="00A9353C"/>
-    <w:pPr>
-      <w:tabs>
-        <w:tab w:val="center" w:pos="4320"/>
-        <w:tab w:val="right" w:pos="8640"/>
-      </w:tabs>
-    </w:pPr>
-    <w:rPr>
-      <w:sz w:val="20"/>
-      <w:szCs w:val="20"/>
-    </w:rPr>
-  </w:style>
-  <w:style w:type="paragraph" w:styleId="BodyTextIndent">
-    <w:name w:val="Body Text Indent"/>
-    <w:basedOn w:val="Normal"/>
-    <w:rsid w:val="00787D00"/>
-    <w:pPr>
-      <w:spacing w:after="120"/>
-      <w:ind w:left="283"/>
-    </w:pPr>
-  </w:style>
-  <w:style w:type="paragraph" w:styleId="BodyText2">
-    <w:name w:val="Body Text 2"/>
-    <w:basedOn w:val="Normal"/>
-    <w:rsid w:val="00787D00"/>
-    <w:pPr>
-      <w:spacing w:after="120" w:line="480" w:lineRule="auto"/>
-    </w:pPr>
-    <w:rPr>
-      <w:lang w:val="en-GB"/>
-    </w:rPr>
-  </w:style>
-  <w:style w:type="paragraph" w:styleId="PlainText">
-    <w:name w:val="Plain Text"/>
-    <w:basedOn w:val="Normal"/>
-    <w:rsid w:val="00D83DAB"/>
-    <w:rPr>
-      <w:rFonts w:ascii="Courier New" w:hAnsi="Courier New"/>
-      <w:sz w:val="20"/>
-      <w:szCs w:val="20"/>
-    </w:rPr>
-  </w:style>
-  <w:style w:type="paragraph" w:styleId="BodyText">
-    <w:name w:val="Body Text"/>
-    <w:basedOn w:val="Normal"/>
-    <w:rsid w:val="00A773E0"/>
-    <w:pPr>
-      <w:spacing w:after="120"/>
-    </w:pPr>
-  </w:style>
-  <w:style w:type="paragraph" w:styleId="BodyTextIndent2">
-    <w:name w:val="Body Text Indent 2"/>
-    <w:basedOn w:val="Normal"/>
-    <w:rsid w:val="00AB29A0"/>
-    <w:pPr>
-      <w:spacing w:after="120" w:line="480" w:lineRule="auto"/>
-      <w:ind w:left="283"/>
-    </w:pPr>
-  </w:style>
-  <w:style w:type="table" w:styleId="TableGrid">
-    <w:name w:val="Table Grid"/>
-    <w:basedOn w:val="TableNormal"/>
-    <w:uiPriority w:val="59"/>
-    <w:rsid w:val="00BC2AD2"/>
-    <w:rPr>
-      <w:rFonts w:ascii="Calibri" w:eastAsia="Calibri" w:hAnsi="Calibri"/>
-      <w:sz w:val="22"/>
-      <w:szCs w:val="22"/>
-    </w:rPr>
-    <w:tblPr>
-      <w:tblInd w:w="0" w:type="dxa"/>
-      <w:tblBorders>
-        <w:top w:val="single" w:sz="4" w:space="0" w:color="000000"/>
-        <w:left w:val="single" w:sz="4" w:space="0" w:color="000000"/>
-        <w:bottom w:val="single" w:sz="4" w:space="0" w:color="000000"/>
-        <w:right w:val="single" w:sz="4" w:space="0" w:color="000000"/>
-        <w:insideH w:val="single" w:sz="4" w:space="0" w:color="000000"/>
-        <w:insideV w:val="single" w:sz="4" w:space="0" w:color="000000"/>
-      </w:tblBorders>
-      <w:tblCellMar>
-        <w:top w:w="0" w:type="dxa"/>
-        <w:left w:w="108" w:type="dxa"/>
-        <w:bottom w:w="0" w:type="dxa"/>
-        <w:right w:w="108" w:type="dxa"/>
-      </w:tblCellMar>
     </w:tblPr>
   </w:style>
   <w:style w:type="character" w:customStyle="1" w:styleId="FooterChar">
